--- a/docs/export/fixed.docx
+++ b/docs/export/fixed.docx
@@ -10,7 +10,7 @@
         <w:t xml:space="preserve">fixed</w:t>
       </w:r>
     </w:p>
-    <w:bookmarkStart w:id="10" w:name="fixed"/>
+    <w:bookmarkStart w:id="9" w:name="fixed"/>
     <w:p>
       <w:pPr>
         <w:pStyle w:val="Heading1"/>
@@ -34,7 +34,7 @@
         <w:t xml:space="preserve"> </w:t>
       </w:r>
       <w:r>
-        <w:t xml:space="preserve">6</w:t>
+        <w:t xml:space="preserve">7</w:t>
       </w:r>
       <w:r>
         <w:t xml:space="preserve"> </w:t>
@@ -50,7 +50,7 @@
         <w:t xml:space="preserve"> </w:t>
       </w:r>
       <w:r>
-        <w:t xml:space="preserve">2026-05-30T20:09:59Z</w:t>
+        <w:t xml:space="preserve">2026-06-01T09:59:17Z</w:t>
       </w:r>
       <w:r>
         <w:t xml:space="preserve"> </w:t>
@@ -66,7 +66,7 @@
         <w:t xml:space="preserve"> </w:t>
       </w:r>
       <w:r>
-        <w:t xml:space="preserve">Completed work log for Helix Cluster OS — canonical closed-item registry</w:t>
+        <w:t xml:space="preserve">Completed workable items (with evidence references)</w:t>
       </w:r>
       <w:r>
         <w:t xml:space="preserve"> </w:t>
@@ -82,7 +82,7 @@
         <w:t xml:space="preserve"> </w:t>
       </w:r>
       <w:r>
-        <w:t xml:space="preserve">Constitution §11.4 covenant</w:t>
+        <w:t xml:space="preserve">Constitution §11.4.93 (workable-items DB single source of truth)</w:t>
       </w:r>
       <w:r>
         <w:t xml:space="preserve"> </w:t>
@@ -92,46 +92,48 @@
           <w:b/>
           <w:bCs/>
         </w:rPr>
-        <w:t xml:space="preserve">Maintainer:</w:t>
+        <w:t xml:space="preserve">Generated-by:</w:t>
       </w:r>
       <w:r>
         <w:t xml:space="preserve"> </w:t>
       </w:r>
       <w:r>
-        <w:t xml:space="preserve">Operator + AI loop</w:t>
+        <w:t xml:space="preserve">scripts/docs/db_to_md.py (DB is canonical; edit via cmd/hxc-registry, not by hand)</w:t>
       </w:r>
     </w:p>
     <w:p>
-      <w:r>
-        <w:pict>
-          <v:rect style="width:0;height:1.5pt" o:hralign="center" o:hrstd="t" o:hr="t"/>
-        </w:pict>
-      </w:r>
-    </w:p>
-    <w:bookmarkStart w:id="9" w:name="completed-work"/>
-    <w:p>
       <w:pPr>
-        <w:pStyle w:val="Heading2"/>
+        <w:pStyle w:val="BodyText"/>
       </w:pPr>
       <w:r>
-        <w:t xml:space="preserve">Completed Work</w:t>
+        <w:t xml:space="preserve">Total completed:</w:t>
+      </w:r>
+      <w:r>
+        <w:t xml:space="preserve"> </w:t>
+      </w:r>
+      <w:r>
+        <w:rPr>
+          <w:b/>
+          <w:bCs/>
+        </w:rPr>
+        <w:t xml:space="preserve">17</w:t>
+      </w:r>
+      <w:r>
+        <w:t xml:space="preserve">.</w:t>
       </w:r>
     </w:p>
     <w:tbl>
       <w:tblPr>
         <w:tblStyle w:val="Table"/>
-        <w:tblW w:type="pct" w:w="5000"/>
-        <w:tblLayout w:type="fixed"/>
+        <w:tblW w:type="auto" w:w="0"/>
         <w:tblLook w:firstRow="1" w:lastRow="0" w:firstColumn="0" w:lastColumn="0" w:noHBand="0" w:noVBand="0" w:val="0020"/>
       </w:tblPr>
       <w:tblGrid>
-        <w:gridCol w:w="597"/>
-        <w:gridCol w:w="896"/>
-        <w:gridCol w:w="1195"/>
-        <w:gridCol w:w="1046"/>
-        <w:gridCol w:w="1793"/>
-        <w:gridCol w:w="1195"/>
-        <w:gridCol w:w="1195"/>
+        <w:gridCol w:w="1584"/>
+        <w:gridCol w:w="1584"/>
+        <w:gridCol w:w="1584"/>
+        <w:gridCol w:w="1584"/>
+        <w:gridCol w:w="1584"/>
       </w:tblGrid>
       <w:tr>
         <w:trPr>
@@ -144,7 +146,7 @@
               <w:pStyle w:val="Compact"/>
             </w:pPr>
             <w:r>
-              <w:t xml:space="preserve">ID</w:t>
+              <w:t xml:space="preserve">HXC</w:t>
             </w:r>
           </w:p>
         </w:tc>
@@ -166,7 +168,7 @@
               <w:pStyle w:val="Compact"/>
             </w:pPr>
             <w:r>
-              <w:t xml:space="preserve">Status</w:t>
+              <w:t xml:space="preserve">Pri</w:t>
             </w:r>
           </w:p>
         </w:tc>
@@ -188,29 +190,7 @@
               <w:pStyle w:val="Compact"/>
             </w:pPr>
             <w:r>
-              <w:t xml:space="preserve">Resolution</w:t>
-            </w:r>
-          </w:p>
-        </w:tc>
-        <w:tc>
-          <w:tcPr/>
-          <w:p>
-            <w:pPr>
-              <w:pStyle w:val="Compact"/>
-            </w:pPr>
-            <w:r>
               <w:t xml:space="preserve">Commit</w:t>
-            </w:r>
-          </w:p>
-        </w:tc>
-        <w:tc>
-          <w:tcPr/>
-          <w:p>
-            <w:pPr>
-              <w:pStyle w:val="Compact"/>
-            </w:pPr>
-            <w:r>
-              <w:t xml:space="preserve">Closed</w:t>
             </w:r>
           </w:p>
         </w:tc>
@@ -245,55 +225,24 @@
               <w:pStyle w:val="Compact"/>
             </w:pPr>
             <w:r>
-              <w:t xml:space="preserve">Fixed</w:t>
-            </w:r>
-          </w:p>
-        </w:tc>
-        <w:tc>
-          <w:tcPr/>
-          <w:p>
-            <w:pPr>
-              <w:pStyle w:val="Compact"/>
-            </w:pPr>
-            <w:r>
-              <w:t xml:space="preserve">Phase 0 Foundation</w:t>
-            </w:r>
-          </w:p>
-        </w:tc>
-        <w:tc>
-          <w:tcPr/>
-          <w:p>
-            <w:pPr>
-              <w:pStyle w:val="Compact"/>
-            </w:pPr>
-            <w:r>
-              <w:t xml:space="preserve">29 submodules initialized, Constitution established, CodeGraph scaffolded, CI/CD skeleton, migrations, dev environment, project structure, build/lint/format/benchmark scripts, web UI scaffolding (React+Vite+TS), proto definitions, all pkg/ stubs complete.</w:t>
-            </w:r>
-          </w:p>
-        </w:tc>
-        <w:tc>
-          <w:tcPr/>
-          <w:p>
-            <w:pPr>
-              <w:pStyle w:val="Compact"/>
-            </w:pPr>
-            <w:r>
-              <w:rPr>
-                <w:rStyle w:val="VerbatimChar"/>
-              </w:rPr>
-              <w:t xml:space="preserve">75bffec</w:t>
-            </w:r>
-          </w:p>
-        </w:tc>
-        <w:tc>
-          <w:tcPr/>
-          <w:p>
-            <w:pPr>
-              <w:pStyle w:val="Compact"/>
-            </w:pPr>
-            <w:r>
-              <w:t xml:space="preserve">2026-05-31</w:t>
-            </w:r>
+              <w:t xml:space="preserve">P1</w:t>
+            </w:r>
+          </w:p>
+        </w:tc>
+        <w:tc>
+          <w:tcPr/>
+          <w:p>
+            <w:pPr>
+              <w:pStyle w:val="Compact"/>
+            </w:pPr>
+          </w:p>
+        </w:tc>
+        <w:tc>
+          <w:tcPr/>
+          <w:p>
+            <w:pPr>
+              <w:pStyle w:val="Compact"/>
+            </w:pPr>
           </w:p>
         </w:tc>
       </w:tr>
@@ -327,55 +276,24 @@
               <w:pStyle w:val="Compact"/>
             </w:pPr>
             <w:r>
-              <w:t xml:space="preserve">Fixed</w:t>
-            </w:r>
-          </w:p>
-        </w:tc>
-        <w:tc>
-          <w:tcPr/>
-          <w:p>
-            <w:pPr>
-              <w:pStyle w:val="Compact"/>
-            </w:pPr>
-            <w:r>
-              <w:t xml:space="preserve">Phase 1 Core Infrastructure</w:t>
-            </w:r>
-          </w:p>
-        </w:tc>
-        <w:tc>
-          <w:tcPr/>
-          <w:p>
-            <w:pPr>
-              <w:pStyle w:val="Compact"/>
-            </w:pPr>
-            <w:r>
-              <w:t xml:space="preserve">Container-native execution layer, helix-infra CLI, docker-compose migration, VM testing harness, snake_case compliance (§11.4.29), GitHub Actions disabled for manual CI/CD.</w:t>
-            </w:r>
-          </w:p>
-        </w:tc>
-        <w:tc>
-          <w:tcPr/>
-          <w:p>
-            <w:pPr>
-              <w:pStyle w:val="Compact"/>
-            </w:pPr>
-            <w:r>
-              <w:rPr>
-                <w:rStyle w:val="VerbatimChar"/>
-              </w:rPr>
-              <w:t xml:space="preserve">623cab8</w:t>
-            </w:r>
-          </w:p>
-        </w:tc>
-        <w:tc>
-          <w:tcPr/>
-          <w:p>
-            <w:pPr>
-              <w:pStyle w:val="Compact"/>
-            </w:pPr>
-            <w:r>
-              <w:t xml:space="preserve">2026-05-31</w:t>
-            </w:r>
+              <w:t xml:space="preserve">P1</w:t>
+            </w:r>
+          </w:p>
+        </w:tc>
+        <w:tc>
+          <w:tcPr/>
+          <w:p>
+            <w:pPr>
+              <w:pStyle w:val="Compact"/>
+            </w:pPr>
+          </w:p>
+        </w:tc>
+        <w:tc>
+          <w:tcPr/>
+          <w:p>
+            <w:pPr>
+              <w:pStyle w:val="Compact"/>
+            </w:pPr>
           </w:p>
         </w:tc>
       </w:tr>
@@ -398,66 +316,35 @@
               <w:pStyle w:val="Compact"/>
             </w:pPr>
             <w:r>
-              <w:t xml:space="preserve">Feature</w:t>
-            </w:r>
-          </w:p>
-        </w:tc>
-        <w:tc>
-          <w:tcPr/>
-          <w:p>
-            <w:pPr>
-              <w:pStyle w:val="Compact"/>
-            </w:pPr>
-            <w:r>
-              <w:t xml:space="preserve">Fixed</w:t>
-            </w:r>
-          </w:p>
-        </w:tc>
-        <w:tc>
-          <w:tcPr/>
-          <w:p>
-            <w:pPr>
-              <w:pStyle w:val="Compact"/>
-            </w:pPr>
-            <w:r>
-              <w:t xml:space="preserve">Constitution PCS-6 End-User Usability Guarantee</w:t>
-            </w:r>
-          </w:p>
-        </w:tc>
-        <w:tc>
-          <w:tcPr/>
-          <w:p>
-            <w:pPr>
-              <w:pStyle w:val="Compact"/>
-            </w:pPr>
-            <w:r>
-              <w:t xml:space="preserve">§7.1 + §11.4.39 reinforcement — usability covenant added to Constitution with measurable guarantees.</w:t>
-            </w:r>
-          </w:p>
-        </w:tc>
-        <w:tc>
-          <w:tcPr/>
-          <w:p>
-            <w:pPr>
-              <w:pStyle w:val="Compact"/>
-            </w:pPr>
-            <w:r>
-              <w:rPr>
-                <w:rStyle w:val="VerbatimChar"/>
-              </w:rPr>
-              <w:t xml:space="preserve">8898518</w:t>
-            </w:r>
-          </w:p>
-        </w:tc>
-        <w:tc>
-          <w:tcPr/>
-          <w:p>
-            <w:pPr>
-              <w:pStyle w:val="Compact"/>
-            </w:pPr>
-            <w:r>
-              <w:t xml:space="preserve">2026-05-31</w:t>
-            </w:r>
+              <w:t xml:space="preserve">Task</w:t>
+            </w:r>
+          </w:p>
+        </w:tc>
+        <w:tc>
+          <w:tcPr/>
+          <w:p>
+            <w:pPr>
+              <w:pStyle w:val="Compact"/>
+            </w:pPr>
+            <w:r>
+              <w:t xml:space="preserve">P1</w:t>
+            </w:r>
+          </w:p>
+        </w:tc>
+        <w:tc>
+          <w:tcPr/>
+          <w:p>
+            <w:pPr>
+              <w:pStyle w:val="Compact"/>
+            </w:pPr>
+          </w:p>
+        </w:tc>
+        <w:tc>
+          <w:tcPr/>
+          <w:p>
+            <w:pPr>
+              <w:pStyle w:val="Compact"/>
+            </w:pPr>
           </w:p>
         </w:tc>
       </w:tr>
@@ -480,66 +367,35 @@
               <w:pStyle w:val="Compact"/>
             </w:pPr>
             <w:r>
-              <w:t xml:space="preserve">Feature</w:t>
-            </w:r>
-          </w:p>
-        </w:tc>
-        <w:tc>
-          <w:tcPr/>
-          <w:p>
-            <w:pPr>
-              <w:pStyle w:val="Compact"/>
-            </w:pPr>
-            <w:r>
-              <w:t xml:space="preserve">Fixed</w:t>
-            </w:r>
-          </w:p>
-        </w:tc>
-        <w:tc>
-          <w:tcPr/>
-          <w:p>
-            <w:pPr>
-              <w:pStyle w:val="Compact"/>
-            </w:pPr>
-            <w:r>
-              <w:t xml:space="preserve">Phase 2 SWIM Protocol</w:t>
-            </w:r>
-          </w:p>
-        </w:tc>
-        <w:tc>
-          <w:tcPr/>
-          <w:p>
-            <w:pPr>
-              <w:pStyle w:val="Compact"/>
-            </w:pPr>
-            <w:r>
-              <w:t xml:space="preserve">Membership protocol implementation with gossip-based failure detection, configurable suspicion timers, message batching.</w:t>
-            </w:r>
-          </w:p>
-        </w:tc>
-        <w:tc>
-          <w:tcPr/>
-          <w:p>
-            <w:pPr>
-              <w:pStyle w:val="Compact"/>
-            </w:pPr>
-            <w:r>
-              <w:rPr>
-                <w:rStyle w:val="VerbatimChar"/>
-              </w:rPr>
-              <w:t xml:space="preserve">2632b1c</w:t>
-            </w:r>
-          </w:p>
-        </w:tc>
-        <w:tc>
-          <w:tcPr/>
-          <w:p>
-            <w:pPr>
-              <w:pStyle w:val="Compact"/>
-            </w:pPr>
-            <w:r>
-              <w:t xml:space="preserve">2026-05-31</w:t>
-            </w:r>
+              <w:t xml:space="preserve">Task</w:t>
+            </w:r>
+          </w:p>
+        </w:tc>
+        <w:tc>
+          <w:tcPr/>
+          <w:p>
+            <w:pPr>
+              <w:pStyle w:val="Compact"/>
+            </w:pPr>
+            <w:r>
+              <w:t xml:space="preserve">P1</w:t>
+            </w:r>
+          </w:p>
+        </w:tc>
+        <w:tc>
+          <w:tcPr/>
+          <w:p>
+            <w:pPr>
+              <w:pStyle w:val="Compact"/>
+            </w:pPr>
+          </w:p>
+        </w:tc>
+        <w:tc>
+          <w:tcPr/>
+          <w:p>
+            <w:pPr>
+              <w:pStyle w:val="Compact"/>
+            </w:pPr>
           </w:p>
         </w:tc>
       </w:tr>
@@ -562,66 +418,35 @@
               <w:pStyle w:val="Compact"/>
             </w:pPr>
             <w:r>
-              <w:t xml:space="preserve">Feature</w:t>
-            </w:r>
-          </w:p>
-        </w:tc>
-        <w:tc>
-          <w:tcPr/>
-          <w:p>
-            <w:pPr>
-              <w:pStyle w:val="Compact"/>
-            </w:pPr>
-            <w:r>
-              <w:t xml:space="preserve">Fixed</w:t>
-            </w:r>
-          </w:p>
-        </w:tc>
-        <w:tc>
-          <w:tcPr/>
-          <w:p>
-            <w:pPr>
-              <w:pStyle w:val="Compact"/>
-            </w:pPr>
-            <w:r>
-              <w:t xml:space="preserve">Phase 2 WireGuard Mesh</w:t>
-            </w:r>
-          </w:p>
-        </w:tc>
-        <w:tc>
-          <w:tcPr/>
-          <w:p>
-            <w:pPr>
-              <w:pStyle w:val="Compact"/>
-            </w:pPr>
-            <w:r>
-              <w:t xml:space="preserve">Encrypted mesh networking layer, peer discovery, key rotation scaffolding, NAT traversal hooks.</w:t>
-            </w:r>
-          </w:p>
-        </w:tc>
-        <w:tc>
-          <w:tcPr/>
-          <w:p>
-            <w:pPr>
-              <w:pStyle w:val="Compact"/>
-            </w:pPr>
-            <w:r>
-              <w:rPr>
-                <w:rStyle w:val="VerbatimChar"/>
-              </w:rPr>
-              <w:t xml:space="preserve">2632b1c</w:t>
-            </w:r>
-          </w:p>
-        </w:tc>
-        <w:tc>
-          <w:tcPr/>
-          <w:p>
-            <w:pPr>
-              <w:pStyle w:val="Compact"/>
-            </w:pPr>
-            <w:r>
-              <w:t xml:space="preserve">2026-05-31</w:t>
-            </w:r>
+              <w:t xml:space="preserve">Task</w:t>
+            </w:r>
+          </w:p>
+        </w:tc>
+        <w:tc>
+          <w:tcPr/>
+          <w:p>
+            <w:pPr>
+              <w:pStyle w:val="Compact"/>
+            </w:pPr>
+            <w:r>
+              <w:t xml:space="preserve">P1</w:t>
+            </w:r>
+          </w:p>
+        </w:tc>
+        <w:tc>
+          <w:tcPr/>
+          <w:p>
+            <w:pPr>
+              <w:pStyle w:val="Compact"/>
+            </w:pPr>
+          </w:p>
+        </w:tc>
+        <w:tc>
+          <w:tcPr/>
+          <w:p>
+            <w:pPr>
+              <w:pStyle w:val="Compact"/>
+            </w:pPr>
           </w:p>
         </w:tc>
       </w:tr>
@@ -644,66 +469,35 @@
               <w:pStyle w:val="Compact"/>
             </w:pPr>
             <w:r>
-              <w:t xml:space="preserve">Feature</w:t>
-            </w:r>
-          </w:p>
-        </w:tc>
-        <w:tc>
-          <w:tcPr/>
-          <w:p>
-            <w:pPr>
-              <w:pStyle w:val="Compact"/>
-            </w:pPr>
-            <w:r>
-              <w:t xml:space="preserve">Fixed</w:t>
-            </w:r>
-          </w:p>
-        </w:tc>
-        <w:tc>
-          <w:tcPr/>
-          <w:p>
-            <w:pPr>
-              <w:pStyle w:val="Compact"/>
-            </w:pPr>
-            <w:r>
-              <w:t xml:space="preserve">Phase 2 Session Manager</w:t>
-            </w:r>
-          </w:p>
-        </w:tc>
-        <w:tc>
-          <w:tcPr/>
-          <w:p>
-            <w:pPr>
-              <w:pStyle w:val="Compact"/>
-            </w:pPr>
-            <w:r>
-              <w:t xml:space="preserve">Session lifecycle management, backend abstraction, connection multiplexing.</w:t>
-            </w:r>
-          </w:p>
-        </w:tc>
-        <w:tc>
-          <w:tcPr/>
-          <w:p>
-            <w:pPr>
-              <w:pStyle w:val="Compact"/>
-            </w:pPr>
-            <w:r>
-              <w:rPr>
-                <w:rStyle w:val="VerbatimChar"/>
-              </w:rPr>
-              <w:t xml:space="preserve">2632b1c</w:t>
-            </w:r>
-          </w:p>
-        </w:tc>
-        <w:tc>
-          <w:tcPr/>
-          <w:p>
-            <w:pPr>
-              <w:pStyle w:val="Compact"/>
-            </w:pPr>
-            <w:r>
-              <w:t xml:space="preserve">2026-05-31</w:t>
-            </w:r>
+              <w:t xml:space="preserve">Task</w:t>
+            </w:r>
+          </w:p>
+        </w:tc>
+        <w:tc>
+          <w:tcPr/>
+          <w:p>
+            <w:pPr>
+              <w:pStyle w:val="Compact"/>
+            </w:pPr>
+            <w:r>
+              <w:t xml:space="preserve">P1</w:t>
+            </w:r>
+          </w:p>
+        </w:tc>
+        <w:tc>
+          <w:tcPr/>
+          <w:p>
+            <w:pPr>
+              <w:pStyle w:val="Compact"/>
+            </w:pPr>
+          </w:p>
+        </w:tc>
+        <w:tc>
+          <w:tcPr/>
+          <w:p>
+            <w:pPr>
+              <w:pStyle w:val="Compact"/>
+            </w:pPr>
           </w:p>
         </w:tc>
       </w:tr>
@@ -726,66 +520,35 @@
               <w:pStyle w:val="Compact"/>
             </w:pPr>
             <w:r>
-              <w:t xml:space="preserve">Bug</w:t>
-            </w:r>
-          </w:p>
-        </w:tc>
-        <w:tc>
-          <w:tcPr/>
-          <w:p>
-            <w:pPr>
-              <w:pStyle w:val="Compact"/>
-            </w:pPr>
-            <w:r>
-              <w:t xml:space="preserve">Fixed</w:t>
-            </w:r>
-          </w:p>
-        </w:tc>
-        <w:tc>
-          <w:tcPr/>
-          <w:p>
-            <w:pPr>
-              <w:pStyle w:val="Compact"/>
-            </w:pPr>
-            <w:r>
-              <w:t xml:space="preserve">Discovery race fixes + infra mutex</w:t>
-            </w:r>
-          </w:p>
-        </w:tc>
-        <w:tc>
-          <w:tcPr/>
-          <w:p>
-            <w:pPr>
-              <w:pStyle w:val="Compact"/>
-            </w:pPr>
-            <w:r>
-              <w:t xml:space="preserve">Eliminated race conditions in discovery subsystem; added infrastructure-level mutex for shared state.</w:t>
-            </w:r>
-          </w:p>
-        </w:tc>
-        <w:tc>
-          <w:tcPr/>
-          <w:p>
-            <w:pPr>
-              <w:pStyle w:val="Compact"/>
-            </w:pPr>
-            <w:r>
-              <w:rPr>
-                <w:rStyle w:val="VerbatimChar"/>
-              </w:rPr>
-              <w:t xml:space="preserve">2632b1c</w:t>
-            </w:r>
-          </w:p>
-        </w:tc>
-        <w:tc>
-          <w:tcPr/>
-          <w:p>
-            <w:pPr>
-              <w:pStyle w:val="Compact"/>
-            </w:pPr>
-            <w:r>
-              <w:t xml:space="preserve">2026-05-31</w:t>
-            </w:r>
+              <w:t xml:space="preserve">Task</w:t>
+            </w:r>
+          </w:p>
+        </w:tc>
+        <w:tc>
+          <w:tcPr/>
+          <w:p>
+            <w:pPr>
+              <w:pStyle w:val="Compact"/>
+            </w:pPr>
+            <w:r>
+              <w:t xml:space="preserve">P1</w:t>
+            </w:r>
+          </w:p>
+        </w:tc>
+        <w:tc>
+          <w:tcPr/>
+          <w:p>
+            <w:pPr>
+              <w:pStyle w:val="Compact"/>
+            </w:pPr>
+          </w:p>
+        </w:tc>
+        <w:tc>
+          <w:tcPr/>
+          <w:p>
+            <w:pPr>
+              <w:pStyle w:val="Compact"/>
+            </w:pPr>
           </w:p>
         </w:tc>
       </w:tr>
@@ -819,55 +582,24 @@
               <w:pStyle w:val="Compact"/>
             </w:pPr>
             <w:r>
-              <w:t xml:space="preserve">Fixed</w:t>
-            </w:r>
-          </w:p>
-        </w:tc>
-        <w:tc>
-          <w:tcPr/>
-          <w:p>
-            <w:pPr>
-              <w:pStyle w:val="Compact"/>
-            </w:pPr>
-            <w:r>
-              <w:t xml:space="preserve">Constitution inheritance gate + paired mutation test</w:t>
-            </w:r>
-          </w:p>
-        </w:tc>
-        <w:tc>
-          <w:tcPr/>
-          <w:p>
-            <w:pPr>
-              <w:pStyle w:val="Compact"/>
-            </w:pPr>
-            <w:r>
-              <w:t xml:space="preserve">Added inheritance verification gate per §7 + §11.4.102; paired mutation test validates Constitution propagation.</w:t>
-            </w:r>
-          </w:p>
-        </w:tc>
-        <w:tc>
-          <w:tcPr/>
-          <w:p>
-            <w:pPr>
-              <w:pStyle w:val="Compact"/>
-            </w:pPr>
-            <w:r>
-              <w:rPr>
-                <w:rStyle w:val="VerbatimChar"/>
-              </w:rPr>
-              <w:t xml:space="preserve">e20c3ef</w:t>
-            </w:r>
-          </w:p>
-        </w:tc>
-        <w:tc>
-          <w:tcPr/>
-          <w:p>
-            <w:pPr>
-              <w:pStyle w:val="Compact"/>
-            </w:pPr>
-            <w:r>
-              <w:t xml:space="preserve">2026-05-31</w:t>
-            </w:r>
+              <w:t xml:space="preserve">P1</w:t>
+            </w:r>
+          </w:p>
+        </w:tc>
+        <w:tc>
+          <w:tcPr/>
+          <w:p>
+            <w:pPr>
+              <w:pStyle w:val="Compact"/>
+            </w:pPr>
+          </w:p>
+        </w:tc>
+        <w:tc>
+          <w:tcPr/>
+          <w:p>
+            <w:pPr>
+              <w:pStyle w:val="Compact"/>
+            </w:pPr>
           </w:p>
         </w:tc>
       </w:tr>
@@ -901,55 +633,24 @@
               <w:pStyle w:val="Compact"/>
             </w:pPr>
             <w:r>
-              <w:t xml:space="preserve">Fixed</w:t>
-            </w:r>
-          </w:p>
-        </w:tc>
-        <w:tc>
-          <w:tcPr/>
-          <w:p>
-            <w:pPr>
-              <w:pStyle w:val="Compact"/>
-            </w:pPr>
-            <w:r>
-              <w:t xml:space="preserve">Anti-bluff audit</w:t>
-            </w:r>
-          </w:p>
-        </w:tc>
-        <w:tc>
-          <w:tcPr/>
-          <w:p>
-            <w:pPr>
-              <w:pStyle w:val="Compact"/>
-            </w:pPr>
-            <w:r>
-              <w:t xml:space="preserve">Comprehensive audit of stub packages vs. real implementations; identified gaps and remediation plan.</w:t>
-            </w:r>
-          </w:p>
-        </w:tc>
-        <w:tc>
-          <w:tcPr/>
-          <w:p>
-            <w:pPr>
-              <w:pStyle w:val="Compact"/>
-            </w:pPr>
-            <w:r>
-              <w:rPr>
-                <w:rStyle w:val="VerbatimChar"/>
-              </w:rPr>
-              <w:t xml:space="preserve">e20c3ef</w:t>
-            </w:r>
-          </w:p>
-        </w:tc>
-        <w:tc>
-          <w:tcPr/>
-          <w:p>
-            <w:pPr>
-              <w:pStyle w:val="Compact"/>
-            </w:pPr>
-            <w:r>
-              <w:t xml:space="preserve">2026-05-31</w:t>
-            </w:r>
+              <w:t xml:space="preserve">P1</w:t>
+            </w:r>
+          </w:p>
+        </w:tc>
+        <w:tc>
+          <w:tcPr/>
+          <w:p>
+            <w:pPr>
+              <w:pStyle w:val="Compact"/>
+            </w:pPr>
+          </w:p>
+        </w:tc>
+        <w:tc>
+          <w:tcPr/>
+          <w:p>
+            <w:pPr>
+              <w:pStyle w:val="Compact"/>
+            </w:pPr>
           </w:p>
         </w:tc>
       </w:tr>
@@ -983,55 +684,24 @@
               <w:pStyle w:val="Compact"/>
             </w:pPr>
             <w:r>
-              <w:t xml:space="preserve">Fixed</w:t>
-            </w:r>
-          </w:p>
-        </w:tc>
-        <w:tc>
-          <w:tcPr/>
-          <w:p>
-            <w:pPr>
-              <w:pStyle w:val="Compact"/>
-            </w:pPr>
-            <w:r>
-              <w:t xml:space="preserve">JWT real implementation + stub fixes</w:t>
-            </w:r>
-          </w:p>
-        </w:tc>
-        <w:tc>
-          <w:tcPr/>
-          <w:p>
-            <w:pPr>
-              <w:pStyle w:val="Compact"/>
-            </w:pPr>
-            <w:r>
-              <w:t xml:space="preserve">Replaced JWT stub with real implementation (HS256/RS256); fixed 6 related packages with mutation tests.</w:t>
-            </w:r>
-          </w:p>
-        </w:tc>
-        <w:tc>
-          <w:tcPr/>
-          <w:p>
-            <w:pPr>
-              <w:pStyle w:val="Compact"/>
-            </w:pPr>
-            <w:r>
-              <w:rPr>
-                <w:rStyle w:val="VerbatimChar"/>
-              </w:rPr>
-              <w:t xml:space="preserve">9aaeb9f</w:t>
-            </w:r>
-          </w:p>
-        </w:tc>
-        <w:tc>
-          <w:tcPr/>
-          <w:p>
-            <w:pPr>
-              <w:pStyle w:val="Compact"/>
-            </w:pPr>
-            <w:r>
-              <w:t xml:space="preserve">2026-05-31</w:t>
-            </w:r>
+              <w:t xml:space="preserve">P1</w:t>
+            </w:r>
+          </w:p>
+        </w:tc>
+        <w:tc>
+          <w:tcPr/>
+          <w:p>
+            <w:pPr>
+              <w:pStyle w:val="Compact"/>
+            </w:pPr>
+          </w:p>
+        </w:tc>
+        <w:tc>
+          <w:tcPr/>
+          <w:p>
+            <w:pPr>
+              <w:pStyle w:val="Compact"/>
+            </w:pPr>
           </w:p>
         </w:tc>
       </w:tr>
@@ -1065,55 +735,24 @@
               <w:pStyle w:val="Compact"/>
             </w:pPr>
             <w:r>
-              <w:t xml:space="preserve">Fixed</w:t>
-            </w:r>
-          </w:p>
-        </w:tc>
-        <w:tc>
-          <w:tcPr/>
-          <w:p>
-            <w:pPr>
-              <w:pStyle w:val="Compact"/>
-            </w:pPr>
-            <w:r>
-              <w:t xml:space="preserve">Mutation tests for 15 packages</w:t>
-            </w:r>
-          </w:p>
-        </w:tc>
-        <w:tc>
-          <w:tcPr/>
-          <w:p>
-            <w:pPr>
-              <w:pStyle w:val="Compact"/>
-            </w:pPr>
-            <w:r>
-              <w:t xml:space="preserve">Expanded mutation testing coverage to 15 core packages; identified and fixed 8 remaining stub packages.</w:t>
-            </w:r>
-          </w:p>
-        </w:tc>
-        <w:tc>
-          <w:tcPr/>
-          <w:p>
-            <w:pPr>
-              <w:pStyle w:val="Compact"/>
-            </w:pPr>
-            <w:r>
-              <w:rPr>
-                <w:rStyle w:val="VerbatimChar"/>
-              </w:rPr>
-              <w:t xml:space="preserve">35de8ef</w:t>
-            </w:r>
-          </w:p>
-        </w:tc>
-        <w:tc>
-          <w:tcPr/>
-          <w:p>
-            <w:pPr>
-              <w:pStyle w:val="Compact"/>
-            </w:pPr>
-            <w:r>
-              <w:t xml:space="preserve">2026-05-31</w:t>
-            </w:r>
+              <w:t xml:space="preserve">P1</w:t>
+            </w:r>
+          </w:p>
+        </w:tc>
+        <w:tc>
+          <w:tcPr/>
+          <w:p>
+            <w:pPr>
+              <w:pStyle w:val="Compact"/>
+            </w:pPr>
+          </w:p>
+        </w:tc>
+        <w:tc>
+          <w:tcPr/>
+          <w:p>
+            <w:pPr>
+              <w:pStyle w:val="Compact"/>
+            </w:pPr>
           </w:p>
         </w:tc>
       </w:tr>
@@ -1136,66 +775,35 @@
               <w:pStyle w:val="Compact"/>
             </w:pPr>
             <w:r>
-              <w:t xml:space="preserve">Feature</w:t>
-            </w:r>
-          </w:p>
-        </w:tc>
-        <w:tc>
-          <w:tcPr/>
-          <w:p>
-            <w:pPr>
-              <w:pStyle w:val="Compact"/>
-            </w:pPr>
-            <w:r>
-              <w:t xml:space="preserve">Fixed</w:t>
-            </w:r>
-          </w:p>
-        </w:tc>
-        <w:tc>
-          <w:tcPr/>
-          <w:p>
-            <w:pPr>
-              <w:pStyle w:val="Compact"/>
-            </w:pPr>
-            <w:r>
-              <w:t xml:space="preserve">Scheduler implementation</w:t>
-            </w:r>
-          </w:p>
-        </w:tc>
-        <w:tc>
-          <w:tcPr/>
-          <w:p>
-            <w:pPr>
-              <w:pStyle w:val="Compact"/>
-            </w:pPr>
-            <w:r>
-              <w:t xml:space="preserve">Cluster job scheduler with resource-aware placement, preemption hooks, queue management.</w:t>
-            </w:r>
-          </w:p>
-        </w:tc>
-        <w:tc>
-          <w:tcPr/>
-          <w:p>
-            <w:pPr>
-              <w:pStyle w:val="Compact"/>
-            </w:pPr>
-            <w:r>
-              <w:rPr>
-                <w:rStyle w:val="VerbatimChar"/>
-              </w:rPr>
-              <w:t xml:space="preserve">9982c59</w:t>
-            </w:r>
-          </w:p>
-        </w:tc>
-        <w:tc>
-          <w:tcPr/>
-          <w:p>
-            <w:pPr>
-              <w:pStyle w:val="Compact"/>
-            </w:pPr>
-            <w:r>
-              <w:t xml:space="preserve">2026-05-31</w:t>
-            </w:r>
+              <w:t xml:space="preserve">Task</w:t>
+            </w:r>
+          </w:p>
+        </w:tc>
+        <w:tc>
+          <w:tcPr/>
+          <w:p>
+            <w:pPr>
+              <w:pStyle w:val="Compact"/>
+            </w:pPr>
+            <w:r>
+              <w:t xml:space="preserve">P1</w:t>
+            </w:r>
+          </w:p>
+        </w:tc>
+        <w:tc>
+          <w:tcPr/>
+          <w:p>
+            <w:pPr>
+              <w:pStyle w:val="Compact"/>
+            </w:pPr>
+          </w:p>
+        </w:tc>
+        <w:tc>
+          <w:tcPr/>
+          <w:p>
+            <w:pPr>
+              <w:pStyle w:val="Compact"/>
+            </w:pPr>
           </w:p>
         </w:tc>
       </w:tr>
@@ -1218,66 +826,35 @@
               <w:pStyle w:val="Compact"/>
             </w:pPr>
             <w:r>
-              <w:t xml:space="preserve">Feature</w:t>
-            </w:r>
-          </w:p>
-        </w:tc>
-        <w:tc>
-          <w:tcPr/>
-          <w:p>
-            <w:pPr>
-              <w:pStyle w:val="Compact"/>
-            </w:pPr>
-            <w:r>
-              <w:t xml:space="preserve">Fixed</w:t>
-            </w:r>
-          </w:p>
-        </w:tc>
-        <w:tc>
-          <w:tcPr/>
-          <w:p>
-            <w:pPr>
-              <w:pStyle w:val="Compact"/>
-            </w:pPr>
-            <w:r>
-              <w:t xml:space="preserve">Resource aggregator</w:t>
-            </w:r>
-          </w:p>
-        </w:tc>
-        <w:tc>
-          <w:tcPr/>
-          <w:p>
-            <w:pPr>
-              <w:pStyle w:val="Compact"/>
-            </w:pPr>
-            <w:r>
-              <w:t xml:space="preserve">Real-time resource collection from nodes, aggregation APIs, utilization metrics, forecasting hooks.</w:t>
-            </w:r>
-          </w:p>
-        </w:tc>
-        <w:tc>
-          <w:tcPr/>
-          <w:p>
-            <w:pPr>
-              <w:pStyle w:val="Compact"/>
-            </w:pPr>
-            <w:r>
-              <w:rPr>
-                <w:rStyle w:val="VerbatimChar"/>
-              </w:rPr>
-              <w:t xml:space="preserve">9982c59</w:t>
-            </w:r>
-          </w:p>
-        </w:tc>
-        <w:tc>
-          <w:tcPr/>
-          <w:p>
-            <w:pPr>
-              <w:pStyle w:val="Compact"/>
-            </w:pPr>
-            <w:r>
-              <w:t xml:space="preserve">2026-05-31</w:t>
-            </w:r>
+              <w:t xml:space="preserve">Task</w:t>
+            </w:r>
+          </w:p>
+        </w:tc>
+        <w:tc>
+          <w:tcPr/>
+          <w:p>
+            <w:pPr>
+              <w:pStyle w:val="Compact"/>
+            </w:pPr>
+            <w:r>
+              <w:t xml:space="preserve">P1</w:t>
+            </w:r>
+          </w:p>
+        </w:tc>
+        <w:tc>
+          <w:tcPr/>
+          <w:p>
+            <w:pPr>
+              <w:pStyle w:val="Compact"/>
+            </w:pPr>
+          </w:p>
+        </w:tc>
+        <w:tc>
+          <w:tcPr/>
+          <w:p>
+            <w:pPr>
+              <w:pStyle w:val="Compact"/>
+            </w:pPr>
           </w:p>
         </w:tc>
       </w:tr>
@@ -1300,66 +877,35 @@
               <w:pStyle w:val="Compact"/>
             </w:pPr>
             <w:r>
-              <w:t xml:space="preserve">Feature</w:t>
-            </w:r>
-          </w:p>
-        </w:tc>
-        <w:tc>
-          <w:tcPr/>
-          <w:p>
-            <w:pPr>
-              <w:pStyle w:val="Compact"/>
-            </w:pPr>
-            <w:r>
-              <w:t xml:space="preserve">Fixed</w:t>
-            </w:r>
-          </w:p>
-        </w:tc>
-        <w:tc>
-          <w:tcPr/>
-          <w:p>
-            <w:pPr>
-              <w:pStyle w:val="Compact"/>
-            </w:pPr>
-            <w:r>
-              <w:t xml:space="preserve">Session backends (tmux, native PTY)</w:t>
-            </w:r>
-          </w:p>
-        </w:tc>
-        <w:tc>
-          <w:tcPr/>
-          <w:p>
-            <w:pPr>
-              <w:pStyle w:val="Compact"/>
-            </w:pPr>
-            <w:r>
-              <w:t xml:space="preserve">Pluggable session backends: tmux wrapper and native PTY implementation with I/O streaming.</w:t>
-            </w:r>
-          </w:p>
-        </w:tc>
-        <w:tc>
-          <w:tcPr/>
-          <w:p>
-            <w:pPr>
-              <w:pStyle w:val="Compact"/>
-            </w:pPr>
-            <w:r>
-              <w:rPr>
-                <w:rStyle w:val="VerbatimChar"/>
-              </w:rPr>
-              <w:t xml:space="preserve">9982c59</w:t>
-            </w:r>
-          </w:p>
-        </w:tc>
-        <w:tc>
-          <w:tcPr/>
-          <w:p>
-            <w:pPr>
-              <w:pStyle w:val="Compact"/>
-            </w:pPr>
-            <w:r>
-              <w:t xml:space="preserve">2026-05-31</w:t>
-            </w:r>
+              <w:t xml:space="preserve">Task</w:t>
+            </w:r>
+          </w:p>
+        </w:tc>
+        <w:tc>
+          <w:tcPr/>
+          <w:p>
+            <w:pPr>
+              <w:pStyle w:val="Compact"/>
+            </w:pPr>
+            <w:r>
+              <w:t xml:space="preserve">P1</w:t>
+            </w:r>
+          </w:p>
+        </w:tc>
+        <w:tc>
+          <w:tcPr/>
+          <w:p>
+            <w:pPr>
+              <w:pStyle w:val="Compact"/>
+            </w:pPr>
+          </w:p>
+        </w:tc>
+        <w:tc>
+          <w:tcPr/>
+          <w:p>
+            <w:pPr>
+              <w:pStyle w:val="Compact"/>
+            </w:pPr>
           </w:p>
         </w:tc>
       </w:tr>
@@ -1393,116 +939,131 @@
               <w:pStyle w:val="Compact"/>
             </w:pPr>
             <w:r>
-              <w:t xml:space="preserve">Fixed</w:t>
-            </w:r>
-          </w:p>
-        </w:tc>
-        <w:tc>
-          <w:tcPr/>
-          <w:p>
-            <w:pPr>
-              <w:pStyle w:val="Compact"/>
-            </w:pPr>
-            <w:r>
-              <w:t xml:space="preserve">MVP Progress tracker</w:t>
-            </w:r>
-          </w:p>
-        </w:tc>
-        <w:tc>
-          <w:tcPr/>
-          <w:p>
-            <w:pPr>
-              <w:pStyle w:val="Compact"/>
-            </w:pPr>
-            <w:r>
-              <w:t xml:space="preserve">Documentation and tracking infrastructure for MVP completion status across all phases.</w:t>
-            </w:r>
-          </w:p>
-        </w:tc>
-        <w:tc>
-          <w:tcPr/>
-          <w:p>
-            <w:pPr>
-              <w:pStyle w:val="Compact"/>
-            </w:pPr>
-            <w:r>
-              <w:rPr>
-                <w:rStyle w:val="VerbatimChar"/>
-              </w:rPr>
-              <w:t xml:space="preserve">f7dd99e</w:t>
-            </w:r>
-          </w:p>
-        </w:tc>
-        <w:tc>
-          <w:tcPr/>
-          <w:p>
-            <w:pPr>
-              <w:pStyle w:val="Compact"/>
-            </w:pPr>
-            <w:r>
-              <w:t xml:space="preserve">2026-05-31</w:t>
-            </w:r>
+              <w:t xml:space="preserve">P1</w:t>
+            </w:r>
+          </w:p>
+        </w:tc>
+        <w:tc>
+          <w:tcPr/>
+          <w:p>
+            <w:pPr>
+              <w:pStyle w:val="Compact"/>
+            </w:pPr>
+          </w:p>
+        </w:tc>
+        <w:tc>
+          <w:tcPr/>
+          <w:p>
+            <w:pPr>
+              <w:pStyle w:val="Compact"/>
+            </w:pPr>
+          </w:p>
+        </w:tc>
+      </w:tr>
+      <w:tr>
+        <w:tc>
+          <w:tcPr/>
+          <w:p>
+            <w:pPr>
+              <w:pStyle w:val="Compact"/>
+            </w:pPr>
+            <w:r>
+              <w:t xml:space="preserve">HXC-902</w:t>
+            </w:r>
+          </w:p>
+        </w:tc>
+        <w:tc>
+          <w:tcPr/>
+          <w:p>
+            <w:pPr>
+              <w:pStyle w:val="Compact"/>
+            </w:pPr>
+            <w:r>
+              <w:t xml:space="preserve">Task</w:t>
+            </w:r>
+          </w:p>
+        </w:tc>
+        <w:tc>
+          <w:tcPr/>
+          <w:p>
+            <w:pPr>
+              <w:pStyle w:val="Compact"/>
+            </w:pPr>
+            <w:r>
+              <w:t xml:space="preserve">P1</w:t>
+            </w:r>
+          </w:p>
+        </w:tc>
+        <w:tc>
+          <w:tcPr/>
+          <w:p>
+            <w:pPr>
+              <w:pStyle w:val="Compact"/>
+            </w:pPr>
+          </w:p>
+        </w:tc>
+        <w:tc>
+          <w:tcPr/>
+          <w:p>
+            <w:pPr>
+              <w:pStyle w:val="Compact"/>
+            </w:pPr>
+          </w:p>
+        </w:tc>
+      </w:tr>
+      <w:tr>
+        <w:tc>
+          <w:tcPr/>
+          <w:p>
+            <w:pPr>
+              <w:pStyle w:val="Compact"/>
+            </w:pPr>
+            <w:r>
+              <w:t xml:space="preserve">HXC-903</w:t>
+            </w:r>
+          </w:p>
+        </w:tc>
+        <w:tc>
+          <w:tcPr/>
+          <w:p>
+            <w:pPr>
+              <w:pStyle w:val="Compact"/>
+            </w:pPr>
+            <w:r>
+              <w:t xml:space="preserve">Task</w:t>
+            </w:r>
+          </w:p>
+        </w:tc>
+        <w:tc>
+          <w:tcPr/>
+          <w:p>
+            <w:pPr>
+              <w:pStyle w:val="Compact"/>
+            </w:pPr>
+            <w:r>
+              <w:t xml:space="preserve">P1</w:t>
+            </w:r>
+          </w:p>
+        </w:tc>
+        <w:tc>
+          <w:tcPr/>
+          <w:p>
+            <w:pPr>
+              <w:pStyle w:val="Compact"/>
+            </w:pPr>
+          </w:p>
+        </w:tc>
+        <w:tc>
+          <w:tcPr/>
+          <w:p>
+            <w:pPr>
+              <w:pStyle w:val="Compact"/>
+            </w:pPr>
           </w:p>
         </w:tc>
       </w:tr>
     </w:tbl>
-    <w:p>
-      <w:r>
-        <w:pict>
-          <v:rect style="width:0;height:1.5pt" o:hralign="center" o:hrstd="t" o:hr="t"/>
-        </w:pict>
-      </w:r>
-    </w:p>
-    <w:p>
-      <w:pPr>
-        <w:pStyle w:val="FirstParagraph"/>
-      </w:pPr>
-      <w:r>
-        <w:rPr>
-          <w:i/>
-          <w:iCs/>
-        </w:rPr>
-        <w:t xml:space="preserve">For active work, see</w:t>
-      </w:r>
-      <w:r>
-        <w:rPr>
-          <w:i/>
-          <w:iCs/>
-        </w:rPr>
-        <w:t xml:space="preserve"> </w:t>
-      </w:r>
-      <w:r>
-        <w:rPr>
-          <w:rStyle w:val="VerbatimChar"/>
-          <w:i/>
-          <w:iCs/>
-        </w:rPr>
-        <w:t xml:space="preserve">docs/issues.md</w:t>
-      </w:r>
-      <w:r>
-        <w:rPr>
-          <w:i/>
-          <w:iCs/>
-        </w:rPr>
-        <w:t xml:space="preserve">.</w:t>
-      </w:r>
-    </w:p>
-    <w:p>
-      <w:pPr>
-        <w:pStyle w:val="BodyText"/>
-      </w:pPr>
-      <w:r>
-        <w:t xml:space="preserve">HXC-902 | Documentation chain setup | 2026-05-30 | Complete | docs/continuation.md, issues.md, fixed.md, HXC_REGISTRY.md with §11.4.44 revision headers; HTML/PDF exports; verify.sh gate | 861c179 |</w:t>
-      </w:r>
-      <w:r>
-        <w:br/>
-      </w:r>
-      <w:r>
-        <w:t xml:space="preserve">HXC-903 | Continuation document maintenance | 2026-05-30 | Complete | Automated revision header updates via generate.sh, freshness checks in verify.sh, weasyprint PDF generation | 861c179 |</w:t>
-      </w:r>
-    </w:p>
     <w:bookmarkEnd w:id="9"/>
-    <w:bookmarkEnd w:id="10"/>
     <w:sectPr>
       <w:footnotePr>
         <w:numRestart w:val="eachSect"/>

--- a/docs/export/fixed.docx
+++ b/docs/export/fixed.docx
@@ -34,7 +34,7 @@
         <w:t xml:space="preserve"> </w:t>
       </w:r>
       <w:r>
-        <w:t xml:space="preserve">7</w:t>
+        <w:t xml:space="preserve">8</w:t>
       </w:r>
       <w:r>
         <w:t xml:space="preserve"> </w:t>
@@ -50,7 +50,7 @@
         <w:t xml:space="preserve"> </w:t>
       </w:r>
       <w:r>
-        <w:t xml:space="preserve">2026-06-01T09:59:17Z</w:t>
+        <w:t xml:space="preserve">2026-06-01T10:29:18Z</w:t>
       </w:r>
       <w:r>
         <w:t xml:space="preserve"> </w:t>
@@ -116,7 +116,7 @@
           <w:b/>
           <w:bCs/>
         </w:rPr>
-        <w:t xml:space="preserve">17</w:t>
+        <w:t xml:space="preserve">47</w:t>
       </w:r>
       <w:r>
         <w:t xml:space="preserve">.</w:t>
@@ -125,7 +125,8 @@
     <w:tbl>
       <w:tblPr>
         <w:tblStyle w:val="Table"/>
-        <w:tblW w:type="auto" w:w="0"/>
+        <w:tblW w:type="pct" w:w="5000"/>
+        <w:tblLayout w:type="fixed"/>
         <w:tblLook w:firstRow="1" w:lastRow="0" w:firstColumn="0" w:lastColumn="0" w:noHBand="0" w:noVBand="0" w:val="0020"/>
       </w:tblPr>
       <w:tblGrid>
@@ -957,6 +958,1728 @@
             <w:pPr>
               <w:pStyle w:val="Compact"/>
             </w:pPr>
+          </w:p>
+        </w:tc>
+      </w:tr>
+      <w:tr>
+        <w:tc>
+          <w:tcPr/>
+          <w:p>
+            <w:pPr>
+              <w:pStyle w:val="Compact"/>
+            </w:pPr>
+            <w:r>
+              <w:t xml:space="preserve">HXC-1001</w:t>
+            </w:r>
+          </w:p>
+        </w:tc>
+        <w:tc>
+          <w:tcPr/>
+          <w:p>
+            <w:pPr>
+              <w:pStyle w:val="Compact"/>
+            </w:pPr>
+            <w:r>
+              <w:t xml:space="preserve">Task</w:t>
+            </w:r>
+          </w:p>
+        </w:tc>
+        <w:tc>
+          <w:tcPr/>
+          <w:p>
+            <w:pPr>
+              <w:pStyle w:val="Compact"/>
+            </w:pPr>
+            <w:r>
+              <w:t xml:space="preserve">P0</w:t>
+            </w:r>
+          </w:p>
+        </w:tc>
+        <w:tc>
+          <w:tcPr/>
+          <w:p>
+            <w:pPr>
+              <w:pStyle w:val="Compact"/>
+            </w:pPr>
+            <w:r>
+              <w:t xml:space="preserve">Stand up embedded-etcd integration harness for pkg/etcd tests</w:t>
+            </w:r>
+          </w:p>
+        </w:tc>
+        <w:tc>
+          <w:tcPr/>
+          <w:p>
+            <w:pPr>
+              <w:pStyle w:val="Compact"/>
+            </w:pPr>
+            <w:r>
+              <w:t xml:space="preserve">dbed10c</w:t>
+            </w:r>
+          </w:p>
+        </w:tc>
+      </w:tr>
+      <w:tr>
+        <w:tc>
+          <w:tcPr/>
+          <w:p>
+            <w:pPr>
+              <w:pStyle w:val="Compact"/>
+            </w:pPr>
+            <w:r>
+              <w:t xml:space="preserve">HXC-1002</w:t>
+            </w:r>
+          </w:p>
+        </w:tc>
+        <w:tc>
+          <w:tcPr/>
+          <w:p>
+            <w:pPr>
+              <w:pStyle w:val="Compact"/>
+            </w:pPr>
+            <w:r>
+              <w:t xml:space="preserve">Feature</w:t>
+            </w:r>
+          </w:p>
+        </w:tc>
+        <w:tc>
+          <w:tcPr/>
+          <w:p>
+            <w:pPr>
+              <w:pStyle w:val="Compact"/>
+            </w:pPr>
+            <w:r>
+              <w:t xml:space="preserve">P0</w:t>
+            </w:r>
+          </w:p>
+        </w:tc>
+        <w:tc>
+          <w:tcPr/>
+          <w:p>
+            <w:pPr>
+              <w:pStyle w:val="Compact"/>
+            </w:pPr>
+            <w:r>
+              <w:t xml:space="preserve">Prove etcd Put/Get round-trip and missing-key semantics against real etcd</w:t>
+            </w:r>
+          </w:p>
+        </w:tc>
+        <w:tc>
+          <w:tcPr/>
+          <w:p>
+            <w:pPr>
+              <w:pStyle w:val="Compact"/>
+            </w:pPr>
+            <w:r>
+              <w:t xml:space="preserve">dbed10c</w:t>
+            </w:r>
+          </w:p>
+        </w:tc>
+      </w:tr>
+      <w:tr>
+        <w:tc>
+          <w:tcPr/>
+          <w:p>
+            <w:pPr>
+              <w:pStyle w:val="Compact"/>
+            </w:pPr>
+            <w:r>
+              <w:t xml:space="preserve">HXC-1003</w:t>
+            </w:r>
+          </w:p>
+        </w:tc>
+        <w:tc>
+          <w:tcPr/>
+          <w:p>
+            <w:pPr>
+              <w:pStyle w:val="Compact"/>
+            </w:pPr>
+            <w:r>
+              <w:t xml:space="preserve">Feature</w:t>
+            </w:r>
+          </w:p>
+        </w:tc>
+        <w:tc>
+          <w:tcPr/>
+          <w:p>
+            <w:pPr>
+              <w:pStyle w:val="Compact"/>
+            </w:pPr>
+            <w:r>
+              <w:t xml:space="preserve">P1</w:t>
+            </w:r>
+          </w:p>
+        </w:tc>
+        <w:tc>
+          <w:tcPr/>
+          <w:p>
+            <w:pPr>
+              <w:pStyle w:val="Compact"/>
+            </w:pPr>
+            <w:r>
+              <w:t xml:space="preserve">Prove etcd GetPrefix returns exactly matching multi-key set</w:t>
+            </w:r>
+          </w:p>
+        </w:tc>
+        <w:tc>
+          <w:tcPr/>
+          <w:p>
+            <w:pPr>
+              <w:pStyle w:val="Compact"/>
+            </w:pPr>
+            <w:r>
+              <w:t xml:space="preserve">dbed10c</w:t>
+            </w:r>
+          </w:p>
+        </w:tc>
+      </w:tr>
+      <w:tr>
+        <w:tc>
+          <w:tcPr/>
+          <w:p>
+            <w:pPr>
+              <w:pStyle w:val="Compact"/>
+            </w:pPr>
+            <w:r>
+              <w:t xml:space="preserve">HXC-1004</w:t>
+            </w:r>
+          </w:p>
+        </w:tc>
+        <w:tc>
+          <w:tcPr/>
+          <w:p>
+            <w:pPr>
+              <w:pStyle w:val="Compact"/>
+            </w:pPr>
+            <w:r>
+              <w:t xml:space="preserve">Feature</w:t>
+            </w:r>
+          </w:p>
+        </w:tc>
+        <w:tc>
+          <w:tcPr/>
+          <w:p>
+            <w:pPr>
+              <w:pStyle w:val="Compact"/>
+            </w:pPr>
+            <w:r>
+              <w:t xml:space="preserve">P1</w:t>
+            </w:r>
+          </w:p>
+        </w:tc>
+        <w:tc>
+          <w:tcPr/>
+          <w:p>
+            <w:pPr>
+              <w:pStyle w:val="Compact"/>
+            </w:pPr>
+            <w:r>
+              <w:t xml:space="preserve">Prove etcd Delete/DeletePrefix remove keys (sink-side absence)</w:t>
+            </w:r>
+          </w:p>
+        </w:tc>
+        <w:tc>
+          <w:tcPr/>
+          <w:p>
+            <w:pPr>
+              <w:pStyle w:val="Compact"/>
+            </w:pPr>
+            <w:r>
+              <w:t xml:space="preserve">dbed10c</w:t>
+            </w:r>
+          </w:p>
+        </w:tc>
+      </w:tr>
+      <w:tr>
+        <w:tc>
+          <w:tcPr/>
+          <w:p>
+            <w:pPr>
+              <w:pStyle w:val="Compact"/>
+            </w:pPr>
+            <w:r>
+              <w:t xml:space="preserve">HXC-1005</w:t>
+            </w:r>
+          </w:p>
+        </w:tc>
+        <w:tc>
+          <w:tcPr/>
+          <w:p>
+            <w:pPr>
+              <w:pStyle w:val="Compact"/>
+            </w:pPr>
+            <w:r>
+              <w:t xml:space="preserve">Feature</w:t>
+            </w:r>
+          </w:p>
+        </w:tc>
+        <w:tc>
+          <w:tcPr/>
+          <w:p>
+            <w:pPr>
+              <w:pStyle w:val="Compact"/>
+            </w:pPr>
+            <w:r>
+              <w:t xml:space="preserve">P0</w:t>
+            </w:r>
+          </w:p>
+        </w:tc>
+        <w:tc>
+          <w:tcPr/>
+          <w:p>
+            <w:pPr>
+              <w:pStyle w:val="Compact"/>
+            </w:pPr>
+            <w:r>
+              <w:t xml:space="preserve">Prove etcd Watch fires correct event and closes on ctx cancel</w:t>
+            </w:r>
+          </w:p>
+        </w:tc>
+        <w:tc>
+          <w:tcPr/>
+          <w:p>
+            <w:pPr>
+              <w:pStyle w:val="Compact"/>
+            </w:pPr>
+            <w:r>
+              <w:t xml:space="preserve">dbed10c</w:t>
+            </w:r>
+          </w:p>
+        </w:tc>
+      </w:tr>
+      <w:tr>
+        <w:tc>
+          <w:tcPr/>
+          <w:p>
+            <w:pPr>
+              <w:pStyle w:val="Compact"/>
+            </w:pPr>
+            <w:r>
+              <w:t xml:space="preserve">HXC-1006</w:t>
+            </w:r>
+          </w:p>
+        </w:tc>
+        <w:tc>
+          <w:tcPr/>
+          <w:p>
+            <w:pPr>
+              <w:pStyle w:val="Compact"/>
+            </w:pPr>
+            <w:r>
+              <w:t xml:space="preserve">Feature</w:t>
+            </w:r>
+          </w:p>
+        </w:tc>
+        <w:tc>
+          <w:tcPr/>
+          <w:p>
+            <w:pPr>
+              <w:pStyle w:val="Compact"/>
+            </w:pPr>
+            <w:r>
+              <w:t xml:space="preserve">P1</w:t>
+            </w:r>
+          </w:p>
+        </w:tc>
+        <w:tc>
+          <w:tcPr/>
+          <w:p>
+            <w:pPr>
+              <w:pStyle w:val="Compact"/>
+            </w:pPr>
+            <w:r>
+              <w:t xml:space="preserve">Prove etcd Lease/PutWithLease/RevokeLease/KeepAlive TTL behavior</w:t>
+            </w:r>
+          </w:p>
+        </w:tc>
+        <w:tc>
+          <w:tcPr/>
+          <w:p>
+            <w:pPr>
+              <w:pStyle w:val="Compact"/>
+            </w:pPr>
+            <w:r>
+              <w:t xml:space="preserve">dbed10c</w:t>
+            </w:r>
+          </w:p>
+        </w:tc>
+      </w:tr>
+      <w:tr>
+        <w:tc>
+          <w:tcPr/>
+          <w:p>
+            <w:pPr>
+              <w:pStyle w:val="Compact"/>
+            </w:pPr>
+            <w:r>
+              <w:t xml:space="preserve">HXC-1007</w:t>
+            </w:r>
+          </w:p>
+        </w:tc>
+        <w:tc>
+          <w:tcPr/>
+          <w:p>
+            <w:pPr>
+              <w:pStyle w:val="Compact"/>
+            </w:pPr>
+            <w:r>
+              <w:t xml:space="preserve">Feature</w:t>
+            </w:r>
+          </w:p>
+        </w:tc>
+        <w:tc>
+          <w:tcPr/>
+          <w:p>
+            <w:pPr>
+              <w:pStyle w:val="Compact"/>
+            </w:pPr>
+            <w:r>
+              <w:t xml:space="preserve">P0</w:t>
+            </w:r>
+          </w:p>
+        </w:tc>
+        <w:tc>
+          <w:tcPr/>
+          <w:p>
+            <w:pPr>
+              <w:pStyle w:val="Compact"/>
+            </w:pPr>
+            <w:r>
+              <w:t xml:space="preserve">Prove etcd distributed Lock mutual exclusion (highest-risk path)</w:t>
+            </w:r>
+          </w:p>
+        </w:tc>
+        <w:tc>
+          <w:tcPr/>
+          <w:p>
+            <w:pPr>
+              <w:pStyle w:val="Compact"/>
+            </w:pPr>
+            <w:r>
+              <w:t xml:space="preserve">dbed10c</w:t>
+            </w:r>
+          </w:p>
+        </w:tc>
+      </w:tr>
+      <w:tr>
+        <w:tc>
+          <w:tcPr/>
+          <w:p>
+            <w:pPr>
+              <w:pStyle w:val="Compact"/>
+            </w:pPr>
+            <w:r>
+              <w:t xml:space="preserve">HXC-1008</w:t>
+            </w:r>
+          </w:p>
+        </w:tc>
+        <w:tc>
+          <w:tcPr/>
+          <w:p>
+            <w:pPr>
+              <w:pStyle w:val="Compact"/>
+            </w:pPr>
+            <w:r>
+              <w:t xml:space="preserve">Task</w:t>
+            </w:r>
+          </w:p>
+        </w:tc>
+        <w:tc>
+          <w:tcPr/>
+          <w:p>
+            <w:pPr>
+              <w:pStyle w:val="Compact"/>
+            </w:pPr>
+            <w:r>
+              <w:t xml:space="preserve">P2</w:t>
+            </w:r>
+          </w:p>
+        </w:tc>
+        <w:tc>
+          <w:tcPr/>
+          <w:p>
+            <w:pPr>
+              <w:pStyle w:val="Compact"/>
+            </w:pPr>
+            <w:r>
+              <w:t xml:space="preserve">Add mutation-paired etcd New() default-timeout injection test</w:t>
+            </w:r>
+          </w:p>
+        </w:tc>
+        <w:tc>
+          <w:tcPr/>
+          <w:p>
+            <w:pPr>
+              <w:pStyle w:val="Compact"/>
+            </w:pPr>
+            <w:r>
+              <w:t xml:space="preserve">dbed10c</w:t>
+            </w:r>
+          </w:p>
+        </w:tc>
+      </w:tr>
+      <w:tr>
+        <w:tc>
+          <w:tcPr/>
+          <w:p>
+            <w:pPr>
+              <w:pStyle w:val="Compact"/>
+            </w:pPr>
+            <w:r>
+              <w:t xml:space="preserve">HXC-1009</w:t>
+            </w:r>
+          </w:p>
+        </w:tc>
+        <w:tc>
+          <w:tcPr/>
+          <w:p>
+            <w:pPr>
+              <w:pStyle w:val="Compact"/>
+            </w:pPr>
+            <w:r>
+              <w:t xml:space="preserve">Task</w:t>
+            </w:r>
+          </w:p>
+        </w:tc>
+        <w:tc>
+          <w:tcPr/>
+          <w:p>
+            <w:pPr>
+              <w:pStyle w:val="Compact"/>
+            </w:pPr>
+            <w:r>
+              <w:t xml:space="preserve">P2</w:t>
+            </w:r>
+          </w:p>
+        </w:tc>
+        <w:tc>
+          <w:tcPr/>
+          <w:p>
+            <w:pPr>
+              <w:pStyle w:val="Compact"/>
+            </w:pPr>
+            <w:r>
+              <w:t xml:space="preserve">Prove etcd error-wrapping on dead endpoint</w:t>
+            </w:r>
+          </w:p>
+        </w:tc>
+        <w:tc>
+          <w:tcPr/>
+          <w:p>
+            <w:pPr>
+              <w:pStyle w:val="Compact"/>
+            </w:pPr>
+            <w:r>
+              <w:t xml:space="preserve">dbed10c</w:t>
+            </w:r>
+          </w:p>
+        </w:tc>
+      </w:tr>
+      <w:tr>
+        <w:tc>
+          <w:tcPr/>
+          <w:p>
+            <w:pPr>
+              <w:pStyle w:val="Compact"/>
+            </w:pPr>
+            <w:r>
+              <w:t xml:space="preserve">HXC-1016</w:t>
+            </w:r>
+          </w:p>
+        </w:tc>
+        <w:tc>
+          <w:tcPr/>
+          <w:p>
+            <w:pPr>
+              <w:pStyle w:val="Compact"/>
+            </w:pPr>
+            <w:r>
+              <w:t xml:space="preserve">Feature</w:t>
+            </w:r>
+          </w:p>
+        </w:tc>
+        <w:tc>
+          <w:tcPr/>
+          <w:p>
+            <w:pPr>
+              <w:pStyle w:val="Compact"/>
+            </w:pPr>
+            <w:r>
+              <w:t xml:space="preserve">P0</w:t>
+            </w:r>
+          </w:p>
+        </w:tc>
+        <w:tc>
+          <w:tcPr/>
+          <w:p>
+            <w:pPr>
+              <w:pStyle w:val="Compact"/>
+            </w:pPr>
+            <w:r>
+              <w:t xml:space="preserve">Add EtcdLocker integration tests against real etcd (block/acquire/lease)</w:t>
+            </w:r>
+          </w:p>
+        </w:tc>
+        <w:tc>
+          <w:tcPr/>
+          <w:p>
+            <w:pPr>
+              <w:pStyle w:val="Compact"/>
+            </w:pPr>
+            <w:r>
+              <w:t xml:space="preserve">dbed10c</w:t>
+            </w:r>
+          </w:p>
+        </w:tc>
+      </w:tr>
+      <w:tr>
+        <w:tc>
+          <w:tcPr/>
+          <w:p>
+            <w:pPr>
+              <w:pStyle w:val="Compact"/>
+            </w:pPr>
+            <w:r>
+              <w:t xml:space="preserve">HXC-1017</w:t>
+            </w:r>
+          </w:p>
+        </w:tc>
+        <w:tc>
+          <w:tcPr/>
+          <w:p>
+            <w:pPr>
+              <w:pStyle w:val="Compact"/>
+            </w:pPr>
+            <w:r>
+              <w:t xml:space="preserve">Bug</w:t>
+            </w:r>
+          </w:p>
+        </w:tc>
+        <w:tc>
+          <w:tcPr/>
+          <w:p>
+            <w:pPr>
+              <w:pStyle w:val="Compact"/>
+            </w:pPr>
+            <w:r>
+              <w:t xml:space="preserve">P0</w:t>
+            </w:r>
+          </w:p>
+        </w:tc>
+        <w:tc>
+          <w:tcPr/>
+          <w:p>
+            <w:pPr>
+              <w:pStyle w:val="Compact"/>
+            </w:pPr>
+            <w:r>
+              <w:t xml:space="preserve">Rewrite TestMemoryLockerConcurrent to detect a broken lock without -race</w:t>
+            </w:r>
+          </w:p>
+        </w:tc>
+        <w:tc>
+          <w:tcPr/>
+          <w:p>
+            <w:pPr>
+              <w:pStyle w:val="Compact"/>
+            </w:pPr>
+            <w:r>
+              <w:t xml:space="preserve">dbed10c</w:t>
+            </w:r>
+          </w:p>
+        </w:tc>
+      </w:tr>
+      <w:tr>
+        <w:tc>
+          <w:tcPr/>
+          <w:p>
+            <w:pPr>
+              <w:pStyle w:val="Compact"/>
+            </w:pPr>
+            <w:r>
+              <w:t xml:space="preserve">HXC-1018</w:t>
+            </w:r>
+          </w:p>
+        </w:tc>
+        <w:tc>
+          <w:tcPr/>
+          <w:p>
+            <w:pPr>
+              <w:pStyle w:val="Compact"/>
+            </w:pPr>
+            <w:r>
+              <w:t xml:space="preserve">Task</w:t>
+            </w:r>
+          </w:p>
+        </w:tc>
+        <w:tc>
+          <w:tcPr/>
+          <w:p>
+            <w:pPr>
+              <w:pStyle w:val="Compact"/>
+            </w:pPr>
+            <w:r>
+              <w:t xml:space="preserve">P2</w:t>
+            </w:r>
+          </w:p>
+        </w:tc>
+        <w:tc>
+          <w:tcPr/>
+          <w:p>
+            <w:pPr>
+              <w:pStyle w:val="Compact"/>
+            </w:pPr>
+            <w:r>
+              <w:t xml:space="preserve">Add explicit block-then-acquire ordering test for MemoryLocker</w:t>
+            </w:r>
+          </w:p>
+        </w:tc>
+        <w:tc>
+          <w:tcPr/>
+          <w:p>
+            <w:pPr>
+              <w:pStyle w:val="Compact"/>
+            </w:pPr>
+            <w:r>
+              <w:t xml:space="preserve">dbed10c</w:t>
+            </w:r>
+          </w:p>
+        </w:tc>
+      </w:tr>
+      <w:tr>
+        <w:tc>
+          <w:tcPr/>
+          <w:p>
+            <w:pPr>
+              <w:pStyle w:val="Compact"/>
+            </w:pPr>
+            <w:r>
+              <w:t xml:space="preserve">HXC-1021</w:t>
+            </w:r>
+          </w:p>
+        </w:tc>
+        <w:tc>
+          <w:tcPr/>
+          <w:p>
+            <w:pPr>
+              <w:pStyle w:val="Compact"/>
+            </w:pPr>
+            <w:r>
+              <w:t xml:space="preserve">Bug</w:t>
+            </w:r>
+          </w:p>
+        </w:tc>
+        <w:tc>
+          <w:tcPr/>
+          <w:p>
+            <w:pPr>
+              <w:pStyle w:val="Compact"/>
+            </w:pPr>
+            <w:r>
+              <w:t xml:space="preserve">P1</w:t>
+            </w:r>
+          </w:p>
+        </w:tc>
+        <w:tc>
+          <w:tcPr/>
+          <w:p>
+            <w:pPr>
+              <w:pStyle w:val="Compact"/>
+            </w:pPr>
+            <w:r>
+              <w:t xml:space="preserve">Drive pkg/build StateFailed via a genuine build failure not the</w:t>
+            </w:r>
+            <w:r>
+              <w:t xml:space="preserve"> </w:t>
+            </w:r>
+            <w:r>
+              <w:t xml:space="preserve">‘fail’</w:t>
+            </w:r>
+            <w:r>
+              <w:t xml:space="preserve"> </w:t>
+            </w:r>
+            <w:r>
+              <w:t xml:space="preserve">sentinel</w:t>
+            </w:r>
+          </w:p>
+        </w:tc>
+        <w:tc>
+          <w:tcPr/>
+          <w:p>
+            <w:pPr>
+              <w:pStyle w:val="Compact"/>
+            </w:pPr>
+            <w:r>
+              <w:t xml:space="preserve">dbed10c</w:t>
+            </w:r>
+          </w:p>
+        </w:tc>
+      </w:tr>
+      <w:tr>
+        <w:tc>
+          <w:tcPr/>
+          <w:p>
+            <w:pPr>
+              <w:pStyle w:val="Compact"/>
+            </w:pPr>
+            <w:r>
+              <w:t xml:space="preserve">HXC-1024</w:t>
+            </w:r>
+          </w:p>
+        </w:tc>
+        <w:tc>
+          <w:tcPr/>
+          <w:p>
+            <w:pPr>
+              <w:pStyle w:val="Compact"/>
+            </w:pPr>
+            <w:r>
+              <w:t xml:space="preserve">Bug</w:t>
+            </w:r>
+          </w:p>
+        </w:tc>
+        <w:tc>
+          <w:tcPr/>
+          <w:p>
+            <w:pPr>
+              <w:pStyle w:val="Compact"/>
+            </w:pPr>
+            <w:r>
+              <w:t xml:space="preserve">P2</w:t>
+            </w:r>
+          </w:p>
+        </w:tc>
+        <w:tc>
+          <w:tcPr/>
+          <w:p>
+            <w:pPr>
+              <w:pStyle w:val="Compact"/>
+            </w:pPr>
+            <w:r>
+              <w:t xml:space="preserve">Enforce or document pkg/build content-addressable cache digest integrity</w:t>
+            </w:r>
+          </w:p>
+        </w:tc>
+        <w:tc>
+          <w:tcPr/>
+          <w:p>
+            <w:pPr>
+              <w:pStyle w:val="Compact"/>
+            </w:pPr>
+            <w:r>
+              <w:t xml:space="preserve">dbed10c</w:t>
+            </w:r>
+          </w:p>
+        </w:tc>
+      </w:tr>
+      <w:tr>
+        <w:tc>
+          <w:tcPr/>
+          <w:p>
+            <w:pPr>
+              <w:pStyle w:val="Compact"/>
+            </w:pPr>
+            <w:r>
+              <w:t xml:space="preserve">HXC-1026</w:t>
+            </w:r>
+          </w:p>
+        </w:tc>
+        <w:tc>
+          <w:tcPr/>
+          <w:p>
+            <w:pPr>
+              <w:pStyle w:val="Compact"/>
+            </w:pPr>
+            <w:r>
+              <w:t xml:space="preserve">Feature</w:t>
+            </w:r>
+          </w:p>
+        </w:tc>
+        <w:tc>
+          <w:tcPr/>
+          <w:p>
+            <w:pPr>
+              <w:pStyle w:val="Compact"/>
+            </w:pPr>
+            <w:r>
+              <w:t xml:space="preserve">P0</w:t>
+            </w:r>
+          </w:p>
+        </w:tc>
+        <w:tc>
+          <w:tcPr/>
+          <w:p>
+            <w:pPr>
+              <w:pStyle w:val="Compact"/>
+            </w:pPr>
+            <w:r>
+              <w:t xml:space="preserve">Add real mTLS handshake test for pkg/security (valid client succeeds, no/foreign cert rejected)</w:t>
+            </w:r>
+          </w:p>
+        </w:tc>
+        <w:tc>
+          <w:tcPr/>
+          <w:p>
+            <w:pPr>
+              <w:pStyle w:val="Compact"/>
+            </w:pPr>
+            <w:r>
+              <w:t xml:space="preserve">dbed10c</w:t>
+            </w:r>
+          </w:p>
+        </w:tc>
+      </w:tr>
+      <w:tr>
+        <w:tc>
+          <w:tcPr/>
+          <w:p>
+            <w:pPr>
+              <w:pStyle w:val="Compact"/>
+            </w:pPr>
+            <w:r>
+              <w:t xml:space="preserve">HXC-1027</w:t>
+            </w:r>
+          </w:p>
+        </w:tc>
+        <w:tc>
+          <w:tcPr/>
+          <w:p>
+            <w:pPr>
+              <w:pStyle w:val="Compact"/>
+            </w:pPr>
+            <w:r>
+              <w:t xml:space="preserve">Bug</w:t>
+            </w:r>
+          </w:p>
+        </w:tc>
+        <w:tc>
+          <w:tcPr/>
+          <w:p>
+            <w:pPr>
+              <w:pStyle w:val="Compact"/>
+            </w:pPr>
+            <w:r>
+              <w:t xml:space="preserve">P1</w:t>
+            </w:r>
+          </w:p>
+        </w:tc>
+        <w:tc>
+          <w:tcPr/>
+          <w:p>
+            <w:pPr>
+              <w:pStyle w:val="Compact"/>
+            </w:pPr>
+            <w:r>
+              <w:t xml:space="preserve">Assert MinVersion==TLS13 on the client TLS path in pkg/security</w:t>
+            </w:r>
+          </w:p>
+        </w:tc>
+        <w:tc>
+          <w:tcPr/>
+          <w:p>
+            <w:pPr>
+              <w:pStyle w:val="Compact"/>
+            </w:pPr>
+            <w:r>
+              <w:t xml:space="preserve">dbed10c</w:t>
+            </w:r>
+          </w:p>
+        </w:tc>
+      </w:tr>
+      <w:tr>
+        <w:tc>
+          <w:tcPr/>
+          <w:p>
+            <w:pPr>
+              <w:pStyle w:val="Compact"/>
+            </w:pPr>
+            <w:r>
+              <w:t xml:space="preserve">HXC-1030</w:t>
+            </w:r>
+          </w:p>
+        </w:tc>
+        <w:tc>
+          <w:tcPr/>
+          <w:p>
+            <w:pPr>
+              <w:pStyle w:val="Compact"/>
+            </w:pPr>
+            <w:r>
+              <w:t xml:space="preserve">Bug</w:t>
+            </w:r>
+          </w:p>
+        </w:tc>
+        <w:tc>
+          <w:tcPr/>
+          <w:p>
+            <w:pPr>
+              <w:pStyle w:val="Compact"/>
+            </w:pPr>
+            <w:r>
+              <w:t xml:space="preserve">P1</w:t>
+            </w:r>
+          </w:p>
+        </w:tc>
+        <w:tc>
+          <w:tcPr/>
+          <w:p>
+            <w:pPr>
+              <w:pStyle w:val="Compact"/>
+            </w:pPr>
+            <w:r>
+              <w:t xml:space="preserve">Verify pkg/hxcregistry item_history audit-sink rows after Create/Update</w:t>
+            </w:r>
+          </w:p>
+        </w:tc>
+        <w:tc>
+          <w:tcPr/>
+          <w:p>
+            <w:pPr>
+              <w:pStyle w:val="Compact"/>
+            </w:pPr>
+            <w:r>
+              <w:t xml:space="preserve">dbed10c</w:t>
+            </w:r>
+          </w:p>
+        </w:tc>
+      </w:tr>
+      <w:tr>
+        <w:tc>
+          <w:tcPr/>
+          <w:p>
+            <w:pPr>
+              <w:pStyle w:val="Compact"/>
+            </w:pPr>
+            <w:r>
+              <w:t xml:space="preserve">HXC-1031</w:t>
+            </w:r>
+          </w:p>
+        </w:tc>
+        <w:tc>
+          <w:tcPr/>
+          <w:p>
+            <w:pPr>
+              <w:pStyle w:val="Compact"/>
+            </w:pPr>
+            <w:r>
+              <w:t xml:space="preserve">Bug</w:t>
+            </w:r>
+          </w:p>
+        </w:tc>
+        <w:tc>
+          <w:tcPr/>
+          <w:p>
+            <w:pPr>
+              <w:pStyle w:val="Compact"/>
+            </w:pPr>
+            <w:r>
+              <w:t xml:space="preserve">P2</w:t>
+            </w:r>
+          </w:p>
+        </w:tc>
+        <w:tc>
+          <w:tcPr/>
+          <w:p>
+            <w:pPr>
+              <w:pStyle w:val="Compact"/>
+            </w:pPr>
+            <w:r>
+              <w:t xml:space="preserve">Assert exact and stable ComputeHeadingHash value in pkg/hxcregistry</w:t>
+            </w:r>
+          </w:p>
+        </w:tc>
+        <w:tc>
+          <w:tcPr/>
+          <w:p>
+            <w:pPr>
+              <w:pStyle w:val="Compact"/>
+            </w:pPr>
+            <w:r>
+              <w:t xml:space="preserve">dbed10c</w:t>
+            </w:r>
+          </w:p>
+        </w:tc>
+      </w:tr>
+      <w:tr>
+        <w:tc>
+          <w:tcPr/>
+          <w:p>
+            <w:pPr>
+              <w:pStyle w:val="Compact"/>
+            </w:pPr>
+            <w:r>
+              <w:t xml:space="preserve">HXC-1032</w:t>
+            </w:r>
+          </w:p>
+        </w:tc>
+        <w:tc>
+          <w:tcPr/>
+          <w:p>
+            <w:pPr>
+              <w:pStyle w:val="Compact"/>
+            </w:pPr>
+            <w:r>
+              <w:t xml:space="preserve">Task</w:t>
+            </w:r>
+          </w:p>
+        </w:tc>
+        <w:tc>
+          <w:tcPr/>
+          <w:p>
+            <w:pPr>
+              <w:pStyle w:val="Compact"/>
+            </w:pPr>
+            <w:r>
+              <w:t xml:space="preserve">P2</w:t>
+            </w:r>
+          </w:p>
+        </w:tc>
+        <w:tc>
+          <w:tcPr/>
+          <w:p>
+            <w:pPr>
+              <w:pStyle w:val="Compact"/>
+            </w:pPr>
+            <w:r>
+              <w:t xml:space="preserve">Add pkg/hxcregistry failure-path tests (dup PK, missing-id Get/Update)</w:t>
+            </w:r>
+          </w:p>
+        </w:tc>
+        <w:tc>
+          <w:tcPr/>
+          <w:p>
+            <w:pPr>
+              <w:pStyle w:val="Compact"/>
+            </w:pPr>
+            <w:r>
+              <w:t xml:space="preserve">dbed10c</w:t>
+            </w:r>
+          </w:p>
+        </w:tc>
+      </w:tr>
+      <w:tr>
+        <w:tc>
+          <w:tcPr/>
+          <w:p>
+            <w:pPr>
+              <w:pStyle w:val="Compact"/>
+            </w:pPr>
+            <w:r>
+              <w:t xml:space="preserve">HXC-1033</w:t>
+            </w:r>
+          </w:p>
+        </w:tc>
+        <w:tc>
+          <w:tcPr/>
+          <w:p>
+            <w:pPr>
+              <w:pStyle w:val="Compact"/>
+            </w:pPr>
+            <w:r>
+              <w:t xml:space="preserve">Bug</w:t>
+            </w:r>
+          </w:p>
+        </w:tc>
+        <w:tc>
+          <w:tcPr/>
+          <w:p>
+            <w:pPr>
+              <w:pStyle w:val="Compact"/>
+            </w:pPr>
+            <w:r>
+              <w:t xml:space="preserve">P2</w:t>
+            </w:r>
+          </w:p>
+        </w:tc>
+        <w:tc>
+          <w:tcPr/>
+          <w:p>
+            <w:pPr>
+              <w:pStyle w:val="Compact"/>
+            </w:pPr>
+            <w:r>
+              <w:t xml:space="preserve">Make pkg/hxcregistry concurrent test do concurrent writes (or rename)</w:t>
+            </w:r>
+          </w:p>
+        </w:tc>
+        <w:tc>
+          <w:tcPr/>
+          <w:p>
+            <w:pPr>
+              <w:pStyle w:val="Compact"/>
+            </w:pPr>
+            <w:r>
+              <w:t xml:space="preserve">dbed10c</w:t>
+            </w:r>
+          </w:p>
+        </w:tc>
+      </w:tr>
+      <w:tr>
+        <w:tc>
+          <w:tcPr/>
+          <w:p>
+            <w:pPr>
+              <w:pStyle w:val="Compact"/>
+            </w:pPr>
+            <w:r>
+              <w:t xml:space="preserve">HXC-1034</w:t>
+            </w:r>
+          </w:p>
+        </w:tc>
+        <w:tc>
+          <w:tcPr/>
+          <w:p>
+            <w:pPr>
+              <w:pStyle w:val="Compact"/>
+            </w:pPr>
+            <w:r>
+              <w:t xml:space="preserve">Task</w:t>
+            </w:r>
+          </w:p>
+        </w:tc>
+        <w:tc>
+          <w:tcPr/>
+          <w:p>
+            <w:pPr>
+              <w:pStyle w:val="Compact"/>
+            </w:pPr>
+            <w:r>
+              <w:t xml:space="preserve">P3</w:t>
+            </w:r>
+          </w:p>
+        </w:tc>
+        <w:tc>
+          <w:tcPr/>
+          <w:p>
+            <w:pPr>
+              <w:pStyle w:val="Compact"/>
+            </w:pPr>
+            <w:r>
+              <w:t xml:space="preserve">Prove pkg/hxcregistry timestamp round-trip and DB CHECK-constraint enforcement</w:t>
+            </w:r>
+          </w:p>
+        </w:tc>
+        <w:tc>
+          <w:tcPr/>
+          <w:p>
+            <w:pPr>
+              <w:pStyle w:val="Compact"/>
+            </w:pPr>
+            <w:r>
+              <w:t xml:space="preserve">dbed10c</w:t>
+            </w:r>
+          </w:p>
+        </w:tc>
+      </w:tr>
+      <w:tr>
+        <w:tc>
+          <w:tcPr/>
+          <w:p>
+            <w:pPr>
+              <w:pStyle w:val="Compact"/>
+            </w:pPr>
+            <w:r>
+              <w:t xml:space="preserve">HXC-1035</w:t>
+            </w:r>
+          </w:p>
+        </w:tc>
+        <w:tc>
+          <w:tcPr/>
+          <w:p>
+            <w:pPr>
+              <w:pStyle w:val="Compact"/>
+            </w:pPr>
+            <w:r>
+              <w:t xml:space="preserve">Bug</w:t>
+            </w:r>
+          </w:p>
+        </w:tc>
+        <w:tc>
+          <w:tcPr/>
+          <w:p>
+            <w:pPr>
+              <w:pStyle w:val="Compact"/>
+            </w:pPr>
+            <w:r>
+              <w:t xml:space="preserve">P0</w:t>
+            </w:r>
+          </w:p>
+        </w:tc>
+        <w:tc>
+          <w:tcPr/>
+          <w:p>
+            <w:pPr>
+              <w:pStyle w:val="Compact"/>
+            </w:pPr>
+            <w:r>
+              <w:t xml:space="preserve">Wire pkg/wasm WasmPlugin.Execute to real WASM output and prove transformed result</w:t>
+            </w:r>
+          </w:p>
+        </w:tc>
+        <w:tc>
+          <w:tcPr/>
+          <w:p>
+            <w:pPr>
+              <w:pStyle w:val="Compact"/>
+            </w:pPr>
+            <w:r>
+              <w:t xml:space="preserve">dbed10c</w:t>
+            </w:r>
+          </w:p>
+        </w:tc>
+      </w:tr>
+      <w:tr>
+        <w:tc>
+          <w:tcPr/>
+          <w:p>
+            <w:pPr>
+              <w:pStyle w:val="Compact"/>
+            </w:pPr>
+            <w:r>
+              <w:t xml:space="preserve">HXC-1036</w:t>
+            </w:r>
+          </w:p>
+        </w:tc>
+        <w:tc>
+          <w:tcPr/>
+          <w:p>
+            <w:pPr>
+              <w:pStyle w:val="Compact"/>
+            </w:pPr>
+            <w:r>
+              <w:t xml:space="preserve">Task</w:t>
+            </w:r>
+          </w:p>
+        </w:tc>
+        <w:tc>
+          <w:tcPr/>
+          <w:p>
+            <w:pPr>
+              <w:pStyle w:val="Compact"/>
+            </w:pPr>
+            <w:r>
+              <w:t xml:space="preserve">P1</w:t>
+            </w:r>
+          </w:p>
+        </w:tc>
+        <w:tc>
+          <w:tcPr/>
+          <w:p>
+            <w:pPr>
+              <w:pStyle w:val="Compact"/>
+            </w:pPr>
+            <w:r>
+              <w:t xml:space="preserve">Add pkg/wasm negative tests for missing execute export and corrupt module Init</w:t>
+            </w:r>
+          </w:p>
+        </w:tc>
+        <w:tc>
+          <w:tcPr/>
+          <w:p>
+            <w:pPr>
+              <w:pStyle w:val="Compact"/>
+            </w:pPr>
+            <w:r>
+              <w:t xml:space="preserve">dbed10c</w:t>
+            </w:r>
+          </w:p>
+        </w:tc>
+      </w:tr>
+      <w:tr>
+        <w:tc>
+          <w:tcPr/>
+          <w:p>
+            <w:pPr>
+              <w:pStyle w:val="Compact"/>
+            </w:pPr>
+            <w:r>
+              <w:t xml:space="preserve">HXC-1037</w:t>
+            </w:r>
+          </w:p>
+        </w:tc>
+        <w:tc>
+          <w:tcPr/>
+          <w:p>
+            <w:pPr>
+              <w:pStyle w:val="Compact"/>
+            </w:pPr>
+            <w:r>
+              <w:t xml:space="preserve">Bug</w:t>
+            </w:r>
+          </w:p>
+        </w:tc>
+        <w:tc>
+          <w:tcPr/>
+          <w:p>
+            <w:pPr>
+              <w:pStyle w:val="Compact"/>
+            </w:pPr>
+            <w:r>
+              <w:t xml:space="preserve">P2</w:t>
+            </w:r>
+          </w:p>
+        </w:tc>
+        <w:tc>
+          <w:tcPr/>
+          <w:p>
+            <w:pPr>
+              <w:pStyle w:val="Compact"/>
+            </w:pPr>
+            <w:r>
+              <w:t xml:space="preserve">Prove pkg/wasm init/shutdown exports actually run via memory side-effect</w:t>
+            </w:r>
+          </w:p>
+        </w:tc>
+        <w:tc>
+          <w:tcPr/>
+          <w:p>
+            <w:pPr>
+              <w:pStyle w:val="Compact"/>
+            </w:pPr>
+            <w:r>
+              <w:t xml:space="preserve">dbed10c</w:t>
+            </w:r>
+          </w:p>
+        </w:tc>
+      </w:tr>
+      <w:tr>
+        <w:tc>
+          <w:tcPr/>
+          <w:p>
+            <w:pPr>
+              <w:pStyle w:val="Compact"/>
+            </w:pPr>
+            <w:r>
+              <w:t xml:space="preserve">HXC-1042</w:t>
+            </w:r>
+          </w:p>
+        </w:tc>
+        <w:tc>
+          <w:tcPr/>
+          <w:p>
+            <w:pPr>
+              <w:pStyle w:val="Compact"/>
+            </w:pPr>
+            <w:r>
+              <w:t xml:space="preserve">Bug</w:t>
+            </w:r>
+          </w:p>
+        </w:tc>
+        <w:tc>
+          <w:tcPr/>
+          <w:p>
+            <w:pPr>
+              <w:pStyle w:val="Compact"/>
+            </w:pPr>
+            <w:r>
+              <w:t xml:space="preserve">P1</w:t>
+            </w:r>
+          </w:p>
+        </w:tc>
+        <w:tc>
+          <w:tcPr/>
+          <w:p>
+            <w:pPr>
+              <w:pStyle w:val="Compact"/>
+            </w:pPr>
+            <w:r>
+              <w:t xml:space="preserve">Convert pkg/storage error tests to errors.Is on exported sentinels</w:t>
+            </w:r>
+          </w:p>
+        </w:tc>
+        <w:tc>
+          <w:tcPr/>
+          <w:p>
+            <w:pPr>
+              <w:pStyle w:val="Compact"/>
+            </w:pPr>
+            <w:r>
+              <w:t xml:space="preserve">dbed10c</w:t>
+            </w:r>
+          </w:p>
+        </w:tc>
+      </w:tr>
+      <w:tr>
+        <w:tc>
+          <w:tcPr/>
+          <w:p>
+            <w:pPr>
+              <w:pStyle w:val="Compact"/>
+            </w:pPr>
+            <w:r>
+              <w:t xml:space="preserve">HXC-1043</w:t>
+            </w:r>
+          </w:p>
+        </w:tc>
+        <w:tc>
+          <w:tcPr/>
+          <w:p>
+            <w:pPr>
+              <w:pStyle w:val="Compact"/>
+            </w:pPr>
+            <w:r>
+              <w:t xml:space="preserve">Bug</w:t>
+            </w:r>
+          </w:p>
+        </w:tc>
+        <w:tc>
+          <w:tcPr/>
+          <w:p>
+            <w:pPr>
+              <w:pStyle w:val="Compact"/>
+            </w:pPr>
+            <w:r>
+              <w:t xml:space="preserve">P2</w:t>
+            </w:r>
+          </w:p>
+        </w:tc>
+        <w:tc>
+          <w:tcPr/>
+          <w:p>
+            <w:pPr>
+              <w:pStyle w:val="Compact"/>
+            </w:pPr>
+            <w:r>
+              <w:t xml:space="preserve">Reconcile and test pkg/storage FileStore vs MemoryStore copy semantics</w:t>
+            </w:r>
+          </w:p>
+        </w:tc>
+        <w:tc>
+          <w:tcPr/>
+          <w:p>
+            <w:pPr>
+              <w:pStyle w:val="Compact"/>
+            </w:pPr>
+            <w:r>
+              <w:t xml:space="preserve">dbed10c</w:t>
+            </w:r>
+          </w:p>
+        </w:tc>
+      </w:tr>
+      <w:tr>
+        <w:tc>
+          <w:tcPr/>
+          <w:p>
+            <w:pPr>
+              <w:pStyle w:val="Compact"/>
+            </w:pPr>
+            <w:r>
+              <w:t xml:space="preserve">HXC-1044</w:t>
+            </w:r>
+          </w:p>
+        </w:tc>
+        <w:tc>
+          <w:tcPr/>
+          <w:p>
+            <w:pPr>
+              <w:pStyle w:val="Compact"/>
+            </w:pPr>
+            <w:r>
+              <w:t xml:space="preserve">Task</w:t>
+            </w:r>
+          </w:p>
+        </w:tc>
+        <w:tc>
+          <w:tcPr/>
+          <w:p>
+            <w:pPr>
+              <w:pStyle w:val="Compact"/>
+            </w:pPr>
+            <w:r>
+              <w:t xml:space="preserve">P2</w:t>
+            </w:r>
+          </w:p>
+        </w:tc>
+        <w:tc>
+          <w:tcPr/>
+          <w:p>
+            <w:pPr>
+              <w:pStyle w:val="Compact"/>
+            </w:pPr>
+            <w:r>
+              <w:t xml:space="preserve">Add pkg/storage overwrite, missing-delete, and List edge tests for both stores</w:t>
+            </w:r>
+          </w:p>
+        </w:tc>
+        <w:tc>
+          <w:tcPr/>
+          <w:p>
+            <w:pPr>
+              <w:pStyle w:val="Compact"/>
+            </w:pPr>
+            <w:r>
+              <w:t xml:space="preserve">dbed10c</w:t>
+            </w:r>
+          </w:p>
+        </w:tc>
+      </w:tr>
+      <w:tr>
+        <w:tc>
+          <w:tcPr/>
+          <w:p>
+            <w:pPr>
+              <w:pStyle w:val="Compact"/>
+            </w:pPr>
+            <w:r>
+              <w:t xml:space="preserve">HXC-1045</w:t>
+            </w:r>
+          </w:p>
+        </w:tc>
+        <w:tc>
+          <w:tcPr/>
+          <w:p>
+            <w:pPr>
+              <w:pStyle w:val="Compact"/>
+            </w:pPr>
+            <w:r>
+              <w:t xml:space="preserve">Feature</w:t>
+            </w:r>
+          </w:p>
+        </w:tc>
+        <w:tc>
+          <w:tcPr/>
+          <w:p>
+            <w:pPr>
+              <w:pStyle w:val="Compact"/>
+            </w:pPr>
+            <w:r>
+              <w:t xml:space="preserve">P1</w:t>
+            </w:r>
+          </w:p>
+        </w:tc>
+        <w:tc>
+          <w:tcPr/>
+          <w:p>
+            <w:pPr>
+              <w:pStyle w:val="Compact"/>
+            </w:pPr>
+            <w:r>
+              <w:t xml:space="preserve">Add pkg/storage -race concurrent Put/Get/Delete test to prove RWMutex</w:t>
+            </w:r>
+          </w:p>
+        </w:tc>
+        <w:tc>
+          <w:tcPr/>
+          <w:p>
+            <w:pPr>
+              <w:pStyle w:val="Compact"/>
+            </w:pPr>
+            <w:r>
+              <w:t xml:space="preserve">dbed10c</w:t>
+            </w:r>
+          </w:p>
+        </w:tc>
+      </w:tr>
+      <w:tr>
+        <w:tc>
+          <w:tcPr/>
+          <w:p>
+            <w:pPr>
+              <w:pStyle w:val="Compact"/>
+            </w:pPr>
+            <w:r>
+              <w:t xml:space="preserve">HXC-1062</w:t>
+            </w:r>
+          </w:p>
+        </w:tc>
+        <w:tc>
+          <w:tcPr/>
+          <w:p>
+            <w:pPr>
+              <w:pStyle w:val="Compact"/>
+            </w:pPr>
+            <w:r>
+              <w:t xml:space="preserve">Bug</w:t>
+            </w:r>
+          </w:p>
+        </w:tc>
+        <w:tc>
+          <w:tcPr/>
+          <w:p>
+            <w:pPr>
+              <w:pStyle w:val="Compact"/>
+            </w:pPr>
+            <w:r>
+              <w:t xml:space="preserve">P2</w:t>
+            </w:r>
+          </w:p>
+        </w:tc>
+        <w:tc>
+          <w:tcPr/>
+          <w:p>
+            <w:pPr>
+              <w:pStyle w:val="Compact"/>
+            </w:pPr>
+            <w:r>
+              <w:t xml:space="preserve">Add pkg/crypto SHA-256 known-answer vectors and sentinel errors.Is checks</w:t>
+            </w:r>
+          </w:p>
+        </w:tc>
+        <w:tc>
+          <w:tcPr/>
+          <w:p>
+            <w:pPr>
+              <w:pStyle w:val="Compact"/>
+            </w:pPr>
+            <w:r>
+              <w:t xml:space="preserve">dbed10c</w:t>
+            </w:r>
+          </w:p>
+        </w:tc>
+      </w:tr>
+      <w:tr>
+        <w:tc>
+          <w:tcPr/>
+          <w:p>
+            <w:pPr>
+              <w:pStyle w:val="Compact"/>
+            </w:pPr>
+            <w:r>
+              <w:t xml:space="preserve">HXC-1063</w:t>
+            </w:r>
+          </w:p>
+        </w:tc>
+        <w:tc>
+          <w:tcPr/>
+          <w:p>
+            <w:pPr>
+              <w:pStyle w:val="Compact"/>
+            </w:pPr>
+            <w:r>
+              <w:t xml:space="preserve">Task</w:t>
+            </w:r>
+          </w:p>
+        </w:tc>
+        <w:tc>
+          <w:tcPr/>
+          <w:p>
+            <w:pPr>
+              <w:pStyle w:val="Compact"/>
+            </w:pPr>
+            <w:r>
+              <w:t xml:space="preserve">P3</w:t>
+            </w:r>
+          </w:p>
+        </w:tc>
+        <w:tc>
+          <w:tcPr/>
+          <w:p>
+            <w:pPr>
+              <w:pStyle w:val="Compact"/>
+            </w:pPr>
+            <w:r>
+              <w:t xml:space="preserve">Add pkg/crypto AES-128/192, wrong-key decrypt, short-ciphertext, PBKDF2 vector tests</w:t>
+            </w:r>
+          </w:p>
+        </w:tc>
+        <w:tc>
+          <w:tcPr/>
+          <w:p>
+            <w:pPr>
+              <w:pStyle w:val="Compact"/>
+            </w:pPr>
+            <w:r>
+              <w:t xml:space="preserve">dbed10c</w:t>
+            </w:r>
           </w:p>
         </w:tc>
       </w:tr>

--- a/docs/export/fixed.docx
+++ b/docs/export/fixed.docx
@@ -34,7 +34,7 @@
         <w:t xml:space="preserve"> </w:t>
       </w:r>
       <w:r>
-        <w:t xml:space="preserve">8</w:t>
+        <w:t xml:space="preserve">9</w:t>
       </w:r>
       <w:r>
         <w:t xml:space="preserve"> </w:t>
@@ -50,7 +50,7 @@
         <w:t xml:space="preserve"> </w:t>
       </w:r>
       <w:r>
-        <w:t xml:space="preserve">2026-06-01T10:29:18Z</w:t>
+        <w:t xml:space="preserve">2026-06-01T11:05:59Z</w:t>
       </w:r>
       <w:r>
         <w:t xml:space="preserve"> </w:t>
@@ -116,7 +116,7 @@
           <w:b/>
           <w:bCs/>
         </w:rPr>
-        <w:t xml:space="preserve">47</w:t>
+        <w:t xml:space="preserve">77</w:t>
       </w:r>
       <w:r>
         <w:t xml:space="preserve">.</w:t>
@@ -2349,6 +2349,177 @@
               <w:pStyle w:val="Compact"/>
             </w:pPr>
             <w:r>
+              <w:t xml:space="preserve">HXC-1039</w:t>
+            </w:r>
+          </w:p>
+        </w:tc>
+        <w:tc>
+          <w:tcPr/>
+          <w:p>
+            <w:pPr>
+              <w:pStyle w:val="Compact"/>
+            </w:pPr>
+            <w:r>
+              <w:t xml:space="preserve">Bug</w:t>
+            </w:r>
+          </w:p>
+        </w:tc>
+        <w:tc>
+          <w:tcPr/>
+          <w:p>
+            <w:pPr>
+              <w:pStyle w:val="Compact"/>
+            </w:pPr>
+            <w:r>
+              <w:t xml:space="preserve">P1</w:t>
+            </w:r>
+          </w:p>
+        </w:tc>
+        <w:tc>
+          <w:tcPr/>
+          <w:p>
+            <w:pPr>
+              <w:pStyle w:val="Compact"/>
+            </w:pPr>
+            <w:r>
+              <w:t xml:space="preserve">Replace self-defeating pkg/semaphore TestSemaphore_ReleaseTooMany_Mutation</w:t>
+            </w:r>
+          </w:p>
+        </w:tc>
+        <w:tc>
+          <w:tcPr/>
+          <w:p>
+            <w:pPr>
+              <w:pStyle w:val="Compact"/>
+            </w:pPr>
+            <w:r>
+              <w:t xml:space="preserve">a084eb1</w:t>
+            </w:r>
+          </w:p>
+        </w:tc>
+      </w:tr>
+      <w:tr>
+        <w:tc>
+          <w:tcPr/>
+          <w:p>
+            <w:pPr>
+              <w:pStyle w:val="Compact"/>
+            </w:pPr>
+            <w:r>
+              <w:t xml:space="preserve">HXC-1040</w:t>
+            </w:r>
+          </w:p>
+        </w:tc>
+        <w:tc>
+          <w:tcPr/>
+          <w:p>
+            <w:pPr>
+              <w:pStyle w:val="Compact"/>
+            </w:pPr>
+            <w:r>
+              <w:t xml:space="preserve">Feature</w:t>
+            </w:r>
+          </w:p>
+        </w:tc>
+        <w:tc>
+          <w:tcPr/>
+          <w:p>
+            <w:pPr>
+              <w:pStyle w:val="Compact"/>
+            </w:pPr>
+            <w:r>
+              <w:t xml:space="preserve">P1</w:t>
+            </w:r>
+          </w:p>
+        </w:tc>
+        <w:tc>
+          <w:tcPr/>
+          <w:p>
+            <w:pPr>
+              <w:pStyle w:val="Compact"/>
+            </w:pPr>
+            <w:r>
+              <w:t xml:space="preserve">Add pkg/semaphore M&gt;&gt;N concurrency invariant test under -race</w:t>
+            </w:r>
+          </w:p>
+        </w:tc>
+        <w:tc>
+          <w:tcPr/>
+          <w:p>
+            <w:pPr>
+              <w:pStyle w:val="Compact"/>
+            </w:pPr>
+            <w:r>
+              <w:t xml:space="preserve">a084eb1</w:t>
+            </w:r>
+          </w:p>
+        </w:tc>
+      </w:tr>
+      <w:tr>
+        <w:tc>
+          <w:tcPr/>
+          <w:p>
+            <w:pPr>
+              <w:pStyle w:val="Compact"/>
+            </w:pPr>
+            <w:r>
+              <w:t xml:space="preserve">HXC-1041</w:t>
+            </w:r>
+          </w:p>
+        </w:tc>
+        <w:tc>
+          <w:tcPr/>
+          <w:p>
+            <w:pPr>
+              <w:pStyle w:val="Compact"/>
+            </w:pPr>
+            <w:r>
+              <w:t xml:space="preserve">Task</w:t>
+            </w:r>
+          </w:p>
+        </w:tc>
+        <w:tc>
+          <w:tcPr/>
+          <w:p>
+            <w:pPr>
+              <w:pStyle w:val="Compact"/>
+            </w:pPr>
+            <w:r>
+              <w:t xml:space="preserve">P3</w:t>
+            </w:r>
+          </w:p>
+        </w:tc>
+        <w:tc>
+          <w:tcPr/>
+          <w:p>
+            <w:pPr>
+              <w:pStyle w:val="Compact"/>
+            </w:pPr>
+            <w:r>
+              <w:t xml:space="preserve">Add pkg/semaphore New(0) barrier and exact-capacity boundary tests</w:t>
+            </w:r>
+          </w:p>
+        </w:tc>
+        <w:tc>
+          <w:tcPr/>
+          <w:p>
+            <w:pPr>
+              <w:pStyle w:val="Compact"/>
+            </w:pPr>
+            <w:r>
+              <w:t xml:space="preserve">a084eb1</w:t>
+            </w:r>
+          </w:p>
+        </w:tc>
+      </w:tr>
+      <w:tr>
+        <w:tc>
+          <w:tcPr/>
+          <w:p>
+            <w:pPr>
+              <w:pStyle w:val="Compact"/>
+            </w:pPr>
+            <w:r>
               <w:t xml:space="preserve">HXC-1042</w:t>
             </w:r>
           </w:p>
@@ -2577,6 +2748,918 @@
               <w:pStyle w:val="Compact"/>
             </w:pPr>
             <w:r>
+              <w:t xml:space="preserve">HXC-1046</w:t>
+            </w:r>
+          </w:p>
+        </w:tc>
+        <w:tc>
+          <w:tcPr/>
+          <w:p>
+            <w:pPr>
+              <w:pStyle w:val="Compact"/>
+            </w:pPr>
+            <w:r>
+              <w:t xml:space="preserve">Bug</w:t>
+            </w:r>
+          </w:p>
+        </w:tc>
+        <w:tc>
+          <w:tcPr/>
+          <w:p>
+            <w:pPr>
+              <w:pStyle w:val="Compact"/>
+            </w:pPr>
+            <w:r>
+              <w:t xml:space="preserve">P1</w:t>
+            </w:r>
+          </w:p>
+        </w:tc>
+        <w:tc>
+          <w:tcPr/>
+          <w:p>
+            <w:pPr>
+              <w:pStyle w:val="Compact"/>
+            </w:pPr>
+            <w:r>
+              <w:t xml:space="preserve">Gate -race in CI for pkg/metrics concurrency mutation tests</w:t>
+            </w:r>
+          </w:p>
+        </w:tc>
+        <w:tc>
+          <w:tcPr/>
+          <w:p>
+            <w:pPr>
+              <w:pStyle w:val="Compact"/>
+            </w:pPr>
+            <w:r>
+              <w:t xml:space="preserve">a084eb1</w:t>
+            </w:r>
+          </w:p>
+        </w:tc>
+      </w:tr>
+      <w:tr>
+        <w:tc>
+          <w:tcPr/>
+          <w:p>
+            <w:pPr>
+              <w:pStyle w:val="Compact"/>
+            </w:pPr>
+            <w:r>
+              <w:t xml:space="preserve">HXC-1047</w:t>
+            </w:r>
+          </w:p>
+        </w:tc>
+        <w:tc>
+          <w:tcPr/>
+          <w:p>
+            <w:pPr>
+              <w:pStyle w:val="Compact"/>
+            </w:pPr>
+            <w:r>
+              <w:t xml:space="preserve">Bug</w:t>
+            </w:r>
+          </w:p>
+        </w:tc>
+        <w:tc>
+          <w:tcPr/>
+          <w:p>
+            <w:pPr>
+              <w:pStyle w:val="Compact"/>
+            </w:pPr>
+            <w:r>
+              <w:t xml:space="preserve">P2</w:t>
+            </w:r>
+          </w:p>
+        </w:tc>
+        <w:tc>
+          <w:tcPr/>
+          <w:p>
+            <w:pPr>
+              <w:pStyle w:val="Compact"/>
+            </w:pPr>
+            <w:r>
+              <w:t xml:space="preserve">Complete pkg/metrics Prometheus exposition assertions (+Inf, _sum, ordering)</w:t>
+            </w:r>
+          </w:p>
+        </w:tc>
+        <w:tc>
+          <w:tcPr/>
+          <w:p>
+            <w:pPr>
+              <w:pStyle w:val="Compact"/>
+            </w:pPr>
+            <w:r>
+              <w:t xml:space="preserve">a084eb1</w:t>
+            </w:r>
+          </w:p>
+        </w:tc>
+      </w:tr>
+      <w:tr>
+        <w:tc>
+          <w:tcPr/>
+          <w:p>
+            <w:pPr>
+              <w:pStyle w:val="Compact"/>
+            </w:pPr>
+            <w:r>
+              <w:t xml:space="preserve">HXC-1048</w:t>
+            </w:r>
+          </w:p>
+        </w:tc>
+        <w:tc>
+          <w:tcPr/>
+          <w:p>
+            <w:pPr>
+              <w:pStyle w:val="Compact"/>
+            </w:pPr>
+            <w:r>
+              <w:t xml:space="preserve">Task</w:t>
+            </w:r>
+          </w:p>
+        </w:tc>
+        <w:tc>
+          <w:tcPr/>
+          <w:p>
+            <w:pPr>
+              <w:pStyle w:val="Compact"/>
+            </w:pPr>
+            <w:r>
+              <w:t xml:space="preserve">P2</w:t>
+            </w:r>
+          </w:p>
+        </w:tc>
+        <w:tc>
+          <w:tcPr/>
+          <w:p>
+            <w:pPr>
+              <w:pStyle w:val="Compact"/>
+            </w:pPr>
+            <w:r>
+              <w:t xml:space="preserve">Add pkg/metrics duplicate-registration and histogram edge tests</w:t>
+            </w:r>
+          </w:p>
+        </w:tc>
+        <w:tc>
+          <w:tcPr/>
+          <w:p>
+            <w:pPr>
+              <w:pStyle w:val="Compact"/>
+            </w:pPr>
+            <w:r>
+              <w:t xml:space="preserve">a084eb1</w:t>
+            </w:r>
+          </w:p>
+        </w:tc>
+      </w:tr>
+      <w:tr>
+        <w:tc>
+          <w:tcPr/>
+          <w:p>
+            <w:pPr>
+              <w:pStyle w:val="Compact"/>
+            </w:pPr>
+            <w:r>
+              <w:t xml:space="preserve">HXC-1049</w:t>
+            </w:r>
+          </w:p>
+        </w:tc>
+        <w:tc>
+          <w:tcPr/>
+          <w:p>
+            <w:pPr>
+              <w:pStyle w:val="Compact"/>
+            </w:pPr>
+            <w:r>
+              <w:t xml:space="preserve">Task</w:t>
+            </w:r>
+          </w:p>
+        </w:tc>
+        <w:tc>
+          <w:tcPr/>
+          <w:p>
+            <w:pPr>
+              <w:pStyle w:val="Compact"/>
+            </w:pPr>
+            <w:r>
+              <w:t xml:space="preserve">P3</w:t>
+            </w:r>
+          </w:p>
+        </w:tc>
+        <w:tc>
+          <w:tcPr/>
+          <w:p>
+            <w:pPr>
+              <w:pStyle w:val="Compact"/>
+            </w:pPr>
+            <w:r>
+              <w:t xml:space="preserve">Add pkg/metrics /metrics integration test via httptest.Server</w:t>
+            </w:r>
+          </w:p>
+        </w:tc>
+        <w:tc>
+          <w:tcPr/>
+          <w:p>
+            <w:pPr>
+              <w:pStyle w:val="Compact"/>
+            </w:pPr>
+            <w:r>
+              <w:t xml:space="preserve">a084eb1</w:t>
+            </w:r>
+          </w:p>
+        </w:tc>
+      </w:tr>
+      <w:tr>
+        <w:tc>
+          <w:tcPr/>
+          <w:p>
+            <w:pPr>
+              <w:pStyle w:val="Compact"/>
+            </w:pPr>
+            <w:r>
+              <w:t xml:space="preserve">HXC-1050</w:t>
+            </w:r>
+          </w:p>
+        </w:tc>
+        <w:tc>
+          <w:tcPr/>
+          <w:p>
+            <w:pPr>
+              <w:pStyle w:val="Compact"/>
+            </w:pPr>
+            <w:r>
+              <w:t xml:space="preserve">Bug</w:t>
+            </w:r>
+          </w:p>
+        </w:tc>
+        <w:tc>
+          <w:tcPr/>
+          <w:p>
+            <w:pPr>
+              <w:pStyle w:val="Compact"/>
+            </w:pPr>
+            <w:r>
+              <w:t xml:space="preserve">P1</w:t>
+            </w:r>
+          </w:p>
+        </w:tc>
+        <w:tc>
+          <w:tcPr/>
+          <w:p>
+            <w:pPr>
+              <w:pStyle w:val="Compact"/>
+            </w:pPr>
+            <w:r>
+              <w:t xml:space="preserve">Test pkg/grpcutil LoggingStreamInterceptor recv/send counters</w:t>
+            </w:r>
+          </w:p>
+        </w:tc>
+        <w:tc>
+          <w:tcPr/>
+          <w:p>
+            <w:pPr>
+              <w:pStyle w:val="Compact"/>
+            </w:pPr>
+            <w:r>
+              <w:t xml:space="preserve">a084eb1</w:t>
+            </w:r>
+          </w:p>
+        </w:tc>
+      </w:tr>
+      <w:tr>
+        <w:tc>
+          <w:tcPr/>
+          <w:p>
+            <w:pPr>
+              <w:pStyle w:val="Compact"/>
+            </w:pPr>
+            <w:r>
+              <w:t xml:space="preserve">HXC-1051</w:t>
+            </w:r>
+          </w:p>
+        </w:tc>
+        <w:tc>
+          <w:tcPr/>
+          <w:p>
+            <w:pPr>
+              <w:pStyle w:val="Compact"/>
+            </w:pPr>
+            <w:r>
+              <w:t xml:space="preserve">Bug</w:t>
+            </w:r>
+          </w:p>
+        </w:tc>
+        <w:tc>
+          <w:tcPr/>
+          <w:p>
+            <w:pPr>
+              <w:pStyle w:val="Compact"/>
+            </w:pPr>
+            <w:r>
+              <w:t xml:space="preserve">P2</w:t>
+            </w:r>
+          </w:p>
+        </w:tc>
+        <w:tc>
+          <w:tcPr/>
+          <w:p>
+            <w:pPr>
+              <w:pStyle w:val="Compact"/>
+            </w:pPr>
+            <w:r>
+              <w:t xml:space="preserve">Strengthen pkg/grpcutil log assertions to dynamic behavior-dependent fields</w:t>
+            </w:r>
+          </w:p>
+        </w:tc>
+        <w:tc>
+          <w:tcPr/>
+          <w:p>
+            <w:pPr>
+              <w:pStyle w:val="Compact"/>
+            </w:pPr>
+            <w:r>
+              <w:t xml:space="preserve">a084eb1</w:t>
+            </w:r>
+          </w:p>
+        </w:tc>
+      </w:tr>
+      <w:tr>
+        <w:tc>
+          <w:tcPr/>
+          <w:p>
+            <w:pPr>
+              <w:pStyle w:val="Compact"/>
+            </w:pPr>
+            <w:r>
+              <w:t xml:space="preserve">HXC-1052</w:t>
+            </w:r>
+          </w:p>
+        </w:tc>
+        <w:tc>
+          <w:tcPr/>
+          <w:p>
+            <w:pPr>
+              <w:pStyle w:val="Compact"/>
+            </w:pPr>
+            <w:r>
+              <w:t xml:space="preserve">Task</w:t>
+            </w:r>
+          </w:p>
+        </w:tc>
+        <w:tc>
+          <w:tcPr/>
+          <w:p>
+            <w:pPr>
+              <w:pStyle w:val="Compact"/>
+            </w:pPr>
+            <w:r>
+              <w:t xml:space="preserve">P2</w:t>
+            </w:r>
+          </w:p>
+        </w:tc>
+        <w:tc>
+          <w:tcPr/>
+          <w:p>
+            <w:pPr>
+              <w:pStyle w:val="Compact"/>
+            </w:pPr>
+            <w:r>
+              <w:t xml:space="preserve">Cover pkg/grpcutil status.FromError code extraction for handler errors</w:t>
+            </w:r>
+          </w:p>
+        </w:tc>
+        <w:tc>
+          <w:tcPr/>
+          <w:p>
+            <w:pPr>
+              <w:pStyle w:val="Compact"/>
+            </w:pPr>
+            <w:r>
+              <w:t xml:space="preserve">a084eb1</w:t>
+            </w:r>
+          </w:p>
+        </w:tc>
+      </w:tr>
+      <w:tr>
+        <w:tc>
+          <w:tcPr/>
+          <w:p>
+            <w:pPr>
+              <w:pStyle w:val="Compact"/>
+            </w:pPr>
+            <w:r>
+              <w:t xml:space="preserve">HXC-1053</w:t>
+            </w:r>
+          </w:p>
+        </w:tc>
+        <w:tc>
+          <w:tcPr/>
+          <w:p>
+            <w:pPr>
+              <w:pStyle w:val="Compact"/>
+            </w:pPr>
+            <w:r>
+              <w:t xml:space="preserve">Bug</w:t>
+            </w:r>
+          </w:p>
+        </w:tc>
+        <w:tc>
+          <w:tcPr/>
+          <w:p>
+            <w:pPr>
+              <w:pStyle w:val="Compact"/>
+            </w:pPr>
+            <w:r>
+              <w:t xml:space="preserve">P1</w:t>
+            </w:r>
+          </w:p>
+        </w:tc>
+        <w:tc>
+          <w:tcPr/>
+          <w:p>
+            <w:pPr>
+              <w:pStyle w:val="Compact"/>
+            </w:pPr>
+            <w:r>
+              <w:t xml:space="preserve">Add pkg/context TestDetach_PreservesValues for the value-retention guarantee</w:t>
+            </w:r>
+          </w:p>
+        </w:tc>
+        <w:tc>
+          <w:tcPr/>
+          <w:p>
+            <w:pPr>
+              <w:pStyle w:val="Compact"/>
+            </w:pPr>
+            <w:r>
+              <w:t xml:space="preserve">a084eb1</w:t>
+            </w:r>
+          </w:p>
+        </w:tc>
+      </w:tr>
+      <w:tr>
+        <w:tc>
+          <w:tcPr/>
+          <w:p>
+            <w:pPr>
+              <w:pStyle w:val="Compact"/>
+            </w:pPr>
+            <w:r>
+              <w:t xml:space="preserve">HXC-1054</w:t>
+            </w:r>
+          </w:p>
+        </w:tc>
+        <w:tc>
+          <w:tcPr/>
+          <w:p>
+            <w:pPr>
+              <w:pStyle w:val="Compact"/>
+            </w:pPr>
+            <w:r>
+              <w:t xml:space="preserve">Bug</w:t>
+            </w:r>
+          </w:p>
+        </w:tc>
+        <w:tc>
+          <w:tcPr/>
+          <w:p>
+            <w:pPr>
+              <w:pStyle w:val="Compact"/>
+            </w:pPr>
+            <w:r>
+              <w:t xml:space="preserve">P2</w:t>
+            </w:r>
+          </w:p>
+        </w:tc>
+        <w:tc>
+          <w:tcPr/>
+          <w:p>
+            <w:pPr>
+              <w:pStyle w:val="Compact"/>
+            </w:pPr>
+            <w:r>
+              <w:t xml:space="preserve">Strengthen pkg/context WithTimeout deadline and expiry assertions</w:t>
+            </w:r>
+          </w:p>
+        </w:tc>
+        <w:tc>
+          <w:tcPr/>
+          <w:p>
+            <w:pPr>
+              <w:pStyle w:val="Compact"/>
+            </w:pPr>
+            <w:r>
+              <w:t xml:space="preserve">a084eb1</w:t>
+            </w:r>
+          </w:p>
+        </w:tc>
+      </w:tr>
+      <w:tr>
+        <w:tc>
+          <w:tcPr/>
+          <w:p>
+            <w:pPr>
+              <w:pStyle w:val="Compact"/>
+            </w:pPr>
+            <w:r>
+              <w:t xml:space="preserve">HXC-1055</w:t>
+            </w:r>
+          </w:p>
+        </w:tc>
+        <w:tc>
+          <w:tcPr/>
+          <w:p>
+            <w:pPr>
+              <w:pStyle w:val="Compact"/>
+            </w:pPr>
+            <w:r>
+              <w:t xml:space="preserve">Bug</w:t>
+            </w:r>
+          </w:p>
+        </w:tc>
+        <w:tc>
+          <w:tcPr/>
+          <w:p>
+            <w:pPr>
+              <w:pStyle w:val="Compact"/>
+            </w:pPr>
+            <w:r>
+              <w:t xml:space="preserve">P1</w:t>
+            </w:r>
+          </w:p>
+        </w:tc>
+        <w:tc>
+          <w:tcPr/>
+          <w:p>
+            <w:pPr>
+              <w:pStyle w:val="Compact"/>
+            </w:pPr>
+            <w:r>
+              <w:t xml:space="preserve">Give pkg/workerpool TestPool_NilWorkSafe_Mutation a real sink</w:t>
+            </w:r>
+          </w:p>
+        </w:tc>
+        <w:tc>
+          <w:tcPr/>
+          <w:p>
+            <w:pPr>
+              <w:pStyle w:val="Compact"/>
+            </w:pPr>
+            <w:r>
+              <w:t xml:space="preserve">a084eb1</w:t>
+            </w:r>
+          </w:p>
+        </w:tc>
+      </w:tr>
+      <w:tr>
+        <w:tc>
+          <w:tcPr/>
+          <w:p>
+            <w:pPr>
+              <w:pStyle w:val="Compact"/>
+            </w:pPr>
+            <w:r>
+              <w:t xml:space="preserve">HXC-1056</w:t>
+            </w:r>
+          </w:p>
+        </w:tc>
+        <w:tc>
+          <w:tcPr/>
+          <w:p>
+            <w:pPr>
+              <w:pStyle w:val="Compact"/>
+            </w:pPr>
+            <w:r>
+              <w:t xml:space="preserve">Feature</w:t>
+            </w:r>
+          </w:p>
+        </w:tc>
+        <w:tc>
+          <w:tcPr/>
+          <w:p>
+            <w:pPr>
+              <w:pStyle w:val="Compact"/>
+            </w:pPr>
+            <w:r>
+              <w:t xml:space="preserve">P1</w:t>
+            </w:r>
+          </w:p>
+        </w:tc>
+        <w:tc>
+          <w:tcPr/>
+          <w:p>
+            <w:pPr>
+              <w:pStyle w:val="Compact"/>
+            </w:pPr>
+            <w:r>
+              <w:t xml:space="preserve">Add pkg/workerpool fan-in count==N, post-Stop Submit, panic-recovery, idempotent-Stop tests</w:t>
+            </w:r>
+          </w:p>
+        </w:tc>
+        <w:tc>
+          <w:tcPr/>
+          <w:p>
+            <w:pPr>
+              <w:pStyle w:val="Compact"/>
+            </w:pPr>
+            <w:r>
+              <w:t xml:space="preserve">a084eb1</w:t>
+            </w:r>
+          </w:p>
+        </w:tc>
+      </w:tr>
+      <w:tr>
+        <w:tc>
+          <w:tcPr/>
+          <w:p>
+            <w:pPr>
+              <w:pStyle w:val="Compact"/>
+            </w:pPr>
+            <w:r>
+              <w:t xml:space="preserve">HXC-1057</w:t>
+            </w:r>
+          </w:p>
+        </w:tc>
+        <w:tc>
+          <w:tcPr/>
+          <w:p>
+            <w:pPr>
+              <w:pStyle w:val="Compact"/>
+            </w:pPr>
+            <w:r>
+              <w:t xml:space="preserve">Bug</w:t>
+            </w:r>
+          </w:p>
+        </w:tc>
+        <w:tc>
+          <w:tcPr/>
+          <w:p>
+            <w:pPr>
+              <w:pStyle w:val="Compact"/>
+            </w:pPr>
+            <w:r>
+              <w:t xml:space="preserve">P1</w:t>
+            </w:r>
+          </w:p>
+        </w:tc>
+        <w:tc>
+          <w:tcPr/>
+          <w:p>
+            <w:pPr>
+              <w:pStyle w:val="Compact"/>
+            </w:pPr>
+            <w:r>
+              <w:t xml:space="preserve">Make pkg/errors concurrency test honest via locked GetFields path + -race</w:t>
+            </w:r>
+          </w:p>
+        </w:tc>
+        <w:tc>
+          <w:tcPr/>
+          <w:p>
+            <w:pPr>
+              <w:pStyle w:val="Compact"/>
+            </w:pPr>
+            <w:r>
+              <w:t xml:space="preserve">a084eb1</w:t>
+            </w:r>
+          </w:p>
+        </w:tc>
+      </w:tr>
+      <w:tr>
+        <w:tc>
+          <w:tcPr/>
+          <w:p>
+            <w:pPr>
+              <w:pStyle w:val="Compact"/>
+            </w:pPr>
+            <w:r>
+              <w:t xml:space="preserve">HXC-1058</w:t>
+            </w:r>
+          </w:p>
+        </w:tc>
+        <w:tc>
+          <w:tcPr/>
+          <w:p>
+            <w:pPr>
+              <w:pStyle w:val="Compact"/>
+            </w:pPr>
+            <w:r>
+              <w:t xml:space="preserve">Task</w:t>
+            </w:r>
+          </w:p>
+        </w:tc>
+        <w:tc>
+          <w:tcPr/>
+          <w:p>
+            <w:pPr>
+              <w:pStyle w:val="Compact"/>
+            </w:pPr>
+            <w:r>
+              <w:t xml:space="preserve">P2</w:t>
+            </w:r>
+          </w:p>
+        </w:tc>
+        <w:tc>
+          <w:tcPr/>
+          <w:p>
+            <w:pPr>
+              <w:pStyle w:val="Compact"/>
+            </w:pPr>
+            <w:r>
+              <w:t xml:space="preserve">Pin pkg/errors Code enum exact values, distinctness, and WithFields nil receiver</w:t>
+            </w:r>
+          </w:p>
+        </w:tc>
+        <w:tc>
+          <w:tcPr/>
+          <w:p>
+            <w:pPr>
+              <w:pStyle w:val="Compact"/>
+            </w:pPr>
+            <w:r>
+              <w:t xml:space="preserve">a084eb1</w:t>
+            </w:r>
+          </w:p>
+        </w:tc>
+      </w:tr>
+      <w:tr>
+        <w:tc>
+          <w:tcPr/>
+          <w:p>
+            <w:pPr>
+              <w:pStyle w:val="Compact"/>
+            </w:pPr>
+            <w:r>
+              <w:t xml:space="preserve">HXC-1059</w:t>
+            </w:r>
+          </w:p>
+        </w:tc>
+        <w:tc>
+          <w:tcPr/>
+          <w:p>
+            <w:pPr>
+              <w:pStyle w:val="Compact"/>
+            </w:pPr>
+            <w:r>
+              <w:t xml:space="preserve">Bug</w:t>
+            </w:r>
+          </w:p>
+        </w:tc>
+        <w:tc>
+          <w:tcPr/>
+          <w:p>
+            <w:pPr>
+              <w:pStyle w:val="Compact"/>
+            </w:pPr>
+            <w:r>
+              <w:t xml:space="preserve">P2</w:t>
+            </w:r>
+          </w:p>
+        </w:tc>
+        <w:tc>
+          <w:tcPr/>
+          <w:p>
+            <w:pPr>
+              <w:pStyle w:val="Compact"/>
+            </w:pPr>
+            <w:r>
+              <w:t xml:space="preserve">Replace tautological pkg/backoff cap-mutation test and pin Default()</w:t>
+            </w:r>
+          </w:p>
+        </w:tc>
+        <w:tc>
+          <w:tcPr/>
+          <w:p>
+            <w:pPr>
+              <w:pStyle w:val="Compact"/>
+            </w:pPr>
+            <w:r>
+              <w:t xml:space="preserve">a084eb1</w:t>
+            </w:r>
+          </w:p>
+        </w:tc>
+      </w:tr>
+      <w:tr>
+        <w:tc>
+          <w:tcPr/>
+          <w:p>
+            <w:pPr>
+              <w:pStyle w:val="Compact"/>
+            </w:pPr>
+            <w:r>
+              <w:t xml:space="preserve">HXC-1060</w:t>
+            </w:r>
+          </w:p>
+        </w:tc>
+        <w:tc>
+          <w:tcPr/>
+          <w:p>
+            <w:pPr>
+              <w:pStyle w:val="Compact"/>
+            </w:pPr>
+            <w:r>
+              <w:t xml:space="preserve">Bug</w:t>
+            </w:r>
+          </w:p>
+        </w:tc>
+        <w:tc>
+          <w:tcPr/>
+          <w:p>
+            <w:pPr>
+              <w:pStyle w:val="Compact"/>
+            </w:pPr>
+            <w:r>
+              <w:t xml:space="preserve">P2</w:t>
+            </w:r>
+          </w:p>
+        </w:tc>
+        <w:tc>
+          <w:tcPr/>
+          <w:p>
+            <w:pPr>
+              <w:pStyle w:val="Compact"/>
+            </w:pPr>
+            <w:r>
+              <w:t xml:space="preserve">Assert pkg/classads parser AST Op per operator and paren precedence</w:t>
+            </w:r>
+          </w:p>
+        </w:tc>
+        <w:tc>
+          <w:tcPr/>
+          <w:p>
+            <w:pPr>
+              <w:pStyle w:val="Compact"/>
+            </w:pPr>
+            <w:r>
+              <w:t xml:space="preserve">a084eb1</w:t>
+            </w:r>
+          </w:p>
+        </w:tc>
+      </w:tr>
+      <w:tr>
+        <w:tc>
+          <w:tcPr/>
+          <w:p>
+            <w:pPr>
+              <w:pStyle w:val="Compact"/>
+            </w:pPr>
+            <w:r>
+              <w:t xml:space="preserve">HXC-1061</w:t>
+            </w:r>
+          </w:p>
+        </w:tc>
+        <w:tc>
+          <w:tcPr/>
+          <w:p>
+            <w:pPr>
+              <w:pStyle w:val="Compact"/>
+            </w:pPr>
+            <w:r>
+              <w:t xml:space="preserve">Task</w:t>
+            </w:r>
+          </w:p>
+        </w:tc>
+        <w:tc>
+          <w:tcPr/>
+          <w:p>
+            <w:pPr>
+              <w:pStyle w:val="Compact"/>
+            </w:pPr>
+            <w:r>
+              <w:t xml:space="preserve">P3</w:t>
+            </w:r>
+          </w:p>
+        </w:tc>
+        <w:tc>
+          <w:tcPr/>
+          <w:p>
+            <w:pPr>
+              <w:pStyle w:val="Compact"/>
+            </w:pPr>
+            <w:r>
+              <w:t xml:space="preserve">Add pkg/classads eval failure-path and regexp non-match tests</w:t>
+            </w:r>
+          </w:p>
+        </w:tc>
+        <w:tc>
+          <w:tcPr/>
+          <w:p>
+            <w:pPr>
+              <w:pStyle w:val="Compact"/>
+            </w:pPr>
+            <w:r>
+              <w:t xml:space="preserve">a084eb1</w:t>
+            </w:r>
+          </w:p>
+        </w:tc>
+      </w:tr>
+      <w:tr>
+        <w:tc>
+          <w:tcPr/>
+          <w:p>
+            <w:pPr>
+              <w:pStyle w:val="Compact"/>
+            </w:pPr>
+            <w:r>
               <w:t xml:space="preserve">HXC-1062</w:t>
             </w:r>
           </w:p>
@@ -2679,6 +3762,633 @@
             </w:pPr>
             <w:r>
               <w:t xml:space="preserve">dbed10c</w:t>
+            </w:r>
+          </w:p>
+        </w:tc>
+      </w:tr>
+      <w:tr>
+        <w:tc>
+          <w:tcPr/>
+          <w:p>
+            <w:pPr>
+              <w:pStyle w:val="Compact"/>
+            </w:pPr>
+            <w:r>
+              <w:t xml:space="preserve">HXC-1064</w:t>
+            </w:r>
+          </w:p>
+        </w:tc>
+        <w:tc>
+          <w:tcPr/>
+          <w:p>
+            <w:pPr>
+              <w:pStyle w:val="Compact"/>
+            </w:pPr>
+            <w:r>
+              <w:t xml:space="preserve">Bug</w:t>
+            </w:r>
+          </w:p>
+        </w:tc>
+        <w:tc>
+          <w:tcPr/>
+          <w:p>
+            <w:pPr>
+              <w:pStyle w:val="Compact"/>
+            </w:pPr>
+            <w:r>
+              <w:t xml:space="preserve">P1</w:t>
+            </w:r>
+          </w:p>
+        </w:tc>
+        <w:tc>
+          <w:tcPr/>
+          <w:p>
+            <w:pPr>
+              <w:pStyle w:val="Compact"/>
+            </w:pPr>
+            <w:r>
+              <w:t xml:space="preserve">Add pkg/log prefix-field proof catching the SetLevel prefix-loss bug</w:t>
+            </w:r>
+          </w:p>
+        </w:tc>
+        <w:tc>
+          <w:tcPr/>
+          <w:p>
+            <w:pPr>
+              <w:pStyle w:val="Compact"/>
+            </w:pPr>
+            <w:r>
+              <w:t xml:space="preserve">a084eb1</w:t>
+            </w:r>
+          </w:p>
+        </w:tc>
+      </w:tr>
+      <w:tr>
+        <w:tc>
+          <w:tcPr/>
+          <w:p>
+            <w:pPr>
+              <w:pStyle w:val="Compact"/>
+            </w:pPr>
+            <w:r>
+              <w:t xml:space="preserve">HXC-1065</w:t>
+            </w:r>
+          </w:p>
+        </w:tc>
+        <w:tc>
+          <w:tcPr/>
+          <w:p>
+            <w:pPr>
+              <w:pStyle w:val="Compact"/>
+            </w:pPr>
+            <w:r>
+              <w:t xml:space="preserve">Task</w:t>
+            </w:r>
+          </w:p>
+        </w:tc>
+        <w:tc>
+          <w:tcPr/>
+          <w:p>
+            <w:pPr>
+              <w:pStyle w:val="Compact"/>
+            </w:pPr>
+            <w:r>
+              <w:t xml:space="preserve">P3</w:t>
+            </w:r>
+          </w:p>
+        </w:tc>
+        <w:tc>
+          <w:tcPr/>
+          <w:p>
+            <w:pPr>
+              <w:pStyle w:val="Compact"/>
+            </w:pPr>
+            <w:r>
+              <w:t xml:space="preserve">Strengthen pkg/log Warn test, add Debug-suppression, remove dead captureOutput scaffolding</w:t>
+            </w:r>
+          </w:p>
+        </w:tc>
+        <w:tc>
+          <w:tcPr/>
+          <w:p>
+            <w:pPr>
+              <w:pStyle w:val="Compact"/>
+            </w:pPr>
+            <w:r>
+              <w:t xml:space="preserve">a084eb1</w:t>
+            </w:r>
+          </w:p>
+        </w:tc>
+      </w:tr>
+      <w:tr>
+        <w:tc>
+          <w:tcPr/>
+          <w:p>
+            <w:pPr>
+              <w:pStyle w:val="Compact"/>
+            </w:pPr>
+            <w:r>
+              <w:t xml:space="preserve">HXC-1066</w:t>
+            </w:r>
+          </w:p>
+        </w:tc>
+        <w:tc>
+          <w:tcPr/>
+          <w:p>
+            <w:pPr>
+              <w:pStyle w:val="Compact"/>
+            </w:pPr>
+            <w:r>
+              <w:t xml:space="preserve">Task</w:t>
+            </w:r>
+          </w:p>
+        </w:tc>
+        <w:tc>
+          <w:tcPr/>
+          <w:p>
+            <w:pPr>
+              <w:pStyle w:val="Compact"/>
+            </w:pPr>
+            <w:r>
+              <w:t xml:space="preserve">P3</w:t>
+            </w:r>
+          </w:p>
+        </w:tc>
+        <w:tc>
+          <w:tcPr/>
+          <w:p>
+            <w:pPr>
+              <w:pStyle w:val="Compact"/>
+            </w:pPr>
+            <w:r>
+              <w:t xml:space="preserve">Add pkg/lru boundary, cold-miss, and struct-value round-trip tests</w:t>
+            </w:r>
+          </w:p>
+        </w:tc>
+        <w:tc>
+          <w:tcPr/>
+          <w:p>
+            <w:pPr>
+              <w:pStyle w:val="Compact"/>
+            </w:pPr>
+            <w:r>
+              <w:t xml:space="preserve">a084eb1</w:t>
+            </w:r>
+          </w:p>
+        </w:tc>
+      </w:tr>
+      <w:tr>
+        <w:tc>
+          <w:tcPr/>
+          <w:p>
+            <w:pPr>
+              <w:pStyle w:val="Compact"/>
+            </w:pPr>
+            <w:r>
+              <w:t xml:space="preserve">HXC-1067</w:t>
+            </w:r>
+          </w:p>
+        </w:tc>
+        <w:tc>
+          <w:tcPr/>
+          <w:p>
+            <w:pPr>
+              <w:pStyle w:val="Compact"/>
+            </w:pPr>
+            <w:r>
+              <w:t xml:space="preserve">Feature</w:t>
+            </w:r>
+          </w:p>
+        </w:tc>
+        <w:tc>
+          <w:tcPr/>
+          <w:p>
+            <w:pPr>
+              <w:pStyle w:val="Compact"/>
+            </w:pPr>
+            <w:r>
+              <w:t xml:space="preserve">P2</w:t>
+            </w:r>
+          </w:p>
+        </w:tc>
+        <w:tc>
+          <w:tcPr/>
+          <w:p>
+            <w:pPr>
+              <w:pStyle w:val="Compact"/>
+            </w:pPr>
+            <w:r>
+              <w:t xml:space="preserve">Add pkg/pubsub -race concurrency test and explicit drop-boundary assertion</w:t>
+            </w:r>
+          </w:p>
+        </w:tc>
+        <w:tc>
+          <w:tcPr/>
+          <w:p>
+            <w:pPr>
+              <w:pStyle w:val="Compact"/>
+            </w:pPr>
+            <w:r>
+              <w:t xml:space="preserve">a084eb1</w:t>
+            </w:r>
+          </w:p>
+        </w:tc>
+      </w:tr>
+      <w:tr>
+        <w:tc>
+          <w:tcPr/>
+          <w:p>
+            <w:pPr>
+              <w:pStyle w:val="Compact"/>
+            </w:pPr>
+            <w:r>
+              <w:t xml:space="preserve">HXC-1068</w:t>
+            </w:r>
+          </w:p>
+        </w:tc>
+        <w:tc>
+          <w:tcPr/>
+          <w:p>
+            <w:pPr>
+              <w:pStyle w:val="Compact"/>
+            </w:pPr>
+            <w:r>
+              <w:t xml:space="preserve">Bug</w:t>
+            </w:r>
+          </w:p>
+        </w:tc>
+        <w:tc>
+          <w:tcPr/>
+          <w:p>
+            <w:pPr>
+              <w:pStyle w:val="Compact"/>
+            </w:pPr>
+            <w:r>
+              <w:t xml:space="preserve">P2</w:t>
+            </w:r>
+          </w:p>
+        </w:tc>
+        <w:tc>
+          <w:tcPr/>
+          <w:p>
+            <w:pPr>
+              <w:pStyle w:val="Compact"/>
+            </w:pPr>
+            <w:r>
+              <w:t xml:space="preserve">Prove pkg/ratelimit bucket starts full and add Limiter conformance + -race tests</w:t>
+            </w:r>
+          </w:p>
+        </w:tc>
+        <w:tc>
+          <w:tcPr/>
+          <w:p>
+            <w:pPr>
+              <w:pStyle w:val="Compact"/>
+            </w:pPr>
+            <w:r>
+              <w:t xml:space="preserve">a084eb1</w:t>
+            </w:r>
+          </w:p>
+        </w:tc>
+      </w:tr>
+      <w:tr>
+        <w:tc>
+          <w:tcPr/>
+          <w:p>
+            <w:pPr>
+              <w:pStyle w:val="Compact"/>
+            </w:pPr>
+            <w:r>
+              <w:t xml:space="preserve">HXC-1069</w:t>
+            </w:r>
+          </w:p>
+        </w:tc>
+        <w:tc>
+          <w:tcPr/>
+          <w:p>
+            <w:pPr>
+              <w:pStyle w:val="Compact"/>
+            </w:pPr>
+            <w:r>
+              <w:t xml:space="preserve">Bug</w:t>
+            </w:r>
+          </w:p>
+        </w:tc>
+        <w:tc>
+          <w:tcPr/>
+          <w:p>
+            <w:pPr>
+              <w:pStyle w:val="Compact"/>
+            </w:pPr>
+            <w:r>
+              <w:t xml:space="preserve">P1</w:t>
+            </w:r>
+          </w:p>
+        </w:tc>
+        <w:tc>
+          <w:tcPr/>
+          <w:p>
+            <w:pPr>
+              <w:pStyle w:val="Compact"/>
+            </w:pPr>
+            <w:r>
+              <w:t xml:space="preserve">Bring pkg/retry DoWithResult to behavioral parity with Do</w:t>
+            </w:r>
+          </w:p>
+        </w:tc>
+        <w:tc>
+          <w:tcPr/>
+          <w:p>
+            <w:pPr>
+              <w:pStyle w:val="Compact"/>
+            </w:pPr>
+            <w:r>
+              <w:t xml:space="preserve">a084eb1</w:t>
+            </w:r>
+          </w:p>
+        </w:tc>
+      </w:tr>
+      <w:tr>
+        <w:tc>
+          <w:tcPr/>
+          <w:p>
+            <w:pPr>
+              <w:pStyle w:val="Compact"/>
+            </w:pPr>
+            <w:r>
+              <w:t xml:space="preserve">HXC-1070</w:t>
+            </w:r>
+          </w:p>
+        </w:tc>
+        <w:tc>
+          <w:tcPr/>
+          <w:p>
+            <w:pPr>
+              <w:pStyle w:val="Compact"/>
+            </w:pPr>
+            <w:r>
+              <w:t xml:space="preserve">Task</w:t>
+            </w:r>
+          </w:p>
+        </w:tc>
+        <w:tc>
+          <w:tcPr/>
+          <w:p>
+            <w:pPr>
+              <w:pStyle w:val="Compact"/>
+            </w:pPr>
+            <w:r>
+              <w:t xml:space="preserve">P2</w:t>
+            </w:r>
+          </w:p>
+        </w:tc>
+        <w:tc>
+          <w:tcPr/>
+          <w:p>
+            <w:pPr>
+              <w:pStyle w:val="Compact"/>
+            </w:pPr>
+            <w:r>
+              <w:t xml:space="preserve">Add pkg/retry transient-recovery, jitter-bound, and computeDelay table tests</w:t>
+            </w:r>
+          </w:p>
+        </w:tc>
+        <w:tc>
+          <w:tcPr/>
+          <w:p>
+            <w:pPr>
+              <w:pStyle w:val="Compact"/>
+            </w:pPr>
+            <w:r>
+              <w:t xml:space="preserve">a084eb1</w:t>
+            </w:r>
+          </w:p>
+        </w:tc>
+      </w:tr>
+      <w:tr>
+        <w:tc>
+          <w:tcPr/>
+          <w:p>
+            <w:pPr>
+              <w:pStyle w:val="Compact"/>
+            </w:pPr>
+            <w:r>
+              <w:t xml:space="preserve">HXC-1071</w:t>
+            </w:r>
+          </w:p>
+        </w:tc>
+        <w:tc>
+          <w:tcPr/>
+          <w:p>
+            <w:pPr>
+              <w:pStyle w:val="Compact"/>
+            </w:pPr>
+            <w:r>
+              <w:t xml:space="preserve">Task</w:t>
+            </w:r>
+          </w:p>
+        </w:tc>
+        <w:tc>
+          <w:tcPr/>
+          <w:p>
+            <w:pPr>
+              <w:pStyle w:val="Compact"/>
+            </w:pPr>
+            <w:r>
+              <w:t xml:space="preserve">P3</w:t>
+            </w:r>
+          </w:p>
+        </w:tc>
+        <w:tc>
+          <w:tcPr/>
+          <w:p>
+            <w:pPr>
+              <w:pStyle w:val="Compact"/>
+            </w:pPr>
+            <w:r>
+              <w:t xml:space="preserve">Strengthen pkg/serde MustMarshal exact-content and add Unmarshal failure tests</w:t>
+            </w:r>
+          </w:p>
+        </w:tc>
+        <w:tc>
+          <w:tcPr/>
+          <w:p>
+            <w:pPr>
+              <w:pStyle w:val="Compact"/>
+            </w:pPr>
+            <w:r>
+              <w:t xml:space="preserve">a084eb1</w:t>
+            </w:r>
+          </w:p>
+        </w:tc>
+      </w:tr>
+      <w:tr>
+        <w:tc>
+          <w:tcPr/>
+          <w:p>
+            <w:pPr>
+              <w:pStyle w:val="Compact"/>
+            </w:pPr>
+            <w:r>
+              <w:t xml:space="preserve">HXC-1072</w:t>
+            </w:r>
+          </w:p>
+        </w:tc>
+        <w:tc>
+          <w:tcPr/>
+          <w:p>
+            <w:pPr>
+              <w:pStyle w:val="Compact"/>
+            </w:pPr>
+            <w:r>
+              <w:t xml:space="preserve">Bug</w:t>
+            </w:r>
+          </w:p>
+        </w:tc>
+        <w:tc>
+          <w:tcPr/>
+          <w:p>
+            <w:pPr>
+              <w:pStyle w:val="Compact"/>
+            </w:pPr>
+            <w:r>
+              <w:t xml:space="preserve">P2</w:t>
+            </w:r>
+          </w:p>
+        </w:tc>
+        <w:tc>
+          <w:tcPr/>
+          <w:p>
+            <w:pPr>
+              <w:pStyle w:val="Compact"/>
+            </w:pPr>
+            <w:r>
+              <w:t xml:space="preserve">Pin pkg/validator error contract via errors.Is and remove/wire unused sentinels</w:t>
+            </w:r>
+          </w:p>
+        </w:tc>
+        <w:tc>
+          <w:tcPr/>
+          <w:p>
+            <w:pPr>
+              <w:pStyle w:val="Compact"/>
+            </w:pPr>
+            <w:r>
+              <w:t xml:space="preserve">a084eb1</w:t>
+            </w:r>
+          </w:p>
+        </w:tc>
+      </w:tr>
+      <w:tr>
+        <w:tc>
+          <w:tcPr/>
+          <w:p>
+            <w:pPr>
+              <w:pStyle w:val="Compact"/>
+            </w:pPr>
+            <w:r>
+              <w:t xml:space="preserve">HXC-1073</w:t>
+            </w:r>
+          </w:p>
+        </w:tc>
+        <w:tc>
+          <w:tcPr/>
+          <w:p>
+            <w:pPr>
+              <w:pStyle w:val="Compact"/>
+            </w:pPr>
+            <w:r>
+              <w:t xml:space="preserve">Task</w:t>
+            </w:r>
+          </w:p>
+        </w:tc>
+        <w:tc>
+          <w:tcPr/>
+          <w:p>
+            <w:pPr>
+              <w:pStyle w:val="Compact"/>
+            </w:pPr>
+            <w:r>
+              <w:t xml:space="preserve">P3</w:t>
+            </w:r>
+          </w:p>
+        </w:tc>
+        <w:tc>
+          <w:tcPr/>
+          <w:p>
+            <w:pPr>
+              <w:pStyle w:val="Compact"/>
+            </w:pPr>
+            <w:r>
+              <w:t xml:space="preserve">Add pkg/validator uint min/max, IsValidID empty, oneof/email boundary tests</w:t>
+            </w:r>
+          </w:p>
+        </w:tc>
+        <w:tc>
+          <w:tcPr/>
+          <w:p>
+            <w:pPr>
+              <w:pStyle w:val="Compact"/>
+            </w:pPr>
+            <w:r>
+              <w:t xml:space="preserve">a084eb1</w:t>
+            </w:r>
+          </w:p>
+        </w:tc>
+      </w:tr>
+      <w:tr>
+        <w:tc>
+          <w:tcPr/>
+          <w:p>
+            <w:pPr>
+              <w:pStyle w:val="Compact"/>
+            </w:pPr>
+            <w:r>
+              <w:t xml:space="preserve">HXC-1074</w:t>
+            </w:r>
+          </w:p>
+        </w:tc>
+        <w:tc>
+          <w:tcPr/>
+          <w:p>
+            <w:pPr>
+              <w:pStyle w:val="Compact"/>
+            </w:pPr>
+            <w:r>
+              <w:t xml:space="preserve">Task</w:t>
+            </w:r>
+          </w:p>
+        </w:tc>
+        <w:tc>
+          <w:tcPr/>
+          <w:p>
+            <w:pPr>
+              <w:pStyle w:val="Compact"/>
+            </w:pPr>
+            <w:r>
+              <w:t xml:space="preserve">P0</w:t>
+            </w:r>
+          </w:p>
+        </w:tc>
+        <w:tc>
+          <w:tcPr/>
+          <w:p>
+            <w:pPr>
+              <w:pStyle w:val="Compact"/>
+            </w:pPr>
+            <w:r>
+              <w:t xml:space="preserve">Establish fleet-wide -race CI gate across concurrency-sensitive packages</w:t>
+            </w:r>
+          </w:p>
+        </w:tc>
+        <w:tc>
+          <w:tcPr/>
+          <w:p>
+            <w:pPr>
+              <w:pStyle w:val="Compact"/>
+            </w:pPr>
+            <w:r>
+              <w:t xml:space="preserve">a084eb1</w:t>
             </w:r>
           </w:p>
         </w:tc>

--- a/docs/export/fixed.docx
+++ b/docs/export/fixed.docx
@@ -34,7 +34,7 @@
         <w:t xml:space="preserve"> </w:t>
       </w:r>
       <w:r>
-        <w:t xml:space="preserve">9</w:t>
+        <w:t xml:space="preserve">10</w:t>
       </w:r>
       <w:r>
         <w:t xml:space="preserve"> </w:t>
@@ -50,7 +50,7 @@
         <w:t xml:space="preserve"> </w:t>
       </w:r>
       <w:r>
-        <w:t xml:space="preserve">2026-06-01T11:05:59Z</w:t>
+        <w:t xml:space="preserve">2026-06-01T11:23:56Z</w:t>
       </w:r>
       <w:r>
         <w:t xml:space="preserve"> </w:t>
@@ -116,7 +116,7 @@
           <w:b/>
           <w:bCs/>
         </w:rPr>
-        <w:t xml:space="preserve">77</w:t>
+        <w:t xml:space="preserve">83</w:t>
       </w:r>
       <w:r>
         <w:t xml:space="preserve">.</w:t>
@@ -1653,6 +1653,63 @@
               <w:pStyle w:val="Compact"/>
             </w:pPr>
             <w:r>
+              <w:t xml:space="preserve">HXC-1019</w:t>
+            </w:r>
+          </w:p>
+        </w:tc>
+        <w:tc>
+          <w:tcPr/>
+          <w:p>
+            <w:pPr>
+              <w:pStyle w:val="Compact"/>
+            </w:pPr>
+            <w:r>
+              <w:t xml:space="preserve">Bug</w:t>
+            </w:r>
+          </w:p>
+        </w:tc>
+        <w:tc>
+          <w:tcPr/>
+          <w:p>
+            <w:pPr>
+              <w:pStyle w:val="Compact"/>
+            </w:pPr>
+            <w:r>
+              <w:t xml:space="preserve">P2</w:t>
+            </w:r>
+          </w:p>
+        </w:tc>
+        <w:tc>
+          <w:tcPr/>
+          <w:p>
+            <w:pPr>
+              <w:pStyle w:val="Compact"/>
+            </w:pPr>
+            <w:r>
+              <w:t xml:space="preserve">Characterize or fix MemoryLocker.Lock context-cancellation goroutine leak</w:t>
+            </w:r>
+          </w:p>
+        </w:tc>
+        <w:tc>
+          <w:tcPr/>
+          <w:p>
+            <w:pPr>
+              <w:pStyle w:val="Compact"/>
+            </w:pPr>
+            <w:r>
+              <w:t xml:space="preserve">32feec3</w:t>
+            </w:r>
+          </w:p>
+        </w:tc>
+      </w:tr>
+      <w:tr>
+        <w:tc>
+          <w:tcPr/>
+          <w:p>
+            <w:pPr>
+              <w:pStyle w:val="Compact"/>
+            </w:pPr>
+            <w:r>
               <w:t xml:space="preserve">HXC-1021</w:t>
             </w:r>
           </w:p>
@@ -1722,6 +1779,120 @@
               <w:pStyle w:val="Compact"/>
             </w:pPr>
             <w:r>
+              <w:t xml:space="preserve">HXC-1022</w:t>
+            </w:r>
+          </w:p>
+        </w:tc>
+        <w:tc>
+          <w:tcPr/>
+          <w:p>
+            <w:pPr>
+              <w:pStyle w:val="Compact"/>
+            </w:pPr>
+            <w:r>
+              <w:t xml:space="preserve">Bug</w:t>
+            </w:r>
+          </w:p>
+        </w:tc>
+        <w:tc>
+          <w:tcPr/>
+          <w:p>
+            <w:pPr>
+              <w:pStyle w:val="Compact"/>
+            </w:pPr>
+            <w:r>
+              <w:t xml:space="preserve">P1</w:t>
+            </w:r>
+          </w:p>
+        </w:tc>
+        <w:tc>
+          <w:tcPr/>
+          <w:p>
+            <w:pPr>
+              <w:pStyle w:val="Compact"/>
+            </w:pPr>
+            <w:r>
+              <w:t xml:space="preserve">Make pkg/build List/Concurrent tests Start() the service and assert terminal states</w:t>
+            </w:r>
+          </w:p>
+        </w:tc>
+        <w:tc>
+          <w:tcPr/>
+          <w:p>
+            <w:pPr>
+              <w:pStyle w:val="Compact"/>
+            </w:pPr>
+            <w:r>
+              <w:t xml:space="preserve">32feec3</w:t>
+            </w:r>
+          </w:p>
+        </w:tc>
+      </w:tr>
+      <w:tr>
+        <w:tc>
+          <w:tcPr/>
+          <w:p>
+            <w:pPr>
+              <w:pStyle w:val="Compact"/>
+            </w:pPr>
+            <w:r>
+              <w:t xml:space="preserve">HXC-1023</w:t>
+            </w:r>
+          </w:p>
+        </w:tc>
+        <w:tc>
+          <w:tcPr/>
+          <w:p>
+            <w:pPr>
+              <w:pStyle w:val="Compact"/>
+            </w:pPr>
+            <w:r>
+              <w:t xml:space="preserve">Task</w:t>
+            </w:r>
+          </w:p>
+        </w:tc>
+        <w:tc>
+          <w:tcPr/>
+          <w:p>
+            <w:pPr>
+              <w:pStyle w:val="Compact"/>
+            </w:pPr>
+            <w:r>
+              <w:t xml:space="preserve">P2</w:t>
+            </w:r>
+          </w:p>
+        </w:tc>
+        <w:tc>
+          <w:tcPr/>
+          <w:p>
+            <w:pPr>
+              <w:pStyle w:val="Compact"/>
+            </w:pPr>
+            <w:r>
+              <w:t xml:space="preserve">Replace time.Sleep polling in pkg/build with completion sync and add state-machine mutation tests</w:t>
+            </w:r>
+          </w:p>
+        </w:tc>
+        <w:tc>
+          <w:tcPr/>
+          <w:p>
+            <w:pPr>
+              <w:pStyle w:val="Compact"/>
+            </w:pPr>
+            <w:r>
+              <w:t xml:space="preserve">32feec3</w:t>
+            </w:r>
+          </w:p>
+        </w:tc>
+      </w:tr>
+      <w:tr>
+        <w:tc>
+          <w:tcPr/>
+          <w:p>
+            <w:pPr>
+              <w:pStyle w:val="Compact"/>
+            </w:pPr>
+            <w:r>
               <w:t xml:space="preserve">HXC-1024</w:t>
             </w:r>
           </w:p>
@@ -1779,6 +1950,63 @@
               <w:pStyle w:val="Compact"/>
             </w:pPr>
             <w:r>
+              <w:t xml:space="preserve">HXC-1025</w:t>
+            </w:r>
+          </w:p>
+        </w:tc>
+        <w:tc>
+          <w:tcPr/>
+          <w:p>
+            <w:pPr>
+              <w:pStyle w:val="Compact"/>
+            </w:pPr>
+            <w:r>
+              <w:t xml:space="preserve">Task</w:t>
+            </w:r>
+          </w:p>
+        </w:tc>
+        <w:tc>
+          <w:tcPr/>
+          <w:p>
+            <w:pPr>
+              <w:pStyle w:val="Compact"/>
+            </w:pPr>
+            <w:r>
+              <w:t xml:space="preserve">P2</w:t>
+            </w:r>
+          </w:p>
+        </w:tc>
+        <w:tc>
+          <w:tcPr/>
+          <w:p>
+            <w:pPr>
+              <w:pStyle w:val="Compact"/>
+            </w:pPr>
+            <w:r>
+              <w:t xml:space="preserve">Cover pkg/build cancel-mid-flight branch sets StateCancelled</w:t>
+            </w:r>
+          </w:p>
+        </w:tc>
+        <w:tc>
+          <w:tcPr/>
+          <w:p>
+            <w:pPr>
+              <w:pStyle w:val="Compact"/>
+            </w:pPr>
+            <w:r>
+              <w:t xml:space="preserve">32feec3</w:t>
+            </w:r>
+          </w:p>
+        </w:tc>
+      </w:tr>
+      <w:tr>
+        <w:tc>
+          <w:tcPr/>
+          <w:p>
+            <w:pPr>
+              <w:pStyle w:val="Compact"/>
+            </w:pPr>
+            <w:r>
               <w:t xml:space="preserve">HXC-1026</w:t>
             </w:r>
           </w:p>
@@ -1893,6 +2121,63 @@
               <w:pStyle w:val="Compact"/>
             </w:pPr>
             <w:r>
+              <w:t xml:space="preserve">HXC-1029</w:t>
+            </w:r>
+          </w:p>
+        </w:tc>
+        <w:tc>
+          <w:tcPr/>
+          <w:p>
+            <w:pPr>
+              <w:pStyle w:val="Compact"/>
+            </w:pPr>
+            <w:r>
+              <w:t xml:space="preserve">Task</w:t>
+            </w:r>
+          </w:p>
+        </w:tc>
+        <w:tc>
+          <w:tcPr/>
+          <w:p>
+            <w:pPr>
+              <w:pStyle w:val="Compact"/>
+            </w:pPr>
+            <w:r>
+              <w:t xml:space="preserve">P3</w:t>
+            </w:r>
+          </w:p>
+        </w:tc>
+        <w:tc>
+          <w:tcPr/>
+          <w:p>
+            <w:pPr>
+              <w:pStyle w:val="Compact"/>
+            </w:pPr>
+            <w:r>
+              <w:t xml:space="preserve">Replace pkg/security non-nil-only TestNewTLSConfigBuilder with meaningful assertion</w:t>
+            </w:r>
+          </w:p>
+        </w:tc>
+        <w:tc>
+          <w:tcPr/>
+          <w:p>
+            <w:pPr>
+              <w:pStyle w:val="Compact"/>
+            </w:pPr>
+            <w:r>
+              <w:t xml:space="preserve">32feec3</w:t>
+            </w:r>
+          </w:p>
+        </w:tc>
+      </w:tr>
+      <w:tr>
+        <w:tc>
+          <w:tcPr/>
+          <w:p>
+            <w:pPr>
+              <w:pStyle w:val="Compact"/>
+            </w:pPr>
+            <w:r>
               <w:t xml:space="preserve">HXC-1030</w:t>
             </w:r>
           </w:p>
@@ -2337,6 +2622,63 @@
             </w:pPr>
             <w:r>
               <w:t xml:space="preserve">dbed10c</w:t>
+            </w:r>
+          </w:p>
+        </w:tc>
+      </w:tr>
+      <w:tr>
+        <w:tc>
+          <w:tcPr/>
+          <w:p>
+            <w:pPr>
+              <w:pStyle w:val="Compact"/>
+            </w:pPr>
+            <w:r>
+              <w:t xml:space="preserve">HXC-1038</w:t>
+            </w:r>
+          </w:p>
+        </w:tc>
+        <w:tc>
+          <w:tcPr/>
+          <w:p>
+            <w:pPr>
+              <w:pStyle w:val="Compact"/>
+            </w:pPr>
+            <w:r>
+              <w:t xml:space="preserve">Task</w:t>
+            </w:r>
+          </w:p>
+        </w:tc>
+        <w:tc>
+          <w:tcPr/>
+          <w:p>
+            <w:pPr>
+              <w:pStyle w:val="Compact"/>
+            </w:pPr>
+            <w:r>
+              <w:t xml:space="preserve">P3</w:t>
+            </w:r>
+          </w:p>
+        </w:tc>
+        <w:tc>
+          <w:tcPr/>
+          <w:p>
+            <w:pPr>
+              <w:pStyle w:val="Compact"/>
+            </w:pPr>
+            <w:r>
+              <w:t xml:space="preserve">Cover pkg/wasm Host.Call ErrUnexpectedResult branch</w:t>
+            </w:r>
+          </w:p>
+        </w:tc>
+        <w:tc>
+          <w:tcPr/>
+          <w:p>
+            <w:pPr>
+              <w:pStyle w:val="Compact"/>
+            </w:pPr>
+            <w:r>
+              <w:t xml:space="preserve">32feec3</w:t>
             </w:r>
           </w:p>
         </w:tc>

--- a/docs/export/fixed.docx
+++ b/docs/export/fixed.docx
@@ -34,7 +34,7 @@
         <w:t xml:space="preserve"> </w:t>
       </w:r>
       <w:r>
-        <w:t xml:space="preserve">10</w:t>
+        <w:t xml:space="preserve">11</w:t>
       </w:r>
       <w:r>
         <w:t xml:space="preserve"> </w:t>
@@ -50,7 +50,7 @@
         <w:t xml:space="preserve"> </w:t>
       </w:r>
       <w:r>
-        <w:t xml:space="preserve">2026-06-01T11:23:56Z</w:t>
+        <w:t xml:space="preserve">2026-06-01T11:29:04Z</w:t>
       </w:r>
       <w:r>
         <w:t xml:space="preserve"> </w:t>

--- a/docs/export/fixed.docx
+++ b/docs/export/fixed.docx
@@ -34,7 +34,7 @@
         <w:t xml:space="preserve"> </w:t>
       </w:r>
       <w:r>
-        <w:t xml:space="preserve">11</w:t>
+        <w:t xml:space="preserve">12</w:t>
       </w:r>
       <w:r>
         <w:t xml:space="preserve"> </w:t>
@@ -50,7 +50,7 @@
         <w:t xml:space="preserve"> </w:t>
       </w:r>
       <w:r>
-        <w:t xml:space="preserve">2026-06-01T11:29:04Z</w:t>
+        <w:t xml:space="preserve">2026-06-01T12:11:50Z</w:t>
       </w:r>
       <w:r>
         <w:t xml:space="preserve"> </w:t>
@@ -116,7 +116,7 @@
           <w:b/>
           <w:bCs/>
         </w:rPr>
-        <w:t xml:space="preserve">83</w:t>
+        <w:t xml:space="preserve">90</w:t>
       </w:r>
       <w:r>
         <w:t xml:space="preserve">.</w:t>
@@ -1482,6 +1482,291 @@
               <w:pStyle w:val="Compact"/>
             </w:pPr>
             <w:r>
+              <w:t xml:space="preserve">HXC-1010</w:t>
+            </w:r>
+          </w:p>
+        </w:tc>
+        <w:tc>
+          <w:tcPr/>
+          <w:p>
+            <w:pPr>
+              <w:pStyle w:val="Compact"/>
+            </w:pPr>
+            <w:r>
+              <w:t xml:space="preserve">Feature</w:t>
+            </w:r>
+          </w:p>
+        </w:tc>
+        <w:tc>
+          <w:tcPr/>
+          <w:p>
+            <w:pPr>
+              <w:pStyle w:val="Compact"/>
+            </w:pPr>
+            <w:r>
+              <w:t xml:space="preserve">P0</w:t>
+            </w:r>
+          </w:p>
+        </w:tc>
+        <w:tc>
+          <w:tcPr/>
+          <w:p>
+            <w:pPr>
+              <w:pStyle w:val="Compact"/>
+            </w:pPr>
+            <w:r>
+              <w:t xml:space="preserve">Replace pkg/infra map-echo orchestrator with real service Boot via testcontainers</w:t>
+            </w:r>
+          </w:p>
+        </w:tc>
+        <w:tc>
+          <w:tcPr/>
+          <w:p>
+            <w:pPr>
+              <w:pStyle w:val="Compact"/>
+            </w:pPr>
+            <w:r>
+              <w:t xml:space="preserve">85ee85e85f221075dfc5f0304e3577e1df5bc930</w:t>
+            </w:r>
+          </w:p>
+        </w:tc>
+      </w:tr>
+      <w:tr>
+        <w:tc>
+          <w:tcPr/>
+          <w:p>
+            <w:pPr>
+              <w:pStyle w:val="Compact"/>
+            </w:pPr>
+            <w:r>
+              <w:t xml:space="preserve">HXC-1011</w:t>
+            </w:r>
+          </w:p>
+        </w:tc>
+        <w:tc>
+          <w:tcPr/>
+          <w:p>
+            <w:pPr>
+              <w:pStyle w:val="Compact"/>
+            </w:pPr>
+            <w:r>
+              <w:t xml:space="preserve">Feature</w:t>
+            </w:r>
+          </w:p>
+        </w:tc>
+        <w:tc>
+          <w:tcPr/>
+          <w:p>
+            <w:pPr>
+              <w:pStyle w:val="Compact"/>
+            </w:pPr>
+            <w:r>
+              <w:t xml:space="preserve">P0</w:t>
+            </w:r>
+          </w:p>
+        </w:tc>
+        <w:tc>
+          <w:tcPr/>
+          <w:p>
+            <w:pPr>
+              <w:pStyle w:val="Compact"/>
+            </w:pPr>
+            <w:r>
+              <w:t xml:space="preserve">Make pkg/infra Health probe real services and report false on failure</w:t>
+            </w:r>
+          </w:p>
+        </w:tc>
+        <w:tc>
+          <w:tcPr/>
+          <w:p>
+            <w:pPr>
+              <w:pStyle w:val="Compact"/>
+            </w:pPr>
+            <w:r>
+              <w:t xml:space="preserve">85ee85e85f221075dfc5f0304e3577e1df5bc930</w:t>
+            </w:r>
+          </w:p>
+        </w:tc>
+      </w:tr>
+      <w:tr>
+        <w:tc>
+          <w:tcPr/>
+          <w:p>
+            <w:pPr>
+              <w:pStyle w:val="Compact"/>
+            </w:pPr>
+            <w:r>
+              <w:t xml:space="preserve">HXC-1012</w:t>
+            </w:r>
+          </w:p>
+        </w:tc>
+        <w:tc>
+          <w:tcPr/>
+          <w:p>
+            <w:pPr>
+              <w:pStyle w:val="Compact"/>
+            </w:pPr>
+            <w:r>
+              <w:t xml:space="preserve">Feature</w:t>
+            </w:r>
+          </w:p>
+        </w:tc>
+        <w:tc>
+          <w:tcPr/>
+          <w:p>
+            <w:pPr>
+              <w:pStyle w:val="Compact"/>
+            </w:pPr>
+            <w:r>
+              <w:t xml:space="preserve">P1</w:t>
+            </w:r>
+          </w:p>
+        </w:tc>
+        <w:tc>
+          <w:tcPr/>
+          <w:p>
+            <w:pPr>
+              <w:pStyle w:val="Compact"/>
+            </w:pPr>
+            <w:r>
+              <w:t xml:space="preserve">Make pkg/infra Logs capture real sink-side output honoring tail/since/timestamps</w:t>
+            </w:r>
+          </w:p>
+        </w:tc>
+        <w:tc>
+          <w:tcPr/>
+          <w:p>
+            <w:pPr>
+              <w:pStyle w:val="Compact"/>
+            </w:pPr>
+            <w:r>
+              <w:t xml:space="preserve">85ee85e85f221075dfc5f0304e3577e1df5bc930</w:t>
+            </w:r>
+          </w:p>
+        </w:tc>
+      </w:tr>
+      <w:tr>
+        <w:tc>
+          <w:tcPr/>
+          <w:p>
+            <w:pPr>
+              <w:pStyle w:val="Compact"/>
+            </w:pPr>
+            <w:r>
+              <w:t xml:space="preserve">HXC-1013</w:t>
+            </w:r>
+          </w:p>
+        </w:tc>
+        <w:tc>
+          <w:tcPr/>
+          <w:p>
+            <w:pPr>
+              <w:pStyle w:val="Compact"/>
+            </w:pPr>
+            <w:r>
+              <w:t xml:space="preserve">Feature</w:t>
+            </w:r>
+          </w:p>
+        </w:tc>
+        <w:tc>
+          <w:tcPr/>
+          <w:p>
+            <w:pPr>
+              <w:pStyle w:val="Compact"/>
+            </w:pPr>
+            <w:r>
+              <w:t xml:space="preserve">P1</w:t>
+            </w:r>
+          </w:p>
+        </w:tc>
+        <w:tc>
+          <w:tcPr/>
+          <w:p>
+            <w:pPr>
+              <w:pStyle w:val="Compact"/>
+            </w:pPr>
+            <w:r>
+              <w:t xml:space="preserve">Make pkg/infra Scale create real replicas verified via runtime query</w:t>
+            </w:r>
+          </w:p>
+        </w:tc>
+        <w:tc>
+          <w:tcPr/>
+          <w:p>
+            <w:pPr>
+              <w:pStyle w:val="Compact"/>
+            </w:pPr>
+            <w:r>
+              <w:t xml:space="preserve">85ee85e85f221075dfc5f0304e3577e1df5bc930</w:t>
+            </w:r>
+          </w:p>
+        </w:tc>
+      </w:tr>
+      <w:tr>
+        <w:tc>
+          <w:tcPr/>
+          <w:p>
+            <w:pPr>
+              <w:pStyle w:val="Compact"/>
+            </w:pPr>
+            <w:r>
+              <w:t xml:space="preserve">HXC-1015</w:t>
+            </w:r>
+          </w:p>
+        </w:tc>
+        <w:tc>
+          <w:tcPr/>
+          <w:p>
+            <w:pPr>
+              <w:pStyle w:val="Compact"/>
+            </w:pPr>
+            <w:r>
+              <w:t xml:space="preserve">Feature</w:t>
+            </w:r>
+          </w:p>
+        </w:tc>
+        <w:tc>
+          <w:tcPr/>
+          <w:p>
+            <w:pPr>
+              <w:pStyle w:val="Compact"/>
+            </w:pPr>
+            <w:r>
+              <w:t xml:space="preserve">P2</w:t>
+            </w:r>
+          </w:p>
+        </w:tc>
+        <w:tc>
+          <w:tcPr/>
+          <w:p>
+            <w:pPr>
+              <w:pStyle w:val="Compact"/>
+            </w:pPr>
+            <w:r>
+              <w:t xml:space="preserve">Make pkg/infra VMSimulateFailure/VMSimulatePartition assert observable network effect</w:t>
+            </w:r>
+          </w:p>
+        </w:tc>
+        <w:tc>
+          <w:tcPr/>
+          <w:p>
+            <w:pPr>
+              <w:pStyle w:val="Compact"/>
+            </w:pPr>
+            <w:r>
+              <w:t xml:space="preserve">85ee85e85f221075dfc5f0304e3577e1df5bc930</w:t>
+            </w:r>
+          </w:p>
+        </w:tc>
+      </w:tr>
+      <w:tr>
+        <w:tc>
+          <w:tcPr/>
+          <w:p>
+            <w:pPr>
+              <w:pStyle w:val="Compact"/>
+            </w:pPr>
+            <w:r>
               <w:t xml:space="preserve">HXC-1016</w:t>
             </w:r>
           </w:p>
@@ -1710,6 +1995,63 @@
               <w:pStyle w:val="Compact"/>
             </w:pPr>
             <w:r>
+              <w:t xml:space="preserve">HXC-1020</w:t>
+            </w:r>
+          </w:p>
+        </w:tc>
+        <w:tc>
+          <w:tcPr/>
+          <w:p>
+            <w:pPr>
+              <w:pStyle w:val="Compact"/>
+            </w:pPr>
+            <w:r>
+              <w:t xml:space="preserve">Feature</w:t>
+            </w:r>
+          </w:p>
+        </w:tc>
+        <w:tc>
+          <w:tcPr/>
+          <w:p>
+            <w:pPr>
+              <w:pStyle w:val="Compact"/>
+            </w:pPr>
+            <w:r>
+              <w:t xml:space="preserve">P0</w:t>
+            </w:r>
+          </w:p>
+        </w:tc>
+        <w:tc>
+          <w:tcPr/>
+          <w:p>
+            <w:pPr>
+              <w:pStyle w:val="Compact"/>
+            </w:pPr>
+            <w:r>
+              <w:t xml:space="preserve">Wire a real Builder behind pkg/build Service and prove image is pullable</w:t>
+            </w:r>
+          </w:p>
+        </w:tc>
+        <w:tc>
+          <w:tcPr/>
+          <w:p>
+            <w:pPr>
+              <w:pStyle w:val="Compact"/>
+            </w:pPr>
+            <w:r>
+              <w:t xml:space="preserve">85ee85e85f221075dfc5f0304e3577e1df5bc930</w:t>
+            </w:r>
+          </w:p>
+        </w:tc>
+      </w:tr>
+      <w:tr>
+        <w:tc>
+          <w:tcPr/>
+          <w:p>
+            <w:pPr>
+              <w:pStyle w:val="Compact"/>
+            </w:pPr>
+            <w:r>
               <w:t xml:space="preserve">HXC-1021</w:t>
             </w:r>
           </w:p>
@@ -2109,6 +2451,63 @@
             </w:pPr>
             <w:r>
               <w:t xml:space="preserve">dbed10c</w:t>
+            </w:r>
+          </w:p>
+        </w:tc>
+      </w:tr>
+      <w:tr>
+        <w:tc>
+          <w:tcPr/>
+          <w:p>
+            <w:pPr>
+              <w:pStyle w:val="Compact"/>
+            </w:pPr>
+            <w:r>
+              <w:t xml:space="preserve">HXC-1028</w:t>
+            </w:r>
+          </w:p>
+        </w:tc>
+        <w:tc>
+          <w:tcPr/>
+          <w:p>
+            <w:pPr>
+              <w:pStyle w:val="Compact"/>
+            </w:pPr>
+            <w:r>
+              <w:t xml:space="preserve">Feature</w:t>
+            </w:r>
+          </w:p>
+        </w:tc>
+        <w:tc>
+          <w:tcPr/>
+          <w:p>
+            <w:pPr>
+              <w:pStyle w:val="Compact"/>
+            </w:pPr>
+            <w:r>
+              <w:t xml:space="preserve">P0</w:t>
+            </w:r>
+          </w:p>
+        </w:tc>
+        <w:tc>
+          <w:tcPr/>
+          <w:p>
+            <w:pPr>
+              <w:pStyle w:val="Compact"/>
+            </w:pPr>
+            <w:r>
+              <w:t xml:space="preserve">Locate/build production Vault client and add dev-Vault integration test (KVv2 + PKI)</w:t>
+            </w:r>
+          </w:p>
+        </w:tc>
+        <w:tc>
+          <w:tcPr/>
+          <w:p>
+            <w:pPr>
+              <w:pStyle w:val="Compact"/>
+            </w:pPr>
+            <w:r>
+              <w:t xml:space="preserve">85ee85e85f221075dfc5f0304e3577e1df5bc930</w:t>
             </w:r>
           </w:p>
         </w:tc>

--- a/docs/export/fixed.docx
+++ b/docs/export/fixed.docx
@@ -34,7 +34,7 @@
         <w:t xml:space="preserve"> </w:t>
       </w:r>
       <w:r>
-        <w:t xml:space="preserve">12</w:t>
+        <w:t xml:space="preserve">13</w:t>
       </w:r>
       <w:r>
         <w:t xml:space="preserve"> </w:t>
@@ -50,7 +50,7 @@
         <w:t xml:space="preserve"> </w:t>
       </w:r>
       <w:r>
-        <w:t xml:space="preserve">2026-06-01T12:11:50Z</w:t>
+        <w:t xml:space="preserve">2026-06-01T13:04:05Z</w:t>
       </w:r>
       <w:r>
         <w:t xml:space="preserve"> </w:t>
@@ -116,7 +116,7 @@
           <w:b/>
           <w:bCs/>
         </w:rPr>
-        <w:t xml:space="preserve">90</w:t>
+        <w:t xml:space="preserve">100</w:t>
       </w:r>
       <w:r>
         <w:t xml:space="preserve">.</w:t>
@@ -1710,6 +1710,63 @@
               <w:pStyle w:val="Compact"/>
             </w:pPr>
             <w:r>
+              <w:t xml:space="preserve">HXC-1014</w:t>
+            </w:r>
+          </w:p>
+        </w:tc>
+        <w:tc>
+          <w:tcPr/>
+          <w:p>
+            <w:pPr>
+              <w:pStyle w:val="Compact"/>
+            </w:pPr>
+            <w:r>
+              <w:t xml:space="preserve">Feature</w:t>
+            </w:r>
+          </w:p>
+        </w:tc>
+        <w:tc>
+          <w:tcPr/>
+          <w:p>
+            <w:pPr>
+              <w:pStyle w:val="Compact"/>
+            </w:pPr>
+            <w:r>
+              <w:t xml:space="preserve">P1</w:t>
+            </w:r>
+          </w:p>
+        </w:tc>
+        <w:tc>
+          <w:tcPr/>
+          <w:p>
+            <w:pPr>
+              <w:pStyle w:val="Compact"/>
+            </w:pPr>
+            <w:r>
+              <w:t xml:space="preserve">Make pkg/infra VMSpawn/VMSSH establish a real session end-to-end</w:t>
+            </w:r>
+          </w:p>
+        </w:tc>
+        <w:tc>
+          <w:tcPr/>
+          <w:p>
+            <w:pPr>
+              <w:pStyle w:val="Compact"/>
+            </w:pPr>
+            <w:r>
+              <w:t xml:space="preserve">44db9182bb5abe8f00ff83a53eb512506031932e</w:t>
+            </w:r>
+          </w:p>
+        </w:tc>
+      </w:tr>
+      <w:tr>
+        <w:tc>
+          <w:tcPr/>
+          <w:p>
+            <w:pPr>
+              <w:pStyle w:val="Compact"/>
+            </w:pPr>
+            <w:r>
               <w:t xml:space="preserve">HXC-1015</w:t>
             </w:r>
           </w:p>
@@ -5130,6 +5187,519 @@
             </w:pPr>
             <w:r>
               <w:t xml:space="preserve">a084eb1</w:t>
+            </w:r>
+          </w:p>
+        </w:tc>
+      </w:tr>
+      <w:tr>
+        <w:tc>
+          <w:tcPr/>
+          <w:p>
+            <w:pPr>
+              <w:pStyle w:val="Compact"/>
+            </w:pPr>
+            <w:r>
+              <w:t xml:space="preserve">HXC-1075</w:t>
+            </w:r>
+          </w:p>
+        </w:tc>
+        <w:tc>
+          <w:tcPr/>
+          <w:p>
+            <w:pPr>
+              <w:pStyle w:val="Compact"/>
+            </w:pPr>
+            <w:r>
+              <w:t xml:space="preserve">Feature</w:t>
+            </w:r>
+          </w:p>
+        </w:tc>
+        <w:tc>
+          <w:tcPr/>
+          <w:p>
+            <w:pPr>
+              <w:pStyle w:val="Compact"/>
+            </w:pPr>
+            <w:r>
+              <w:t xml:space="preserve">P0</w:t>
+            </w:r>
+          </w:p>
+        </w:tc>
+        <w:tc>
+          <w:tcPr/>
+          <w:p>
+            <w:pPr>
+              <w:pStyle w:val="Compact"/>
+            </w:pPr>
+            <w:r>
+              <w:t xml:space="preserve">Implement NATS/JetStream client wrapper (pkg/events)</w:t>
+            </w:r>
+          </w:p>
+        </w:tc>
+        <w:tc>
+          <w:tcPr/>
+          <w:p>
+            <w:pPr>
+              <w:pStyle w:val="Compact"/>
+            </w:pPr>
+            <w:r>
+              <w:t xml:space="preserve">44db9182bb5abe8f00ff83a53eb512506031932e</w:t>
+            </w:r>
+          </w:p>
+        </w:tc>
+      </w:tr>
+      <w:tr>
+        <w:tc>
+          <w:tcPr/>
+          <w:p>
+            <w:pPr>
+              <w:pStyle w:val="Compact"/>
+            </w:pPr>
+            <w:r>
+              <w:t xml:space="preserve">HXC-1076</w:t>
+            </w:r>
+          </w:p>
+        </w:tc>
+        <w:tc>
+          <w:tcPr/>
+          <w:p>
+            <w:pPr>
+              <w:pStyle w:val="Compact"/>
+            </w:pPr>
+            <w:r>
+              <w:t xml:space="preserve">Feature</w:t>
+            </w:r>
+          </w:p>
+        </w:tc>
+        <w:tc>
+          <w:tcPr/>
+          <w:p>
+            <w:pPr>
+              <w:pStyle w:val="Compact"/>
+            </w:pPr>
+            <w:r>
+              <w:t xml:space="preserve">P0</w:t>
+            </w:r>
+          </w:p>
+        </w:tc>
+        <w:tc>
+          <w:tcPr/>
+          <w:p>
+            <w:pPr>
+              <w:pStyle w:val="Compact"/>
+            </w:pPr>
+            <w:r>
+              <w:t xml:space="preserve">Implement etcd client wrapper (pkg/etcd)</w:t>
+            </w:r>
+          </w:p>
+        </w:tc>
+        <w:tc>
+          <w:tcPr/>
+          <w:p>
+            <w:pPr>
+              <w:pStyle w:val="Compact"/>
+            </w:pPr>
+            <w:r>
+              <w:t xml:space="preserve">44db9182bb5abe8f00ff83a53eb512506031932e</w:t>
+            </w:r>
+          </w:p>
+        </w:tc>
+      </w:tr>
+      <w:tr>
+        <w:tc>
+          <w:tcPr/>
+          <w:p>
+            <w:pPr>
+              <w:pStyle w:val="Compact"/>
+            </w:pPr>
+            <w:r>
+              <w:t xml:space="preserve">HXC-1077</w:t>
+            </w:r>
+          </w:p>
+        </w:tc>
+        <w:tc>
+          <w:tcPr/>
+          <w:p>
+            <w:pPr>
+              <w:pStyle w:val="Compact"/>
+            </w:pPr>
+            <w:r>
+              <w:t xml:space="preserve">Feature</w:t>
+            </w:r>
+          </w:p>
+        </w:tc>
+        <w:tc>
+          <w:tcPr/>
+          <w:p>
+            <w:pPr>
+              <w:pStyle w:val="Compact"/>
+            </w:pPr>
+            <w:r>
+              <w:t xml:space="preserve">P0</w:t>
+            </w:r>
+          </w:p>
+        </w:tc>
+        <w:tc>
+          <w:tcPr/>
+          <w:p>
+            <w:pPr>
+              <w:pStyle w:val="Compact"/>
+            </w:pPr>
+            <w:r>
+              <w:t xml:space="preserve">Implement etcd discovery backend (pkg/discovery)</w:t>
+            </w:r>
+          </w:p>
+        </w:tc>
+        <w:tc>
+          <w:tcPr/>
+          <w:p>
+            <w:pPr>
+              <w:pStyle w:val="Compact"/>
+            </w:pPr>
+            <w:r>
+              <w:t xml:space="preserve">44db9182bb5abe8f00ff83a53eb512506031932e</w:t>
+            </w:r>
+          </w:p>
+        </w:tc>
+      </w:tr>
+      <w:tr>
+        <w:tc>
+          <w:tcPr/>
+          <w:p>
+            <w:pPr>
+              <w:pStyle w:val="Compact"/>
+            </w:pPr>
+            <w:r>
+              <w:t xml:space="preserve">HXC-1078</w:t>
+            </w:r>
+          </w:p>
+        </w:tc>
+        <w:tc>
+          <w:tcPr/>
+          <w:p>
+            <w:pPr>
+              <w:pStyle w:val="Compact"/>
+            </w:pPr>
+            <w:r>
+              <w:t xml:space="preserve">Feature</w:t>
+            </w:r>
+          </w:p>
+        </w:tc>
+        <w:tc>
+          <w:tcPr/>
+          <w:p>
+            <w:pPr>
+              <w:pStyle w:val="Compact"/>
+            </w:pPr>
+            <w:r>
+              <w:t xml:space="preserve">P0</w:t>
+            </w:r>
+          </w:p>
+        </w:tc>
+        <w:tc>
+          <w:tcPr/>
+          <w:p>
+            <w:pPr>
+              <w:pStyle w:val="Compact"/>
+            </w:pPr>
+            <w:r>
+              <w:t xml:space="preserve">Implement real Kafka producer/consumer (pkg/pubsub)</w:t>
+            </w:r>
+          </w:p>
+        </w:tc>
+        <w:tc>
+          <w:tcPr/>
+          <w:p>
+            <w:pPr>
+              <w:pStyle w:val="Compact"/>
+            </w:pPr>
+            <w:r>
+              <w:t xml:space="preserve">44db9182bb5abe8f00ff83a53eb512506031932e</w:t>
+            </w:r>
+          </w:p>
+        </w:tc>
+      </w:tr>
+      <w:tr>
+        <w:tc>
+          <w:tcPr/>
+          <w:p>
+            <w:pPr>
+              <w:pStyle w:val="Compact"/>
+            </w:pPr>
+            <w:r>
+              <w:t xml:space="preserve">HXC-1079</w:t>
+            </w:r>
+          </w:p>
+        </w:tc>
+        <w:tc>
+          <w:tcPr/>
+          <w:p>
+            <w:pPr>
+              <w:pStyle w:val="Compact"/>
+            </w:pPr>
+            <w:r>
+              <w:t xml:space="preserve">Feature</w:t>
+            </w:r>
+          </w:p>
+        </w:tc>
+        <w:tc>
+          <w:tcPr/>
+          <w:p>
+            <w:pPr>
+              <w:pStyle w:val="Compact"/>
+            </w:pPr>
+            <w:r>
+              <w:t xml:space="preserve">P0</w:t>
+            </w:r>
+          </w:p>
+        </w:tc>
+        <w:tc>
+          <w:tcPr/>
+          <w:p>
+            <w:pPr>
+              <w:pStyle w:val="Compact"/>
+            </w:pPr>
+            <w:r>
+              <w:t xml:space="preserve">Implement cgroups v2 + /proc resource reader (pkg/resources)</w:t>
+            </w:r>
+          </w:p>
+        </w:tc>
+        <w:tc>
+          <w:tcPr/>
+          <w:p>
+            <w:pPr>
+              <w:pStyle w:val="Compact"/>
+            </w:pPr>
+            <w:r>
+              <w:t xml:space="preserve">44db9182bb5abe8f00ff83a53eb512506031932e</w:t>
+            </w:r>
+          </w:p>
+        </w:tc>
+      </w:tr>
+      <w:tr>
+        <w:tc>
+          <w:tcPr/>
+          <w:p>
+            <w:pPr>
+              <w:pStyle w:val="Compact"/>
+            </w:pPr>
+            <w:r>
+              <w:t xml:space="preserve">HXC-1080</w:t>
+            </w:r>
+          </w:p>
+        </w:tc>
+        <w:tc>
+          <w:tcPr/>
+          <w:p>
+            <w:pPr>
+              <w:pStyle w:val="Compact"/>
+            </w:pPr>
+            <w:r>
+              <w:t xml:space="preserve">Feature</w:t>
+            </w:r>
+          </w:p>
+        </w:tc>
+        <w:tc>
+          <w:tcPr/>
+          <w:p>
+            <w:pPr>
+              <w:pStyle w:val="Compact"/>
+            </w:pPr>
+            <w:r>
+              <w:t xml:space="preserve">P0</w:t>
+            </w:r>
+          </w:p>
+        </w:tc>
+        <w:tc>
+          <w:tcPr/>
+          <w:p>
+            <w:pPr>
+              <w:pStyle w:val="Compact"/>
+            </w:pPr>
+            <w:r>
+              <w:t xml:space="preserve">Implement Omega-model scheduler core (pkg/scheduler, internal/scheduler)</w:t>
+            </w:r>
+          </w:p>
+        </w:tc>
+        <w:tc>
+          <w:tcPr/>
+          <w:p>
+            <w:pPr>
+              <w:pStyle w:val="Compact"/>
+            </w:pPr>
+            <w:r>
+              <w:t xml:space="preserve">44db9182bb5abe8f00ff83a53eb512506031932e</w:t>
+            </w:r>
+          </w:p>
+        </w:tc>
+      </w:tr>
+      <w:tr>
+        <w:tc>
+          <w:tcPr/>
+          <w:p>
+            <w:pPr>
+              <w:pStyle w:val="Compact"/>
+            </w:pPr>
+            <w:r>
+              <w:t xml:space="preserve">HXC-1081</w:t>
+            </w:r>
+          </w:p>
+        </w:tc>
+        <w:tc>
+          <w:tcPr/>
+          <w:p>
+            <w:pPr>
+              <w:pStyle w:val="Compact"/>
+            </w:pPr>
+            <w:r>
+              <w:t xml:space="preserve">Feature</w:t>
+            </w:r>
+          </w:p>
+        </w:tc>
+        <w:tc>
+          <w:tcPr/>
+          <w:p>
+            <w:pPr>
+              <w:pStyle w:val="Compact"/>
+            </w:pPr>
+            <w:r>
+              <w:t xml:space="preserve">P0</w:t>
+            </w:r>
+          </w:p>
+        </w:tc>
+        <w:tc>
+          <w:tcPr/>
+          <w:p>
+            <w:pPr>
+              <w:pStyle w:val="Compact"/>
+            </w:pPr>
+            <w:r>
+              <w:t xml:space="preserve">Implement optimistic-concurrency versioning for scheduler pool</w:t>
+            </w:r>
+          </w:p>
+        </w:tc>
+        <w:tc>
+          <w:tcPr/>
+          <w:p>
+            <w:pPr>
+              <w:pStyle w:val="Compact"/>
+            </w:pPr>
+            <w:r>
+              <w:t xml:space="preserve">44db9182bb5abe8f00ff83a53eb512506031932e</w:t>
+            </w:r>
+          </w:p>
+        </w:tc>
+      </w:tr>
+      <w:tr>
+        <w:tc>
+          <w:tcPr/>
+          <w:p>
+            <w:pPr>
+              <w:pStyle w:val="Compact"/>
+            </w:pPr>
+            <w:r>
+              <w:t xml:space="preserve">HXC-1082</w:t>
+            </w:r>
+          </w:p>
+        </w:tc>
+        <w:tc>
+          <w:tcPr/>
+          <w:p>
+            <w:pPr>
+              <w:pStyle w:val="Compact"/>
+            </w:pPr>
+            <w:r>
+              <w:t xml:space="preserve">Feature</w:t>
+            </w:r>
+          </w:p>
+        </w:tc>
+        <w:tc>
+          <w:tcPr/>
+          <w:p>
+            <w:pPr>
+              <w:pStyle w:val="Compact"/>
+            </w:pPr>
+            <w:r>
+              <w:t xml:space="preserve">P1</w:t>
+            </w:r>
+          </w:p>
+        </w:tc>
+        <w:tc>
+          <w:tcPr/>
+          <w:p>
+            <w:pPr>
+              <w:pStyle w:val="Compact"/>
+            </w:pPr>
+            <w:r>
+              <w:t xml:space="preserve">Implement HTCondor ClassAds matching in scheduler (pkg/classads)</w:t>
+            </w:r>
+          </w:p>
+        </w:tc>
+        <w:tc>
+          <w:tcPr/>
+          <w:p>
+            <w:pPr>
+              <w:pStyle w:val="Compact"/>
+            </w:pPr>
+            <w:r>
+              <w:t xml:space="preserve">44db9182bb5abe8f00ff83a53eb512506031932e</w:t>
+            </w:r>
+          </w:p>
+        </w:tc>
+      </w:tr>
+      <w:tr>
+        <w:tc>
+          <w:tcPr/>
+          <w:p>
+            <w:pPr>
+              <w:pStyle w:val="Compact"/>
+            </w:pPr>
+            <w:r>
+              <w:t xml:space="preserve">HXC-1083</w:t>
+            </w:r>
+          </w:p>
+        </w:tc>
+        <w:tc>
+          <w:tcPr/>
+          <w:p>
+            <w:pPr>
+              <w:pStyle w:val="Compact"/>
+            </w:pPr>
+            <w:r>
+              <w:t xml:space="preserve">Feature</w:t>
+            </w:r>
+          </w:p>
+        </w:tc>
+        <w:tc>
+          <w:tcPr/>
+          <w:p>
+            <w:pPr>
+              <w:pStyle w:val="Compact"/>
+            </w:pPr>
+            <w:r>
+              <w:t xml:space="preserve">P1</w:t>
+            </w:r>
+          </w:p>
+        </w:tc>
+        <w:tc>
+          <w:tcPr/>
+          <w:p>
+            <w:pPr>
+              <w:pStyle w:val="Compact"/>
+            </w:pPr>
+            <w:r>
+              <w:t xml:space="preserve">Implement gang scheduling and preemption in scheduler</w:t>
+            </w:r>
+          </w:p>
+        </w:tc>
+        <w:tc>
+          <w:tcPr/>
+          <w:p>
+            <w:pPr>
+              <w:pStyle w:val="Compact"/>
+            </w:pPr>
+            <w:r>
+              <w:t xml:space="preserve">44db9182bb5abe8f00ff83a53eb512506031932e</w:t>
             </w:r>
           </w:p>
         </w:tc>

--- a/docs/export/fixed.docx
+++ b/docs/export/fixed.docx
@@ -34,7 +34,7 @@
         <w:t xml:space="preserve"> </w:t>
       </w:r>
       <w:r>
-        <w:t xml:space="preserve">13</w:t>
+        <w:t xml:space="preserve">14</w:t>
       </w:r>
       <w:r>
         <w:t xml:space="preserve"> </w:t>
@@ -50,7 +50,7 @@
         <w:t xml:space="preserve"> </w:t>
       </w:r>
       <w:r>
-        <w:t xml:space="preserve">2026-06-01T13:04:05Z</w:t>
+        <w:t xml:space="preserve">2026-06-01T13:53:26Z</w:t>
       </w:r>
       <w:r>
         <w:t xml:space="preserve"> </w:t>
@@ -116,7 +116,7 @@
           <w:b/>
           <w:bCs/>
         </w:rPr>
-        <w:t xml:space="preserve">100</w:t>
+        <w:t xml:space="preserve">105</w:t>
       </w:r>
       <w:r>
         <w:t xml:space="preserve">.</w:t>
@@ -5700,6 +5700,291 @@
             </w:pPr>
             <w:r>
               <w:t xml:space="preserve">44db9182bb5abe8f00ff83a53eb512506031932e</w:t>
+            </w:r>
+          </w:p>
+        </w:tc>
+      </w:tr>
+      <w:tr>
+        <w:tc>
+          <w:tcPr/>
+          <w:p>
+            <w:pPr>
+              <w:pStyle w:val="Compact"/>
+            </w:pPr>
+            <w:r>
+              <w:t xml:space="preserve">HXC-1087</w:t>
+            </w:r>
+          </w:p>
+        </w:tc>
+        <w:tc>
+          <w:tcPr/>
+          <w:p>
+            <w:pPr>
+              <w:pStyle w:val="Compact"/>
+            </w:pPr>
+            <w:r>
+              <w:t xml:space="preserve">Feature</w:t>
+            </w:r>
+          </w:p>
+        </w:tc>
+        <w:tc>
+          <w:tcPr/>
+          <w:p>
+            <w:pPr>
+              <w:pStyle w:val="Compact"/>
+            </w:pPr>
+            <w:r>
+              <w:t xml:space="preserve">P0</w:t>
+            </w:r>
+          </w:p>
+        </w:tc>
+        <w:tc>
+          <w:tcPr/>
+          <w:p>
+            <w:pPr>
+              <w:pStyle w:val="Compact"/>
+            </w:pPr>
+            <w:r>
+              <w:t xml:space="preserve">Make node registry etcd-backed and cross-process shared (internal/node)</w:t>
+            </w:r>
+          </w:p>
+        </w:tc>
+        <w:tc>
+          <w:tcPr/>
+          <w:p>
+            <w:pPr>
+              <w:pStyle w:val="Compact"/>
+            </w:pPr>
+            <w:r>
+              <w:t xml:space="preserve">2f27ac9001d3fc0a900f0386a1b9df198890e411</w:t>
+            </w:r>
+          </w:p>
+        </w:tc>
+      </w:tr>
+      <w:tr>
+        <w:tc>
+          <w:tcPr/>
+          <w:p>
+            <w:pPr>
+              <w:pStyle w:val="Compact"/>
+            </w:pPr>
+            <w:r>
+              <w:t xml:space="preserve">HXC-1089</w:t>
+            </w:r>
+          </w:p>
+        </w:tc>
+        <w:tc>
+          <w:tcPr/>
+          <w:p>
+            <w:pPr>
+              <w:pStyle w:val="Compact"/>
+            </w:pPr>
+            <w:r>
+              <w:t xml:space="preserve">Feature</w:t>
+            </w:r>
+          </w:p>
+        </w:tc>
+        <w:tc>
+          <w:tcPr/>
+          <w:p>
+            <w:pPr>
+              <w:pStyle w:val="Compact"/>
+            </w:pPr>
+            <w:r>
+              <w:t xml:space="preserve">P0</w:t>
+            </w:r>
+          </w:p>
+        </w:tc>
+        <w:tc>
+          <w:tcPr/>
+          <w:p>
+            <w:pPr>
+              <w:pStyle w:val="Compact"/>
+            </w:pPr>
+            <w:r>
+              <w:t xml:space="preserve">Implement WireGuard mesh config-gen and key rotation (pkg/wireguard)</w:t>
+            </w:r>
+          </w:p>
+        </w:tc>
+        <w:tc>
+          <w:tcPr/>
+          <w:p>
+            <w:pPr>
+              <w:pStyle w:val="Compact"/>
+            </w:pPr>
+            <w:r>
+              <w:t xml:space="preserve">2f27ac9001d3fc0a900f0386a1b9df198890e411</w:t>
+            </w:r>
+          </w:p>
+        </w:tc>
+      </w:tr>
+      <w:tr>
+        <w:tc>
+          <w:tcPr/>
+          <w:p>
+            <w:pPr>
+              <w:pStyle w:val="Compact"/>
+            </w:pPr>
+            <w:r>
+              <w:t xml:space="preserve">HXC-1091</w:t>
+            </w:r>
+          </w:p>
+        </w:tc>
+        <w:tc>
+          <w:tcPr/>
+          <w:p>
+            <w:pPr>
+              <w:pStyle w:val="Compact"/>
+            </w:pPr>
+            <w:r>
+              <w:t xml:space="preserve">Feature</w:t>
+            </w:r>
+          </w:p>
+        </w:tc>
+        <w:tc>
+          <w:tcPr/>
+          <w:p>
+            <w:pPr>
+              <w:pStyle w:val="Compact"/>
+            </w:pPr>
+            <w:r>
+              <w:t xml:space="preserve">P0</w:t>
+            </w:r>
+          </w:p>
+        </w:tc>
+        <w:tc>
+          <w:tcPr/>
+          <w:p>
+            <w:pPr>
+              <w:pStyle w:val="Compact"/>
+            </w:pPr>
+            <w:r>
+              <w:t xml:space="preserve">Wire API gateway reverse proxy with prefix routing and /health (internal/gateway)</w:t>
+            </w:r>
+          </w:p>
+        </w:tc>
+        <w:tc>
+          <w:tcPr/>
+          <w:p>
+            <w:pPr>
+              <w:pStyle w:val="Compact"/>
+            </w:pPr>
+            <w:r>
+              <w:t xml:space="preserve">2f27ac9001d3fc0a900f0386a1b9df198890e411</w:t>
+            </w:r>
+          </w:p>
+        </w:tc>
+      </w:tr>
+      <w:tr>
+        <w:tc>
+          <w:tcPr/>
+          <w:p>
+            <w:pPr>
+              <w:pStyle w:val="Compact"/>
+            </w:pPr>
+            <w:r>
+              <w:t xml:space="preserve">HXC-1092</w:t>
+            </w:r>
+          </w:p>
+        </w:tc>
+        <w:tc>
+          <w:tcPr/>
+          <w:p>
+            <w:pPr>
+              <w:pStyle w:val="Compact"/>
+            </w:pPr>
+            <w:r>
+              <w:t xml:space="preserve">Feature</w:t>
+            </w:r>
+          </w:p>
+        </w:tc>
+        <w:tc>
+          <w:tcPr/>
+          <w:p>
+            <w:pPr>
+              <w:pStyle w:val="Compact"/>
+            </w:pPr>
+            <w:r>
+              <w:t xml:space="preserve">P0</w:t>
+            </w:r>
+          </w:p>
+        </w:tc>
+        <w:tc>
+          <w:tcPr/>
+          <w:p>
+            <w:pPr>
+              <w:pStyle w:val="Compact"/>
+            </w:pPr>
+            <w:r>
+              <w:t xml:space="preserve">Add JWT/RBAC auth middleware to API gateway (internal/gateway)</w:t>
+            </w:r>
+          </w:p>
+        </w:tc>
+        <w:tc>
+          <w:tcPr/>
+          <w:p>
+            <w:pPr>
+              <w:pStyle w:val="Compact"/>
+            </w:pPr>
+            <w:r>
+              <w:t xml:space="preserve">2f27ac9001d3fc0a900f0386a1b9df198890e411</w:t>
+            </w:r>
+          </w:p>
+        </w:tc>
+      </w:tr>
+      <w:tr>
+        <w:tc>
+          <w:tcPr/>
+          <w:p>
+            <w:pPr>
+              <w:pStyle w:val="Compact"/>
+            </w:pPr>
+            <w:r>
+              <w:t xml:space="preserve">HXC-1094</w:t>
+            </w:r>
+          </w:p>
+        </w:tc>
+        <w:tc>
+          <w:tcPr/>
+          <w:p>
+            <w:pPr>
+              <w:pStyle w:val="Compact"/>
+            </w:pPr>
+            <w:r>
+              <w:t xml:space="preserve">Feature</w:t>
+            </w:r>
+          </w:p>
+        </w:tc>
+        <w:tc>
+          <w:tcPr/>
+          <w:p>
+            <w:pPr>
+              <w:pStyle w:val="Compact"/>
+            </w:pPr>
+            <w:r>
+              <w:t xml:space="preserve">P0</w:t>
+            </w:r>
+          </w:p>
+        </w:tc>
+        <w:tc>
+          <w:tcPr/>
+          <w:p>
+            <w:pPr>
+              <w:pStyle w:val="Compact"/>
+            </w:pPr>
+            <w:r>
+              <w:t xml:space="preserve">Implement distributed lock primitives over etcd (pkg/lock)</w:t>
+            </w:r>
+          </w:p>
+        </w:tc>
+        <w:tc>
+          <w:tcPr/>
+          <w:p>
+            <w:pPr>
+              <w:pStyle w:val="Compact"/>
+            </w:pPr>
+            <w:r>
+              <w:t xml:space="preserve">2f27ac9001d3fc0a900f0386a1b9df198890e411</w:t>
             </w:r>
           </w:p>
         </w:tc>

--- a/docs/export/fixed.docx
+++ b/docs/export/fixed.docx
@@ -34,7 +34,7 @@
         <w:t xml:space="preserve"> </w:t>
       </w:r>
       <w:r>
-        <w:t xml:space="preserve">14</w:t>
+        <w:t xml:space="preserve">15</w:t>
       </w:r>
       <w:r>
         <w:t xml:space="preserve"> </w:t>
@@ -50,7 +50,7 @@
         <w:t xml:space="preserve"> </w:t>
       </w:r>
       <w:r>
-        <w:t xml:space="preserve">2026-06-01T13:53:26Z</w:t>
+        <w:t xml:space="preserve">2026-06-01T14:11:33Z</w:t>
       </w:r>
       <w:r>
         <w:t xml:space="preserve"> </w:t>
@@ -116,7 +116,7 @@
           <w:b/>
           <w:bCs/>
         </w:rPr>
-        <w:t xml:space="preserve">105</w:t>
+        <w:t xml:space="preserve">108</w:t>
       </w:r>
       <w:r>
         <w:t xml:space="preserve">.</w:t>
@@ -5712,6 +5712,63 @@
               <w:pStyle w:val="Compact"/>
             </w:pPr>
             <w:r>
+              <w:t xml:space="preserve">HXC-1086</w:t>
+            </w:r>
+          </w:p>
+        </w:tc>
+        <w:tc>
+          <w:tcPr/>
+          <w:p>
+            <w:pPr>
+              <w:pStyle w:val="Compact"/>
+            </w:pPr>
+            <w:r>
+              <w:t xml:space="preserve">Feature</w:t>
+            </w:r>
+          </w:p>
+        </w:tc>
+        <w:tc>
+          <w:tcPr/>
+          <w:p>
+            <w:pPr>
+              <w:pStyle w:val="Compact"/>
+            </w:pPr>
+            <w:r>
+              <w:t xml:space="preserve">P0</w:t>
+            </w:r>
+          </w:p>
+        </w:tc>
+        <w:tc>
+          <w:tcPr/>
+          <w:p>
+            <w:pPr>
+              <w:pStyle w:val="Compact"/>
+            </w:pPr>
+            <w:r>
+              <w:t xml:space="preserve">Implement real Node gRPC handlers serving helixv1 Node API (internal/node)</w:t>
+            </w:r>
+          </w:p>
+        </w:tc>
+        <w:tc>
+          <w:tcPr/>
+          <w:p>
+            <w:pPr>
+              <w:pStyle w:val="Compact"/>
+            </w:pPr>
+            <w:r>
+              <w:t xml:space="preserve">4d0ac6681bf586c30aaa881226aa2113f6b956b1</w:t>
+            </w:r>
+          </w:p>
+        </w:tc>
+      </w:tr>
+      <w:tr>
+        <w:tc>
+          <w:tcPr/>
+          <w:p>
+            <w:pPr>
+              <w:pStyle w:val="Compact"/>
+            </w:pPr>
+            <w:r>
               <w:t xml:space="preserve">HXC-1087</w:t>
             </w:r>
           </w:p>
@@ -5769,6 +5826,63 @@
               <w:pStyle w:val="Compact"/>
             </w:pPr>
             <w:r>
+              <w:t xml:space="preserve">HXC-1088</w:t>
+            </w:r>
+          </w:p>
+        </w:tc>
+        <w:tc>
+          <w:tcPr/>
+          <w:p>
+            <w:pPr>
+              <w:pStyle w:val="Compact"/>
+            </w:pPr>
+            <w:r>
+              <w:t xml:space="preserve">Feature</w:t>
+            </w:r>
+          </w:p>
+        </w:tc>
+        <w:tc>
+          <w:tcPr/>
+          <w:p>
+            <w:pPr>
+              <w:pStyle w:val="Compact"/>
+            </w:pPr>
+            <w:r>
+              <w:t xml:space="preserve">P0</w:t>
+            </w:r>
+          </w:p>
+        </w:tc>
+        <w:tc>
+          <w:tcPr/>
+          <w:p>
+            <w:pPr>
+              <w:pStyle w:val="Compact"/>
+            </w:pPr>
+            <w:r>
+              <w:t xml:space="preserve">Implement SWIM gossip membership and failure detection (pkg/swim)</w:t>
+            </w:r>
+          </w:p>
+        </w:tc>
+        <w:tc>
+          <w:tcPr/>
+          <w:p>
+            <w:pPr>
+              <w:pStyle w:val="Compact"/>
+            </w:pPr>
+            <w:r>
+              <w:t xml:space="preserve">4d0ac6681bf586c30aaa881226aa2113f6b956b1</w:t>
+            </w:r>
+          </w:p>
+        </w:tc>
+      </w:tr>
+      <w:tr>
+        <w:tc>
+          <w:tcPr/>
+          <w:p>
+            <w:pPr>
+              <w:pStyle w:val="Compact"/>
+            </w:pPr>
+            <w:r>
               <w:t xml:space="preserve">HXC-1089</w:t>
             </w:r>
           </w:p>
@@ -5928,6 +6042,63 @@
             </w:pPr>
             <w:r>
               <w:t xml:space="preserve">2f27ac9001d3fc0a900f0386a1b9df198890e411</w:t>
+            </w:r>
+          </w:p>
+        </w:tc>
+      </w:tr>
+      <w:tr>
+        <w:tc>
+          <w:tcPr/>
+          <w:p>
+            <w:pPr>
+              <w:pStyle w:val="Compact"/>
+            </w:pPr>
+            <w:r>
+              <w:t xml:space="preserve">HXC-1093</w:t>
+            </w:r>
+          </w:p>
+        </w:tc>
+        <w:tc>
+          <w:tcPr/>
+          <w:p>
+            <w:pPr>
+              <w:pStyle w:val="Compact"/>
+            </w:pPr>
+            <w:r>
+              <w:t xml:space="preserve">Feature</w:t>
+            </w:r>
+          </w:p>
+        </w:tc>
+        <w:tc>
+          <w:tcPr/>
+          <w:p>
+            <w:pPr>
+              <w:pStyle w:val="Compact"/>
+            </w:pPr>
+            <w:r>
+              <w:t xml:space="preserve">P0</w:t>
+            </w:r>
+          </w:p>
+        </w:tc>
+        <w:tc>
+          <w:tcPr/>
+          <w:p>
+            <w:pPr>
+              <w:pStyle w:val="Compact"/>
+            </w:pPr>
+            <w:r>
+              <w:t xml:space="preserve">Implement leader election with fencing tokens (pkg/leader)</w:t>
+            </w:r>
+          </w:p>
+        </w:tc>
+        <w:tc>
+          <w:tcPr/>
+          <w:p>
+            <w:pPr>
+              <w:pStyle w:val="Compact"/>
+            </w:pPr>
+            <w:r>
+              <w:t xml:space="preserve">4d0ac6681bf586c30aaa881226aa2113f6b956b1</w:t>
             </w:r>
           </w:p>
         </w:tc>

--- a/docs/export/fixed.docx
+++ b/docs/export/fixed.docx
@@ -34,7 +34,7 @@
         <w:t xml:space="preserve"> </w:t>
       </w:r>
       <w:r>
-        <w:t xml:space="preserve">15</w:t>
+        <w:t xml:space="preserve">16</w:t>
       </w:r>
       <w:r>
         <w:t xml:space="preserve"> </w:t>
@@ -50,7 +50,7 @@
         <w:t xml:space="preserve"> </w:t>
       </w:r>
       <w:r>
-        <w:t xml:space="preserve">2026-06-01T14:11:33Z</w:t>
+        <w:t xml:space="preserve">2026-06-01T15:15:45Z</w:t>
       </w:r>
       <w:r>
         <w:t xml:space="preserve"> </w:t>
@@ -116,7 +116,7 @@
           <w:b/>
           <w:bCs/>
         </w:rPr>
-        <w:t xml:space="preserve">108</w:t>
+        <w:t xml:space="preserve">113</w:t>
       </w:r>
       <w:r>
         <w:t xml:space="preserve">.</w:t>
@@ -5712,6 +5712,120 @@
               <w:pStyle w:val="Compact"/>
             </w:pPr>
             <w:r>
+              <w:t xml:space="preserve">HXC-1084</w:t>
+            </w:r>
+          </w:p>
+        </w:tc>
+        <w:tc>
+          <w:tcPr/>
+          <w:p>
+            <w:pPr>
+              <w:pStyle w:val="Compact"/>
+            </w:pPr>
+            <w:r>
+              <w:t xml:space="preserve">Feature</w:t>
+            </w:r>
+          </w:p>
+        </w:tc>
+        <w:tc>
+          <w:tcPr/>
+          <w:p>
+            <w:pPr>
+              <w:pStyle w:val="Compact"/>
+            </w:pPr>
+            <w:r>
+              <w:t xml:space="preserve">P0</w:t>
+            </w:r>
+          </w:p>
+        </w:tc>
+        <w:tc>
+          <w:tcPr/>
+          <w:p>
+            <w:pPr>
+              <w:pStyle w:val="Compact"/>
+            </w:pPr>
+            <w:r>
+              <w:t xml:space="preserve">Upgrade tmux backend to control-mode (-CC) with streaming I/O (pkg/session)</w:t>
+            </w:r>
+          </w:p>
+        </w:tc>
+        <w:tc>
+          <w:tcPr/>
+          <w:p>
+            <w:pPr>
+              <w:pStyle w:val="Compact"/>
+            </w:pPr>
+            <w:r>
+              <w:t xml:space="preserve">1367dca3bd532a491adb1a55b417151f0ae3cd2e</w:t>
+            </w:r>
+          </w:p>
+        </w:tc>
+      </w:tr>
+      <w:tr>
+        <w:tc>
+          <w:tcPr/>
+          <w:p>
+            <w:pPr>
+              <w:pStyle w:val="Compact"/>
+            </w:pPr>
+            <w:r>
+              <w:t xml:space="preserve">HXC-1085</w:t>
+            </w:r>
+          </w:p>
+        </w:tc>
+        <w:tc>
+          <w:tcPr/>
+          <w:p>
+            <w:pPr>
+              <w:pStyle w:val="Compact"/>
+            </w:pPr>
+            <w:r>
+              <w:t xml:space="preserve">Feature</w:t>
+            </w:r>
+          </w:p>
+        </w:tc>
+        <w:tc>
+          <w:tcPr/>
+          <w:p>
+            <w:pPr>
+              <w:pStyle w:val="Compact"/>
+            </w:pPr>
+            <w:r>
+              <w:t xml:space="preserve">P0</w:t>
+            </w:r>
+          </w:p>
+        </w:tc>
+        <w:tc>
+          <w:tcPr/>
+          <w:p>
+            <w:pPr>
+              <w:pStyle w:val="Compact"/>
+            </w:pPr>
+            <w:r>
+              <w:t xml:space="preserve">Implement CRDT session state and lifecycle (create/attach/migrate)</w:t>
+            </w:r>
+          </w:p>
+        </w:tc>
+        <w:tc>
+          <w:tcPr/>
+          <w:p>
+            <w:pPr>
+              <w:pStyle w:val="Compact"/>
+            </w:pPr>
+            <w:r>
+              <w:t xml:space="preserve">1367dca3bd532a491adb1a55b417151f0ae3cd2e</w:t>
+            </w:r>
+          </w:p>
+        </w:tc>
+      </w:tr>
+      <w:tr>
+        <w:tc>
+          <w:tcPr/>
+          <w:p>
+            <w:pPr>
+              <w:pStyle w:val="Compact"/>
+            </w:pPr>
+            <w:r>
               <w:t xml:space="preserve">HXC-1086</w:t>
             </w:r>
           </w:p>
@@ -5940,6 +6054,63 @@
               <w:pStyle w:val="Compact"/>
             </w:pPr>
             <w:r>
+              <w:t xml:space="preserve">HXC-1090</w:t>
+            </w:r>
+          </w:p>
+        </w:tc>
+        <w:tc>
+          <w:tcPr/>
+          <w:p>
+            <w:pPr>
+              <w:pStyle w:val="Compact"/>
+            </w:pPr>
+            <w:r>
+              <w:t xml:space="preserve">Feature</w:t>
+            </w:r>
+          </w:p>
+        </w:tc>
+        <w:tc>
+          <w:tcPr/>
+          <w:p>
+            <w:pPr>
+              <w:pStyle w:val="Compact"/>
+            </w:pPr>
+            <w:r>
+              <w:t xml:space="preserve">P1</w:t>
+            </w:r>
+          </w:p>
+        </w:tc>
+        <w:tc>
+          <w:tcPr/>
+          <w:p>
+            <w:pPr>
+              <w:pStyle w:val="Compact"/>
+            </w:pPr>
+            <w:r>
+              <w:t xml:space="preserve">Implement WireGuard NAT traversal / STUN hole-punch (pkg/wireguard)</w:t>
+            </w:r>
+          </w:p>
+        </w:tc>
+        <w:tc>
+          <w:tcPr/>
+          <w:p>
+            <w:pPr>
+              <w:pStyle w:val="Compact"/>
+            </w:pPr>
+            <w:r>
+              <w:t xml:space="preserve">1367dca3bd532a491adb1a55b417151f0ae3cd2e</w:t>
+            </w:r>
+          </w:p>
+        </w:tc>
+      </w:tr>
+      <w:tr>
+        <w:tc>
+          <w:tcPr/>
+          <w:p>
+            <w:pPr>
+              <w:pStyle w:val="Compact"/>
+            </w:pPr>
+            <w:r>
               <w:t xml:space="preserve">HXC-1091</w:t>
             </w:r>
           </w:p>
@@ -6156,6 +6327,120 @@
             </w:pPr>
             <w:r>
               <w:t xml:space="preserve">2f27ac9001d3fc0a900f0386a1b9df198890e411</w:t>
+            </w:r>
+          </w:p>
+        </w:tc>
+      </w:tr>
+      <w:tr>
+        <w:tc>
+          <w:tcPr/>
+          <w:p>
+            <w:pPr>
+              <w:pStyle w:val="Compact"/>
+            </w:pPr>
+            <w:r>
+              <w:t xml:space="preserve">HXC-1095</w:t>
+            </w:r>
+          </w:p>
+        </w:tc>
+        <w:tc>
+          <w:tcPr/>
+          <w:p>
+            <w:pPr>
+              <w:pStyle w:val="Compact"/>
+            </w:pPr>
+            <w:r>
+              <w:t xml:space="preserve">Feature</w:t>
+            </w:r>
+          </w:p>
+        </w:tc>
+        <w:tc>
+          <w:tcPr/>
+          <w:p>
+            <w:pPr>
+              <w:pStyle w:val="Compact"/>
+            </w:pPr>
+            <w:r>
+              <w:t xml:space="preserve">P1</w:t>
+            </w:r>
+          </w:p>
+        </w:tc>
+        <w:tc>
+          <w:tcPr/>
+          <w:p>
+            <w:pPr>
+              <w:pStyle w:val="Compact"/>
+            </w:pPr>
+            <w:r>
+              <w:t xml:space="preserve">Implement Postgres-backed internal artifact registry (pkg/hxcregistry)</w:t>
+            </w:r>
+          </w:p>
+        </w:tc>
+        <w:tc>
+          <w:tcPr/>
+          <w:p>
+            <w:pPr>
+              <w:pStyle w:val="Compact"/>
+            </w:pPr>
+            <w:r>
+              <w:t xml:space="preserve">1367dca3bd532a491adb1a55b417151f0ae3cd2e</w:t>
+            </w:r>
+          </w:p>
+        </w:tc>
+      </w:tr>
+      <w:tr>
+        <w:tc>
+          <w:tcPr/>
+          <w:p>
+            <w:pPr>
+              <w:pStyle w:val="Compact"/>
+            </w:pPr>
+            <w:r>
+              <w:t xml:space="preserve">HXC-1099</w:t>
+            </w:r>
+          </w:p>
+        </w:tc>
+        <w:tc>
+          <w:tcPr/>
+          <w:p>
+            <w:pPr>
+              <w:pStyle w:val="Compact"/>
+            </w:pPr>
+            <w:r>
+              <w:t xml:space="preserve">Feature</w:t>
+            </w:r>
+          </w:p>
+        </w:tc>
+        <w:tc>
+          <w:tcPr/>
+          <w:p>
+            <w:pPr>
+              <w:pStyle w:val="Compact"/>
+            </w:pPr>
+            <w:r>
+              <w:t xml:space="preserve">P1</w:t>
+            </w:r>
+          </w:p>
+        </w:tc>
+        <w:tc>
+          <w:tcPr/>
+          <w:p>
+            <w:pPr>
+              <w:pStyle w:val="Compact"/>
+            </w:pPr>
+            <w:r>
+              <w:t xml:space="preserve">Implement Build Service orchestrator and worker pool (internal/build)</w:t>
+            </w:r>
+          </w:p>
+        </w:tc>
+        <w:tc>
+          <w:tcPr/>
+          <w:p>
+            <w:pPr>
+              <w:pStyle w:val="Compact"/>
+            </w:pPr>
+            <w:r>
+              <w:t xml:space="preserve">1367dca3bd532a491adb1a55b417151f0ae3cd2e</w:t>
             </w:r>
           </w:p>
         </w:tc>

--- a/docs/export/fixed.docx
+++ b/docs/export/fixed.docx
@@ -34,7 +34,7 @@
         <w:t xml:space="preserve"> </w:t>
       </w:r>
       <w:r>
-        <w:t xml:space="preserve">16</w:t>
+        <w:t xml:space="preserve">17</w:t>
       </w:r>
       <w:r>
         <w:t xml:space="preserve"> </w:t>
@@ -50,7 +50,7 @@
         <w:t xml:space="preserve"> </w:t>
       </w:r>
       <w:r>
-        <w:t xml:space="preserve">2026-06-01T15:15:45Z</w:t>
+        <w:t xml:space="preserve">2026-06-01T16:14:38Z</w:t>
       </w:r>
       <w:r>
         <w:t xml:space="preserve"> </w:t>
@@ -116,7 +116,7 @@
           <w:b/>
           <w:bCs/>
         </w:rPr>
-        <w:t xml:space="preserve">113</w:t>
+        <w:t xml:space="preserve">122</w:t>
       </w:r>
       <w:r>
         <w:t xml:space="preserve">.</w:t>
@@ -6441,6 +6441,519 @@
             </w:pPr>
             <w:r>
               <w:t xml:space="preserve">1367dca3bd532a491adb1a55b417151f0ae3cd2e</w:t>
+            </w:r>
+          </w:p>
+        </w:tc>
+      </w:tr>
+      <w:tr>
+        <w:tc>
+          <w:tcPr/>
+          <w:p>
+            <w:pPr>
+              <w:pStyle w:val="Compact"/>
+            </w:pPr>
+            <w:r>
+              <w:t xml:space="preserve">HXC-1101</w:t>
+            </w:r>
+          </w:p>
+        </w:tc>
+        <w:tc>
+          <w:tcPr/>
+          <w:p>
+            <w:pPr>
+              <w:pStyle w:val="Compact"/>
+            </w:pPr>
+            <w:r>
+              <w:t xml:space="preserve">Feature</w:t>
+            </w:r>
+          </w:p>
+        </w:tc>
+        <w:tc>
+          <w:tcPr/>
+          <w:p>
+            <w:pPr>
+              <w:pStyle w:val="Compact"/>
+            </w:pPr>
+            <w:r>
+              <w:t xml:space="preserve">P0</w:t>
+            </w:r>
+          </w:p>
+        </w:tc>
+        <w:tc>
+          <w:tcPr/>
+          <w:p>
+            <w:pPr>
+              <w:pStyle w:val="Compact"/>
+            </w:pPr>
+            <w:r>
+              <w:t xml:space="preserve">Implement e2ee transport record protocol (security/pkg/e2ee)</w:t>
+            </w:r>
+          </w:p>
+        </w:tc>
+        <w:tc>
+          <w:tcPr/>
+          <w:p>
+            <w:pPr>
+              <w:pStyle w:val="Compact"/>
+            </w:pPr>
+            <w:r>
+              <w:t xml:space="preserve">e12003abbb68db0e08fa13f44cfbf7c57c46c8b8</w:t>
+            </w:r>
+          </w:p>
+        </w:tc>
+      </w:tr>
+      <w:tr>
+        <w:tc>
+          <w:tcPr/>
+          <w:p>
+            <w:pPr>
+              <w:pStyle w:val="Compact"/>
+            </w:pPr>
+            <w:r>
+              <w:t xml:space="preserve">HXC-1102</w:t>
+            </w:r>
+          </w:p>
+        </w:tc>
+        <w:tc>
+          <w:tcPr/>
+          <w:p>
+            <w:pPr>
+              <w:pStyle w:val="Compact"/>
+            </w:pPr>
+            <w:r>
+              <w:t xml:space="preserve">Feature</w:t>
+            </w:r>
+          </w:p>
+        </w:tc>
+        <w:tc>
+          <w:tcPr/>
+          <w:p>
+            <w:pPr>
+              <w:pStyle w:val="Compact"/>
+            </w:pPr>
+            <w:r>
+              <w:t xml:space="preserve">P1</w:t>
+            </w:r>
+          </w:p>
+        </w:tc>
+        <w:tc>
+          <w:tcPr/>
+          <w:p>
+            <w:pPr>
+              <w:pStyle w:val="Compact"/>
+            </w:pPr>
+            <w:r>
+              <w:t xml:space="preserve">Implement software-rooted attestation (security/pkg/attestation)</w:t>
+            </w:r>
+          </w:p>
+        </w:tc>
+        <w:tc>
+          <w:tcPr/>
+          <w:p>
+            <w:pPr>
+              <w:pStyle w:val="Compact"/>
+            </w:pPr>
+            <w:r>
+              <w:t xml:space="preserve">e12003abbb68db0e08fa13f44cfbf7c57c46c8b8</w:t>
+            </w:r>
+          </w:p>
+        </w:tc>
+      </w:tr>
+      <w:tr>
+        <w:tc>
+          <w:tcPr/>
+          <w:p>
+            <w:pPr>
+              <w:pStyle w:val="Compact"/>
+            </w:pPr>
+            <w:r>
+              <w:t xml:space="preserve">HXC-1103</w:t>
+            </w:r>
+          </w:p>
+        </w:tc>
+        <w:tc>
+          <w:tcPr/>
+          <w:p>
+            <w:pPr>
+              <w:pStyle w:val="Compact"/>
+            </w:pPr>
+            <w:r>
+              <w:t xml:space="preserve">Feature</w:t>
+            </w:r>
+          </w:p>
+        </w:tc>
+        <w:tc>
+          <w:tcPr/>
+          <w:p>
+            <w:pPr>
+              <w:pStyle w:val="Compact"/>
+            </w:pPr>
+            <w:r>
+              <w:t xml:space="preserve">P0</w:t>
+            </w:r>
+          </w:p>
+        </w:tc>
+        <w:tc>
+          <w:tcPr/>
+          <w:p>
+            <w:pPr>
+              <w:pStyle w:val="Compact"/>
+            </w:pPr>
+            <w:r>
+              <w:t xml:space="preserve">Implement RBAC scopes and identity bindings (internal/security)</w:t>
+            </w:r>
+          </w:p>
+        </w:tc>
+        <w:tc>
+          <w:tcPr/>
+          <w:p>
+            <w:pPr>
+              <w:pStyle w:val="Compact"/>
+            </w:pPr>
+            <w:r>
+              <w:t xml:space="preserve">e12003abbb68db0e08fa13f44cfbf7c57c46c8b8</w:t>
+            </w:r>
+          </w:p>
+        </w:tc>
+      </w:tr>
+      <w:tr>
+        <w:tc>
+          <w:tcPr/>
+          <w:p>
+            <w:pPr>
+              <w:pStyle w:val="Compact"/>
+            </w:pPr>
+            <w:r>
+              <w:t xml:space="preserve">HXC-1105</w:t>
+            </w:r>
+          </w:p>
+        </w:tc>
+        <w:tc>
+          <w:tcPr/>
+          <w:p>
+            <w:pPr>
+              <w:pStyle w:val="Compact"/>
+            </w:pPr>
+            <w:r>
+              <w:t xml:space="preserve">Feature</w:t>
+            </w:r>
+          </w:p>
+        </w:tc>
+        <w:tc>
+          <w:tcPr/>
+          <w:p>
+            <w:pPr>
+              <w:pStyle w:val="Compact"/>
+            </w:pPr>
+            <w:r>
+              <w:t xml:space="preserve">P0</w:t>
+            </w:r>
+          </w:p>
+        </w:tc>
+        <w:tc>
+          <w:tcPr/>
+          <w:p>
+            <w:pPr>
+              <w:pStyle w:val="Compact"/>
+            </w:pPr>
+            <w:r>
+              <w:t xml:space="preserve">Implement htmux CLI raw-mode terminal client (cmd/htmux)</w:t>
+            </w:r>
+          </w:p>
+        </w:tc>
+        <w:tc>
+          <w:tcPr/>
+          <w:p>
+            <w:pPr>
+              <w:pStyle w:val="Compact"/>
+            </w:pPr>
+            <w:r>
+              <w:t xml:space="preserve">e12003abbb68db0e08fa13f44cfbf7c57c46c8b8</w:t>
+            </w:r>
+          </w:p>
+        </w:tc>
+      </w:tr>
+      <w:tr>
+        <w:tc>
+          <w:tcPr/>
+          <w:p>
+            <w:pPr>
+              <w:pStyle w:val="Compact"/>
+            </w:pPr>
+            <w:r>
+              <w:t xml:space="preserve">HXC-1106</w:t>
+            </w:r>
+          </w:p>
+        </w:tc>
+        <w:tc>
+          <w:tcPr/>
+          <w:p>
+            <w:pPr>
+              <w:pStyle w:val="Compact"/>
+            </w:pPr>
+            <w:r>
+              <w:t xml:space="preserve">Feature</w:t>
+            </w:r>
+          </w:p>
+        </w:tc>
+        <w:tc>
+          <w:tcPr/>
+          <w:p>
+            <w:pPr>
+              <w:pStyle w:val="Compact"/>
+            </w:pPr>
+            <w:r>
+              <w:t xml:space="preserve">P0</w:t>
+            </w:r>
+          </w:p>
+        </w:tc>
+        <w:tc>
+          <w:tcPr/>
+          <w:p>
+            <w:pPr>
+              <w:pStyle w:val="Compact"/>
+            </w:pPr>
+            <w:r>
+              <w:t xml:space="preserve">Implement session I/O PTY-over-WebSocket forwarding (cmd/helix-session)</w:t>
+            </w:r>
+          </w:p>
+        </w:tc>
+        <w:tc>
+          <w:tcPr/>
+          <w:p>
+            <w:pPr>
+              <w:pStyle w:val="Compact"/>
+            </w:pPr>
+            <w:r>
+              <w:t xml:space="preserve">e12003abbb68db0e08fa13f44cfbf7c57c46c8b8</w:t>
+            </w:r>
+          </w:p>
+        </w:tc>
+      </w:tr>
+      <w:tr>
+        <w:tc>
+          <w:tcPr/>
+          <w:p>
+            <w:pPr>
+              <w:pStyle w:val="Compact"/>
+            </w:pPr>
+            <w:r>
+              <w:t xml:space="preserve">HXC-1107</w:t>
+            </w:r>
+          </w:p>
+        </w:tc>
+        <w:tc>
+          <w:tcPr/>
+          <w:p>
+            <w:pPr>
+              <w:pStyle w:val="Compact"/>
+            </w:pPr>
+            <w:r>
+              <w:t xml:space="preserve">Feature</w:t>
+            </w:r>
+          </w:p>
+        </w:tc>
+        <w:tc>
+          <w:tcPr/>
+          <w:p>
+            <w:pPr>
+              <w:pStyle w:val="Compact"/>
+            </w:pPr>
+            <w:r>
+              <w:t xml:space="preserve">P0</w:t>
+            </w:r>
+          </w:p>
+        </w:tc>
+        <w:tc>
+          <w:tcPr/>
+          <w:p>
+            <w:pPr>
+              <w:pStyle w:val="Compact"/>
+            </w:pPr>
+            <w:r>
+              <w:t xml:space="preserve">Implement WebSocket envelope and MessagePack framing (pkg/websocket)</w:t>
+            </w:r>
+          </w:p>
+        </w:tc>
+        <w:tc>
+          <w:tcPr/>
+          <w:p>
+            <w:pPr>
+              <w:pStyle w:val="Compact"/>
+            </w:pPr>
+            <w:r>
+              <w:t xml:space="preserve">e12003abbb68db0e08fa13f44cfbf7c57c46c8b8</w:t>
+            </w:r>
+          </w:p>
+        </w:tc>
+      </w:tr>
+      <w:tr>
+        <w:tc>
+          <w:tcPr/>
+          <w:p>
+            <w:pPr>
+              <w:pStyle w:val="Compact"/>
+            </w:pPr>
+            <w:r>
+              <w:t xml:space="preserve">HXC-1114</w:t>
+            </w:r>
+          </w:p>
+        </w:tc>
+        <w:tc>
+          <w:tcPr/>
+          <w:p>
+            <w:pPr>
+              <w:pStyle w:val="Compact"/>
+            </w:pPr>
+            <w:r>
+              <w:t xml:space="preserve">Feature</w:t>
+            </w:r>
+          </w:p>
+        </w:tc>
+        <w:tc>
+          <w:tcPr/>
+          <w:p>
+            <w:pPr>
+              <w:pStyle w:val="Compact"/>
+            </w:pPr>
+            <w:r>
+              <w:t xml:space="preserve">P0</w:t>
+            </w:r>
+          </w:p>
+        </w:tc>
+        <w:tc>
+          <w:tcPr/>
+          <w:p>
+            <w:pPr>
+              <w:pStyle w:val="Compact"/>
+            </w:pPr>
+            <w:r>
+              <w:t xml:space="preserve">Provision PostgreSQL primary schema with 15 tables, indexes, and triggers</w:t>
+            </w:r>
+          </w:p>
+        </w:tc>
+        <w:tc>
+          <w:tcPr/>
+          <w:p>
+            <w:pPr>
+              <w:pStyle w:val="Compact"/>
+            </w:pPr>
+            <w:r>
+              <w:t xml:space="preserve">e12003abbb68db0e08fa13f44cfbf7c57c46c8b8</w:t>
+            </w:r>
+          </w:p>
+        </w:tc>
+      </w:tr>
+      <w:tr>
+        <w:tc>
+          <w:tcPr/>
+          <w:p>
+            <w:pPr>
+              <w:pStyle w:val="Compact"/>
+            </w:pPr>
+            <w:r>
+              <w:t xml:space="preserve">HXC-1115</w:t>
+            </w:r>
+          </w:p>
+        </w:tc>
+        <w:tc>
+          <w:tcPr/>
+          <w:p>
+            <w:pPr>
+              <w:pStyle w:val="Compact"/>
+            </w:pPr>
+            <w:r>
+              <w:t xml:space="preserve">Task</w:t>
+            </w:r>
+          </w:p>
+        </w:tc>
+        <w:tc>
+          <w:tcPr/>
+          <w:p>
+            <w:pPr>
+              <w:pStyle w:val="Compact"/>
+            </w:pPr>
+            <w:r>
+              <w:t xml:space="preserve">P0</w:t>
+            </w:r>
+          </w:p>
+        </w:tc>
+        <w:tc>
+          <w:tcPr/>
+          <w:p>
+            <w:pPr>
+              <w:pStyle w:val="Compact"/>
+            </w:pPr>
+            <w:r>
+              <w:t xml:space="preserve">Define etcd key namespace and key-builder constants (pkg/etcd)</w:t>
+            </w:r>
+          </w:p>
+        </w:tc>
+        <w:tc>
+          <w:tcPr/>
+          <w:p>
+            <w:pPr>
+              <w:pStyle w:val="Compact"/>
+            </w:pPr>
+            <w:r>
+              <w:t xml:space="preserve">e12003abbb68db0e08fa13f44cfbf7c57c46c8b8</w:t>
+            </w:r>
+          </w:p>
+        </w:tc>
+      </w:tr>
+      <w:tr>
+        <w:tc>
+          <w:tcPr/>
+          <w:p>
+            <w:pPr>
+              <w:pStyle w:val="Compact"/>
+            </w:pPr>
+            <w:r>
+              <w:t xml:space="preserve">HXC-1133</w:t>
+            </w:r>
+          </w:p>
+        </w:tc>
+        <w:tc>
+          <w:tcPr/>
+          <w:p>
+            <w:pPr>
+              <w:pStyle w:val="Compact"/>
+            </w:pPr>
+            <w:r>
+              <w:t xml:space="preserve">Feature</w:t>
+            </w:r>
+          </w:p>
+        </w:tc>
+        <w:tc>
+          <w:tcPr/>
+          <w:p>
+            <w:pPr>
+              <w:pStyle w:val="Compact"/>
+            </w:pPr>
+            <w:r>
+              <w:t xml:space="preserve">P1</w:t>
+            </w:r>
+          </w:p>
+        </w:tc>
+        <w:tc>
+          <w:tcPr/>
+          <w:p>
+            <w:pPr>
+              <w:pStyle w:val="Compact"/>
+            </w:pPr>
+            <w:r>
+              <w:t xml:space="preserve">Implement token-bucket rate limiter for API gateway (pkg/ratelimit)</w:t>
+            </w:r>
+          </w:p>
+        </w:tc>
+        <w:tc>
+          <w:tcPr/>
+          <w:p>
+            <w:pPr>
+              <w:pStyle w:val="Compact"/>
+            </w:pPr>
+            <w:r>
+              <w:t xml:space="preserve">e12003abbb68db0e08fa13f44cfbf7c57c46c8b8</w:t>
             </w:r>
           </w:p>
         </w:tc>

--- a/docs/export/fixed.docx
+++ b/docs/export/fixed.docx
@@ -34,7 +34,7 @@
         <w:t xml:space="preserve"> </w:t>
       </w:r>
       <w:r>
-        <w:t xml:space="preserve">17</w:t>
+        <w:t xml:space="preserve">18</w:t>
       </w:r>
       <w:r>
         <w:t xml:space="preserve"> </w:t>
@@ -50,7 +50,7 @@
         <w:t xml:space="preserve"> </w:t>
       </w:r>
       <w:r>
-        <w:t xml:space="preserve">2026-06-01T16:14:38Z</w:t>
+        <w:t xml:space="preserve">2026-06-01T16:33:22Z</w:t>
       </w:r>
       <w:r>
         <w:t xml:space="preserve"> </w:t>
@@ -116,7 +116,7 @@
           <w:b/>
           <w:bCs/>
         </w:rPr>
-        <w:t xml:space="preserve">122</w:t>
+        <w:t xml:space="preserve">127</w:t>
       </w:r>
       <w:r>
         <w:t xml:space="preserve">.</w:t>
@@ -6795,6 +6795,120 @@
               <w:pStyle w:val="Compact"/>
             </w:pPr>
             <w:r>
+              <w:t xml:space="preserve">HXC-1108</w:t>
+            </w:r>
+          </w:p>
+        </w:tc>
+        <w:tc>
+          <w:tcPr/>
+          <w:p>
+            <w:pPr>
+              <w:pStyle w:val="Compact"/>
+            </w:pPr>
+            <w:r>
+              <w:t xml:space="preserve">Feature</w:t>
+            </w:r>
+          </w:p>
+        </w:tc>
+        <w:tc>
+          <w:tcPr/>
+          <w:p>
+            <w:pPr>
+              <w:pStyle w:val="Compact"/>
+            </w:pPr>
+            <w:r>
+              <w:t xml:space="preserve">P1</w:t>
+            </w:r>
+          </w:p>
+        </w:tc>
+        <w:tc>
+          <w:tcPr/>
+          <w:p>
+            <w:pPr>
+              <w:pStyle w:val="Compact"/>
+            </w:pPr>
+            <w:r>
+              <w:t xml:space="preserve">Implement HelixQA live-service Challenge runner (cmd/helix-test)</w:t>
+            </w:r>
+          </w:p>
+        </w:tc>
+        <w:tc>
+          <w:tcPr/>
+          <w:p>
+            <w:pPr>
+              <w:pStyle w:val="Compact"/>
+            </w:pPr>
+            <w:r>
+              <w:t xml:space="preserve">6c825dfc56a498b371578de921db8458a97d09f9</w:t>
+            </w:r>
+          </w:p>
+        </w:tc>
+      </w:tr>
+      <w:tr>
+        <w:tc>
+          <w:tcPr/>
+          <w:p>
+            <w:pPr>
+              <w:pStyle w:val="Compact"/>
+            </w:pPr>
+            <w:r>
+              <w:t xml:space="preserve">HXC-1109</w:t>
+            </w:r>
+          </w:p>
+        </w:tc>
+        <w:tc>
+          <w:tcPr/>
+          <w:p>
+            <w:pPr>
+              <w:pStyle w:val="Compact"/>
+            </w:pPr>
+            <w:r>
+              <w:t xml:space="preserve">Feature</w:t>
+            </w:r>
+          </w:p>
+        </w:tc>
+        <w:tc>
+          <w:tcPr/>
+          <w:p>
+            <w:pPr>
+              <w:pStyle w:val="Compact"/>
+            </w:pPr>
+            <w:r>
+              <w:t xml:space="preserve">P1</w:t>
+            </w:r>
+          </w:p>
+        </w:tc>
+        <w:tc>
+          <w:tcPr/>
+          <w:p>
+            <w:pPr>
+              <w:pStyle w:val="Compact"/>
+            </w:pPr>
+            <w:r>
+              <w:t xml:space="preserve">Implement deterministic-sim, chaos, and device-sim test harness (cmd/helix-test)</w:t>
+            </w:r>
+          </w:p>
+        </w:tc>
+        <w:tc>
+          <w:tcPr/>
+          <w:p>
+            <w:pPr>
+              <w:pStyle w:val="Compact"/>
+            </w:pPr>
+            <w:r>
+              <w:t xml:space="preserve">6c825dfc56a498b371578de921db8458a97d09f9</w:t>
+            </w:r>
+          </w:p>
+        </w:tc>
+      </w:tr>
+      <w:tr>
+        <w:tc>
+          <w:tcPr/>
+          <w:p>
+            <w:pPr>
+              <w:pStyle w:val="Compact"/>
+            </w:pPr>
+            <w:r>
               <w:t xml:space="preserve">HXC-1114</w:t>
             </w:r>
           </w:p>
@@ -6897,6 +7011,177 @@
             </w:pPr>
             <w:r>
               <w:t xml:space="preserve">e12003abbb68db0e08fa13f44cfbf7c57c46c8b8</w:t>
+            </w:r>
+          </w:p>
+        </w:tc>
+      </w:tr>
+      <w:tr>
+        <w:tc>
+          <w:tcPr/>
+          <w:p>
+            <w:pPr>
+              <w:pStyle w:val="Compact"/>
+            </w:pPr>
+            <w:r>
+              <w:t xml:space="preserve">HXC-1118</w:t>
+            </w:r>
+          </w:p>
+        </w:tc>
+        <w:tc>
+          <w:tcPr/>
+          <w:p>
+            <w:pPr>
+              <w:pStyle w:val="Compact"/>
+            </w:pPr>
+            <w:r>
+              <w:t xml:space="preserve">Feature</w:t>
+            </w:r>
+          </w:p>
+        </w:tc>
+        <w:tc>
+          <w:tcPr/>
+          <w:p>
+            <w:pPr>
+              <w:pStyle w:val="Compact"/>
+            </w:pPr>
+            <w:r>
+              <w:t xml:space="preserve">P1</w:t>
+            </w:r>
+          </w:p>
+        </w:tc>
+        <w:tc>
+          <w:tcPr/>
+          <w:p>
+            <w:pPr>
+              <w:pStyle w:val="Compact"/>
+            </w:pPr>
+            <w:r>
+              <w:t xml:space="preserve">Implement REST API surface on API Gateway with OpenAPI 3.0</w:t>
+            </w:r>
+          </w:p>
+        </w:tc>
+        <w:tc>
+          <w:tcPr/>
+          <w:p>
+            <w:pPr>
+              <w:pStyle w:val="Compact"/>
+            </w:pPr>
+            <w:r>
+              <w:t xml:space="preserve">6c825dfc56a498b371578de921db8458a97d09f9</w:t>
+            </w:r>
+          </w:p>
+        </w:tc>
+      </w:tr>
+      <w:tr>
+        <w:tc>
+          <w:tcPr/>
+          <w:p>
+            <w:pPr>
+              <w:pStyle w:val="Compact"/>
+            </w:pPr>
+            <w:r>
+              <w:t xml:space="preserve">HXC-1120</w:t>
+            </w:r>
+          </w:p>
+        </w:tc>
+        <w:tc>
+          <w:tcPr/>
+          <w:p>
+            <w:pPr>
+              <w:pStyle w:val="Compact"/>
+            </w:pPr>
+            <w:r>
+              <w:t xml:space="preserve">Task</w:t>
+            </w:r>
+          </w:p>
+        </w:tc>
+        <w:tc>
+          <w:tcPr/>
+          <w:p>
+            <w:pPr>
+              <w:pStyle w:val="Compact"/>
+            </w:pPr>
+            <w:r>
+              <w:t xml:space="preserve">P1</w:t>
+            </w:r>
+          </w:p>
+        </w:tc>
+        <w:tc>
+          <w:tcPr/>
+          <w:p>
+            <w:pPr>
+              <w:pStyle w:val="Compact"/>
+            </w:pPr>
+            <w:r>
+              <w:t xml:space="preserve">Configure Kafka topics with partitions/replication/retention</w:t>
+            </w:r>
+          </w:p>
+        </w:tc>
+        <w:tc>
+          <w:tcPr/>
+          <w:p>
+            <w:pPr>
+              <w:pStyle w:val="Compact"/>
+            </w:pPr>
+            <w:r>
+              <w:t xml:space="preserve">6c825dfc56a498b371578de921db8458a97d09f9</w:t>
+            </w:r>
+          </w:p>
+        </w:tc>
+      </w:tr>
+      <w:tr>
+        <w:tc>
+          <w:tcPr/>
+          <w:p>
+            <w:pPr>
+              <w:pStyle w:val="Compact"/>
+            </w:pPr>
+            <w:r>
+              <w:t xml:space="preserve">HXC-1121</w:t>
+            </w:r>
+          </w:p>
+        </w:tc>
+        <w:tc>
+          <w:tcPr/>
+          <w:p>
+            <w:pPr>
+              <w:pStyle w:val="Compact"/>
+            </w:pPr>
+            <w:r>
+              <w:t xml:space="preserve">Task</w:t>
+            </w:r>
+          </w:p>
+        </w:tc>
+        <w:tc>
+          <w:tcPr/>
+          <w:p>
+            <w:pPr>
+              <w:pStyle w:val="Compact"/>
+            </w:pPr>
+            <w:r>
+              <w:t xml:space="preserve">P0</w:t>
+            </w:r>
+          </w:p>
+        </w:tc>
+        <w:tc>
+          <w:tcPr/>
+          <w:p>
+            <w:pPr>
+              <w:pStyle w:val="Compact"/>
+            </w:pPr>
+            <w:r>
+              <w:t xml:space="preserve">Configure NATS JetStream streams (HELIX_NODES/SESSIONS/SCHEDULER/HEALTH/ALERTS)</w:t>
+            </w:r>
+          </w:p>
+        </w:tc>
+        <w:tc>
+          <w:tcPr/>
+          <w:p>
+            <w:pPr>
+              <w:pStyle w:val="Compact"/>
+            </w:pPr>
+            <w:r>
+              <w:t xml:space="preserve">6c825dfc56a498b371578de921db8458a97d09f9</w:t>
             </w:r>
           </w:p>
         </w:tc>

--- a/docs/export/fixed.docx
+++ b/docs/export/fixed.docx
@@ -34,7 +34,7 @@
         <w:t xml:space="preserve"> </w:t>
       </w:r>
       <w:r>
-        <w:t xml:space="preserve">18</w:t>
+        <w:t xml:space="preserve">19</w:t>
       </w:r>
       <w:r>
         <w:t xml:space="preserve"> </w:t>
@@ -50,7 +50,7 @@
         <w:t xml:space="preserve"> </w:t>
       </w:r>
       <w:r>
-        <w:t xml:space="preserve">2026-06-01T16:33:22Z</w:t>
+        <w:t xml:space="preserve">2026-06-01T17:11:08Z</w:t>
       </w:r>
       <w:r>
         <w:t xml:space="preserve"> </w:t>
@@ -116,7 +116,7 @@
           <w:b/>
           <w:bCs/>
         </w:rPr>
-        <w:t xml:space="preserve">127</w:t>
+        <w:t xml:space="preserve">131</w:t>
       </w:r>
       <w:r>
         <w:t xml:space="preserve">.</w:t>
@@ -6624,6 +6624,63 @@
               <w:pStyle w:val="Compact"/>
             </w:pPr>
             <w:r>
+              <w:t xml:space="preserve">HXC-1104</w:t>
+            </w:r>
+          </w:p>
+        </w:tc>
+        <w:tc>
+          <w:tcPr/>
+          <w:p>
+            <w:pPr>
+              <w:pStyle w:val="Compact"/>
+            </w:pPr>
+            <w:r>
+              <w:t xml:space="preserve">Feature</w:t>
+            </w:r>
+          </w:p>
+        </w:tc>
+        <w:tc>
+          <w:tcPr/>
+          <w:p>
+            <w:pPr>
+              <w:pStyle w:val="Compact"/>
+            </w:pPr>
+            <w:r>
+              <w:t xml:space="preserve">P1</w:t>
+            </w:r>
+          </w:p>
+        </w:tc>
+        <w:tc>
+          <w:tcPr/>
+          <w:p>
+            <w:pPr>
+              <w:pStyle w:val="Compact"/>
+            </w:pPr>
+            <w:r>
+              <w:t xml:space="preserve">Implement SPIFFE/SPIRE SVID issuance and mTLS identity (internal/security)</w:t>
+            </w:r>
+          </w:p>
+        </w:tc>
+        <w:tc>
+          <w:tcPr/>
+          <w:p>
+            <w:pPr>
+              <w:pStyle w:val="Compact"/>
+            </w:pPr>
+            <w:r>
+              <w:t xml:space="preserve">7634fbbfaf4e66eba233c79adb5d2b4c169e9d36</w:t>
+            </w:r>
+          </w:p>
+        </w:tc>
+      </w:tr>
+      <w:tr>
+        <w:tc>
+          <w:tcPr/>
+          <w:p>
+            <w:pPr>
+              <w:pStyle w:val="Compact"/>
+            </w:pPr>
+            <w:r>
               <w:t xml:space="preserve">HXC-1105</w:t>
             </w:r>
           </w:p>
@@ -7023,6 +7080,63 @@
               <w:pStyle w:val="Compact"/>
             </w:pPr>
             <w:r>
+              <w:t xml:space="preserve">HXC-1116</w:t>
+            </w:r>
+          </w:p>
+        </w:tc>
+        <w:tc>
+          <w:tcPr/>
+          <w:p>
+            <w:pPr>
+              <w:pStyle w:val="Compact"/>
+            </w:pPr>
+            <w:r>
+              <w:t xml:space="preserve">Feature</w:t>
+            </w:r>
+          </w:p>
+        </w:tc>
+        <w:tc>
+          <w:tcPr/>
+          <w:p>
+            <w:pPr>
+              <w:pStyle w:val="Compact"/>
+            </w:pPr>
+            <w:r>
+              <w:t xml:space="preserve">P1</w:t>
+            </w:r>
+          </w:p>
+        </w:tc>
+        <w:tc>
+          <w:tcPr/>
+          <w:p>
+            <w:pPr>
+              <w:pStyle w:val="Compact"/>
+            </w:pPr>
+            <w:r>
+              <w:t xml:space="preserve">Define Redis cache, routing, and rate-limit key structure (pkg/storage)</w:t>
+            </w:r>
+          </w:p>
+        </w:tc>
+        <w:tc>
+          <w:tcPr/>
+          <w:p>
+            <w:pPr>
+              <w:pStyle w:val="Compact"/>
+            </w:pPr>
+            <w:r>
+              <w:t xml:space="preserve">7634fbbfaf4e66eba233c79adb5d2b4c169e9d36</w:t>
+            </w:r>
+          </w:p>
+        </w:tc>
+      </w:tr>
+      <w:tr>
+        <w:tc>
+          <w:tcPr/>
+          <w:p>
+            <w:pPr>
+              <w:pStyle w:val="Compact"/>
+            </w:pPr>
+            <w:r>
               <w:t xml:space="preserve">HXC-1118</w:t>
             </w:r>
           </w:p>
@@ -7182,6 +7296,120 @@
             </w:pPr>
             <w:r>
               <w:t xml:space="preserve">6c825dfc56a498b371578de921db8458a97d09f9</w:t>
+            </w:r>
+          </w:p>
+        </w:tc>
+      </w:tr>
+      <w:tr>
+        <w:tc>
+          <w:tcPr/>
+          <w:p>
+            <w:pPr>
+              <w:pStyle w:val="Compact"/>
+            </w:pPr>
+            <w:r>
+              <w:t xml:space="preserve">HXC-1127</w:t>
+            </w:r>
+          </w:p>
+        </w:tc>
+        <w:tc>
+          <w:tcPr/>
+          <w:p>
+            <w:pPr>
+              <w:pStyle w:val="Compact"/>
+            </w:pPr>
+            <w:r>
+              <w:t xml:space="preserve">Feature</w:t>
+            </w:r>
+          </w:p>
+        </w:tc>
+        <w:tc>
+          <w:tcPr/>
+          <w:p>
+            <w:pPr>
+              <w:pStyle w:val="Compact"/>
+            </w:pPr>
+            <w:r>
+              <w:t xml:space="preserve">P1</w:t>
+            </w:r>
+          </w:p>
+        </w:tc>
+        <w:tc>
+          <w:tcPr/>
+          <w:p>
+            <w:pPr>
+              <w:pStyle w:val="Compact"/>
+            </w:pPr>
+            <w:r>
+              <w:t xml:space="preserve">Implement OPA/WASM Policy Engine with HelixConstitution enforcement</w:t>
+            </w:r>
+          </w:p>
+        </w:tc>
+        <w:tc>
+          <w:tcPr/>
+          <w:p>
+            <w:pPr>
+              <w:pStyle w:val="Compact"/>
+            </w:pPr>
+            <w:r>
+              <w:t xml:space="preserve">7634fbbfaf4e66eba233c79adb5d2b4c169e9d36</w:t>
+            </w:r>
+          </w:p>
+        </w:tc>
+      </w:tr>
+      <w:tr>
+        <w:tc>
+          <w:tcPr/>
+          <w:p>
+            <w:pPr>
+              <w:pStyle w:val="Compact"/>
+            </w:pPr>
+            <w:r>
+              <w:t xml:space="preserve">HXC-1132</w:t>
+            </w:r>
+          </w:p>
+        </w:tc>
+        <w:tc>
+          <w:tcPr/>
+          <w:p>
+            <w:pPr>
+              <w:pStyle w:val="Compact"/>
+            </w:pPr>
+            <w:r>
+              <w:t xml:space="preserve">Feature</w:t>
+            </w:r>
+          </w:p>
+        </w:tc>
+        <w:tc>
+          <w:tcPr/>
+          <w:p>
+            <w:pPr>
+              <w:pStyle w:val="Compact"/>
+            </w:pPr>
+            <w:r>
+              <w:t xml:space="preserve">P1</w:t>
+            </w:r>
+          </w:p>
+        </w:tc>
+        <w:tc>
+          <w:tcPr/>
+          <w:p>
+            <w:pPr>
+              <w:pStyle w:val="Compact"/>
+            </w:pPr>
+            <w:r>
+              <w:t xml:space="preserve">Implement Metrics Collector node scrape endpoint and GPU metrics aggregation</w:t>
+            </w:r>
+          </w:p>
+        </w:tc>
+        <w:tc>
+          <w:tcPr/>
+          <w:p>
+            <w:pPr>
+              <w:pStyle w:val="Compact"/>
+            </w:pPr>
+            <w:r>
+              <w:t xml:space="preserve">7634fbbfaf4e66eba233c79adb5d2b4c169e9d36</w:t>
             </w:r>
           </w:p>
         </w:tc>

--- a/docs/export/fixed.docx
+++ b/docs/export/fixed.docx
@@ -34,7 +34,7 @@
         <w:t xml:space="preserve"> </w:t>
       </w:r>
       <w:r>
-        <w:t xml:space="preserve">19</w:t>
+        <w:t xml:space="preserve">20</w:t>
       </w:r>
       <w:r>
         <w:t xml:space="preserve"> </w:t>
@@ -50,7 +50,7 @@
         <w:t xml:space="preserve"> </w:t>
       </w:r>
       <w:r>
-        <w:t xml:space="preserve">2026-06-01T17:11:08Z</w:t>
+        <w:t xml:space="preserve">2026-06-01T17:28:43Z</w:t>
       </w:r>
       <w:r>
         <w:t xml:space="preserve"> </w:t>
@@ -116,7 +116,7 @@
           <w:b/>
           <w:bCs/>
         </w:rPr>
-        <w:t xml:space="preserve">131</w:t>
+        <w:t xml:space="preserve">134</w:t>
       </w:r>
       <w:r>
         <w:t xml:space="preserve">.</w:t>
@@ -7365,6 +7365,63 @@
               <w:pStyle w:val="Compact"/>
             </w:pPr>
             <w:r>
+              <w:t xml:space="preserve">HXC-1131</w:t>
+            </w:r>
+          </w:p>
+        </w:tc>
+        <w:tc>
+          <w:tcPr/>
+          <w:p>
+            <w:pPr>
+              <w:pStyle w:val="Compact"/>
+            </w:pPr>
+            <w:r>
+              <w:t xml:space="preserve">Feature</w:t>
+            </w:r>
+          </w:p>
+        </w:tc>
+        <w:tc>
+          <w:tcPr/>
+          <w:p>
+            <w:pPr>
+              <w:pStyle w:val="Compact"/>
+            </w:pPr>
+            <w:r>
+              <w:t xml:space="preserve">P2</w:t>
+            </w:r>
+          </w:p>
+        </w:tc>
+        <w:tc>
+          <w:tcPr/>
+          <w:p>
+            <w:pPr>
+              <w:pStyle w:val="Compact"/>
+            </w:pPr>
+            <w:r>
+              <w:t xml:space="preserve">Implement Backup Service (etcd snapshots, WAL archival, Ceph checkpoints)</w:t>
+            </w:r>
+          </w:p>
+        </w:tc>
+        <w:tc>
+          <w:tcPr/>
+          <w:p>
+            <w:pPr>
+              <w:pStyle w:val="Compact"/>
+            </w:pPr>
+            <w:r>
+              <w:t xml:space="preserve">467a6dc62cc792f48a64c687cab03209ff99ff27</w:t>
+            </w:r>
+          </w:p>
+        </w:tc>
+      </w:tr>
+      <w:tr>
+        <w:tc>
+          <w:tcPr/>
+          <w:p>
+            <w:pPr>
+              <w:pStyle w:val="Compact"/>
+            </w:pPr>
+            <w:r>
               <w:t xml:space="preserve">HXC-1132</w:t>
             </w:r>
           </w:p>
@@ -7467,6 +7524,120 @@
             </w:pPr>
             <w:r>
               <w:t xml:space="preserve">e12003abbb68db0e08fa13f44cfbf7c57c46c8b8</w:t>
+            </w:r>
+          </w:p>
+        </w:tc>
+      </w:tr>
+      <w:tr>
+        <w:tc>
+          <w:tcPr/>
+          <w:p>
+            <w:pPr>
+              <w:pStyle w:val="Compact"/>
+            </w:pPr>
+            <w:r>
+              <w:t xml:space="preserve">HXC-1134</w:t>
+            </w:r>
+          </w:p>
+        </w:tc>
+        <w:tc>
+          <w:tcPr/>
+          <w:p>
+            <w:pPr>
+              <w:pStyle w:val="Compact"/>
+            </w:pPr>
+            <w:r>
+              <w:t xml:space="preserve">Feature</w:t>
+            </w:r>
+          </w:p>
+        </w:tc>
+        <w:tc>
+          <w:tcPr/>
+          <w:p>
+            <w:pPr>
+              <w:pStyle w:val="Compact"/>
+            </w:pPr>
+            <w:r>
+              <w:t xml:space="preserve">P2</w:t>
+            </w:r>
+          </w:p>
+        </w:tc>
+        <w:tc>
+          <w:tcPr/>
+          <w:p>
+            <w:pPr>
+              <w:pStyle w:val="Compact"/>
+            </w:pPr>
+            <w:r>
+              <w:t xml:space="preserve">Implement Vault secret injection and rotation for all services</w:t>
+            </w:r>
+          </w:p>
+        </w:tc>
+        <w:tc>
+          <w:tcPr/>
+          <w:p>
+            <w:pPr>
+              <w:pStyle w:val="Compact"/>
+            </w:pPr>
+            <w:r>
+              <w:t xml:space="preserve">467a6dc62cc792f48a64c687cab03209ff99ff27</w:t>
+            </w:r>
+          </w:p>
+        </w:tc>
+      </w:tr>
+      <w:tr>
+        <w:tc>
+          <w:tcPr/>
+          <w:p>
+            <w:pPr>
+              <w:pStyle w:val="Compact"/>
+            </w:pPr>
+            <w:r>
+              <w:t xml:space="preserve">HXC-1144</w:t>
+            </w:r>
+          </w:p>
+        </w:tc>
+        <w:tc>
+          <w:tcPr/>
+          <w:p>
+            <w:pPr>
+              <w:pStyle w:val="Compact"/>
+            </w:pPr>
+            <w:r>
+              <w:t xml:space="preserve">Feature</w:t>
+            </w:r>
+          </w:p>
+        </w:tc>
+        <w:tc>
+          <w:tcPr/>
+          <w:p>
+            <w:pPr>
+              <w:pStyle w:val="Compact"/>
+            </w:pPr>
+            <w:r>
+              <w:t xml:space="preserve">P2</w:t>
+            </w:r>
+          </w:p>
+        </w:tc>
+        <w:tc>
+          <w:tcPr/>
+          <w:p>
+            <w:pPr>
+              <w:pStyle w:val="Compact"/>
+            </w:pPr>
+            <w:r>
+              <w:t xml:space="preserve">Implement WireGuard mesh network policies (segmentation)</w:t>
+            </w:r>
+          </w:p>
+        </w:tc>
+        <w:tc>
+          <w:tcPr/>
+          <w:p>
+            <w:pPr>
+              <w:pStyle w:val="Compact"/>
+            </w:pPr>
+            <w:r>
+              <w:t xml:space="preserve">467a6dc62cc792f48a64c687cab03209ff99ff27</w:t>
             </w:r>
           </w:p>
         </w:tc>

--- a/docs/export/fixed.docx
+++ b/docs/export/fixed.docx
@@ -34,7 +34,7 @@
         <w:t xml:space="preserve"> </w:t>
       </w:r>
       <w:r>
-        <w:t xml:space="preserve">20</w:t>
+        <w:t xml:space="preserve">21</w:t>
       </w:r>
       <w:r>
         <w:t xml:space="preserve"> </w:t>
@@ -50,7 +50,7 @@
         <w:t xml:space="preserve"> </w:t>
       </w:r>
       <w:r>
-        <w:t xml:space="preserve">2026-06-01T17:28:43Z</w:t>
+        <w:t xml:space="preserve">2026-06-01T18:10:59Z</w:t>
       </w:r>
       <w:r>
         <w:t xml:space="preserve"> </w:t>
@@ -116,7 +116,7 @@
           <w:b/>
           <w:bCs/>
         </w:rPr>
-        <w:t xml:space="preserve">134</w:t>
+        <w:t xml:space="preserve">137</w:t>
       </w:r>
       <w:r>
         <w:t xml:space="preserve">.</w:t>
@@ -7296,6 +7296,177 @@
             </w:pPr>
             <w:r>
               <w:t xml:space="preserve">6c825dfc56a498b371578de921db8458a97d09f9</w:t>
+            </w:r>
+          </w:p>
+        </w:tc>
+      </w:tr>
+      <w:tr>
+        <w:tc>
+          <w:tcPr/>
+          <w:p>
+            <w:pPr>
+              <w:pStyle w:val="Compact"/>
+            </w:pPr>
+            <w:r>
+              <w:t xml:space="preserve">HXC-1122</w:t>
+            </w:r>
+          </w:p>
+        </w:tc>
+        <w:tc>
+          <w:tcPr/>
+          <w:p>
+            <w:pPr>
+              <w:pStyle w:val="Compact"/>
+            </w:pPr>
+            <w:r>
+              <w:t xml:space="preserve">Feature</w:t>
+            </w:r>
+          </w:p>
+        </w:tc>
+        <w:tc>
+          <w:tcPr/>
+          <w:p>
+            <w:pPr>
+              <w:pStyle w:val="Compact"/>
+            </w:pPr>
+            <w:r>
+              <w:t xml:space="preserve">P2</w:t>
+            </w:r>
+          </w:p>
+        </w:tc>
+        <w:tc>
+          <w:tcPr/>
+          <w:p>
+            <w:pPr>
+              <w:pStyle w:val="Compact"/>
+            </w:pPr>
+            <w:r>
+              <w:t xml:space="preserve">Implement Cap’n Proto zero-copy serialization for control-plane (pkg/serde)</w:t>
+            </w:r>
+          </w:p>
+        </w:tc>
+        <w:tc>
+          <w:tcPr/>
+          <w:p>
+            <w:pPr>
+              <w:pStyle w:val="Compact"/>
+            </w:pPr>
+            <w:r>
+              <w:t xml:space="preserve">63822b3bcd439a360fae67d282fe7154af491c06</w:t>
+            </w:r>
+          </w:p>
+        </w:tc>
+      </w:tr>
+      <w:tr>
+        <w:tc>
+          <w:tcPr/>
+          <w:p>
+            <w:pPr>
+              <w:pStyle w:val="Compact"/>
+            </w:pPr>
+            <w:r>
+              <w:t xml:space="preserve">HXC-1123</w:t>
+            </w:r>
+          </w:p>
+        </w:tc>
+        <w:tc>
+          <w:tcPr/>
+          <w:p>
+            <w:pPr>
+              <w:pStyle w:val="Compact"/>
+            </w:pPr>
+            <w:r>
+              <w:t xml:space="preserve">Feature</w:t>
+            </w:r>
+          </w:p>
+        </w:tc>
+        <w:tc>
+          <w:tcPr/>
+          <w:p>
+            <w:pPr>
+              <w:pStyle w:val="Compact"/>
+            </w:pPr>
+            <w:r>
+              <w:t xml:space="preserve">P2</w:t>
+            </w:r>
+          </w:p>
+        </w:tc>
+        <w:tc>
+          <w:tcPr/>
+          <w:p>
+            <w:pPr>
+              <w:pStyle w:val="Compact"/>
+            </w:pPr>
+            <w:r>
+              <w:t xml:space="preserve">Implement FlatBuffers serialization for GPU compute payloads</w:t>
+            </w:r>
+          </w:p>
+        </w:tc>
+        <w:tc>
+          <w:tcPr/>
+          <w:p>
+            <w:pPr>
+              <w:pStyle w:val="Compact"/>
+            </w:pPr>
+            <w:r>
+              <w:t xml:space="preserve">63822b3bcd439a360fae67d282fe7154af491c06</w:t>
+            </w:r>
+          </w:p>
+        </w:tc>
+      </w:tr>
+      <w:tr>
+        <w:tc>
+          <w:tcPr/>
+          <w:p>
+            <w:pPr>
+              <w:pStyle w:val="Compact"/>
+            </w:pPr>
+            <w:r>
+              <w:t xml:space="preserve">HXC-1124</w:t>
+            </w:r>
+          </w:p>
+        </w:tc>
+        <w:tc>
+          <w:tcPr/>
+          <w:p>
+            <w:pPr>
+              <w:pStyle w:val="Compact"/>
+            </w:pPr>
+            <w:r>
+              <w:t xml:space="preserve">Feature</w:t>
+            </w:r>
+          </w:p>
+        </w:tc>
+        <w:tc>
+          <w:tcPr/>
+          <w:p>
+            <w:pPr>
+              <w:pStyle w:val="Compact"/>
+            </w:pPr>
+            <w:r>
+              <w:t xml:space="preserve">P2</w:t>
+            </w:r>
+          </w:p>
+        </w:tc>
+        <w:tc>
+          <w:tcPr/>
+          <w:p>
+            <w:pPr>
+              <w:pStyle w:val="Compact"/>
+            </w:pPr>
+            <w:r>
+              <w:t xml:space="preserve">Implement ZeroMQ message patterns for internal data planes</w:t>
+            </w:r>
+          </w:p>
+        </w:tc>
+        <w:tc>
+          <w:tcPr/>
+          <w:p>
+            <w:pPr>
+              <w:pStyle w:val="Compact"/>
+            </w:pPr>
+            <w:r>
+              <w:t xml:space="preserve">63822b3bcd439a360fae67d282fe7154af491c06</w:t>
             </w:r>
           </w:p>
         </w:tc>

--- a/docs/export/fixed.docx
+++ b/docs/export/fixed.docx
@@ -34,7 +34,7 @@
         <w:t xml:space="preserve"> </w:t>
       </w:r>
       <w:r>
-        <w:t xml:space="preserve">21</w:t>
+        <w:t xml:space="preserve">22</w:t>
       </w:r>
       <w:r>
         <w:t xml:space="preserve"> </w:t>
@@ -50,7 +50,7 @@
         <w:t xml:space="preserve"> </w:t>
       </w:r>
       <w:r>
-        <w:t xml:space="preserve">2026-06-01T18:10:59Z</w:t>
+        <w:t xml:space="preserve">2026-06-01T18:47:21Z</w:t>
       </w:r>
       <w:r>
         <w:t xml:space="preserve"> </w:t>
@@ -116,7 +116,7 @@
           <w:b/>
           <w:bCs/>
         </w:rPr>
-        <w:t xml:space="preserve">137</w:t>
+        <w:t xml:space="preserve">151</w:t>
       </w:r>
       <w:r>
         <w:t xml:space="preserve">.</w:t>
@@ -7809,6 +7809,804 @@
             </w:pPr>
             <w:r>
               <w:t xml:space="preserve">467a6dc62cc792f48a64c687cab03209ff99ff27</w:t>
+            </w:r>
+          </w:p>
+        </w:tc>
+      </w:tr>
+      <w:tr>
+        <w:tc>
+          <w:tcPr/>
+          <w:p>
+            <w:pPr>
+              <w:pStyle w:val="Compact"/>
+            </w:pPr>
+            <w:r>
+              <w:t xml:space="preserve">HXC-1148</w:t>
+            </w:r>
+          </w:p>
+        </w:tc>
+        <w:tc>
+          <w:tcPr/>
+          <w:p>
+            <w:pPr>
+              <w:pStyle w:val="Compact"/>
+            </w:pPr>
+            <w:r>
+              <w:t xml:space="preserve">Feature</w:t>
+            </w:r>
+          </w:p>
+        </w:tc>
+        <w:tc>
+          <w:tcPr/>
+          <w:p>
+            <w:pPr>
+              <w:pStyle w:val="Compact"/>
+            </w:pPr>
+            <w:r>
+              <w:t xml:space="preserve">P1</w:t>
+            </w:r>
+          </w:p>
+        </w:tc>
+        <w:tc>
+          <w:tcPr/>
+          <w:p>
+            <w:pPr>
+              <w:pStyle w:val="Compact"/>
+            </w:pPr>
+            <w:r>
+              <w:t xml:space="preserve">Replace pkg/wireguard NAT discovery with RFC 5389 STUN client</w:t>
+            </w:r>
+          </w:p>
+        </w:tc>
+        <w:tc>
+          <w:tcPr/>
+          <w:p>
+            <w:pPr>
+              <w:pStyle w:val="Compact"/>
+            </w:pPr>
+            <w:r>
+              <w:t xml:space="preserve">7718c20</w:t>
+            </w:r>
+          </w:p>
+        </w:tc>
+      </w:tr>
+      <w:tr>
+        <w:tc>
+          <w:tcPr/>
+          <w:p>
+            <w:pPr>
+              <w:pStyle w:val="Compact"/>
+            </w:pPr>
+            <w:r>
+              <w:t xml:space="preserve">HXC-1149</w:t>
+            </w:r>
+          </w:p>
+        </w:tc>
+        <w:tc>
+          <w:tcPr/>
+          <w:p>
+            <w:pPr>
+              <w:pStyle w:val="Compact"/>
+            </w:pPr>
+            <w:r>
+              <w:t xml:space="preserve">Task</w:t>
+            </w:r>
+          </w:p>
+        </w:tc>
+        <w:tc>
+          <w:tcPr/>
+          <w:p>
+            <w:pPr>
+              <w:pStyle w:val="Compact"/>
+            </w:pPr>
+            <w:r>
+              <w:t xml:space="preserve">P3</w:t>
+            </w:r>
+          </w:p>
+        </w:tc>
+        <w:tc>
+          <w:tcPr/>
+          <w:p>
+            <w:pPr>
+              <w:pStyle w:val="Compact"/>
+            </w:pPr>
+            <w:r>
+              <w:t xml:space="preserve">Return typed ErrUnsupported for UPnP/NAT-PMP in pkg/wireguard</w:t>
+            </w:r>
+          </w:p>
+        </w:tc>
+        <w:tc>
+          <w:tcPr/>
+          <w:p>
+            <w:pPr>
+              <w:pStyle w:val="Compact"/>
+            </w:pPr>
+            <w:r>
+              <w:t xml:space="preserve">7718c20</w:t>
+            </w:r>
+          </w:p>
+        </w:tc>
+      </w:tr>
+      <w:tr>
+        <w:tc>
+          <w:tcPr/>
+          <w:p>
+            <w:pPr>
+              <w:pStyle w:val="Compact"/>
+            </w:pPr>
+            <w:r>
+              <w:t xml:space="preserve">HXC-1150</w:t>
+            </w:r>
+          </w:p>
+        </w:tc>
+        <w:tc>
+          <w:tcPr/>
+          <w:p>
+            <w:pPr>
+              <w:pStyle w:val="Compact"/>
+            </w:pPr>
+            <w:r>
+              <w:t xml:space="preserve">Feature</w:t>
+            </w:r>
+          </w:p>
+        </w:tc>
+        <w:tc>
+          <w:tcPr/>
+          <w:p>
+            <w:pPr>
+              <w:pStyle w:val="Compact"/>
+            </w:pPr>
+            <w:r>
+              <w:t xml:space="preserve">P1</w:t>
+            </w:r>
+          </w:p>
+        </w:tc>
+        <w:tc>
+          <w:tcPr/>
+          <w:p>
+            <w:pPr>
+              <w:pStyle w:val="Compact"/>
+            </w:pPr>
+            <w:r>
+              <w:t xml:space="preserve">Add WireGuard key-rotation grace/overlap window with ActiveKeys()</w:t>
+            </w:r>
+          </w:p>
+        </w:tc>
+        <w:tc>
+          <w:tcPr/>
+          <w:p>
+            <w:pPr>
+              <w:pStyle w:val="Compact"/>
+            </w:pPr>
+            <w:r>
+              <w:t xml:space="preserve">7718c20</w:t>
+            </w:r>
+          </w:p>
+        </w:tc>
+      </w:tr>
+      <w:tr>
+        <w:tc>
+          <w:tcPr/>
+          <w:p>
+            <w:pPr>
+              <w:pStyle w:val="Compact"/>
+            </w:pPr>
+            <w:r>
+              <w:t xml:space="preserve">HXC-1151</w:t>
+            </w:r>
+          </w:p>
+        </w:tc>
+        <w:tc>
+          <w:tcPr/>
+          <w:p>
+            <w:pPr>
+              <w:pStyle w:val="Compact"/>
+            </w:pPr>
+            <w:r>
+              <w:t xml:space="preserve">Task</w:t>
+            </w:r>
+          </w:p>
+        </w:tc>
+        <w:tc>
+          <w:tcPr/>
+          <w:p>
+            <w:pPr>
+              <w:pStyle w:val="Compact"/>
+            </w:pPr>
+            <w:r>
+              <w:t xml:space="preserve">P1</w:t>
+            </w:r>
+          </w:p>
+        </w:tc>
+        <w:tc>
+          <w:tcPr/>
+          <w:p>
+            <w:pPr>
+              <w:pStyle w:val="Compact"/>
+            </w:pPr>
+            <w:r>
+              <w:t xml:space="preserve">Add pkg/discovery etcd-backed integration test against a real etcd</w:t>
+            </w:r>
+          </w:p>
+        </w:tc>
+        <w:tc>
+          <w:tcPr/>
+          <w:p>
+            <w:pPr>
+              <w:pStyle w:val="Compact"/>
+            </w:pPr>
+            <w:r>
+              <w:t xml:space="preserve">7718c20</w:t>
+            </w:r>
+          </w:p>
+        </w:tc>
+      </w:tr>
+      <w:tr>
+        <w:tc>
+          <w:tcPr/>
+          <w:p>
+            <w:pPr>
+              <w:pStyle w:val="Compact"/>
+            </w:pPr>
+            <w:r>
+              <w:t xml:space="preserve">HXC-1156</w:t>
+            </w:r>
+          </w:p>
+        </w:tc>
+        <w:tc>
+          <w:tcPr/>
+          <w:p>
+            <w:pPr>
+              <w:pStyle w:val="Compact"/>
+            </w:pPr>
+            <w:r>
+              <w:t xml:space="preserve">Feature</w:t>
+            </w:r>
+          </w:p>
+        </w:tc>
+        <w:tc>
+          <w:tcPr/>
+          <w:p>
+            <w:pPr>
+              <w:pStyle w:val="Compact"/>
+            </w:pPr>
+            <w:r>
+              <w:t xml:space="preserve">P1</w:t>
+            </w:r>
+          </w:p>
+        </w:tc>
+        <w:tc>
+          <w:tcPr/>
+          <w:p>
+            <w:pPr>
+              <w:pStyle w:val="Compact"/>
+            </w:pPr>
+            <w:r>
+              <w:t xml:space="preserve">Implement thermal-aware scheduler plugin (throttle on overheat)</w:t>
+            </w:r>
+          </w:p>
+        </w:tc>
+        <w:tc>
+          <w:tcPr/>
+          <w:p>
+            <w:pPr>
+              <w:pStyle w:val="Compact"/>
+            </w:pPr>
+            <w:r>
+              <w:t xml:space="preserve">7718c20</w:t>
+            </w:r>
+          </w:p>
+        </w:tc>
+      </w:tr>
+      <w:tr>
+        <w:tc>
+          <w:tcPr/>
+          <w:p>
+            <w:pPr>
+              <w:pStyle w:val="Compact"/>
+            </w:pPr>
+            <w:r>
+              <w:t xml:space="preserve">HXC-1157</w:t>
+            </w:r>
+          </w:p>
+        </w:tc>
+        <w:tc>
+          <w:tcPr/>
+          <w:p>
+            <w:pPr>
+              <w:pStyle w:val="Compact"/>
+            </w:pPr>
+            <w:r>
+              <w:t xml:space="preserve">Feature</w:t>
+            </w:r>
+          </w:p>
+        </w:tc>
+        <w:tc>
+          <w:tcPr/>
+          <w:p>
+            <w:pPr>
+              <w:pStyle w:val="Compact"/>
+            </w:pPr>
+            <w:r>
+              <w:t xml:space="preserve">P1</w:t>
+            </w:r>
+          </w:p>
+        </w:tc>
+        <w:tc>
+          <w:tcPr/>
+          <w:p>
+            <w:pPr>
+              <w:pStyle w:val="Compact"/>
+            </w:pPr>
+            <w:r>
+              <w:t xml:space="preserve">Implement semi-trusted node output verification (redundant-compute/checksum)</w:t>
+            </w:r>
+          </w:p>
+        </w:tc>
+        <w:tc>
+          <w:tcPr/>
+          <w:p>
+            <w:pPr>
+              <w:pStyle w:val="Compact"/>
+            </w:pPr>
+            <w:r>
+              <w:t xml:space="preserve">7718c20</w:t>
+            </w:r>
+          </w:p>
+        </w:tc>
+      </w:tr>
+      <w:tr>
+        <w:tc>
+          <w:tcPr/>
+          <w:p>
+            <w:pPr>
+              <w:pStyle w:val="Compact"/>
+            </w:pPr>
+            <w:r>
+              <w:t xml:space="preserve">HXC-1188</w:t>
+            </w:r>
+          </w:p>
+        </w:tc>
+        <w:tc>
+          <w:tcPr/>
+          <w:p>
+            <w:pPr>
+              <w:pStyle w:val="Compact"/>
+            </w:pPr>
+            <w:r>
+              <w:t xml:space="preserve">Feature</w:t>
+            </w:r>
+          </w:p>
+        </w:tc>
+        <w:tc>
+          <w:tcPr/>
+          <w:p>
+            <w:pPr>
+              <w:pStyle w:val="Compact"/>
+            </w:pPr>
+            <w:r>
+              <w:t xml:space="preserve">P0</w:t>
+            </w:r>
+          </w:p>
+        </w:tc>
+        <w:tc>
+          <w:tcPr/>
+          <w:p>
+            <w:pPr>
+              <w:pStyle w:val="Compact"/>
+            </w:pPr>
+            <w:r>
+              <w:t xml:space="preserve">Enforce work-unit resource limits (duration/memory/CPU) on edge devices</w:t>
+            </w:r>
+          </w:p>
+        </w:tc>
+        <w:tc>
+          <w:tcPr/>
+          <w:p>
+            <w:pPr>
+              <w:pStyle w:val="Compact"/>
+            </w:pPr>
+            <w:r>
+              <w:t xml:space="preserve">7718c20</w:t>
+            </w:r>
+          </w:p>
+        </w:tc>
+      </w:tr>
+      <w:tr>
+        <w:tc>
+          <w:tcPr/>
+          <w:p>
+            <w:pPr>
+              <w:pStyle w:val="Compact"/>
+            </w:pPr>
+            <w:r>
+              <w:t xml:space="preserve">HXC-1191</w:t>
+            </w:r>
+          </w:p>
+        </w:tc>
+        <w:tc>
+          <w:tcPr/>
+          <w:p>
+            <w:pPr>
+              <w:pStyle w:val="Compact"/>
+            </w:pPr>
+            <w:r>
+              <w:t xml:space="preserve">Feature</w:t>
+            </w:r>
+          </w:p>
+        </w:tc>
+        <w:tc>
+          <w:tcPr/>
+          <w:p>
+            <w:pPr>
+              <w:pStyle w:val="Compact"/>
+            </w:pPr>
+            <w:r>
+              <w:t xml:space="preserve">P1</w:t>
+            </w:r>
+          </w:p>
+        </w:tc>
+        <w:tc>
+          <w:tcPr/>
+          <w:p>
+            <w:pPr>
+              <w:pStyle w:val="Compact"/>
+            </w:pPr>
+            <w:r>
+              <w:t xml:space="preserve">Implement declarative per-tier ScheduleRule engine</w:t>
+            </w:r>
+          </w:p>
+        </w:tc>
+        <w:tc>
+          <w:tcPr/>
+          <w:p>
+            <w:pPr>
+              <w:pStyle w:val="Compact"/>
+            </w:pPr>
+            <w:r>
+              <w:t xml:space="preserve">7718c20</w:t>
+            </w:r>
+          </w:p>
+        </w:tc>
+      </w:tr>
+      <w:tr>
+        <w:tc>
+          <w:tcPr/>
+          <w:p>
+            <w:pPr>
+              <w:pStyle w:val="Compact"/>
+            </w:pPr>
+            <w:r>
+              <w:t xml:space="preserve">HXC-1195</w:t>
+            </w:r>
+          </w:p>
+        </w:tc>
+        <w:tc>
+          <w:tcPr/>
+          <w:p>
+            <w:pPr>
+              <w:pStyle w:val="Compact"/>
+            </w:pPr>
+            <w:r>
+              <w:t xml:space="preserve">Feature</w:t>
+            </w:r>
+          </w:p>
+        </w:tc>
+        <w:tc>
+          <w:tcPr/>
+          <w:p>
+            <w:pPr>
+              <w:pStyle w:val="Compact"/>
+            </w:pPr>
+            <w:r>
+              <w:t xml:space="preserve">P0</w:t>
+            </w:r>
+          </w:p>
+        </w:tc>
+        <w:tc>
+          <w:tcPr/>
+          <w:p>
+            <w:pPr>
+              <w:pStyle w:val="Compact"/>
+            </w:pPr>
+            <w:r>
+              <w:t xml:space="preserve">Implement edge trust-level model (STANDARD/SEMI/EDGE_DONOR)</w:t>
+            </w:r>
+          </w:p>
+        </w:tc>
+        <w:tc>
+          <w:tcPr/>
+          <w:p>
+            <w:pPr>
+              <w:pStyle w:val="Compact"/>
+            </w:pPr>
+            <w:r>
+              <w:t xml:space="preserve">7718c20</w:t>
+            </w:r>
+          </w:p>
+        </w:tc>
+      </w:tr>
+      <w:tr>
+        <w:tc>
+          <w:tcPr/>
+          <w:p>
+            <w:pPr>
+              <w:pStyle w:val="Compact"/>
+            </w:pPr>
+            <w:r>
+              <w:t xml:space="preserve">HXC-1196</w:t>
+            </w:r>
+          </w:p>
+        </w:tc>
+        <w:tc>
+          <w:tcPr/>
+          <w:p>
+            <w:pPr>
+              <w:pStyle w:val="Compact"/>
+            </w:pPr>
+            <w:r>
+              <w:t xml:space="preserve">Feature</w:t>
+            </w:r>
+          </w:p>
+        </w:tc>
+        <w:tc>
+          <w:tcPr/>
+          <w:p>
+            <w:pPr>
+              <w:pStyle w:val="Compact"/>
+            </w:pPr>
+            <w:r>
+              <w:t xml:space="preserve">P0</w:t>
+            </w:r>
+          </w:p>
+        </w:tc>
+        <w:tc>
+          <w:tcPr/>
+          <w:p>
+            <w:pPr>
+              <w:pStyle w:val="Compact"/>
+            </w:pPr>
+            <w:r>
+              <w:t xml:space="preserve">Enforce workload restriction matrix by trust level</w:t>
+            </w:r>
+          </w:p>
+        </w:tc>
+        <w:tc>
+          <w:tcPr/>
+          <w:p>
+            <w:pPr>
+              <w:pStyle w:val="Compact"/>
+            </w:pPr>
+            <w:r>
+              <w:t xml:space="preserve">7718c20</w:t>
+            </w:r>
+          </w:p>
+        </w:tc>
+      </w:tr>
+      <w:tr>
+        <w:tc>
+          <w:tcPr/>
+          <w:p>
+            <w:pPr>
+              <w:pStyle w:val="Compact"/>
+            </w:pPr>
+            <w:r>
+              <w:t xml:space="preserve">HXC-1211</w:t>
+            </w:r>
+          </w:p>
+        </w:tc>
+        <w:tc>
+          <w:tcPr/>
+          <w:p>
+            <w:pPr>
+              <w:pStyle w:val="Compact"/>
+            </w:pPr>
+            <w:r>
+              <w:t xml:space="preserve">Bug</w:t>
+            </w:r>
+          </w:p>
+        </w:tc>
+        <w:tc>
+          <w:tcPr/>
+          <w:p>
+            <w:pPr>
+              <w:pStyle w:val="Compact"/>
+            </w:pPr>
+            <w:r>
+              <w:t xml:space="preserve">P0</w:t>
+            </w:r>
+          </w:p>
+        </w:tc>
+        <w:tc>
+          <w:tcPr/>
+          <w:p>
+            <w:pPr>
+              <w:pStyle w:val="Compact"/>
+            </w:pPr>
+            <w:r>
+              <w:t xml:space="preserve">Make internal/scheduler.StreamJobEvents a real event stream</w:t>
+            </w:r>
+          </w:p>
+        </w:tc>
+        <w:tc>
+          <w:tcPr/>
+          <w:p>
+            <w:pPr>
+              <w:pStyle w:val="Compact"/>
+            </w:pPr>
+            <w:r>
+              <w:t xml:space="preserve">7718c20</w:t>
+            </w:r>
+          </w:p>
+        </w:tc>
+      </w:tr>
+      <w:tr>
+        <w:tc>
+          <w:tcPr/>
+          <w:p>
+            <w:pPr>
+              <w:pStyle w:val="Compact"/>
+            </w:pPr>
+            <w:r>
+              <w:t xml:space="preserve">HXC-1212</w:t>
+            </w:r>
+          </w:p>
+        </w:tc>
+        <w:tc>
+          <w:tcPr/>
+          <w:p>
+            <w:pPr>
+              <w:pStyle w:val="Compact"/>
+            </w:pPr>
+            <w:r>
+              <w:t xml:space="preserve">Feature</w:t>
+            </w:r>
+          </w:p>
+        </w:tc>
+        <w:tc>
+          <w:tcPr/>
+          <w:p>
+            <w:pPr>
+              <w:pStyle w:val="Compact"/>
+            </w:pPr>
+            <w:r>
+              <w:t xml:space="preserve">P0</w:t>
+            </w:r>
+          </w:p>
+        </w:tc>
+        <w:tc>
+          <w:tcPr/>
+          <w:p>
+            <w:pPr>
+              <w:pStyle w:val="Compact"/>
+            </w:pPr>
+            <w:r>
+              <w:t xml:space="preserve">Connect pkg/classads to scheduler Filter/Score stages</w:t>
+            </w:r>
+          </w:p>
+        </w:tc>
+        <w:tc>
+          <w:tcPr/>
+          <w:p>
+            <w:pPr>
+              <w:pStyle w:val="Compact"/>
+            </w:pPr>
+            <w:r>
+              <w:t xml:space="preserve">7718c20</w:t>
+            </w:r>
+          </w:p>
+        </w:tc>
+      </w:tr>
+      <w:tr>
+        <w:tc>
+          <w:tcPr/>
+          <w:p>
+            <w:pPr>
+              <w:pStyle w:val="Compact"/>
+            </w:pPr>
+            <w:r>
+              <w:t xml:space="preserve">HXC-1214</w:t>
+            </w:r>
+          </w:p>
+        </w:tc>
+        <w:tc>
+          <w:tcPr/>
+          <w:p>
+            <w:pPr>
+              <w:pStyle w:val="Compact"/>
+            </w:pPr>
+            <w:r>
+              <w:t xml:space="preserve">Feature</w:t>
+            </w:r>
+          </w:p>
+        </w:tc>
+        <w:tc>
+          <w:tcPr/>
+          <w:p>
+            <w:pPr>
+              <w:pStyle w:val="Compact"/>
+            </w:pPr>
+            <w:r>
+              <w:t xml:space="preserve">P1</w:t>
+            </w:r>
+          </w:p>
+        </w:tc>
+        <w:tc>
+          <w:tcPr/>
+          <w:p>
+            <w:pPr>
+              <w:pStyle w:val="Compact"/>
+            </w:pPr>
+            <w:r>
+              <w:t xml:space="preserve">Add S3-compatible (minio) backend to pkg/storage</w:t>
+            </w:r>
+          </w:p>
+        </w:tc>
+        <w:tc>
+          <w:tcPr/>
+          <w:p>
+            <w:pPr>
+              <w:pStyle w:val="Compact"/>
+            </w:pPr>
+            <w:r>
+              <w:t xml:space="preserve">7718c20</w:t>
+            </w:r>
+          </w:p>
+        </w:tc>
+      </w:tr>
+      <w:tr>
+        <w:tc>
+          <w:tcPr/>
+          <w:p>
+            <w:pPr>
+              <w:pStyle w:val="Compact"/>
+            </w:pPr>
+            <w:r>
+              <w:t xml:space="preserve">HXC-1215</w:t>
+            </w:r>
+          </w:p>
+        </w:tc>
+        <w:tc>
+          <w:tcPr/>
+          <w:p>
+            <w:pPr>
+              <w:pStyle w:val="Compact"/>
+            </w:pPr>
+            <w:r>
+              <w:t xml:space="preserve">Feature</w:t>
+            </w:r>
+          </w:p>
+        </w:tc>
+        <w:tc>
+          <w:tcPr/>
+          <w:p>
+            <w:pPr>
+              <w:pStyle w:val="Compact"/>
+            </w:pPr>
+            <w:r>
+              <w:t xml:space="preserve">P1</w:t>
+            </w:r>
+          </w:p>
+        </w:tc>
+        <w:tc>
+          <w:tcPr/>
+          <w:p>
+            <w:pPr>
+              <w:pStyle w:val="Compact"/>
+            </w:pPr>
+            <w:r>
+              <w:t xml:space="preserve">Add OTLP/Jaeger export shim for pkg/tracing</w:t>
+            </w:r>
+          </w:p>
+        </w:tc>
+        <w:tc>
+          <w:tcPr/>
+          <w:p>
+            <w:pPr>
+              <w:pStyle w:val="Compact"/>
+            </w:pPr>
+            <w:r>
+              <w:t xml:space="preserve">7718c20</w:t>
             </w:r>
           </w:p>
         </w:tc>

--- a/docs/export/fixed.docx
+++ b/docs/export/fixed.docx
@@ -34,7 +34,7 @@
         <w:t xml:space="preserve"> </w:t>
       </w:r>
       <w:r>
-        <w:t xml:space="preserve">22</w:t>
+        <w:t xml:space="preserve">23</w:t>
       </w:r>
       <w:r>
         <w:t xml:space="preserve"> </w:t>
@@ -50,7 +50,7 @@
         <w:t xml:space="preserve"> </w:t>
       </w:r>
       <w:r>
-        <w:t xml:space="preserve">2026-06-01T18:47:21Z</w:t>
+        <w:t xml:space="preserve">2026-06-01T19:08:03Z</w:t>
       </w:r>
       <w:r>
         <w:t xml:space="preserve"> </w:t>
@@ -116,7 +116,7 @@
           <w:b/>
           <w:bCs/>
         </w:rPr>
-        <w:t xml:space="preserve">151</w:t>
+        <w:t xml:space="preserve">157</w:t>
       </w:r>
       <w:r>
         <w:t xml:space="preserve">.</w:t>
@@ -8220,6 +8220,120 @@
               <w:pStyle w:val="Compact"/>
             </w:pPr>
             <w:r>
+              <w:t xml:space="preserve">HXC-1189</w:t>
+            </w:r>
+          </w:p>
+        </w:tc>
+        <w:tc>
+          <w:tcPr/>
+          <w:p>
+            <w:pPr>
+              <w:pStyle w:val="Compact"/>
+            </w:pPr>
+            <w:r>
+              <w:t xml:space="preserve">Feature</w:t>
+            </w:r>
+          </w:p>
+        </w:tc>
+        <w:tc>
+          <w:tcPr/>
+          <w:p>
+            <w:pPr>
+              <w:pStyle w:val="Compact"/>
+            </w:pPr>
+            <w:r>
+              <w:t xml:space="preserve">P0</w:t>
+            </w:r>
+          </w:p>
+        </w:tc>
+        <w:tc>
+          <w:tcPr/>
+          <w:p>
+            <w:pPr>
+              <w:pStyle w:val="Compact"/>
+            </w:pPr>
+            <w:r>
+              <w:t xml:space="preserve">Implement EdgeAwarePlugin scheduler Filter stage</w:t>
+            </w:r>
+          </w:p>
+        </w:tc>
+        <w:tc>
+          <w:tcPr/>
+          <w:p>
+            <w:pPr>
+              <w:pStyle w:val="Compact"/>
+            </w:pPr>
+            <w:r>
+              <w:t xml:space="preserve">203c42a</w:t>
+            </w:r>
+          </w:p>
+        </w:tc>
+      </w:tr>
+      <w:tr>
+        <w:tc>
+          <w:tcPr/>
+          <w:p>
+            <w:pPr>
+              <w:pStyle w:val="Compact"/>
+            </w:pPr>
+            <w:r>
+              <w:t xml:space="preserve">HXC-1190</w:t>
+            </w:r>
+          </w:p>
+        </w:tc>
+        <w:tc>
+          <w:tcPr/>
+          <w:p>
+            <w:pPr>
+              <w:pStyle w:val="Compact"/>
+            </w:pPr>
+            <w:r>
+              <w:t xml:space="preserve">Feature</w:t>
+            </w:r>
+          </w:p>
+        </w:tc>
+        <w:tc>
+          <w:tcPr/>
+          <w:p>
+            <w:pPr>
+              <w:pStyle w:val="Compact"/>
+            </w:pPr>
+            <w:r>
+              <w:t xml:space="preserve">P1</w:t>
+            </w:r>
+          </w:p>
+        </w:tc>
+        <w:tc>
+          <w:tcPr/>
+          <w:p>
+            <w:pPr>
+              <w:pStyle w:val="Compact"/>
+            </w:pPr>
+            <w:r>
+              <w:t xml:space="preserve">Implement EdgeAwarePlugin scheduler Score stage</w:t>
+            </w:r>
+          </w:p>
+        </w:tc>
+        <w:tc>
+          <w:tcPr/>
+          <w:p>
+            <w:pPr>
+              <w:pStyle w:val="Compact"/>
+            </w:pPr>
+            <w:r>
+              <w:t xml:space="preserve">203c42a</w:t>
+            </w:r>
+          </w:p>
+        </w:tc>
+      </w:tr>
+      <w:tr>
+        <w:tc>
+          <w:tcPr/>
+          <w:p>
+            <w:pPr>
+              <w:pStyle w:val="Compact"/>
+            </w:pPr>
+            <w:r>
               <w:t xml:space="preserve">HXC-1191</w:t>
             </w:r>
           </w:p>
@@ -8391,6 +8505,120 @@
               <w:pStyle w:val="Compact"/>
             </w:pPr>
             <w:r>
+              <w:t xml:space="preserve">HXC-1198</w:t>
+            </w:r>
+          </w:p>
+        </w:tc>
+        <w:tc>
+          <w:tcPr/>
+          <w:p>
+            <w:pPr>
+              <w:pStyle w:val="Compact"/>
+            </w:pPr>
+            <w:r>
+              <w:t xml:space="preserve">Feature</w:t>
+            </w:r>
+          </w:p>
+        </w:tc>
+        <w:tc>
+          <w:tcPr/>
+          <w:p>
+            <w:pPr>
+              <w:pStyle w:val="Compact"/>
+            </w:pPr>
+            <w:r>
+              <w:t xml:space="preserve">P1</w:t>
+            </w:r>
+          </w:p>
+        </w:tc>
+        <w:tc>
+          <w:tcPr/>
+          <w:p>
+            <w:pPr>
+              <w:pStyle w:val="Compact"/>
+            </w:pPr>
+            <w:r>
+              <w:t xml:space="preserve">Implement offline sync protocol with delta compression</w:t>
+            </w:r>
+          </w:p>
+        </w:tc>
+        <w:tc>
+          <w:tcPr/>
+          <w:p>
+            <w:pPr>
+              <w:pStyle w:val="Compact"/>
+            </w:pPr>
+            <w:r>
+              <w:t xml:space="preserve">203c42a</w:t>
+            </w:r>
+          </w:p>
+        </w:tc>
+      </w:tr>
+      <w:tr>
+        <w:tc>
+          <w:tcPr/>
+          <w:p>
+            <w:pPr>
+              <w:pStyle w:val="Compact"/>
+            </w:pPr>
+            <w:r>
+              <w:t xml:space="preserve">HXC-1210</w:t>
+            </w:r>
+          </w:p>
+        </w:tc>
+        <w:tc>
+          <w:tcPr/>
+          <w:p>
+            <w:pPr>
+              <w:pStyle w:val="Compact"/>
+            </w:pPr>
+            <w:r>
+              <w:t xml:space="preserve">Bug</w:t>
+            </w:r>
+          </w:p>
+        </w:tc>
+        <w:tc>
+          <w:tcPr/>
+          <w:p>
+            <w:pPr>
+              <w:pStyle w:val="Compact"/>
+            </w:pPr>
+            <w:r>
+              <w:t xml:space="preserve">P0</w:t>
+            </w:r>
+          </w:p>
+        </w:tc>
+        <w:tc>
+          <w:tcPr/>
+          <w:p>
+            <w:pPr>
+              <w:pStyle w:val="Compact"/>
+            </w:pPr>
+            <w:r>
+              <w:t xml:space="preserve">Wire EtcdBackend into the node agent for cluster-wide discovery</w:t>
+            </w:r>
+          </w:p>
+        </w:tc>
+        <w:tc>
+          <w:tcPr/>
+          <w:p>
+            <w:pPr>
+              <w:pStyle w:val="Compact"/>
+            </w:pPr>
+            <w:r>
+              <w:t xml:space="preserve">203c42a</w:t>
+            </w:r>
+          </w:p>
+        </w:tc>
+      </w:tr>
+      <w:tr>
+        <w:tc>
+          <w:tcPr/>
+          <w:p>
+            <w:pPr>
+              <w:pStyle w:val="Compact"/>
+            </w:pPr>
+            <w:r>
               <w:t xml:space="preserve">HXC-1211</w:t>
             </w:r>
           </w:p>
@@ -8505,6 +8733,63 @@
               <w:pStyle w:val="Compact"/>
             </w:pPr>
             <w:r>
+              <w:t xml:space="preserve">HXC-1213</w:t>
+            </w:r>
+          </w:p>
+        </w:tc>
+        <w:tc>
+          <w:tcPr/>
+          <w:p>
+            <w:pPr>
+              <w:pStyle w:val="Compact"/>
+            </w:pPr>
+            <w:r>
+              <w:t xml:space="preserve">Feature</w:t>
+            </w:r>
+          </w:p>
+        </w:tc>
+        <w:tc>
+          <w:tcPr/>
+          <w:p>
+            <w:pPr>
+              <w:pStyle w:val="Compact"/>
+            </w:pPr>
+            <w:r>
+              <w:t xml:space="preserve">P0</w:t>
+            </w:r>
+          </w:p>
+        </w:tc>
+        <w:tc>
+          <w:tcPr/>
+          <w:p>
+            <w:pPr>
+              <w:pStyle w:val="Compact"/>
+            </w:pPr>
+            <w:r>
+              <w:t xml:space="preserve">Add auth + RBAC enforcement to the gateway</w:t>
+            </w:r>
+          </w:p>
+        </w:tc>
+        <w:tc>
+          <w:tcPr/>
+          <w:p>
+            <w:pPr>
+              <w:pStyle w:val="Compact"/>
+            </w:pPr>
+            <w:r>
+              <w:t xml:space="preserve">203c42a</w:t>
+            </w:r>
+          </w:p>
+        </w:tc>
+      </w:tr>
+      <w:tr>
+        <w:tc>
+          <w:tcPr/>
+          <w:p>
+            <w:pPr>
+              <w:pStyle w:val="Compact"/>
+            </w:pPr>
+            <w:r>
               <w:t xml:space="preserve">HXC-1214</w:t>
             </w:r>
           </w:p>
@@ -8607,6 +8892,63 @@
             </w:pPr>
             <w:r>
               <w:t xml:space="preserve">7718c20</w:t>
+            </w:r>
+          </w:p>
+        </w:tc>
+      </w:tr>
+      <w:tr>
+        <w:tc>
+          <w:tcPr/>
+          <w:p>
+            <w:pPr>
+              <w:pStyle w:val="Compact"/>
+            </w:pPr>
+            <w:r>
+              <w:t xml:space="preserve">HXC-1220</w:t>
+            </w:r>
+          </w:p>
+        </w:tc>
+        <w:tc>
+          <w:tcPr/>
+          <w:p>
+            <w:pPr>
+              <w:pStyle w:val="Compact"/>
+            </w:pPr>
+            <w:r>
+              <w:t xml:space="preserve">Task</w:t>
+            </w:r>
+          </w:p>
+        </w:tc>
+        <w:tc>
+          <w:tcPr/>
+          <w:p>
+            <w:pPr>
+              <w:pStyle w:val="Compact"/>
+            </w:pPr>
+            <w:r>
+              <w:t xml:space="preserve">P2</w:t>
+            </w:r>
+          </w:p>
+        </w:tc>
+        <w:tc>
+          <w:tcPr/>
+          <w:p>
+            <w:pPr>
+              <w:pStyle w:val="Compact"/>
+            </w:pPr>
+            <w:r>
+              <w:t xml:space="preserve">Replace custom policy engine with OPA/Rego</w:t>
+            </w:r>
+          </w:p>
+        </w:tc>
+        <w:tc>
+          <w:tcPr/>
+          <w:p>
+            <w:pPr>
+              <w:pStyle w:val="Compact"/>
+            </w:pPr>
+            <w:r>
+              <w:t xml:space="preserve">203c42a</w:t>
             </w:r>
           </w:p>
         </w:tc>

--- a/docs/export/fixed.docx
+++ b/docs/export/fixed.docx
@@ -34,7 +34,7 @@
         <w:t xml:space="preserve"> </w:t>
       </w:r>
       <w:r>
-        <w:t xml:space="preserve">23</w:t>
+        <w:t xml:space="preserve">24</w:t>
       </w:r>
       <w:r>
         <w:t xml:space="preserve"> </w:t>
@@ -50,7 +50,7 @@
         <w:t xml:space="preserve"> </w:t>
       </w:r>
       <w:r>
-        <w:t xml:space="preserve">2026-06-01T19:08:03Z</w:t>
+        <w:t xml:space="preserve">2026-06-01T19:30:54Z</w:t>
       </w:r>
       <w:r>
         <w:t xml:space="preserve"> </w:t>
@@ -116,7 +116,7 @@
           <w:b/>
           <w:bCs/>
         </w:rPr>
-        <w:t xml:space="preserve">157</w:t>
+        <w:t xml:space="preserve">161</w:t>
       </w:r>
       <w:r>
         <w:t xml:space="preserve">.</w:t>
@@ -7764,6 +7764,63 @@
               <w:pStyle w:val="Compact"/>
             </w:pPr>
             <w:r>
+              <w:t xml:space="preserve">HXC-1135</w:t>
+            </w:r>
+          </w:p>
+        </w:tc>
+        <w:tc>
+          <w:tcPr/>
+          <w:p>
+            <w:pPr>
+              <w:pStyle w:val="Compact"/>
+            </w:pPr>
+            <w:r>
+              <w:t xml:space="preserve">Feature</w:t>
+            </w:r>
+          </w:p>
+        </w:tc>
+        <w:tc>
+          <w:tcPr/>
+          <w:p>
+            <w:pPr>
+              <w:pStyle w:val="Compact"/>
+            </w:pPr>
+            <w:r>
+              <w:t xml:space="preserve">P0</w:t>
+            </w:r>
+          </w:p>
+        </w:tc>
+        <w:tc>
+          <w:tcPr/>
+          <w:p>
+            <w:pPr>
+              <w:pStyle w:val="Compact"/>
+            </w:pPr>
+            <w:r>
+              <w:t xml:space="preserve">Implement two-node cluster formation end-to-end (exit gate)</w:t>
+            </w:r>
+          </w:p>
+        </w:tc>
+        <w:tc>
+          <w:tcPr/>
+          <w:p>
+            <w:pPr>
+              <w:pStyle w:val="Compact"/>
+            </w:pPr>
+            <w:r>
+              <w:t xml:space="preserve">1c0d943</w:t>
+            </w:r>
+          </w:p>
+        </w:tc>
+      </w:tr>
+      <w:tr>
+        <w:tc>
+          <w:tcPr/>
+          <w:p>
+            <w:pPr>
+              <w:pStyle w:val="Compact"/>
+            </w:pPr>
+            <w:r>
               <w:t xml:space="preserve">HXC-1144</w:t>
             </w:r>
           </w:p>
@@ -8949,6 +9006,177 @@
             </w:pPr>
             <w:r>
               <w:t xml:space="preserve">203c42a</w:t>
+            </w:r>
+          </w:p>
+        </w:tc>
+      </w:tr>
+      <w:tr>
+        <w:tc>
+          <w:tcPr/>
+          <w:p>
+            <w:pPr>
+              <w:pStyle w:val="Compact"/>
+            </w:pPr>
+            <w:r>
+              <w:t xml:space="preserve">HXC-1229</w:t>
+            </w:r>
+          </w:p>
+        </w:tc>
+        <w:tc>
+          <w:tcPr/>
+          <w:p>
+            <w:pPr>
+              <w:pStyle w:val="Compact"/>
+            </w:pPr>
+            <w:r>
+              <w:t xml:space="preserve">Task</w:t>
+            </w:r>
+          </w:p>
+        </w:tc>
+        <w:tc>
+          <w:tcPr/>
+          <w:p>
+            <w:pPr>
+              <w:pStyle w:val="Compact"/>
+            </w:pPr>
+            <w:r>
+              <w:t xml:space="preserve">P0</w:t>
+            </w:r>
+          </w:p>
+        </w:tc>
+        <w:tc>
+          <w:tcPr/>
+          <w:p>
+            <w:pPr>
+              <w:pStyle w:val="Compact"/>
+            </w:pPr>
+            <w:r>
+              <w:t xml:space="preserve">Build device profile registry with versioned YAML schema for T1-T8</w:t>
+            </w:r>
+          </w:p>
+        </w:tc>
+        <w:tc>
+          <w:tcPr/>
+          <w:p>
+            <w:pPr>
+              <w:pStyle w:val="Compact"/>
+            </w:pPr>
+            <w:r>
+              <w:t xml:space="preserve">1c0d943</w:t>
+            </w:r>
+          </w:p>
+        </w:tc>
+      </w:tr>
+      <w:tr>
+        <w:tc>
+          <w:tcPr/>
+          <w:p>
+            <w:pPr>
+              <w:pStyle w:val="Compact"/>
+            </w:pPr>
+            <w:r>
+              <w:t xml:space="preserve">HXC-1247</w:t>
+            </w:r>
+          </w:p>
+        </w:tc>
+        <w:tc>
+          <w:tcPr/>
+          <w:p>
+            <w:pPr>
+              <w:pStyle w:val="Compact"/>
+            </w:pPr>
+            <w:r>
+              <w:t xml:space="preserve">Feature</w:t>
+            </w:r>
+          </w:p>
+        </w:tc>
+        <w:tc>
+          <w:tcPr/>
+          <w:p>
+            <w:pPr>
+              <w:pStyle w:val="Compact"/>
+            </w:pPr>
+            <w:r>
+              <w:t xml:space="preserve">P1</w:t>
+            </w:r>
+          </w:p>
+        </w:tc>
+        <w:tc>
+          <w:tcPr/>
+          <w:p>
+            <w:pPr>
+              <w:pStyle w:val="Compact"/>
+            </w:pPr>
+            <w:r>
+              <w:t xml:space="preserve">Implement pure-Go in-sim chaos faults toward 25+ (ClockSkew, DiskFill, MessageReorder, Byzantine, etc.)</w:t>
+            </w:r>
+          </w:p>
+        </w:tc>
+        <w:tc>
+          <w:tcPr/>
+          <w:p>
+            <w:pPr>
+              <w:pStyle w:val="Compact"/>
+            </w:pPr>
+            <w:r>
+              <w:t xml:space="preserve">1c0d943</w:t>
+            </w:r>
+          </w:p>
+        </w:tc>
+      </w:tr>
+      <w:tr>
+        <w:tc>
+          <w:tcPr/>
+          <w:p>
+            <w:pPr>
+              <w:pStyle w:val="Compact"/>
+            </w:pPr>
+            <w:r>
+              <w:t xml:space="preserve">HXC-1261</w:t>
+            </w:r>
+          </w:p>
+        </w:tc>
+        <w:tc>
+          <w:tcPr/>
+          <w:p>
+            <w:pPr>
+              <w:pStyle w:val="Compact"/>
+            </w:pPr>
+            <w:r>
+              <w:t xml:space="preserve">Feature</w:t>
+            </w:r>
+          </w:p>
+        </w:tc>
+        <w:tc>
+          <w:tcPr/>
+          <w:p>
+            <w:pPr>
+              <w:pStyle w:val="Compact"/>
+            </w:pPr>
+            <w:r>
+              <w:t xml:space="preserve">P1</w:t>
+            </w:r>
+          </w:p>
+        </w:tc>
+        <w:tc>
+          <w:tcPr/>
+          <w:p>
+            <w:pPr>
+              <w:pStyle w:val="Compact"/>
+            </w:pPr>
+            <w:r>
+              <w:t xml:space="preserve">Implement Welch’s t-test statistical regression detector for HelixQA</w:t>
+            </w:r>
+          </w:p>
+        </w:tc>
+        <w:tc>
+          <w:tcPr/>
+          <w:p>
+            <w:pPr>
+              <w:pStyle w:val="Compact"/>
+            </w:pPr>
+            <w:r>
+              <w:t xml:space="preserve">1c0d943</w:t>
             </w:r>
           </w:p>
         </w:tc>

--- a/docs/export/fixed.docx
+++ b/docs/export/fixed.docx
@@ -34,7 +34,7 @@
         <w:t xml:space="preserve"> </w:t>
       </w:r>
       <w:r>
-        <w:t xml:space="preserve">24</w:t>
+        <w:t xml:space="preserve">25</w:t>
       </w:r>
       <w:r>
         <w:t xml:space="preserve"> </w:t>
@@ -50,7 +50,7 @@
         <w:t xml:space="preserve"> </w:t>
       </w:r>
       <w:r>
-        <w:t xml:space="preserve">2026-06-01T19:30:54Z</w:t>
+        <w:t xml:space="preserve">2026-06-01T19:59:47Z</w:t>
       </w:r>
       <w:r>
         <w:t xml:space="preserve"> </w:t>
@@ -116,7 +116,7 @@
           <w:b/>
           <w:bCs/>
         </w:rPr>
-        <w:t xml:space="preserve">161</w:t>
+        <w:t xml:space="preserve">165</w:t>
       </w:r>
       <w:r>
         <w:t xml:space="preserve">.</w:t>
@@ -7821,6 +7821,120 @@
               <w:pStyle w:val="Compact"/>
             </w:pPr>
             <w:r>
+              <w:t xml:space="preserve">HXC-1136</w:t>
+            </w:r>
+          </w:p>
+        </w:tc>
+        <w:tc>
+          <w:tcPr/>
+          <w:p>
+            <w:pPr>
+              <w:pStyle w:val="Compact"/>
+            </w:pPr>
+            <w:r>
+              <w:t xml:space="preserve">Feature</w:t>
+            </w:r>
+          </w:p>
+        </w:tc>
+        <w:tc>
+          <w:tcPr/>
+          <w:p>
+            <w:pPr>
+              <w:pStyle w:val="Compact"/>
+            </w:pPr>
+            <w:r>
+              <w:t xml:space="preserve">P0</w:t>
+            </w:r>
+          </w:p>
+        </w:tc>
+        <w:tc>
+          <w:tcPr/>
+          <w:p>
+            <w:pPr>
+              <w:pStyle w:val="Compact"/>
+            </w:pPr>
+            <w:r>
+              <w:t xml:space="preserve">Implement session-create end-to-end path (htmux new exit gate)</w:t>
+            </w:r>
+          </w:p>
+        </w:tc>
+        <w:tc>
+          <w:tcPr/>
+          <w:p>
+            <w:pPr>
+              <w:pStyle w:val="Compact"/>
+            </w:pPr>
+            <w:r>
+              <w:t xml:space="preserve">553a043</w:t>
+            </w:r>
+          </w:p>
+        </w:tc>
+      </w:tr>
+      <w:tr>
+        <w:tc>
+          <w:tcPr/>
+          <w:p>
+            <w:pPr>
+              <w:pStyle w:val="Compact"/>
+            </w:pPr>
+            <w:r>
+              <w:t xml:space="preserve">HXC-1137</w:t>
+            </w:r>
+          </w:p>
+        </w:tc>
+        <w:tc>
+          <w:tcPr/>
+          <w:p>
+            <w:pPr>
+              <w:pStyle w:val="Compact"/>
+            </w:pPr>
+            <w:r>
+              <w:t xml:space="preserve">Task</w:t>
+            </w:r>
+          </w:p>
+        </w:tc>
+        <w:tc>
+          <w:tcPr/>
+          <w:p>
+            <w:pPr>
+              <w:pStyle w:val="Compact"/>
+            </w:pPr>
+            <w:r>
+              <w:t xml:space="preserve">P1</w:t>
+            </w:r>
+          </w:p>
+        </w:tc>
+        <w:tc>
+          <w:tcPr/>
+          <w:p>
+            <w:pPr>
+              <w:pStyle w:val="Compact"/>
+            </w:pPr>
+            <w:r>
+              <w:t xml:space="preserve">Benchmark job scheduling decision latency under 100ms (exit gate)</w:t>
+            </w:r>
+          </w:p>
+        </w:tc>
+        <w:tc>
+          <w:tcPr/>
+          <w:p>
+            <w:pPr>
+              <w:pStyle w:val="Compact"/>
+            </w:pPr>
+            <w:r>
+              <w:t xml:space="preserve">553a043</w:t>
+            </w:r>
+          </w:p>
+        </w:tc>
+      </w:tr>
+      <w:tr>
+        <w:tc>
+          <w:tcPr/>
+          <w:p>
+            <w:pPr>
+              <w:pStyle w:val="Compact"/>
+            </w:pPr>
+            <w:r>
               <w:t xml:space="preserve">HXC-1144</w:t>
             </w:r>
           </w:p>
@@ -9075,6 +9189,63 @@
               <w:pStyle w:val="Compact"/>
             </w:pPr>
             <w:r>
+              <w:t xml:space="preserve">HXC-1231</w:t>
+            </w:r>
+          </w:p>
+        </w:tc>
+        <w:tc>
+          <w:tcPr/>
+          <w:p>
+            <w:pPr>
+              <w:pStyle w:val="Compact"/>
+            </w:pPr>
+            <w:r>
+              <w:t xml:space="preserve">Feature</w:t>
+            </w:r>
+          </w:p>
+        </w:tc>
+        <w:tc>
+          <w:tcPr/>
+          <w:p>
+            <w:pPr>
+              <w:pStyle w:val="Compact"/>
+            </w:pPr>
+            <w:r>
+              <w:t xml:space="preserve">P1</w:t>
+            </w:r>
+          </w:p>
+        </w:tc>
+        <w:tc>
+          <w:tcPr/>
+          <w:p>
+            <w:pPr>
+              <w:pStyle w:val="Compact"/>
+            </w:pPr>
+            <w:r>
+              <w:t xml:space="preserve">Implement device provisioning lifecycle abstraction (Provisioner/Instance state machine)</w:t>
+            </w:r>
+          </w:p>
+        </w:tc>
+        <w:tc>
+          <w:tcPr/>
+          <w:p>
+            <w:pPr>
+              <w:pStyle w:val="Compact"/>
+            </w:pPr>
+            <w:r>
+              <w:t xml:space="preserve">553a043</w:t>
+            </w:r>
+          </w:p>
+        </w:tc>
+      </w:tr>
+      <w:tr>
+        <w:tc>
+          <w:tcPr/>
+          <w:p>
+            <w:pPr>
+              <w:pStyle w:val="Compact"/>
+            </w:pPr>
+            <w:r>
               <w:t xml:space="preserve">HXC-1247</w:t>
             </w:r>
           </w:p>
@@ -9120,6 +9291,63 @@
             </w:pPr>
             <w:r>
               <w:t xml:space="preserve">1c0d943</w:t>
+            </w:r>
+          </w:p>
+        </w:tc>
+      </w:tr>
+      <w:tr>
+        <w:tc>
+          <w:tcPr/>
+          <w:p>
+            <w:pPr>
+              <w:pStyle w:val="Compact"/>
+            </w:pPr>
+            <w:r>
+              <w:t xml:space="preserve">HXC-1260</w:t>
+            </w:r>
+          </w:p>
+        </w:tc>
+        <w:tc>
+          <w:tcPr/>
+          <w:p>
+            <w:pPr>
+              <w:pStyle w:val="Compact"/>
+            </w:pPr>
+            <w:r>
+              <w:t xml:space="preserve">Feature</w:t>
+            </w:r>
+          </w:p>
+        </w:tc>
+        <w:tc>
+          <w:tcPr/>
+          <w:p>
+            <w:pPr>
+              <w:pStyle w:val="Compact"/>
+            </w:pPr>
+            <w:r>
+              <w:t xml:space="preserve">P1</w:t>
+            </w:r>
+          </w:p>
+        </w:tc>
+        <w:tc>
+          <w:tcPr/>
+          <w:p>
+            <w:pPr>
+              <w:pStyle w:val="Compact"/>
+            </w:pPr>
+            <w:r>
+              <w:t xml:space="preserve">Implement metrics validation against baseline KPI table with severity gating</w:t>
+            </w:r>
+          </w:p>
+        </w:tc>
+        <w:tc>
+          <w:tcPr/>
+          <w:p>
+            <w:pPr>
+              <w:pStyle w:val="Compact"/>
+            </w:pPr>
+            <w:r>
+              <w:t xml:space="preserve">553a043</w:t>
             </w:r>
           </w:p>
         </w:tc>

--- a/docs/export/fixed.docx
+++ b/docs/export/fixed.docx
@@ -34,7 +34,7 @@
         <w:t xml:space="preserve"> </w:t>
       </w:r>
       <w:r>
-        <w:t xml:space="preserve">25</w:t>
+        <w:t xml:space="preserve">26</w:t>
       </w:r>
       <w:r>
         <w:t xml:space="preserve"> </w:t>
@@ -50,7 +50,7 @@
         <w:t xml:space="preserve"> </w:t>
       </w:r>
       <w:r>
-        <w:t xml:space="preserve">2026-06-01T19:59:47Z</w:t>
+        <w:t xml:space="preserve">2026-06-01T20:58:23Z</w:t>
       </w:r>
       <w:r>
         <w:t xml:space="preserve"> </w:t>
@@ -116,7 +116,7 @@
           <w:b/>
           <w:bCs/>
         </w:rPr>
-        <w:t xml:space="preserve">165</w:t>
+        <w:t xml:space="preserve">171</w:t>
       </w:r>
       <w:r>
         <w:t xml:space="preserve">.</w:t>
@@ -7935,6 +7935,63 @@
               <w:pStyle w:val="Compact"/>
             </w:pPr>
             <w:r>
+              <w:t xml:space="preserve">HXC-1138</w:t>
+            </w:r>
+          </w:p>
+        </w:tc>
+        <w:tc>
+          <w:tcPr/>
+          <w:p>
+            <w:pPr>
+              <w:pStyle w:val="Compact"/>
+            </w:pPr>
+            <w:r>
+              <w:t xml:space="preserve">Task</w:t>
+            </w:r>
+          </w:p>
+        </w:tc>
+        <w:tc>
+          <w:tcPr/>
+          <w:p>
+            <w:pPr>
+              <w:pStyle w:val="Compact"/>
+            </w:pPr>
+            <w:r>
+              <w:t xml:space="preserve">P1</w:t>
+            </w:r>
+          </w:p>
+        </w:tc>
+        <w:tc>
+          <w:tcPr/>
+          <w:p>
+            <w:pPr>
+              <w:pStyle w:val="Compact"/>
+            </w:pPr>
+            <w:r>
+              <w:t xml:space="preserve">Enforce &gt;60% pkg/ line coverage and paired mutation tests (Constitution 1.1)</w:t>
+            </w:r>
+          </w:p>
+        </w:tc>
+        <w:tc>
+          <w:tcPr/>
+          <w:p>
+            <w:pPr>
+              <w:pStyle w:val="Compact"/>
+            </w:pPr>
+            <w:r>
+              <w:t xml:space="preserve">75f076f</w:t>
+            </w:r>
+          </w:p>
+        </w:tc>
+      </w:tr>
+      <w:tr>
+        <w:tc>
+          <w:tcPr/>
+          <w:p>
+            <w:pPr>
+              <w:pStyle w:val="Compact"/>
+            </w:pPr>
+            <w:r>
               <w:t xml:space="preserve">HXC-1144</w:t>
             </w:r>
           </w:p>
@@ -8733,6 +8790,63 @@
               <w:pStyle w:val="Compact"/>
             </w:pPr>
             <w:r>
+              <w:t xml:space="preserve">HXC-1199</w:t>
+            </w:r>
+          </w:p>
+        </w:tc>
+        <w:tc>
+          <w:tcPr/>
+          <w:p>
+            <w:pPr>
+              <w:pStyle w:val="Compact"/>
+            </w:pPr>
+            <w:r>
+              <w:t xml:space="preserve">Feature</w:t>
+            </w:r>
+          </w:p>
+        </w:tc>
+        <w:tc>
+          <w:tcPr/>
+          <w:p>
+            <w:pPr>
+              <w:pStyle w:val="Compact"/>
+            </w:pPr>
+            <w:r>
+              <w:t xml:space="preserve">P1</w:t>
+            </w:r>
+          </w:p>
+        </w:tc>
+        <w:tc>
+          <w:tcPr/>
+          <w:p>
+            <w:pPr>
+              <w:pStyle w:val="Compact"/>
+            </w:pPr>
+            <w:r>
+              <w:t xml:space="preserve">Implement edge sensor-fusion framework and stream workload type</w:t>
+            </w:r>
+          </w:p>
+        </w:tc>
+        <w:tc>
+          <w:tcPr/>
+          <w:p>
+            <w:pPr>
+              <w:pStyle w:val="Compact"/>
+            </w:pPr>
+            <w:r>
+              <w:t xml:space="preserve">75f076f</w:t>
+            </w:r>
+          </w:p>
+        </w:tc>
+      </w:tr>
+      <w:tr>
+        <w:tc>
+          <w:tcPr/>
+          <w:p>
+            <w:pPr>
+              <w:pStyle w:val="Compact"/>
+            </w:pPr>
+            <w:r>
               <w:t xml:space="preserve">HXC-1210</w:t>
             </w:r>
           </w:p>
@@ -9234,6 +9348,234 @@
             </w:pPr>
             <w:r>
               <w:t xml:space="preserve">553a043</w:t>
+            </w:r>
+          </w:p>
+        </w:tc>
+      </w:tr>
+      <w:tr>
+        <w:tc>
+          <w:tcPr/>
+          <w:p>
+            <w:pPr>
+              <w:pStyle w:val="Compact"/>
+            </w:pPr>
+            <w:r>
+              <w:t xml:space="preserve">HXC-1238</w:t>
+            </w:r>
+          </w:p>
+        </w:tc>
+        <w:tc>
+          <w:tcPr/>
+          <w:p>
+            <w:pPr>
+              <w:pStyle w:val="Compact"/>
+            </w:pPr>
+            <w:r>
+              <w:t xml:space="preserve">Feature</w:t>
+            </w:r>
+          </w:p>
+        </w:tc>
+        <w:tc>
+          <w:tcPr/>
+          <w:p>
+            <w:pPr>
+              <w:pStyle w:val="Compact"/>
+            </w:pPr>
+            <w:r>
+              <w:t xml:space="preserve">P1</w:t>
+            </w:r>
+          </w:p>
+        </w:tc>
+        <w:tc>
+          <w:tcPr/>
+          <w:p>
+            <w:pPr>
+              <w:pStyle w:val="Compact"/>
+            </w:pPr>
+            <w:r>
+              <w:t xml:space="preserve">Implement BUGGIFY macro framework with ~25% deterministic fire rate</w:t>
+            </w:r>
+          </w:p>
+        </w:tc>
+        <w:tc>
+          <w:tcPr/>
+          <w:p>
+            <w:pPr>
+              <w:pStyle w:val="Compact"/>
+            </w:pPr>
+            <w:r>
+              <w:t xml:space="preserve">75f076f</w:t>
+            </w:r>
+          </w:p>
+        </w:tc>
+      </w:tr>
+      <w:tr>
+        <w:tc>
+          <w:tcPr/>
+          <w:p>
+            <w:pPr>
+              <w:pStyle w:val="Compact"/>
+            </w:pPr>
+            <w:r>
+              <w:t xml:space="preserve">HXC-1239</w:t>
+            </w:r>
+          </w:p>
+        </w:tc>
+        <w:tc>
+          <w:tcPr/>
+          <w:p>
+            <w:pPr>
+              <w:pStyle w:val="Compact"/>
+            </w:pPr>
+            <w:r>
+              <w:t xml:space="preserve">Feature</w:t>
+            </w:r>
+          </w:p>
+        </w:tc>
+        <w:tc>
+          <w:tcPr/>
+          <w:p>
+            <w:pPr>
+              <w:pStyle w:val="Compact"/>
+            </w:pPr>
+            <w:r>
+              <w:t xml:space="preserve">P1</w:t>
+            </w:r>
+          </w:p>
+        </w:tc>
+        <w:tc>
+          <w:tcPr/>
+          <w:p>
+            <w:pPr>
+              <w:pStyle w:val="Compact"/>
+            </w:pPr>
+            <w:r>
+              <w:t xml:space="preserve">Implement 10:1 DST virtual-time compression by fast-forwarding idle periods</w:t>
+            </w:r>
+          </w:p>
+        </w:tc>
+        <w:tc>
+          <w:tcPr/>
+          <w:p>
+            <w:pPr>
+              <w:pStyle w:val="Compact"/>
+            </w:pPr>
+            <w:r>
+              <w:t xml:space="preserve">75f076f</w:t>
+            </w:r>
+          </w:p>
+        </w:tc>
+      </w:tr>
+      <w:tr>
+        <w:tc>
+          <w:tcPr/>
+          <w:p>
+            <w:pPr>
+              <w:pStyle w:val="Compact"/>
+            </w:pPr>
+            <w:r>
+              <w:t xml:space="preserve">HXC-1240</w:t>
+            </w:r>
+          </w:p>
+        </w:tc>
+        <w:tc>
+          <w:tcPr/>
+          <w:p>
+            <w:pPr>
+              <w:pStyle w:val="Compact"/>
+            </w:pPr>
+            <w:r>
+              <w:t xml:space="preserve">Feature</w:t>
+            </w:r>
+          </w:p>
+        </w:tc>
+        <w:tc>
+          <w:tcPr/>
+          <w:p>
+            <w:pPr>
+              <w:pStyle w:val="Compact"/>
+            </w:pPr>
+            <w:r>
+              <w:t xml:space="preserve">P1</w:t>
+            </w:r>
+          </w:p>
+        </w:tc>
+        <w:tc>
+          <w:tcPr/>
+          <w:p>
+            <w:pPr>
+              <w:pStyle w:val="Compact"/>
+            </w:pPr>
+            <w:r>
+              <w:t xml:space="preserve">Achieve 1,000+ simulated nodes in a single DST process</w:t>
+            </w:r>
+          </w:p>
+        </w:tc>
+        <w:tc>
+          <w:tcPr/>
+          <w:p>
+            <w:pPr>
+              <w:pStyle w:val="Compact"/>
+            </w:pPr>
+            <w:r>
+              <w:t xml:space="preserve">75f076f</w:t>
+            </w:r>
+          </w:p>
+        </w:tc>
+      </w:tr>
+      <w:tr>
+        <w:tc>
+          <w:tcPr/>
+          <w:p>
+            <w:pPr>
+              <w:pStyle w:val="Compact"/>
+            </w:pPr>
+            <w:r>
+              <w:t xml:space="preserve">HXC-1241</w:t>
+            </w:r>
+          </w:p>
+        </w:tc>
+        <w:tc>
+          <w:tcPr/>
+          <w:p>
+            <w:pPr>
+              <w:pStyle w:val="Compact"/>
+            </w:pPr>
+            <w:r>
+              <w:t xml:space="preserve">Feature</w:t>
+            </w:r>
+          </w:p>
+        </w:tc>
+        <w:tc>
+          <w:tcPr/>
+          <w:p>
+            <w:pPr>
+              <w:pStyle w:val="Compact"/>
+            </w:pPr>
+            <w:r>
+              <w:t xml:space="preserve">P1</w:t>
+            </w:r>
+          </w:p>
+        </w:tc>
+        <w:tc>
+          <w:tcPr/>
+          <w:p>
+            <w:pPr>
+              <w:pStyle w:val="Compact"/>
+            </w:pPr>
+            <w:r>
+              <w:t xml:space="preserve">Author DST consensus+gossip workloads using SETUP→EXECUTION→CHECK→METRICS pattern</w:t>
+            </w:r>
+          </w:p>
+        </w:tc>
+        <w:tc>
+          <w:tcPr/>
+          <w:p>
+            <w:pPr>
+              <w:pStyle w:val="Compact"/>
+            </w:pPr>
+            <w:r>
+              <w:t xml:space="preserve">75f076f</w:t>
             </w:r>
           </w:p>
         </w:tc>

--- a/docs/export/fixed.docx
+++ b/docs/export/fixed.docx
@@ -34,7 +34,7 @@
         <w:t xml:space="preserve"> </w:t>
       </w:r>
       <w:r>
-        <w:t xml:space="preserve">26</w:t>
+        <w:t xml:space="preserve">27</w:t>
       </w:r>
       <w:r>
         <w:t xml:space="preserve"> </w:t>
@@ -50,7 +50,7 @@
         <w:t xml:space="preserve"> </w:t>
       </w:r>
       <w:r>
-        <w:t xml:space="preserve">2026-06-01T20:58:23Z</w:t>
+        <w:t xml:space="preserve">2026-06-01T21:17:59Z</w:t>
       </w:r>
       <w:r>
         <w:t xml:space="preserve"> </w:t>
@@ -116,7 +116,7 @@
           <w:b/>
           <w:bCs/>
         </w:rPr>
-        <w:t xml:space="preserve">171</w:t>
+        <w:t xml:space="preserve">174</w:t>
       </w:r>
       <w:r>
         <w:t xml:space="preserve">.</w:t>
@@ -6396,6 +6396,63 @@
               <w:pStyle w:val="Compact"/>
             </w:pPr>
             <w:r>
+              <w:t xml:space="preserve">HXC-1097</w:t>
+            </w:r>
+          </w:p>
+        </w:tc>
+        <w:tc>
+          <w:tcPr/>
+          <w:p>
+            <w:pPr>
+              <w:pStyle w:val="Compact"/>
+            </w:pPr>
+            <w:r>
+              <w:t xml:space="preserve">Feature</w:t>
+            </w:r>
+          </w:p>
+        </w:tc>
+        <w:tc>
+          <w:tcPr/>
+          <w:p>
+            <w:pPr>
+              <w:pStyle w:val="Compact"/>
+            </w:pPr>
+            <w:r>
+              <w:t xml:space="preserve">P1</w:t>
+            </w:r>
+          </w:p>
+        </w:tc>
+        <w:tc>
+          <w:tcPr/>
+          <w:p>
+            <w:pPr>
+              <w:pStyle w:val="Compact"/>
+            </w:pPr>
+            <w:r>
+              <w:t xml:space="preserve">Define vendor-agnostic GPUBackend interface and registry (internal/gpu)</w:t>
+            </w:r>
+          </w:p>
+        </w:tc>
+        <w:tc>
+          <w:tcPr/>
+          <w:p>
+            <w:pPr>
+              <w:pStyle w:val="Compact"/>
+            </w:pPr>
+            <w:r>
+              <w:t xml:space="preserve">05f408d</w:t>
+            </w:r>
+          </w:p>
+        </w:tc>
+      </w:tr>
+      <w:tr>
+        <w:tc>
+          <w:tcPr/>
+          <w:p>
+            <w:pPr>
+              <w:pStyle w:val="Compact"/>
+            </w:pPr>
+            <w:r>
               <w:t xml:space="preserve">HXC-1099</w:t>
             </w:r>
           </w:p>
@@ -6954,6 +7011,120 @@
             </w:pPr>
             <w:r>
               <w:t xml:space="preserve">6c825dfc56a498b371578de921db8458a97d09f9</w:t>
+            </w:r>
+          </w:p>
+        </w:tc>
+      </w:tr>
+      <w:tr>
+        <w:tc>
+          <w:tcPr/>
+          <w:p>
+            <w:pPr>
+              <w:pStyle w:val="Compact"/>
+            </w:pPr>
+            <w:r>
+              <w:t xml:space="preserve">HXC-1111</w:t>
+            </w:r>
+          </w:p>
+        </w:tc>
+        <w:tc>
+          <w:tcPr/>
+          <w:p>
+            <w:pPr>
+              <w:pStyle w:val="Compact"/>
+            </w:pPr>
+            <w:r>
+              <w:t xml:space="preserve">Task</w:t>
+            </w:r>
+          </w:p>
+        </w:tc>
+        <w:tc>
+          <w:tcPr/>
+          <w:p>
+            <w:pPr>
+              <w:pStyle w:val="Compact"/>
+            </w:pPr>
+            <w:r>
+              <w:t xml:space="preserve">P1</w:t>
+            </w:r>
+          </w:p>
+        </w:tc>
+        <w:tc>
+          <w:tcPr/>
+          <w:p>
+            <w:pPr>
+              <w:pStyle w:val="Compact"/>
+            </w:pPr>
+            <w:r>
+              <w:t xml:space="preserve">Wire Jaeger/OTel trace-ID propagation across services (pkg/tracing)</w:t>
+            </w:r>
+          </w:p>
+        </w:tc>
+        <w:tc>
+          <w:tcPr/>
+          <w:p>
+            <w:pPr>
+              <w:pStyle w:val="Compact"/>
+            </w:pPr>
+            <w:r>
+              <w:t xml:space="preserve">05f408d</w:t>
+            </w:r>
+          </w:p>
+        </w:tc>
+      </w:tr>
+      <w:tr>
+        <w:tc>
+          <w:tcPr/>
+          <w:p>
+            <w:pPr>
+              <w:pStyle w:val="Compact"/>
+            </w:pPr>
+            <w:r>
+              <w:t xml:space="preserve">HXC-1112</w:t>
+            </w:r>
+          </w:p>
+        </w:tc>
+        <w:tc>
+          <w:tcPr/>
+          <w:p>
+            <w:pPr>
+              <w:pStyle w:val="Compact"/>
+            </w:pPr>
+            <w:r>
+              <w:t xml:space="preserve">Task</w:t>
+            </w:r>
+          </w:p>
+        </w:tc>
+        <w:tc>
+          <w:tcPr/>
+          <w:p>
+            <w:pPr>
+              <w:pStyle w:val="Compact"/>
+            </w:pPr>
+            <w:r>
+              <w:t xml:space="preserve">P1</w:t>
+            </w:r>
+          </w:p>
+        </w:tc>
+        <w:tc>
+          <w:tcPr/>
+          <w:p>
+            <w:pPr>
+              <w:pStyle w:val="Compact"/>
+            </w:pPr>
+            <w:r>
+              <w:t xml:space="preserve">Wire pkg/health gRPC health protocol on every service (pkg/health, cmd/helix-*)</w:t>
+            </w:r>
+          </w:p>
+        </w:tc>
+        <w:tc>
+          <w:tcPr/>
+          <w:p>
+            <w:pPr>
+              <w:pStyle w:val="Compact"/>
+            </w:pPr>
+            <w:r>
+              <w:t xml:space="preserve">05f408d</w:t>
             </w:r>
           </w:p>
         </w:tc>

--- a/docs/export/fixed.docx
+++ b/docs/export/fixed.docx
@@ -34,7 +34,7 @@
         <w:t xml:space="preserve"> </w:t>
       </w:r>
       <w:r>
-        <w:t xml:space="preserve">27</w:t>
+        <w:t xml:space="preserve">28</w:t>
       </w:r>
       <w:r>
         <w:t xml:space="preserve"> </w:t>
@@ -50,7 +50,7 @@
         <w:t xml:space="preserve"> </w:t>
       </w:r>
       <w:r>
-        <w:t xml:space="preserve">2026-06-01T21:17:59Z</w:t>
+        <w:t xml:space="preserve">2026-06-01T21:35:03Z</w:t>
       </w:r>
       <w:r>
         <w:t xml:space="preserve"> </w:t>
@@ -116,7 +116,7 @@
           <w:b/>
           <w:bCs/>
         </w:rPr>
-        <w:t xml:space="preserve">174</w:t>
+        <w:t xml:space="preserve">177</w:t>
       </w:r>
       <w:r>
         <w:t xml:space="preserve">.</w:t>
@@ -6453,6 +6453,63 @@
               <w:pStyle w:val="Compact"/>
             </w:pPr>
             <w:r>
+              <w:t xml:space="preserve">HXC-1098</w:t>
+            </w:r>
+          </w:p>
+        </w:tc>
+        <w:tc>
+          <w:tcPr/>
+          <w:p>
+            <w:pPr>
+              <w:pStyle w:val="Compact"/>
+            </w:pPr>
+            <w:r>
+              <w:t xml:space="preserve">Feature</w:t>
+            </w:r>
+          </w:p>
+        </w:tc>
+        <w:tc>
+          <w:tcPr/>
+          <w:p>
+            <w:pPr>
+              <w:pStyle w:val="Compact"/>
+            </w:pPr>
+            <w:r>
+              <w:t xml:space="preserve">P2</w:t>
+            </w:r>
+          </w:p>
+        </w:tc>
+        <w:tc>
+          <w:tcPr/>
+          <w:p>
+            <w:pPr>
+              <w:pStyle w:val="Compact"/>
+            </w:pPr>
+            <w:r>
+              <w:t xml:space="preserve">Implement GPU sharing modes (MPS, time-slice, MIG, exclusive)</w:t>
+            </w:r>
+          </w:p>
+        </w:tc>
+        <w:tc>
+          <w:tcPr/>
+          <w:p>
+            <w:pPr>
+              <w:pStyle w:val="Compact"/>
+            </w:pPr>
+            <w:r>
+              <w:t xml:space="preserve">1a67f0a</w:t>
+            </w:r>
+          </w:p>
+        </w:tc>
+      </w:tr>
+      <w:tr>
+        <w:tc>
+          <w:tcPr/>
+          <w:p>
+            <w:pPr>
+              <w:pStyle w:val="Compact"/>
+            </w:pPr>
+            <w:r>
               <w:t xml:space="preserve">HXC-1099</w:t>
             </w:r>
           </w:p>
@@ -7023,6 +7080,63 @@
               <w:pStyle w:val="Compact"/>
             </w:pPr>
             <w:r>
+              <w:t xml:space="preserve">HXC-1110</w:t>
+            </w:r>
+          </w:p>
+        </w:tc>
+        <w:tc>
+          <w:tcPr/>
+          <w:p>
+            <w:pPr>
+              <w:pStyle w:val="Compact"/>
+            </w:pPr>
+            <w:r>
+              <w:t xml:space="preserve">Task</w:t>
+            </w:r>
+          </w:p>
+        </w:tc>
+        <w:tc>
+          <w:tcPr/>
+          <w:p>
+            <w:pPr>
+              <w:pStyle w:val="Compact"/>
+            </w:pPr>
+            <w:r>
+              <w:t xml:space="preserve">P1</w:t>
+            </w:r>
+          </w:p>
+        </w:tc>
+        <w:tc>
+          <w:tcPr/>
+          <w:p>
+            <w:pPr>
+              <w:pStyle w:val="Compact"/>
+            </w:pPr>
+            <w:r>
+              <w:t xml:space="preserve">Wire Prometheus /metrics endpoint uniformly across all services (cmd/helix-*)</w:t>
+            </w:r>
+          </w:p>
+        </w:tc>
+        <w:tc>
+          <w:tcPr/>
+          <w:p>
+            <w:pPr>
+              <w:pStyle w:val="Compact"/>
+            </w:pPr>
+            <w:r>
+              <w:t xml:space="preserve">1a67f0a</w:t>
+            </w:r>
+          </w:p>
+        </w:tc>
+      </w:tr>
+      <w:tr>
+        <w:tc>
+          <w:tcPr/>
+          <w:p>
+            <w:pPr>
+              <w:pStyle w:val="Compact"/>
+            </w:pPr>
+            <w:r>
               <w:t xml:space="preserve">HXC-1111</w:t>
             </w:r>
           </w:p>
@@ -8151,6 +8265,63 @@
             </w:pPr>
             <w:r>
               <w:t xml:space="preserve">75f076f</w:t>
+            </w:r>
+          </w:p>
+        </w:tc>
+      </w:tr>
+      <w:tr>
+        <w:tc>
+          <w:tcPr/>
+          <w:p>
+            <w:pPr>
+              <w:pStyle w:val="Compact"/>
+            </w:pPr>
+            <w:r>
+              <w:t xml:space="preserve">HXC-1141</w:t>
+            </w:r>
+          </w:p>
+        </w:tc>
+        <w:tc>
+          <w:tcPr/>
+          <w:p>
+            <w:pPr>
+              <w:pStyle w:val="Compact"/>
+            </w:pPr>
+            <w:r>
+              <w:t xml:space="preserve">Feature</w:t>
+            </w:r>
+          </w:p>
+        </w:tc>
+        <w:tc>
+          <w:tcPr/>
+          <w:p>
+            <w:pPr>
+              <w:pStyle w:val="Compact"/>
+            </w:pPr>
+            <w:r>
+              <w:t xml:space="preserve">P2</w:t>
+            </w:r>
+          </w:p>
+        </w:tc>
+        <w:tc>
+          <w:tcPr/>
+          <w:p>
+            <w:pPr>
+              <w:pStyle w:val="Compact"/>
+            </w:pPr>
+            <w:r>
+              <w:t xml:space="preserve">Implement interactive-mode AI CLI agent resource provisioning</w:t>
+            </w:r>
+          </w:p>
+        </w:tc>
+        <w:tc>
+          <w:tcPr/>
+          <w:p>
+            <w:pPr>
+              <w:pStyle w:val="Compact"/>
+            </w:pPr>
+            <w:r>
+              <w:t xml:space="preserve">1a67f0a</w:t>
             </w:r>
           </w:p>
         </w:tc>

--- a/docs/export/fixed.docx
+++ b/docs/export/fixed.docx
@@ -34,7 +34,7 @@
         <w:t xml:space="preserve"> </w:t>
       </w:r>
       <w:r>
-        <w:t xml:space="preserve">28</w:t>
+        <w:t xml:space="preserve">29</w:t>
       </w:r>
       <w:r>
         <w:t xml:space="preserve"> </w:t>
@@ -50,7 +50,7 @@
         <w:t xml:space="preserve"> </w:t>
       </w:r>
       <w:r>
-        <w:t xml:space="preserve">2026-06-01T21:35:03Z</w:t>
+        <w:t xml:space="preserve">2026-06-01T21:56:42Z</w:t>
       </w:r>
       <w:r>
         <w:t xml:space="preserve"> </w:t>
@@ -116,7 +116,7 @@
           <w:b/>
           <w:bCs/>
         </w:rPr>
-        <w:t xml:space="preserve">177</w:t>
+        <w:t xml:space="preserve">180</w:t>
       </w:r>
       <w:r>
         <w:t xml:space="preserve">.</w:t>
@@ -6396,6 +6396,63 @@
               <w:pStyle w:val="Compact"/>
             </w:pPr>
             <w:r>
+              <w:t xml:space="preserve">HXC-1096</w:t>
+            </w:r>
+          </w:p>
+        </w:tc>
+        <w:tc>
+          <w:tcPr/>
+          <w:p>
+            <w:pPr>
+              <w:pStyle w:val="Compact"/>
+            </w:pPr>
+            <w:r>
+              <w:t xml:space="preserve">Feature</w:t>
+            </w:r>
+          </w:p>
+        </w:tc>
+        <w:tc>
+          <w:tcPr/>
+          <w:p>
+            <w:pPr>
+              <w:pStyle w:val="Compact"/>
+            </w:pPr>
+            <w:r>
+              <w:t xml:space="preserve">P1</w:t>
+            </w:r>
+          </w:p>
+        </w:tc>
+        <w:tc>
+          <w:tcPr/>
+          <w:p>
+            <w:pPr>
+              <w:pStyle w:val="Compact"/>
+            </w:pPr>
+            <w:r>
+              <w:t xml:space="preserve">Implement GPU resource probe with /proc parser (internal/gpu)</w:t>
+            </w:r>
+          </w:p>
+        </w:tc>
+        <w:tc>
+          <w:tcPr/>
+          <w:p>
+            <w:pPr>
+              <w:pStyle w:val="Compact"/>
+            </w:pPr>
+            <w:r>
+              <w:t xml:space="preserve">9c58146</w:t>
+            </w:r>
+          </w:p>
+        </w:tc>
+      </w:tr>
+      <w:tr>
+        <w:tc>
+          <w:tcPr/>
+          <w:p>
+            <w:pPr>
+              <w:pStyle w:val="Compact"/>
+            </w:pPr>
+            <w:r>
               <w:t xml:space="preserve">HXC-1097</w:t>
             </w:r>
           </w:p>
@@ -7764,6 +7821,63 @@
               <w:pStyle w:val="Compact"/>
             </w:pPr>
             <w:r>
+              <w:t xml:space="preserve">HXC-1125</w:t>
+            </w:r>
+          </w:p>
+        </w:tc>
+        <w:tc>
+          <w:tcPr/>
+          <w:p>
+            <w:pPr>
+              <w:pStyle w:val="Compact"/>
+            </w:pPr>
+            <w:r>
+              <w:t xml:space="preserve">Feature</w:t>
+            </w:r>
+          </w:p>
+        </w:tc>
+        <w:tc>
+          <w:tcPr/>
+          <w:p>
+            <w:pPr>
+              <w:pStyle w:val="Compact"/>
+            </w:pPr>
+            <w:r>
+              <w:t xml:space="preserve">P1</w:t>
+            </w:r>
+          </w:p>
+        </w:tc>
+        <w:tc>
+          <w:tcPr/>
+          <w:p>
+            <w:pPr>
+              <w:pStyle w:val="Compact"/>
+            </w:pPr>
+            <w:r>
+              <w:t xml:space="preserve">Implement Setup Wizard single-command node onboarding (cmd, BASH+Go)</w:t>
+            </w:r>
+          </w:p>
+        </w:tc>
+        <w:tc>
+          <w:tcPr/>
+          <w:p>
+            <w:pPr>
+              <w:pStyle w:val="Compact"/>
+            </w:pPr>
+            <w:r>
+              <w:t xml:space="preserve">9c58146</w:t>
+            </w:r>
+          </w:p>
+        </w:tc>
+      </w:tr>
+      <w:tr>
+        <w:tc>
+          <w:tcPr/>
+          <w:p>
+            <w:pPr>
+              <w:pStyle w:val="Compact"/>
+            </w:pPr>
+            <w:r>
               <w:t xml:space="preserve">HXC-1127</w:t>
             </w:r>
           </w:p>
@@ -8322,6 +8436,63 @@
             </w:pPr>
             <w:r>
               <w:t xml:space="preserve">1a67f0a</w:t>
+            </w:r>
+          </w:p>
+        </w:tc>
+      </w:tr>
+      <w:tr>
+        <w:tc>
+          <w:tcPr/>
+          <w:p>
+            <w:pPr>
+              <w:pStyle w:val="Compact"/>
+            </w:pPr>
+            <w:r>
+              <w:t xml:space="preserve">HXC-1142</w:t>
+            </w:r>
+          </w:p>
+        </w:tc>
+        <w:tc>
+          <w:tcPr/>
+          <w:p>
+            <w:pPr>
+              <w:pStyle w:val="Compact"/>
+            </w:pPr>
+            <w:r>
+              <w:t xml:space="preserve">Feature</w:t>
+            </w:r>
+          </w:p>
+        </w:tc>
+        <w:tc>
+          <w:tcPr/>
+          <w:p>
+            <w:pPr>
+              <w:pStyle w:val="Compact"/>
+            </w:pPr>
+            <w:r>
+              <w:t xml:space="preserve">P2</w:t>
+            </w:r>
+          </w:p>
+        </w:tc>
+        <w:tc>
+          <w:tcPr/>
+          <w:p>
+            <w:pPr>
+              <w:pStyle w:val="Compact"/>
+            </w:pPr>
+            <w:r>
+              <w:t xml:space="preserve">Implement hybrid mode switching and batch/interactive resource sharing</w:t>
+            </w:r>
+          </w:p>
+        </w:tc>
+        <w:tc>
+          <w:tcPr/>
+          <w:p>
+            <w:pPr>
+              <w:pStyle w:val="Compact"/>
+            </w:pPr>
+            <w:r>
+              <w:t xml:space="preserve">9c58146</w:t>
             </w:r>
           </w:p>
         </w:tc>

--- a/docs/export/fixed.docx
+++ b/docs/export/fixed.docx
@@ -34,7 +34,7 @@
         <w:t xml:space="preserve"> </w:t>
       </w:r>
       <w:r>
-        <w:t xml:space="preserve">29</w:t>
+        <w:t xml:space="preserve">30</w:t>
       </w:r>
       <w:r>
         <w:t xml:space="preserve"> </w:t>
@@ -50,7 +50,7 @@
         <w:t xml:space="preserve"> </w:t>
       </w:r>
       <w:r>
-        <w:t xml:space="preserve">2026-06-01T21:56:42Z</w:t>
+        <w:t xml:space="preserve">2026-06-01T22:12:55Z</w:t>
       </w:r>
       <w:r>
         <w:t xml:space="preserve"> </w:t>
@@ -116,7 +116,7 @@
           <w:b/>
           <w:bCs/>
         </w:rPr>
-        <w:t xml:space="preserve">180</w:t>
+        <w:t xml:space="preserve">182</w:t>
       </w:r>
       <w:r>
         <w:t xml:space="preserve">.</w:t>
@@ -10101,6 +10101,63 @@
               <w:pStyle w:val="Compact"/>
             </w:pPr>
             <w:r>
+              <w:t xml:space="preserve">HXC-1244</w:t>
+            </w:r>
+          </w:p>
+        </w:tc>
+        <w:tc>
+          <w:tcPr/>
+          <w:p>
+            <w:pPr>
+              <w:pStyle w:val="Compact"/>
+            </w:pPr>
+            <w:r>
+              <w:t xml:space="preserve">Feature</w:t>
+            </w:r>
+          </w:p>
+        </w:tc>
+        <w:tc>
+          <w:tcPr/>
+          <w:p>
+            <w:pPr>
+              <w:pStyle w:val="Compact"/>
+            </w:pPr>
+            <w:r>
+              <w:t xml:space="preserve">P0</w:t>
+            </w:r>
+          </w:p>
+        </w:tc>
+        <w:tc>
+          <w:tcPr/>
+          <w:p>
+            <w:pPr>
+              <w:pStyle w:val="Compact"/>
+            </w:pPr>
+            <w:r>
+              <w:t xml:space="preserve">Implement 8 node fault injectors (VM crash/restart/pause, CPU/mem/disk pressure, OOM kill, graceful shutdown)</w:t>
+            </w:r>
+          </w:p>
+        </w:tc>
+        <w:tc>
+          <w:tcPr/>
+          <w:p>
+            <w:pPr>
+              <w:pStyle w:val="Compact"/>
+            </w:pPr>
+            <w:r>
+              <w:t xml:space="preserve">e93fad6</w:t>
+            </w:r>
+          </w:p>
+        </w:tc>
+      </w:tr>
+      <w:tr>
+        <w:tc>
+          <w:tcPr/>
+          <w:p>
+            <w:pPr>
+              <w:pStyle w:val="Compact"/>
+            </w:pPr>
+            <w:r>
               <w:t xml:space="preserve">HXC-1247</w:t>
             </w:r>
           </w:p>
@@ -10146,6 +10203,63 @@
             </w:pPr>
             <w:r>
               <w:t xml:space="preserve">1c0d943</w:t>
+            </w:r>
+          </w:p>
+        </w:tc>
+      </w:tr>
+      <w:tr>
+        <w:tc>
+          <w:tcPr/>
+          <w:p>
+            <w:pPr>
+              <w:pStyle w:val="Compact"/>
+            </w:pPr>
+            <w:r>
+              <w:t xml:space="preserve">HXC-1248</w:t>
+            </w:r>
+          </w:p>
+        </w:tc>
+        <w:tc>
+          <w:tcPr/>
+          <w:p>
+            <w:pPr>
+              <w:pStyle w:val="Compact"/>
+            </w:pPr>
+            <w:r>
+              <w:t xml:space="preserve">Feature</w:t>
+            </w:r>
+          </w:p>
+        </w:tc>
+        <w:tc>
+          <w:tcPr/>
+          <w:p>
+            <w:pPr>
+              <w:pStyle w:val="Compact"/>
+            </w:pPr>
+            <w:r>
+              <w:t xml:space="preserve">P0</w:t>
+            </w:r>
+          </w:p>
+        </w:tc>
+        <w:tc>
+          <w:tcPr/>
+          <w:p>
+            <w:pPr>
+              <w:pStyle w:val="Compact"/>
+            </w:pPr>
+            <w:r>
+              <w:t xml:space="preserve">Build YAML chaos Scenario Engine with phases, blast radius and abort-on-SLO-breach</w:t>
+            </w:r>
+          </w:p>
+        </w:tc>
+        <w:tc>
+          <w:tcPr/>
+          <w:p>
+            <w:pPr>
+              <w:pStyle w:val="Compact"/>
+            </w:pPr>
+            <w:r>
+              <w:t xml:space="preserve">e93fad6</w:t>
             </w:r>
           </w:p>
         </w:tc>

--- a/docs/export/fixed.docx
+++ b/docs/export/fixed.docx
@@ -34,7 +34,7 @@
         <w:t xml:space="preserve"> </w:t>
       </w:r>
       <w:r>
-        <w:t xml:space="preserve">30</w:t>
+        <w:t xml:space="preserve">31</w:t>
       </w:r>
       <w:r>
         <w:t xml:space="preserve"> </w:t>
@@ -50,7 +50,7 @@
         <w:t xml:space="preserve"> </w:t>
       </w:r>
       <w:r>
-        <w:t xml:space="preserve">2026-06-01T22:12:55Z</w:t>
+        <w:t xml:space="preserve">2026-06-01T22:31:27Z</w:t>
       </w:r>
       <w:r>
         <w:t xml:space="preserve"> </w:t>
@@ -116,7 +116,7 @@
           <w:b/>
           <w:bCs/>
         </w:rPr>
-        <w:t xml:space="preserve">182</w:t>
+        <w:t xml:space="preserve">185</w:t>
       </w:r>
       <w:r>
         <w:t xml:space="preserve">.</w:t>
@@ -7935,6 +7935,63 @@
               <w:pStyle w:val="Compact"/>
             </w:pPr>
             <w:r>
+              <w:t xml:space="preserve">HXC-1130</w:t>
+            </w:r>
+          </w:p>
+        </w:tc>
+        <w:tc>
+          <w:tcPr/>
+          <w:p>
+            <w:pPr>
+              <w:pStyle w:val="Compact"/>
+            </w:pPr>
+            <w:r>
+              <w:t xml:space="preserve">Feature</w:t>
+            </w:r>
+          </w:p>
+        </w:tc>
+        <w:tc>
+          <w:tcPr/>
+          <w:p>
+            <w:pPr>
+              <w:pStyle w:val="Compact"/>
+            </w:pPr>
+            <w:r>
+              <w:t xml:space="preserve">P2</w:t>
+            </w:r>
+          </w:p>
+        </w:tc>
+        <w:tc>
+          <w:tcPr/>
+          <w:p>
+            <w:pPr>
+              <w:pStyle w:val="Compact"/>
+            </w:pPr>
+            <w:r>
+              <w:t xml:space="preserve">Implement Zellij and GNU screen session backends</w:t>
+            </w:r>
+          </w:p>
+        </w:tc>
+        <w:tc>
+          <w:tcPr/>
+          <w:p>
+            <w:pPr>
+              <w:pStyle w:val="Compact"/>
+            </w:pPr>
+            <w:r>
+              <w:t xml:space="preserve">15977c0</w:t>
+            </w:r>
+          </w:p>
+        </w:tc>
+      </w:tr>
+      <w:tr>
+        <w:tc>
+          <w:tcPr/>
+          <w:p>
+            <w:pPr>
+              <w:pStyle w:val="Compact"/>
+            </w:pPr>
+            <w:r>
               <w:t xml:space="preserve">HXC-1131</w:t>
             </w:r>
           </w:p>
@@ -10101,6 +10158,63 @@
               <w:pStyle w:val="Compact"/>
             </w:pPr>
             <w:r>
+              <w:t xml:space="preserve">HXC-1243</w:t>
+            </w:r>
+          </w:p>
+        </w:tc>
+        <w:tc>
+          <w:tcPr/>
+          <w:p>
+            <w:pPr>
+              <w:pStyle w:val="Compact"/>
+            </w:pPr>
+            <w:r>
+              <w:t xml:space="preserve">Feature</w:t>
+            </w:r>
+          </w:p>
+        </w:tc>
+        <w:tc>
+          <w:tcPr/>
+          <w:p>
+            <w:pPr>
+              <w:pStyle w:val="Compact"/>
+            </w:pPr>
+            <w:r>
+              <w:t xml:space="preserve">P0</w:t>
+            </w:r>
+          </w:p>
+        </w:tc>
+        <w:tc>
+          <w:tcPr/>
+          <w:p>
+            <w:pPr>
+              <w:pStyle w:val="Compact"/>
+            </w:pPr>
+            <w:r>
+              <w:t xml:space="preserve">Implement 8 network fault injectors (latency, loss, corruption, reorder, dup, bandwidth, partition, DNS, TCP reset)</w:t>
+            </w:r>
+          </w:p>
+        </w:tc>
+        <w:tc>
+          <w:tcPr/>
+          <w:p>
+            <w:pPr>
+              <w:pStyle w:val="Compact"/>
+            </w:pPr>
+            <w:r>
+              <w:t xml:space="preserve">15977c0</w:t>
+            </w:r>
+          </w:p>
+        </w:tc>
+      </w:tr>
+      <w:tr>
+        <w:tc>
+          <w:tcPr/>
+          <w:p>
+            <w:pPr>
+              <w:pStyle w:val="Compact"/>
+            </w:pPr>
+            <w:r>
               <w:t xml:space="preserve">HXC-1244</w:t>
             </w:r>
           </w:p>
@@ -10260,6 +10374,63 @@
             </w:pPr>
             <w:r>
               <w:t xml:space="preserve">e93fad6</w:t>
+            </w:r>
+          </w:p>
+        </w:tc>
+      </w:tr>
+      <w:tr>
+        <w:tc>
+          <w:tcPr/>
+          <w:p>
+            <w:pPr>
+              <w:pStyle w:val="Compact"/>
+            </w:pPr>
+            <w:r>
+              <w:t xml:space="preserve">HXC-1249</w:t>
+            </w:r>
+          </w:p>
+        </w:tc>
+        <w:tc>
+          <w:tcPr/>
+          <w:p>
+            <w:pPr>
+              <w:pStyle w:val="Compact"/>
+            </w:pPr>
+            <w:r>
+              <w:t xml:space="preserve">Feature</w:t>
+            </w:r>
+          </w:p>
+        </w:tc>
+        <w:tc>
+          <w:tcPr/>
+          <w:p>
+            <w:pPr>
+              <w:pStyle w:val="Compact"/>
+            </w:pPr>
+            <w:r>
+              <w:t xml:space="preserve">P0</w:t>
+            </w:r>
+          </w:p>
+        </w:tc>
+        <w:tc>
+          <w:tcPr/>
+          <w:p>
+            <w:pPr>
+              <w:pStyle w:val="Compact"/>
+            </w:pPr>
+            <w:r>
+              <w:t xml:space="preserve">Implement emergency-stop and auto-recovery with &lt;=2s halt latency</w:t>
+            </w:r>
+          </w:p>
+        </w:tc>
+        <w:tc>
+          <w:tcPr/>
+          <w:p>
+            <w:pPr>
+              <w:pStyle w:val="Compact"/>
+            </w:pPr>
+            <w:r>
+              <w:t xml:space="preserve">15977c0</w:t>
             </w:r>
           </w:p>
         </w:tc>

--- a/docs/export/fixed.docx
+++ b/docs/export/fixed.docx
@@ -34,7 +34,7 @@
         <w:t xml:space="preserve"> </w:t>
       </w:r>
       <w:r>
-        <w:t xml:space="preserve">31</w:t>
+        <w:t xml:space="preserve">32</w:t>
       </w:r>
       <w:r>
         <w:t xml:space="preserve"> </w:t>
@@ -50,7 +50,7 @@
         <w:t xml:space="preserve"> </w:t>
       </w:r>
       <w:r>
-        <w:t xml:space="preserve">2026-06-01T22:31:27Z</w:t>
+        <w:t xml:space="preserve">2026-06-01T22:47:59Z</w:t>
       </w:r>
       <w:r>
         <w:t xml:space="preserve"> </w:t>
@@ -116,7 +116,7 @@
           <w:b/>
           <w:bCs/>
         </w:rPr>
-        <w:t xml:space="preserve">185</w:t>
+        <w:t xml:space="preserve">187</w:t>
       </w:r>
       <w:r>
         <w:t xml:space="preserve">.</w:t>
@@ -8847,6 +8847,63 @@
               <w:pStyle w:val="Compact"/>
             </w:pPr>
             <w:r>
+              <w:t xml:space="preserve">HXC-1152</w:t>
+            </w:r>
+          </w:p>
+        </w:tc>
+        <w:tc>
+          <w:tcPr/>
+          <w:p>
+            <w:pPr>
+              <w:pStyle w:val="Compact"/>
+            </w:pPr>
+            <w:r>
+              <w:t xml:space="preserve">Feature</w:t>
+            </w:r>
+          </w:p>
+        </w:tc>
+        <w:tc>
+          <w:tcPr/>
+          <w:p>
+            <w:pPr>
+              <w:pStyle w:val="Compact"/>
+            </w:pPr>
+            <w:r>
+              <w:t xml:space="preserve">P1</w:t>
+            </w:r>
+          </w:p>
+        </w:tc>
+        <w:tc>
+          <w:tcPr/>
+          <w:p>
+            <w:pPr>
+              <w:pStyle w:val="Compact"/>
+            </w:pPr>
+            <w:r>
+              <w:t xml:space="preserve">Implement pkg/session container-checkpoint migration strategy (CRDT + manifest)</w:t>
+            </w:r>
+          </w:p>
+        </w:tc>
+        <w:tc>
+          <w:tcPr/>
+          <w:p>
+            <w:pPr>
+              <w:pStyle w:val="Compact"/>
+            </w:pPr>
+            <w:r>
+              <w:t xml:space="preserve">1d79b5c</w:t>
+            </w:r>
+          </w:p>
+        </w:tc>
+      </w:tr>
+      <w:tr>
+        <w:tc>
+          <w:tcPr/>
+          <w:p>
+            <w:pPr>
+              <w:pStyle w:val="Compact"/>
+            </w:pPr>
+            <w:r>
               <w:t xml:space="preserve">HXC-1156</w:t>
             </w:r>
           </w:p>
@@ -8949,6 +9006,63 @@
             </w:pPr>
             <w:r>
               <w:t xml:space="preserve">7718c20</w:t>
+            </w:r>
+          </w:p>
+        </w:tc>
+      </w:tr>
+      <w:tr>
+        <w:tc>
+          <w:tcPr/>
+          <w:p>
+            <w:pPr>
+              <w:pStyle w:val="Compact"/>
+            </w:pPr>
+            <w:r>
+              <w:t xml:space="preserve">HXC-1160</w:t>
+            </w:r>
+          </w:p>
+        </w:tc>
+        <w:tc>
+          <w:tcPr/>
+          <w:p>
+            <w:pPr>
+              <w:pStyle w:val="Compact"/>
+            </w:pPr>
+            <w:r>
+              <w:t xml:space="preserve">Feature</w:t>
+            </w:r>
+          </w:p>
+        </w:tc>
+        <w:tc>
+          <w:tcPr/>
+          <w:p>
+            <w:pPr>
+              <w:pStyle w:val="Compact"/>
+            </w:pPr>
+            <w:r>
+              <w:t xml:space="preserve">P2</w:t>
+            </w:r>
+          </w:p>
+        </w:tc>
+        <w:tc>
+          <w:tcPr/>
+          <w:p>
+            <w:pPr>
+              <w:pStyle w:val="Compact"/>
+            </w:pPr>
+            <w:r>
+              <w:t xml:space="preserve">Improve tmux session backend to full PTY wrap on Attach</w:t>
+            </w:r>
+          </w:p>
+        </w:tc>
+        <w:tc>
+          <w:tcPr/>
+          <w:p>
+            <w:pPr>
+              <w:pStyle w:val="Compact"/>
+            </w:pPr>
+            <w:r>
+              <w:t xml:space="preserve">1d79b5c</w:t>
             </w:r>
           </w:p>
         </w:tc>

--- a/docs/export/fixed.docx
+++ b/docs/export/fixed.docx
@@ -34,7 +34,7 @@
         <w:t xml:space="preserve"> </w:t>
       </w:r>
       <w:r>
-        <w:t xml:space="preserve">32</w:t>
+        <w:t xml:space="preserve">33</w:t>
       </w:r>
       <w:r>
         <w:t xml:space="preserve"> </w:t>
@@ -50,7 +50,7 @@
         <w:t xml:space="preserve"> </w:t>
       </w:r>
       <w:r>
-        <w:t xml:space="preserve">2026-06-01T22:47:59Z</w:t>
+        <w:t xml:space="preserve">2026-06-01T23:14:38Z</w:t>
       </w:r>
       <w:r>
         <w:t xml:space="preserve"> </w:t>
@@ -116,7 +116,7 @@
           <w:b/>
           <w:bCs/>
         </w:rPr>
-        <w:t xml:space="preserve">187</w:t>
+        <w:t xml:space="preserve">188</w:t>
       </w:r>
       <w:r>
         <w:t xml:space="preserve">.</w:t>
@@ -9063,6 +9063,63 @@
             </w:pPr>
             <w:r>
               <w:t xml:space="preserve">1d79b5c</w:t>
+            </w:r>
+          </w:p>
+        </w:tc>
+      </w:tr>
+      <w:tr>
+        <w:tc>
+          <w:tcPr/>
+          <w:p>
+            <w:pPr>
+              <w:pStyle w:val="Compact"/>
+            </w:pPr>
+            <w:r>
+              <w:t xml:space="preserve">HXC-1162</w:t>
+            </w:r>
+          </w:p>
+        </w:tc>
+        <w:tc>
+          <w:tcPr/>
+          <w:p>
+            <w:pPr>
+              <w:pStyle w:val="Compact"/>
+            </w:pPr>
+            <w:r>
+              <w:t xml:space="preserve">Task</w:t>
+            </w:r>
+          </w:p>
+        </w:tc>
+        <w:tc>
+          <w:tcPr/>
+          <w:p>
+            <w:pPr>
+              <w:pStyle w:val="Compact"/>
+            </w:pPr>
+            <w:r>
+              <w:t xml:space="preserve">P2</w:t>
+            </w:r>
+          </w:p>
+        </w:tc>
+        <w:tc>
+          <w:tcPr/>
+          <w:p>
+            <w:pPr>
+              <w:pStyle w:val="Compact"/>
+            </w:pPr>
+            <w:r>
+              <w:t xml:space="preserve">E2E: multi-node session CRDT convergence</w:t>
+            </w:r>
+          </w:p>
+        </w:tc>
+        <w:tc>
+          <w:tcPr/>
+          <w:p>
+            <w:pPr>
+              <w:pStyle w:val="Compact"/>
+            </w:pPr>
+            <w:r>
+              <w:t xml:space="preserve">8e8cebb</w:t>
             </w:r>
           </w:p>
         </w:tc>

--- a/docs/export/fixed.docx
+++ b/docs/export/fixed.docx
@@ -34,7 +34,7 @@
         <w:t xml:space="preserve"> </w:t>
       </w:r>
       <w:r>
-        <w:t xml:space="preserve">33</w:t>
+        <w:t xml:space="preserve">34</w:t>
       </w:r>
       <w:r>
         <w:t xml:space="preserve"> </w:t>
@@ -50,7 +50,7 @@
         <w:t xml:space="preserve"> </w:t>
       </w:r>
       <w:r>
-        <w:t xml:space="preserve">2026-06-01T23:14:38Z</w:t>
+        <w:t xml:space="preserve">2026-06-01T23:30:42Z</w:t>
       </w:r>
       <w:r>
         <w:t xml:space="preserve"> </w:t>
@@ -116,7 +116,7 @@
           <w:b/>
           <w:bCs/>
         </w:rPr>
-        <w:t xml:space="preserve">188</w:t>
+        <w:t xml:space="preserve">191</w:t>
       </w:r>
       <w:r>
         <w:t xml:space="preserve">.</w:t>
@@ -10614,6 +10614,120 @@
               <w:pStyle w:val="Compact"/>
             </w:pPr>
             <w:r>
+              <w:t xml:space="preserve">HXC-1254</w:t>
+            </w:r>
+          </w:p>
+        </w:tc>
+        <w:tc>
+          <w:tcPr/>
+          <w:p>
+            <w:pPr>
+              <w:pStyle w:val="Compact"/>
+            </w:pPr>
+            <w:r>
+              <w:t xml:space="preserve">Feature</w:t>
+            </w:r>
+          </w:p>
+        </w:tc>
+        <w:tc>
+          <w:tcPr/>
+          <w:p>
+            <w:pPr>
+              <w:pStyle w:val="Compact"/>
+            </w:pPr>
+            <w:r>
+              <w:t xml:space="preserve">P1</w:t>
+            </w:r>
+          </w:p>
+        </w:tc>
+        <w:tc>
+          <w:tcPr/>
+          <w:p>
+            <w:pPr>
+              <w:pStyle w:val="Compact"/>
+            </w:pPr>
+            <w:r>
+              <w:t xml:space="preserve">Implement TestRunner with parallel suite execution and result collection</w:t>
+            </w:r>
+          </w:p>
+        </w:tc>
+        <w:tc>
+          <w:tcPr/>
+          <w:p>
+            <w:pPr>
+              <w:pStyle w:val="Compact"/>
+            </w:pPr>
+            <w:r>
+              <w:t xml:space="preserve">aba565b</w:t>
+            </w:r>
+          </w:p>
+        </w:tc>
+      </w:tr>
+      <w:tr>
+        <w:tc>
+          <w:tcPr/>
+          <w:p>
+            <w:pPr>
+              <w:pStyle w:val="Compact"/>
+            </w:pPr>
+            <w:r>
+              <w:t xml:space="preserve">HXC-1255</w:t>
+            </w:r>
+          </w:p>
+        </w:tc>
+        <w:tc>
+          <w:tcPr/>
+          <w:p>
+            <w:pPr>
+              <w:pStyle w:val="Compact"/>
+            </w:pPr>
+            <w:r>
+              <w:t xml:space="preserve">Feature</w:t>
+            </w:r>
+          </w:p>
+        </w:tc>
+        <w:tc>
+          <w:tcPr/>
+          <w:p>
+            <w:pPr>
+              <w:pStyle w:val="Compact"/>
+            </w:pPr>
+            <w:r>
+              <w:t xml:space="preserve">P1</w:t>
+            </w:r>
+          </w:p>
+        </w:tc>
+        <w:tc>
+          <w:tcPr/>
+          <w:p>
+            <w:pPr>
+              <w:pStyle w:val="Compact"/>
+            </w:pPr>
+            <w:r>
+              <w:t xml:space="preserve">Implement session test state machine (IDLE→SETUP→RUNNING→CHAOS_INJECT→VERIFY→RECOVERY→REPORT)</w:t>
+            </w:r>
+          </w:p>
+        </w:tc>
+        <w:tc>
+          <w:tcPr/>
+          <w:p>
+            <w:pPr>
+              <w:pStyle w:val="Compact"/>
+            </w:pPr>
+            <w:r>
+              <w:t xml:space="preserve">aba565b</w:t>
+            </w:r>
+          </w:p>
+        </w:tc>
+      </w:tr>
+      <w:tr>
+        <w:tc>
+          <w:tcPr/>
+          <w:p>
+            <w:pPr>
+              <w:pStyle w:val="Compact"/>
+            </w:pPr>
+            <w:r>
               <w:t xml:space="preserve">HXC-1260</w:t>
             </w:r>
           </w:p>
@@ -10716,6 +10830,63 @@
             </w:pPr>
             <w:r>
               <w:t xml:space="preserve">1c0d943</w:t>
+            </w:r>
+          </w:p>
+        </w:tc>
+      </w:tr>
+      <w:tr>
+        <w:tc>
+          <w:tcPr/>
+          <w:p>
+            <w:pPr>
+              <w:pStyle w:val="Compact"/>
+            </w:pPr>
+            <w:r>
+              <w:t xml:space="preserve">HXC-1267</w:t>
+            </w:r>
+          </w:p>
+        </w:tc>
+        <w:tc>
+          <w:tcPr/>
+          <w:p>
+            <w:pPr>
+              <w:pStyle w:val="Compact"/>
+            </w:pPr>
+            <w:r>
+              <w:t xml:space="preserve">Feature</w:t>
+            </w:r>
+          </w:p>
+        </w:tc>
+        <w:tc>
+          <w:tcPr/>
+          <w:p>
+            <w:pPr>
+              <w:pStyle w:val="Compact"/>
+            </w:pPr>
+            <w:r>
+              <w:t xml:space="preserve">P0</w:t>
+            </w:r>
+          </w:p>
+        </w:tc>
+        <w:tc>
+          <w:tcPr/>
+          <w:p>
+            <w:pPr>
+              <w:pStyle w:val="Compact"/>
+            </w:pPr>
+            <w:r>
+              <w:t xml:space="preserve">Implement cmd/helix-test CLI with dst/chaos/device/snapshot subcommands</w:t>
+            </w:r>
+          </w:p>
+        </w:tc>
+        <w:tc>
+          <w:tcPr/>
+          <w:p>
+            <w:pPr>
+              <w:pStyle w:val="Compact"/>
+            </w:pPr>
+            <w:r>
+              <w:t xml:space="preserve">aba565b</w:t>
             </w:r>
           </w:p>
         </w:tc>

--- a/docs/export/fixed.docx
+++ b/docs/export/fixed.docx
@@ -34,7 +34,7 @@
         <w:t xml:space="preserve"> </w:t>
       </w:r>
       <w:r>
-        <w:t xml:space="preserve">34</w:t>
+        <w:t xml:space="preserve">35</w:t>
       </w:r>
       <w:r>
         <w:t xml:space="preserve"> </w:t>
@@ -50,7 +50,7 @@
         <w:t xml:space="preserve"> </w:t>
       </w:r>
       <w:r>
-        <w:t xml:space="preserve">2026-06-01T23:30:42Z</w:t>
+        <w:t xml:space="preserve">2026-06-01T23:44:27Z</w:t>
       </w:r>
       <w:r>
         <w:t xml:space="preserve"> </w:t>
@@ -116,7 +116,7 @@
           <w:b/>
           <w:bCs/>
         </w:rPr>
-        <w:t xml:space="preserve">191</w:t>
+        <w:t xml:space="preserve">194</w:t>
       </w:r>
       <w:r>
         <w:t xml:space="preserve">.</w:t>
@@ -10101,6 +10101,63 @@
               <w:pStyle w:val="Compact"/>
             </w:pPr>
             <w:r>
+              <w:t xml:space="preserve">HXC-1236</w:t>
+            </w:r>
+          </w:p>
+        </w:tc>
+        <w:tc>
+          <w:tcPr/>
+          <w:p>
+            <w:pPr>
+              <w:pStyle w:val="Compact"/>
+            </w:pPr>
+            <w:r>
+              <w:t xml:space="preserve">Feature</w:t>
+            </w:r>
+          </w:p>
+        </w:tc>
+        <w:tc>
+          <w:tcPr/>
+          <w:p>
+            <w:pPr>
+              <w:pStyle w:val="Compact"/>
+            </w:pPr>
+            <w:r>
+              <w:t xml:space="preserve">P0</w:t>
+            </w:r>
+          </w:p>
+        </w:tc>
+        <w:tc>
+          <w:tcPr/>
+          <w:p>
+            <w:pPr>
+              <w:pStyle w:val="Compact"/>
+            </w:pPr>
+            <w:r>
+              <w:t xml:space="preserve">Implement INetwork/HelixNetwork trait with production and simulation swappable impls</w:t>
+            </w:r>
+          </w:p>
+        </w:tc>
+        <w:tc>
+          <w:tcPr/>
+          <w:p>
+            <w:pPr>
+              <w:pStyle w:val="Compact"/>
+            </w:pPr>
+            <w:r>
+              <w:t xml:space="preserve">7c41c2f</w:t>
+            </w:r>
+          </w:p>
+        </w:tc>
+      </w:tr>
+      <w:tr>
+        <w:tc>
+          <w:tcPr/>
+          <w:p>
+            <w:pPr>
+              <w:pStyle w:val="Compact"/>
+            </w:pPr>
+            <w:r>
               <w:t xml:space="preserve">HXC-1238</w:t>
             </w:r>
           </w:p>
@@ -10842,6 +10899,63 @@
               <w:pStyle w:val="Compact"/>
             </w:pPr>
             <w:r>
+              <w:t xml:space="preserve">HXC-1265</w:t>
+            </w:r>
+          </w:p>
+        </w:tc>
+        <w:tc>
+          <w:tcPr/>
+          <w:p>
+            <w:pPr>
+              <w:pStyle w:val="Compact"/>
+            </w:pPr>
+            <w:r>
+              <w:t xml:space="preserve">Feature</w:t>
+            </w:r>
+          </w:p>
+        </w:tc>
+        <w:tc>
+          <w:tcPr/>
+          <w:p>
+            <w:pPr>
+              <w:pStyle w:val="Compact"/>
+            </w:pPr>
+            <w:r>
+              <w:t xml:space="preserve">P1</w:t>
+            </w:r>
+          </w:p>
+        </w:tc>
+        <w:tc>
+          <w:tcPr/>
+          <w:p>
+            <w:pPr>
+              <w:pStyle w:val="Compact"/>
+            </w:pPr>
+            <w:r>
+              <w:t xml:space="preserve">Implement capability-based plugin sandbox with resource limits and audit logging</w:t>
+            </w:r>
+          </w:p>
+        </w:tc>
+        <w:tc>
+          <w:tcPr/>
+          <w:p>
+            <w:pPr>
+              <w:pStyle w:val="Compact"/>
+            </w:pPr>
+            <w:r>
+              <w:t xml:space="preserve">7c41c2f</w:t>
+            </w:r>
+          </w:p>
+        </w:tc>
+      </w:tr>
+      <w:tr>
+        <w:tc>
+          <w:tcPr/>
+          <w:p>
+            <w:pPr>
+              <w:pStyle w:val="Compact"/>
+            </w:pPr>
+            <w:r>
               <w:t xml:space="preserve">HXC-1267</w:t>
             </w:r>
           </w:p>
@@ -10887,6 +11001,63 @@
             </w:pPr>
             <w:r>
               <w:t xml:space="preserve">aba565b</w:t>
+            </w:r>
+          </w:p>
+        </w:tc>
+      </w:tr>
+      <w:tr>
+        <w:tc>
+          <w:tcPr/>
+          <w:p>
+            <w:pPr>
+              <w:pStyle w:val="Compact"/>
+            </w:pPr>
+            <w:r>
+              <w:t xml:space="preserve">HXC-1268</w:t>
+            </w:r>
+          </w:p>
+        </w:tc>
+        <w:tc>
+          <w:tcPr/>
+          <w:p>
+            <w:pPr>
+              <w:pStyle w:val="Compact"/>
+            </w:pPr>
+            <w:r>
+              <w:t xml:space="preserve">Feature</w:t>
+            </w:r>
+          </w:p>
+        </w:tc>
+        <w:tc>
+          <w:tcPr/>
+          <w:p>
+            <w:pPr>
+              <w:pStyle w:val="Compact"/>
+            </w:pPr>
+            <w:r>
+              <w:t xml:space="preserve">P1</w:t>
+            </w:r>
+          </w:p>
+        </w:tc>
+        <w:tc>
+          <w:tcPr/>
+          <w:p>
+            <w:pPr>
+              <w:pStyle w:val="Compact"/>
+            </w:pPr>
+            <w:r>
+              <w:t xml:space="preserve">Build cmd/helix-snapshot standalone CLI reusing pkg/testing/snapshot</w:t>
+            </w:r>
+          </w:p>
+        </w:tc>
+        <w:tc>
+          <w:tcPr/>
+          <w:p>
+            <w:pPr>
+              <w:pStyle w:val="Compact"/>
+            </w:pPr>
+            <w:r>
+              <w:t xml:space="preserve">7c41c2f</w:t>
             </w:r>
           </w:p>
         </w:tc>

--- a/docs/export/fixed.docx
+++ b/docs/export/fixed.docx
@@ -34,7 +34,7 @@
         <w:t xml:space="preserve"> </w:t>
       </w:r>
       <w:r>
-        <w:t xml:space="preserve">35</w:t>
+        <w:t xml:space="preserve">36</w:t>
       </w:r>
       <w:r>
         <w:t xml:space="preserve"> </w:t>
@@ -50,7 +50,7 @@
         <w:t xml:space="preserve"> </w:t>
       </w:r>
       <w:r>
-        <w:t xml:space="preserve">2026-06-01T23:44:27Z</w:t>
+        <w:t xml:space="preserve">2026-06-01T23:59:30Z</w:t>
       </w:r>
       <w:r>
         <w:t xml:space="preserve"> </w:t>
@@ -116,7 +116,7 @@
           <w:b/>
           <w:bCs/>
         </w:rPr>
-        <w:t xml:space="preserve">194</w:t>
+        <w:t xml:space="preserve">196</w:t>
       </w:r>
       <w:r>
         <w:t xml:space="preserve">.</w:t>
@@ -10158,6 +10158,63 @@
               <w:pStyle w:val="Compact"/>
             </w:pPr>
             <w:r>
+              <w:t xml:space="preserve">HXC-1237</w:t>
+            </w:r>
+          </w:p>
+        </w:tc>
+        <w:tc>
+          <w:tcPr/>
+          <w:p>
+            <w:pPr>
+              <w:pStyle w:val="Compact"/>
+            </w:pPr>
+            <w:r>
+              <w:t xml:space="preserve">Feature</w:t>
+            </w:r>
+          </w:p>
+        </w:tc>
+        <w:tc>
+          <w:tcPr/>
+          <w:p>
+            <w:pPr>
+              <w:pStyle w:val="Compact"/>
+            </w:pPr>
+            <w:r>
+              <w:t xml:space="preserve">P0</w:t>
+            </w:r>
+          </w:p>
+        </w:tc>
+        <w:tc>
+          <w:tcPr/>
+          <w:p>
+            <w:pPr>
+              <w:pStyle w:val="Compact"/>
+            </w:pPr>
+            <w:r>
+              <w:t xml:space="preserve">Wire DST sim transport seam into pkg/swim membership (prod+sim parity)</w:t>
+            </w:r>
+          </w:p>
+        </w:tc>
+        <w:tc>
+          <w:tcPr/>
+          <w:p>
+            <w:pPr>
+              <w:pStyle w:val="Compact"/>
+            </w:pPr>
+            <w:r>
+              <w:t xml:space="preserve">656bec1</w:t>
+            </w:r>
+          </w:p>
+        </w:tc>
+      </w:tr>
+      <w:tr>
+        <w:tc>
+          <w:tcPr/>
+          <w:p>
+            <w:pPr>
+              <w:pStyle w:val="Compact"/>
+            </w:pPr>
+            <w:r>
               <w:t xml:space="preserve">HXC-1238</w:t>
             </w:r>
           </w:p>
@@ -11058,6 +11115,63 @@
             </w:pPr>
             <w:r>
               <w:t xml:space="preserve">7c41c2f</w:t>
+            </w:r>
+          </w:p>
+        </w:tc>
+      </w:tr>
+      <w:tr>
+        <w:tc>
+          <w:tcPr/>
+          <w:p>
+            <w:pPr>
+              <w:pStyle w:val="Compact"/>
+            </w:pPr>
+            <w:r>
+              <w:t xml:space="preserve">HXC-1278</w:t>
+            </w:r>
+          </w:p>
+        </w:tc>
+        <w:tc>
+          <w:tcPr/>
+          <w:p>
+            <w:pPr>
+              <w:pStyle w:val="Compact"/>
+            </w:pPr>
+            <w:r>
+              <w:t xml:space="preserve">Research</w:t>
+            </w:r>
+          </w:p>
+        </w:tc>
+        <w:tc>
+          <w:tcPr/>
+          <w:p>
+            <w:pPr>
+              <w:pStyle w:val="Compact"/>
+            </w:pPr>
+            <w:r>
+              <w:t xml:space="preserve">P3</w:t>
+            </w:r>
+          </w:p>
+        </w:tc>
+        <w:tc>
+          <w:tcPr/>
+          <w:p>
+            <w:pPr>
+              <w:pStyle w:val="Compact"/>
+            </w:pPr>
+            <w:r>
+              <w:t xml:space="preserve">Add property-based + coverage-guided fuzzing for cluster operations</w:t>
+            </w:r>
+          </w:p>
+        </w:tc>
+        <w:tc>
+          <w:tcPr/>
+          <w:p>
+            <w:pPr>
+              <w:pStyle w:val="Compact"/>
+            </w:pPr>
+            <w:r>
+              <w:t xml:space="preserve">656bec1</w:t>
             </w:r>
           </w:p>
         </w:tc>

--- a/docs/export/fixed.docx
+++ b/docs/export/fixed.docx
@@ -34,7 +34,7 @@
         <w:t xml:space="preserve"> </w:t>
       </w:r>
       <w:r>
-        <w:t xml:space="preserve">36</w:t>
+        <w:t xml:space="preserve">37</w:t>
       </w:r>
       <w:r>
         <w:t xml:space="preserve"> </w:t>
@@ -50,7 +50,7 @@
         <w:t xml:space="preserve"> </w:t>
       </w:r>
       <w:r>
-        <w:t xml:space="preserve">2026-06-01T23:59:30Z</w:t>
+        <w:t xml:space="preserve">2026-06-02T00:16:14Z</w:t>
       </w:r>
       <w:r>
         <w:t xml:space="preserve"> </w:t>
@@ -116,7 +116,7 @@
           <w:b/>
           <w:bCs/>
         </w:rPr>
-        <w:t xml:space="preserve">196</w:t>
+        <w:t xml:space="preserve">199</w:t>
       </w:r>
       <w:r>
         <w:t xml:space="preserve">.</w:t>
@@ -11172,6 +11172,177 @@
             </w:pPr>
             <w:r>
               <w:t xml:space="preserve">656bec1</w:t>
+            </w:r>
+          </w:p>
+        </w:tc>
+      </w:tr>
+      <w:tr>
+        <w:tc>
+          <w:tcPr/>
+          <w:p>
+            <w:pPr>
+              <w:pStyle w:val="Compact"/>
+            </w:pPr>
+            <w:r>
+              <w:t xml:space="preserve">HXC-1301</w:t>
+            </w:r>
+          </w:p>
+        </w:tc>
+        <w:tc>
+          <w:tcPr/>
+          <w:p>
+            <w:pPr>
+              <w:pStyle w:val="Compact"/>
+            </w:pPr>
+            <w:r>
+              <w:t xml:space="preserve">Feature</w:t>
+            </w:r>
+          </w:p>
+        </w:tc>
+        <w:tc>
+          <w:tcPr/>
+          <w:p>
+            <w:pPr>
+              <w:pStyle w:val="Compact"/>
+            </w:pPr>
+            <w:r>
+              <w:t xml:space="preserve">P1</w:t>
+            </w:r>
+          </w:p>
+        </w:tc>
+        <w:tc>
+          <w:tcPr/>
+          <w:p>
+            <w:pPr>
+              <w:pStyle w:val="Compact"/>
+            </w:pPr>
+            <w:r>
+              <w:t xml:space="preserve">Implement pkg/cloudspot PreemptionWatcher with injectable SignalSource and ordered hooks</w:t>
+            </w:r>
+          </w:p>
+        </w:tc>
+        <w:tc>
+          <w:tcPr/>
+          <w:p>
+            <w:pPr>
+              <w:pStyle w:val="Compact"/>
+            </w:pPr>
+            <w:r>
+              <w:t xml:space="preserve">d4829d1</w:t>
+            </w:r>
+          </w:p>
+        </w:tc>
+      </w:tr>
+      <w:tr>
+        <w:tc>
+          <w:tcPr/>
+          <w:p>
+            <w:pPr>
+              <w:pStyle w:val="Compact"/>
+            </w:pPr>
+            <w:r>
+              <w:t xml:space="preserve">HXC-1303</w:t>
+            </w:r>
+          </w:p>
+        </w:tc>
+        <w:tc>
+          <w:tcPr/>
+          <w:p>
+            <w:pPr>
+              <w:pStyle w:val="Compact"/>
+            </w:pPr>
+            <w:r>
+              <w:t xml:space="preserve">Feature</w:t>
+            </w:r>
+          </w:p>
+        </w:tc>
+        <w:tc>
+          <w:tcPr/>
+          <w:p>
+            <w:pPr>
+              <w:pStyle w:val="Compact"/>
+            </w:pPr>
+            <w:r>
+              <w:t xml:space="preserve">P1</w:t>
+            </w:r>
+          </w:p>
+        </w:tc>
+        <w:tc>
+          <w:tcPr/>
+          <w:p>
+            <w:pPr>
+              <w:pStyle w:val="Compact"/>
+            </w:pPr>
+            <w:r>
+              <w:t xml:space="preserve">Implement pkg/inference provider-agnostic Backend interface + capability/tier Router</w:t>
+            </w:r>
+          </w:p>
+        </w:tc>
+        <w:tc>
+          <w:tcPr/>
+          <w:p>
+            <w:pPr>
+              <w:pStyle w:val="Compact"/>
+            </w:pPr>
+            <w:r>
+              <w:t xml:space="preserve">d4829d1</w:t>
+            </w:r>
+          </w:p>
+        </w:tc>
+      </w:tr>
+      <w:tr>
+        <w:tc>
+          <w:tcPr/>
+          <w:p>
+            <w:pPr>
+              <w:pStyle w:val="Compact"/>
+            </w:pPr>
+            <w:r>
+              <w:t xml:space="preserve">HXC-1311</w:t>
+            </w:r>
+          </w:p>
+        </w:tc>
+        <w:tc>
+          <w:tcPr/>
+          <w:p>
+            <w:pPr>
+              <w:pStyle w:val="Compact"/>
+            </w:pPr>
+            <w:r>
+              <w:t xml:space="preserve">Docs</w:t>
+            </w:r>
+          </w:p>
+        </w:tc>
+        <w:tc>
+          <w:tcPr/>
+          <w:p>
+            <w:pPr>
+              <w:pStyle w:val="Compact"/>
+            </w:pPr>
+            <w:r>
+              <w:t xml:space="preserve">P1</w:t>
+            </w:r>
+          </w:p>
+        </w:tc>
+        <w:tc>
+          <w:tcPr/>
+          <w:p>
+            <w:pPr>
+              <w:pStyle w:val="Compact"/>
+            </w:pPr>
+            <w:r>
+              <w:t xml:space="preserve">Author complete YAML tier definitions (T1-T15) with min_requirements and constraints</w:t>
+            </w:r>
+          </w:p>
+        </w:tc>
+        <w:tc>
+          <w:tcPr/>
+          <w:p>
+            <w:pPr>
+              <w:pStyle w:val="Compact"/>
+            </w:pPr>
+            <w:r>
+              <w:t xml:space="preserve">d4829d1</w:t>
             </w:r>
           </w:p>
         </w:tc>

--- a/docs/export/fixed.docx
+++ b/docs/export/fixed.docx
@@ -34,7 +34,7 @@
         <w:t xml:space="preserve"> </w:t>
       </w:r>
       <w:r>
-        <w:t xml:space="preserve">37</w:t>
+        <w:t xml:space="preserve">38</w:t>
       </w:r>
       <w:r>
         <w:t xml:space="preserve"> </w:t>
@@ -50,7 +50,7 @@
         <w:t xml:space="preserve"> </w:t>
       </w:r>
       <w:r>
-        <w:t xml:space="preserve">2026-06-02T00:16:14Z</w:t>
+        <w:t xml:space="preserve">2026-06-02T00:31:47Z</w:t>
       </w:r>
       <w:r>
         <w:t xml:space="preserve"> </w:t>
@@ -116,7 +116,7 @@
           <w:b/>
           <w:bCs/>
         </w:rPr>
-        <w:t xml:space="preserve">199</w:t>
+        <w:t xml:space="preserve">202</w:t>
       </w:r>
       <w:r>
         <w:t xml:space="preserve">.</w:t>
@@ -11184,6 +11184,120 @@
               <w:pStyle w:val="Compact"/>
             </w:pPr>
             <w:r>
+              <w:t xml:space="preserve">HXC-1296</w:t>
+            </w:r>
+          </w:p>
+        </w:tc>
+        <w:tc>
+          <w:tcPr/>
+          <w:p>
+            <w:pPr>
+              <w:pStyle w:val="Compact"/>
+            </w:pPr>
+            <w:r>
+              <w:t xml:space="preserve">Feature</w:t>
+            </w:r>
+          </w:p>
+        </w:tc>
+        <w:tc>
+          <w:tcPr/>
+          <w:p>
+            <w:pPr>
+              <w:pStyle w:val="Compact"/>
+            </w:pPr>
+            <w:r>
+              <w:t xml:space="preserve">P0</w:t>
+            </w:r>
+          </w:p>
+        </w:tc>
+        <w:tc>
+          <w:tcPr/>
+          <w:p>
+            <w:pPr>
+              <w:pStyle w:val="Compact"/>
+            </w:pPr>
+            <w:r>
+              <w:t xml:space="preserve">Implement device.Descriptor &lt;-&gt; pb.Node round-trip mapping helpers</w:t>
+            </w:r>
+          </w:p>
+        </w:tc>
+        <w:tc>
+          <w:tcPr/>
+          <w:p>
+            <w:pPr>
+              <w:pStyle w:val="Compact"/>
+            </w:pPr>
+            <w:r>
+              <w:t xml:space="preserve">441c7fe</w:t>
+            </w:r>
+          </w:p>
+        </w:tc>
+      </w:tr>
+      <w:tr>
+        <w:tc>
+          <w:tcPr/>
+          <w:p>
+            <w:pPr>
+              <w:pStyle w:val="Compact"/>
+            </w:pPr>
+            <w:r>
+              <w:t xml:space="preserve">HXC-1298</w:t>
+            </w:r>
+          </w:p>
+        </w:tc>
+        <w:tc>
+          <w:tcPr/>
+          <w:p>
+            <w:pPr>
+              <w:pStyle w:val="Compact"/>
+            </w:pPr>
+            <w:r>
+              <w:t xml:space="preserve">Feature</w:t>
+            </w:r>
+          </w:p>
+        </w:tc>
+        <w:tc>
+          <w:tcPr/>
+          <w:p>
+            <w:pPr>
+              <w:pStyle w:val="Compact"/>
+            </w:pPr>
+            <w:r>
+              <w:t xml:space="preserve">P0</w:t>
+            </w:r>
+          </w:p>
+        </w:tc>
+        <w:tc>
+          <w:tcPr/>
+          <w:p>
+            <w:pPr>
+              <w:pStyle w:val="Compact"/>
+            </w:pPr>
+            <w:r>
+              <w:t xml:space="preserve">Implement power-aware T9 HANDHELD scheduling policy (battery/thermal/gaming-active gating)</w:t>
+            </w:r>
+          </w:p>
+        </w:tc>
+        <w:tc>
+          <w:tcPr/>
+          <w:p>
+            <w:pPr>
+              <w:pStyle w:val="Compact"/>
+            </w:pPr>
+            <w:r>
+              <w:t xml:space="preserve">441c7fe</w:t>
+            </w:r>
+          </w:p>
+        </w:tc>
+      </w:tr>
+      <w:tr>
+        <w:tc>
+          <w:tcPr/>
+          <w:p>
+            <w:pPr>
+              <w:pStyle w:val="Compact"/>
+            </w:pPr>
+            <w:r>
               <w:t xml:space="preserve">HXC-1301</w:t>
             </w:r>
           </w:p>
@@ -11286,6 +11400,63 @@
             </w:pPr>
             <w:r>
               <w:t xml:space="preserve">d4829d1</w:t>
+            </w:r>
+          </w:p>
+        </w:tc>
+      </w:tr>
+      <w:tr>
+        <w:tc>
+          <w:tcPr/>
+          <w:p>
+            <w:pPr>
+              <w:pStyle w:val="Compact"/>
+            </w:pPr>
+            <w:r>
+              <w:t xml:space="preserve">HXC-1310</w:t>
+            </w:r>
+          </w:p>
+        </w:tc>
+        <w:tc>
+          <w:tcPr/>
+          <w:p>
+            <w:pPr>
+              <w:pStyle w:val="Compact"/>
+            </w:pPr>
+            <w:r>
+              <w:t xml:space="preserve">Feature</w:t>
+            </w:r>
+          </w:p>
+        </w:tc>
+        <w:tc>
+          <w:tcPr/>
+          <w:p>
+            <w:pPr>
+              <w:pStyle w:val="Compact"/>
+            </w:pPr>
+            <w:r>
+              <w:t xml:space="preserve">P0</w:t>
+            </w:r>
+          </w:p>
+        </w:tc>
+        <w:tc>
+          <w:tcPr/>
+          <w:p>
+            <w:pPr>
+              <w:pStyle w:val="Compact"/>
+            </w:pPr>
+            <w:r>
+              <w:t xml:space="preserve">Implement per-tier security model enforcement (sandbox + data/network policy by trust level)</w:t>
+            </w:r>
+          </w:p>
+        </w:tc>
+        <w:tc>
+          <w:tcPr/>
+          <w:p>
+            <w:pPr>
+              <w:pStyle w:val="Compact"/>
+            </w:pPr>
+            <w:r>
+              <w:t xml:space="preserve">441c7fe</w:t>
             </w:r>
           </w:p>
         </w:tc>

--- a/docs/export/fixed.docx
+++ b/docs/export/fixed.docx
@@ -34,7 +34,7 @@
         <w:t xml:space="preserve"> </w:t>
       </w:r>
       <w:r>
-        <w:t xml:space="preserve">38</w:t>
+        <w:t xml:space="preserve">39</w:t>
       </w:r>
       <w:r>
         <w:t xml:space="preserve"> </w:t>
@@ -50,7 +50,7 @@
         <w:t xml:space="preserve"> </w:t>
       </w:r>
       <w:r>
-        <w:t xml:space="preserve">2026-06-02T00:31:47Z</w:t>
+        <w:t xml:space="preserve">2026-06-02T00:45:10Z</w:t>
       </w:r>
       <w:r>
         <w:t xml:space="preserve"> </w:t>
@@ -116,7 +116,7 @@
           <w:b/>
           <w:bCs/>
         </w:rPr>
-        <w:t xml:space="preserve">202</w:t>
+        <w:t xml:space="preserve">205</w:t>
       </w:r>
       <w:r>
         <w:t xml:space="preserve">.</w:t>
@@ -11184,6 +11184,63 @@
               <w:pStyle w:val="Compact"/>
             </w:pPr>
             <w:r>
+              <w:t xml:space="preserve">HXC-1291</w:t>
+            </w:r>
+          </w:p>
+        </w:tc>
+        <w:tc>
+          <w:tcPr/>
+          <w:p>
+            <w:pPr>
+              <w:pStyle w:val="Compact"/>
+            </w:pPr>
+            <w:r>
+              <w:t xml:space="preserve">Feature</w:t>
+            </w:r>
+          </w:p>
+        </w:tc>
+        <w:tc>
+          <w:tcPr/>
+          <w:p>
+            <w:pPr>
+              <w:pStyle w:val="Compact"/>
+            </w:pPr>
+            <w:r>
+              <w:t xml:space="preserve">P0</w:t>
+            </w:r>
+          </w:p>
+        </w:tc>
+        <w:tc>
+          <w:tcPr/>
+          <w:p>
+            <w:pPr>
+              <w:pStyle w:val="Compact"/>
+            </w:pPr>
+            <w:r>
+              <w:t xml:space="preserve">Implement device.Probe(ctx) arch/CPU/mem auto-detection with override labels</w:t>
+            </w:r>
+          </w:p>
+        </w:tc>
+        <w:tc>
+          <w:tcPr/>
+          <w:p>
+            <w:pPr>
+              <w:pStyle w:val="Compact"/>
+            </w:pPr>
+            <w:r>
+              <w:t xml:space="preserve">e4f0b03</w:t>
+            </w:r>
+          </w:p>
+        </w:tc>
+      </w:tr>
+      <w:tr>
+        <w:tc>
+          <w:tcPr/>
+          <w:p>
+            <w:pPr>
+              <w:pStyle w:val="Compact"/>
+            </w:pPr>
+            <w:r>
               <w:t xml:space="preserve">HXC-1296</w:t>
             </w:r>
           </w:p>
@@ -11298,6 +11355,63 @@
               <w:pStyle w:val="Compact"/>
             </w:pPr>
             <w:r>
+              <w:t xml:space="preserve">HXC-1299</w:t>
+            </w:r>
+          </w:p>
+        </w:tc>
+        <w:tc>
+          <w:tcPr/>
+          <w:p>
+            <w:pPr>
+              <w:pStyle w:val="Compact"/>
+            </w:pPr>
+            <w:r>
+              <w:t xml:space="preserve">Feature</w:t>
+            </w:r>
+          </w:p>
+        </w:tc>
+        <w:tc>
+          <w:tcPr/>
+          <w:p>
+            <w:pPr>
+              <w:pStyle w:val="Compact"/>
+            </w:pPr>
+            <w:r>
+              <w:t xml:space="preserve">P0</w:t>
+            </w:r>
+          </w:p>
+        </w:tc>
+        <w:tc>
+          <w:tcPr/>
+          <w:p>
+            <w:pPr>
+              <w:pStyle w:val="Compact"/>
+            </w:pPr>
+            <w:r>
+              <w:t xml:space="preserve">Implement pkg/discovery 15-tier registry + SelectByTier(tier, minTrust)</w:t>
+            </w:r>
+          </w:p>
+        </w:tc>
+        <w:tc>
+          <w:tcPr/>
+          <w:p>
+            <w:pPr>
+              <w:pStyle w:val="Compact"/>
+            </w:pPr>
+            <w:r>
+              <w:t xml:space="preserve">e4f0b03</w:t>
+            </w:r>
+          </w:p>
+        </w:tc>
+      </w:tr>
+      <w:tr>
+        <w:tc>
+          <w:tcPr/>
+          <w:p>
+            <w:pPr>
+              <w:pStyle w:val="Compact"/>
+            </w:pPr>
+            <w:r>
               <w:t xml:space="preserve">HXC-1301</w:t>
             </w:r>
           </w:p>
@@ -11343,6 +11457,63 @@
             </w:pPr>
             <w:r>
               <w:t xml:space="preserve">d4829d1</w:t>
+            </w:r>
+          </w:p>
+        </w:tc>
+      </w:tr>
+      <w:tr>
+        <w:tc>
+          <w:tcPr/>
+          <w:p>
+            <w:pPr>
+              <w:pStyle w:val="Compact"/>
+            </w:pPr>
+            <w:r>
+              <w:t xml:space="preserve">HXC-1302</w:t>
+            </w:r>
+          </w:p>
+        </w:tc>
+        <w:tc>
+          <w:tcPr/>
+          <w:p>
+            <w:pPr>
+              <w:pStyle w:val="Compact"/>
+            </w:pPr>
+            <w:r>
+              <w:t xml:space="preserve">Feature</w:t>
+            </w:r>
+          </w:p>
+        </w:tc>
+        <w:tc>
+          <w:tcPr/>
+          <w:p>
+            <w:pPr>
+              <w:pStyle w:val="Compact"/>
+            </w:pPr>
+            <w:r>
+              <w:t xml:space="preserve">P1</w:t>
+            </w:r>
+          </w:p>
+        </w:tc>
+        <w:tc>
+          <w:tcPr/>
+          <w:p>
+            <w:pPr>
+              <w:pStyle w:val="Compact"/>
+            </w:pPr>
+            <w:r>
+              <w:t xml:space="preserve">Extend pkg/wireguard with preemption-safe teardown / spot-drain hook</w:t>
+            </w:r>
+          </w:p>
+        </w:tc>
+        <w:tc>
+          <w:tcPr/>
+          <w:p>
+            <w:pPr>
+              <w:pStyle w:val="Compact"/>
+            </w:pPr>
+            <w:r>
+              <w:t xml:space="preserve">e4f0b03</w:t>
             </w:r>
           </w:p>
         </w:tc>

--- a/docs/export/fixed.docx
+++ b/docs/export/fixed.docx
@@ -34,7 +34,7 @@
         <w:t xml:space="preserve"> </w:t>
       </w:r>
       <w:r>
-        <w:t xml:space="preserve">39</w:t>
+        <w:t xml:space="preserve">40</w:t>
       </w:r>
       <w:r>
         <w:t xml:space="preserve"> </w:t>
@@ -50,7 +50,7 @@
         <w:t xml:space="preserve"> </w:t>
       </w:r>
       <w:r>
-        <w:t xml:space="preserve">2026-06-02T00:45:10Z</w:t>
+        <w:t xml:space="preserve">2026-06-02T01:00:01Z</w:t>
       </w:r>
       <w:r>
         <w:t xml:space="preserve"> </w:t>
@@ -116,7 +116,7 @@
           <w:b/>
           <w:bCs/>
         </w:rPr>
-        <w:t xml:space="preserve">205</w:t>
+        <w:t xml:space="preserve">208</w:t>
       </w:r>
       <w:r>
         <w:t xml:space="preserve">.</w:t>
@@ -11184,6 +11184,63 @@
               <w:pStyle w:val="Compact"/>
             </w:pPr>
             <w:r>
+              <w:t xml:space="preserve">HXC-1290</w:t>
+            </w:r>
+          </w:p>
+        </w:tc>
+        <w:tc>
+          <w:tcPr/>
+          <w:p>
+            <w:pPr>
+              <w:pStyle w:val="Compact"/>
+            </w:pPr>
+            <w:r>
+              <w:t xml:space="preserve">Feature</w:t>
+            </w:r>
+          </w:p>
+        </w:tc>
+        <w:tc>
+          <w:tcPr/>
+          <w:p>
+            <w:pPr>
+              <w:pStyle w:val="Compact"/>
+            </w:pPr>
+            <w:r>
+              <w:t xml:space="preserve">P0</w:t>
+            </w:r>
+          </w:p>
+        </w:tc>
+        <w:tc>
+          <w:tcPr/>
+          <w:p>
+            <w:pPr>
+              <w:pStyle w:val="Compact"/>
+            </w:pPr>
+            <w:r>
+              <w:t xml:space="preserve">Implement pkg/device universal capability Descriptor with 15-tier + trust enums</w:t>
+            </w:r>
+          </w:p>
+        </w:tc>
+        <w:tc>
+          <w:tcPr/>
+          <w:p>
+            <w:pPr>
+              <w:pStyle w:val="Compact"/>
+            </w:pPr>
+            <w:r>
+              <w:t xml:space="preserve">9baae11</w:t>
+            </w:r>
+          </w:p>
+        </w:tc>
+      </w:tr>
+      <w:tr>
+        <w:tc>
+          <w:tcPr/>
+          <w:p>
+            <w:pPr>
+              <w:pStyle w:val="Compact"/>
+            </w:pPr>
+            <w:r>
               <w:t xml:space="preserve">HXC-1291</w:t>
             </w:r>
           </w:p>
@@ -11241,6 +11298,63 @@
               <w:pStyle w:val="Compact"/>
             </w:pPr>
             <w:r>
+              <w:t xml:space="preserve">HXC-1292</w:t>
+            </w:r>
+          </w:p>
+        </w:tc>
+        <w:tc>
+          <w:tcPr/>
+          <w:p>
+            <w:pPr>
+              <w:pStyle w:val="Compact"/>
+            </w:pPr>
+            <w:r>
+              <w:t xml:space="preserve">Feature</w:t>
+            </w:r>
+          </w:p>
+        </w:tc>
+        <w:tc>
+          <w:tcPr/>
+          <w:p>
+            <w:pPr>
+              <w:pStyle w:val="Compact"/>
+            </w:pPr>
+            <w:r>
+              <w:t xml:space="preserve">P0</w:t>
+            </w:r>
+          </w:p>
+        </w:tc>
+        <w:tc>
+          <w:tcPr/>
+          <w:p>
+            <w:pPr>
+              <w:pStyle w:val="Compact"/>
+            </w:pPr>
+            <w:r>
+              <w:t xml:space="preserve">Implement device.AssignTier decision tree per §50 taxonomy (riscv64-&gt;T10, x86+open-fw-&gt;T1, GPU+battery-&gt;T9)</w:t>
+            </w:r>
+          </w:p>
+        </w:tc>
+        <w:tc>
+          <w:tcPr/>
+          <w:p>
+            <w:pPr>
+              <w:pStyle w:val="Compact"/>
+            </w:pPr>
+            <w:r>
+              <w:t xml:space="preserve">9baae11</w:t>
+            </w:r>
+          </w:p>
+        </w:tc>
+      </w:tr>
+      <w:tr>
+        <w:tc>
+          <w:tcPr/>
+          <w:p>
+            <w:pPr>
+              <w:pStyle w:val="Compact"/>
+            </w:pPr>
+            <w:r>
               <w:t xml:space="preserve">HXC-1296</w:t>
             </w:r>
           </w:p>
@@ -11286,6 +11400,63 @@
             </w:pPr>
             <w:r>
               <w:t xml:space="preserve">441c7fe</w:t>
+            </w:r>
+          </w:p>
+        </w:tc>
+      </w:tr>
+      <w:tr>
+        <w:tc>
+          <w:tcPr/>
+          <w:p>
+            <w:pPr>
+              <w:pStyle w:val="Compact"/>
+            </w:pPr>
+            <w:r>
+              <w:t xml:space="preserve">HXC-1297</w:t>
+            </w:r>
+          </w:p>
+        </w:tc>
+        <w:tc>
+          <w:tcPr/>
+          <w:p>
+            <w:pPr>
+              <w:pStyle w:val="Compact"/>
+            </w:pPr>
+            <w:r>
+              <w:t xml:space="preserve">Feature</w:t>
+            </w:r>
+          </w:p>
+        </w:tc>
+        <w:tc>
+          <w:tcPr/>
+          <w:p>
+            <w:pPr>
+              <w:pStyle w:val="Compact"/>
+            </w:pPr>
+            <w:r>
+              <w:t xml:space="preserve">P0</w:t>
+            </w:r>
+          </w:p>
+        </w:tc>
+        <w:tc>
+          <w:tcPr/>
+          <w:p>
+            <w:pPr>
+              <w:pStyle w:val="Compact"/>
+            </w:pPr>
+            <w:r>
+              <w:t xml:space="preserve">Implement pkg/scheduler tier-aware + power-aware Plugin (tier_power.go)</w:t>
+            </w:r>
+          </w:p>
+        </w:tc>
+        <w:tc>
+          <w:tcPr/>
+          <w:p>
+            <w:pPr>
+              <w:pStyle w:val="Compact"/>
+            </w:pPr>
+            <w:r>
+              <w:t xml:space="preserve">9baae11</w:t>
             </w:r>
           </w:p>
         </w:tc>

--- a/docs/export/fixed.docx
+++ b/docs/export/fixed.docx
@@ -34,7 +34,7 @@
         <w:t xml:space="preserve"> </w:t>
       </w:r>
       <w:r>
-        <w:t xml:space="preserve">40</w:t>
+        <w:t xml:space="preserve">41</w:t>
       </w:r>
       <w:r>
         <w:t xml:space="preserve"> </w:t>
@@ -50,7 +50,7 @@
         <w:t xml:space="preserve"> </w:t>
       </w:r>
       <w:r>
-        <w:t xml:space="preserve">2026-06-02T01:00:01Z</w:t>
+        <w:t xml:space="preserve">2026-06-02T01:13:03Z</w:t>
       </w:r>
       <w:r>
         <w:t xml:space="preserve"> </w:t>
@@ -116,7 +116,7 @@
           <w:b/>
           <w:bCs/>
         </w:rPr>
-        <w:t xml:space="preserve">208</w:t>
+        <w:t xml:space="preserve">216</w:t>
       </w:r>
       <w:r>
         <w:t xml:space="preserve">.</w:t>
@@ -11754,6 +11754,63 @@
               <w:pStyle w:val="Compact"/>
             </w:pPr>
             <w:r>
+              <w:t xml:space="preserve">HXC-1304</w:t>
+            </w:r>
+          </w:p>
+        </w:tc>
+        <w:tc>
+          <w:tcPr/>
+          <w:p>
+            <w:pPr>
+              <w:pStyle w:val="Compact"/>
+            </w:pPr>
+            <w:r>
+              <w:t xml:space="preserve">Feature</w:t>
+            </w:r>
+          </w:p>
+        </w:tc>
+        <w:tc>
+          <w:tcPr/>
+          <w:p>
+            <w:pPr>
+              <w:pStyle w:val="Compact"/>
+            </w:pPr>
+            <w:r>
+              <w:t xml:space="preserve">P1</w:t>
+            </w:r>
+          </w:p>
+        </w:tc>
+        <w:tc>
+          <w:tcPr/>
+          <w:p>
+            <w:pPr>
+              <w:pStyle w:val="Compact"/>
+            </w:pPr>
+            <w:r>
+              <w:t xml:space="preserve">Implement pkg/inference LocalBackend wrapping internal/llm manager</w:t>
+            </w:r>
+          </w:p>
+        </w:tc>
+        <w:tc>
+          <w:tcPr/>
+          <w:p>
+            <w:pPr>
+              <w:pStyle w:val="Compact"/>
+            </w:pPr>
+            <w:r>
+              <w:t xml:space="preserve">0346e1c</w:t>
+            </w:r>
+          </w:p>
+        </w:tc>
+      </w:tr>
+      <w:tr>
+        <w:tc>
+          <w:tcPr/>
+          <w:p>
+            <w:pPr>
+              <w:pStyle w:val="Compact"/>
+            </w:pPr>
+            <w:r>
               <w:t xml:space="preserve">HXC-1310</w:t>
             </w:r>
           </w:p>
@@ -11856,6 +11913,405 @@
             </w:pPr>
             <w:r>
               <w:t xml:space="preserve">d4829d1</w:t>
+            </w:r>
+          </w:p>
+        </w:tc>
+      </w:tr>
+      <w:tr>
+        <w:tc>
+          <w:tcPr/>
+          <w:p>
+            <w:pPr>
+              <w:pStyle w:val="Compact"/>
+            </w:pPr>
+            <w:r>
+              <w:t xml:space="preserve">HXC-1334</w:t>
+            </w:r>
+          </w:p>
+        </w:tc>
+        <w:tc>
+          <w:tcPr/>
+          <w:p>
+            <w:pPr>
+              <w:pStyle w:val="Compact"/>
+            </w:pPr>
+            <w:r>
+              <w:t xml:space="preserve">Feature</w:t>
+            </w:r>
+          </w:p>
+        </w:tc>
+        <w:tc>
+          <w:tcPr/>
+          <w:p>
+            <w:pPr>
+              <w:pStyle w:val="Compact"/>
+            </w:pPr>
+            <w:r>
+              <w:t xml:space="preserve">P0</w:t>
+            </w:r>
+          </w:p>
+        </w:tc>
+        <w:tc>
+          <w:tcPr/>
+          <w:p>
+            <w:pPr>
+              <w:pStyle w:val="Compact"/>
+            </w:pPr>
+            <w:r>
+              <w:t xml:space="preserve">Implement pkg/hlc Hybrid Logical Clock with drift clamp and total order</w:t>
+            </w:r>
+          </w:p>
+        </w:tc>
+        <w:tc>
+          <w:tcPr/>
+          <w:p>
+            <w:pPr>
+              <w:pStyle w:val="Compact"/>
+            </w:pPr>
+            <w:r>
+              <w:t xml:space="preserve">0346e1c</w:t>
+            </w:r>
+          </w:p>
+        </w:tc>
+      </w:tr>
+      <w:tr>
+        <w:tc>
+          <w:tcPr/>
+          <w:p>
+            <w:pPr>
+              <w:pStyle w:val="Compact"/>
+            </w:pPr>
+            <w:r>
+              <w:t xml:space="preserve">HXC-1335</w:t>
+            </w:r>
+          </w:p>
+        </w:tc>
+        <w:tc>
+          <w:tcPr/>
+          <w:p>
+            <w:pPr>
+              <w:pStyle w:val="Compact"/>
+            </w:pPr>
+            <w:r>
+              <w:t xml:space="preserve">Feature</w:t>
+            </w:r>
+          </w:p>
+        </w:tc>
+        <w:tc>
+          <w:tcPr/>
+          <w:p>
+            <w:pPr>
+              <w:pStyle w:val="Compact"/>
+            </w:pPr>
+            <w:r>
+              <w:t xml:space="preserve">P0</w:t>
+            </w:r>
+          </w:p>
+        </w:tc>
+        <w:tc>
+          <w:tcPr/>
+          <w:p>
+            <w:pPr>
+              <w:pStyle w:val="Compact"/>
+            </w:pPr>
+            <w:r>
+              <w:t xml:space="preserve">Implement pkg/crdt G-Counter with per-replica max-merge convergence</w:t>
+            </w:r>
+          </w:p>
+        </w:tc>
+        <w:tc>
+          <w:tcPr/>
+          <w:p>
+            <w:pPr>
+              <w:pStyle w:val="Compact"/>
+            </w:pPr>
+            <w:r>
+              <w:t xml:space="preserve">0346e1c</w:t>
+            </w:r>
+          </w:p>
+        </w:tc>
+      </w:tr>
+      <w:tr>
+        <w:tc>
+          <w:tcPr/>
+          <w:p>
+            <w:pPr>
+              <w:pStyle w:val="Compact"/>
+            </w:pPr>
+            <w:r>
+              <w:t xml:space="preserve">HXC-1336</w:t>
+            </w:r>
+          </w:p>
+        </w:tc>
+        <w:tc>
+          <w:tcPr/>
+          <w:p>
+            <w:pPr>
+              <w:pStyle w:val="Compact"/>
+            </w:pPr>
+            <w:r>
+              <w:t xml:space="preserve">Feature</w:t>
+            </w:r>
+          </w:p>
+        </w:tc>
+        <w:tc>
+          <w:tcPr/>
+          <w:p>
+            <w:pPr>
+              <w:pStyle w:val="Compact"/>
+            </w:pPr>
+            <w:r>
+              <w:t xml:space="preserve">P0</w:t>
+            </w:r>
+          </w:p>
+        </w:tc>
+        <w:tc>
+          <w:tcPr/>
+          <w:p>
+            <w:pPr>
+              <w:pStyle w:val="Compact"/>
+            </w:pPr>
+            <w:r>
+              <w:t xml:space="preserve">Implement pkg/crdt LWW-Register with HLC last-writer-wins tiebreak</w:t>
+            </w:r>
+          </w:p>
+        </w:tc>
+        <w:tc>
+          <w:tcPr/>
+          <w:p>
+            <w:pPr>
+              <w:pStyle w:val="Compact"/>
+            </w:pPr>
+            <w:r>
+              <w:t xml:space="preserve">0346e1c</w:t>
+            </w:r>
+          </w:p>
+        </w:tc>
+      </w:tr>
+      <w:tr>
+        <w:tc>
+          <w:tcPr/>
+          <w:p>
+            <w:pPr>
+              <w:pStyle w:val="Compact"/>
+            </w:pPr>
+            <w:r>
+              <w:t xml:space="preserve">HXC-1337</w:t>
+            </w:r>
+          </w:p>
+        </w:tc>
+        <w:tc>
+          <w:tcPr/>
+          <w:p>
+            <w:pPr>
+              <w:pStyle w:val="Compact"/>
+            </w:pPr>
+            <w:r>
+              <w:t xml:space="preserve">Feature</w:t>
+            </w:r>
+          </w:p>
+        </w:tc>
+        <w:tc>
+          <w:tcPr/>
+          <w:p>
+            <w:pPr>
+              <w:pStyle w:val="Compact"/>
+            </w:pPr>
+            <w:r>
+              <w:t xml:space="preserve">P0</w:t>
+            </w:r>
+          </w:p>
+        </w:tc>
+        <w:tc>
+          <w:tcPr/>
+          <w:p>
+            <w:pPr>
+              <w:pStyle w:val="Compact"/>
+            </w:pPr>
+            <w:r>
+              <w:t xml:space="preserve">Implement pkg/crdt OR-Set with unique-tag add/remove semantics</w:t>
+            </w:r>
+          </w:p>
+        </w:tc>
+        <w:tc>
+          <w:tcPr/>
+          <w:p>
+            <w:pPr>
+              <w:pStyle w:val="Compact"/>
+            </w:pPr>
+            <w:r>
+              <w:t xml:space="preserve">0346e1c</w:t>
+            </w:r>
+          </w:p>
+        </w:tc>
+      </w:tr>
+      <w:tr>
+        <w:tc>
+          <w:tcPr/>
+          <w:p>
+            <w:pPr>
+              <w:pStyle w:val="Compact"/>
+            </w:pPr>
+            <w:r>
+              <w:t xml:space="preserve">HXC-1338</w:t>
+            </w:r>
+          </w:p>
+        </w:tc>
+        <w:tc>
+          <w:tcPr/>
+          <w:p>
+            <w:pPr>
+              <w:pStyle w:val="Compact"/>
+            </w:pPr>
+            <w:r>
+              <w:t xml:space="preserve">Feature</w:t>
+            </w:r>
+          </w:p>
+        </w:tc>
+        <w:tc>
+          <w:tcPr/>
+          <w:p>
+            <w:pPr>
+              <w:pStyle w:val="Compact"/>
+            </w:pPr>
+            <w:r>
+              <w:t xml:space="preserve">P1</w:t>
+            </w:r>
+          </w:p>
+        </w:tc>
+        <w:tc>
+          <w:tcPr/>
+          <w:p>
+            <w:pPr>
+              <w:pStyle w:val="Compact"/>
+            </w:pPr>
+            <w:r>
+              <w:t xml:space="preserve">Implement pkg/crdt/merkle anti-entropy tree with divergent-key Diff</w:t>
+            </w:r>
+          </w:p>
+        </w:tc>
+        <w:tc>
+          <w:tcPr/>
+          <w:p>
+            <w:pPr>
+              <w:pStyle w:val="Compact"/>
+            </w:pPr>
+            <w:r>
+              <w:t xml:space="preserve">0346e1c</w:t>
+            </w:r>
+          </w:p>
+        </w:tc>
+      </w:tr>
+      <w:tr>
+        <w:tc>
+          <w:tcPr/>
+          <w:p>
+            <w:pPr>
+              <w:pStyle w:val="Compact"/>
+            </w:pPr>
+            <w:r>
+              <w:t xml:space="preserve">HXC-1340</w:t>
+            </w:r>
+          </w:p>
+        </w:tc>
+        <w:tc>
+          <w:tcPr/>
+          <w:p>
+            <w:pPr>
+              <w:pStyle w:val="Compact"/>
+            </w:pPr>
+            <w:r>
+              <w:t xml:space="preserve">Feature</w:t>
+            </w:r>
+          </w:p>
+        </w:tc>
+        <w:tc>
+          <w:tcPr/>
+          <w:p>
+            <w:pPr>
+              <w:pStyle w:val="Compact"/>
+            </w:pPr>
+            <w:r>
+              <w:t xml:space="preserve">P0</w:t>
+            </w:r>
+          </w:p>
+        </w:tc>
+        <w:tc>
+          <w:tcPr/>
+          <w:p>
+            <w:pPr>
+              <w:pStyle w:val="Compact"/>
+            </w:pPr>
+            <w:r>
+              <w:t xml:space="preserve">Implement pkg/federation Cell model and lifecycle state machine</w:t>
+            </w:r>
+          </w:p>
+        </w:tc>
+        <w:tc>
+          <w:tcPr/>
+          <w:p>
+            <w:pPr>
+              <w:pStyle w:val="Compact"/>
+            </w:pPr>
+            <w:r>
+              <w:t xml:space="preserve">0346e1c</w:t>
+            </w:r>
+          </w:p>
+        </w:tc>
+      </w:tr>
+      <w:tr>
+        <w:tc>
+          <w:tcPr/>
+          <w:p>
+            <w:pPr>
+              <w:pStyle w:val="Compact"/>
+            </w:pPr>
+            <w:r>
+              <w:t xml:space="preserve">HXC-1341</w:t>
+            </w:r>
+          </w:p>
+        </w:tc>
+        <w:tc>
+          <w:tcPr/>
+          <w:p>
+            <w:pPr>
+              <w:pStyle w:val="Compact"/>
+            </w:pPr>
+            <w:r>
+              <w:t xml:space="preserve">Feature</w:t>
+            </w:r>
+          </w:p>
+        </w:tc>
+        <w:tc>
+          <w:tcPr/>
+          <w:p>
+            <w:pPr>
+              <w:pStyle w:val="Compact"/>
+            </w:pPr>
+            <w:r>
+              <w:t xml:space="preserve">P0</w:t>
+            </w:r>
+          </w:p>
+        </w:tc>
+        <w:tc>
+          <w:tcPr/>
+          <w:p>
+            <w:pPr>
+              <w:pStyle w:val="Compact"/>
+            </w:pPr>
+            <w:r>
+              <w:t xml:space="preserve">Implement thread-safe Cell Registry with add/remove/list/snapshot</w:t>
+            </w:r>
+          </w:p>
+        </w:tc>
+        <w:tc>
+          <w:tcPr/>
+          <w:p>
+            <w:pPr>
+              <w:pStyle w:val="Compact"/>
+            </w:pPr>
+            <w:r>
+              <w:t xml:space="preserve">0346e1c</w:t>
             </w:r>
           </w:p>
         </w:tc>

--- a/docs/export/fixed.docx
+++ b/docs/export/fixed.docx
@@ -34,7 +34,7 @@
         <w:t xml:space="preserve"> </w:t>
       </w:r>
       <w:r>
-        <w:t xml:space="preserve">41</w:t>
+        <w:t xml:space="preserve">42</w:t>
       </w:r>
       <w:r>
         <w:t xml:space="preserve"> </w:t>
@@ -50,7 +50,7 @@
         <w:t xml:space="preserve"> </w:t>
       </w:r>
       <w:r>
-        <w:t xml:space="preserve">2026-06-02T01:13:03Z</w:t>
+        <w:t xml:space="preserve">2026-06-02T01:25:59Z</w:t>
       </w:r>
       <w:r>
         <w:t xml:space="preserve"> </w:t>
@@ -116,7 +116,7 @@
           <w:b/>
           <w:bCs/>
         </w:rPr>
-        <w:t xml:space="preserve">216</w:t>
+        <w:t xml:space="preserve">219</w:t>
       </w:r>
       <w:r>
         <w:t xml:space="preserve">.</w:t>
@@ -12210,6 +12210,63 @@
               <w:pStyle w:val="Compact"/>
             </w:pPr>
             <w:r>
+              <w:t xml:space="preserve">HXC-1339</w:t>
+            </w:r>
+          </w:p>
+        </w:tc>
+        <w:tc>
+          <w:tcPr/>
+          <w:p>
+            <w:pPr>
+              <w:pStyle w:val="Compact"/>
+            </w:pPr>
+            <w:r>
+              <w:t xml:space="preserve">Feature</w:t>
+            </w:r>
+          </w:p>
+        </w:tc>
+        <w:tc>
+          <w:tcPr/>
+          <w:p>
+            <w:pPr>
+              <w:pStyle w:val="Compact"/>
+            </w:pPr>
+            <w:r>
+              <w:t xml:space="preserve">P1</w:t>
+            </w:r>
+          </w:p>
+        </w:tc>
+        <w:tc>
+          <w:tcPr/>
+          <w:p>
+            <w:pPr>
+              <w:pStyle w:val="Compact"/>
+            </w:pPr>
+            <w:r>
+              <w:t xml:space="preserve">Implement Vector Clock causality type for Tier-2 operational state</w:t>
+            </w:r>
+          </w:p>
+        </w:tc>
+        <w:tc>
+          <w:tcPr/>
+          <w:p>
+            <w:pPr>
+              <w:pStyle w:val="Compact"/>
+            </w:pPr>
+            <w:r>
+              <w:t xml:space="preserve">37c2a9a</w:t>
+            </w:r>
+          </w:p>
+        </w:tc>
+      </w:tr>
+      <w:tr>
+        <w:tc>
+          <w:tcPr/>
+          <w:p>
+            <w:pPr>
+              <w:pStyle w:val="Compact"/>
+            </w:pPr>
+            <w:r>
               <w:t xml:space="preserve">HXC-1340</w:t>
             </w:r>
           </w:p>
@@ -12312,6 +12369,120 @@
             </w:pPr>
             <w:r>
               <w:t xml:space="preserve">0346e1c</w:t>
+            </w:r>
+          </w:p>
+        </w:tc>
+      </w:tr>
+      <w:tr>
+        <w:tc>
+          <w:tcPr/>
+          <w:p>
+            <w:pPr>
+              <w:pStyle w:val="Compact"/>
+            </w:pPr>
+            <w:r>
+              <w:t xml:space="preserve">HXC-1343</w:t>
+            </w:r>
+          </w:p>
+        </w:tc>
+        <w:tc>
+          <w:tcPr/>
+          <w:p>
+            <w:pPr>
+              <w:pStyle w:val="Compact"/>
+            </w:pPr>
+            <w:r>
+              <w:t xml:space="preserve">Feature</w:t>
+            </w:r>
+          </w:p>
+        </w:tc>
+        <w:tc>
+          <w:tcPr/>
+          <w:p>
+            <w:pPr>
+              <w:pStyle w:val="Compact"/>
+            </w:pPr>
+            <w:r>
+              <w:t xml:space="preserve">P1</w:t>
+            </w:r>
+          </w:p>
+        </w:tc>
+        <w:tc>
+          <w:tcPr/>
+          <w:p>
+            <w:pPr>
+              <w:pStyle w:val="Compact"/>
+            </w:pPr>
+            <w:r>
+              <w:t xml:space="preserve">Implement Phi-accrual failure detector in pkg/swim</w:t>
+            </w:r>
+          </w:p>
+        </w:tc>
+        <w:tc>
+          <w:tcPr/>
+          <w:p>
+            <w:pPr>
+              <w:pStyle w:val="Compact"/>
+            </w:pPr>
+            <w:r>
+              <w:t xml:space="preserve">37c2a9a</w:t>
+            </w:r>
+          </w:p>
+        </w:tc>
+      </w:tr>
+      <w:tr>
+        <w:tc>
+          <w:tcPr/>
+          <w:p>
+            <w:pPr>
+              <w:pStyle w:val="Compact"/>
+            </w:pPr>
+            <w:r>
+              <w:t xml:space="preserve">HXC-1373</w:t>
+            </w:r>
+          </w:p>
+        </w:tc>
+        <w:tc>
+          <w:tcPr/>
+          <w:p>
+            <w:pPr>
+              <w:pStyle w:val="Compact"/>
+            </w:pPr>
+            <w:r>
+              <w:t xml:space="preserve">Feature</w:t>
+            </w:r>
+          </w:p>
+        </w:tc>
+        <w:tc>
+          <w:tcPr/>
+          <w:p>
+            <w:pPr>
+              <w:pStyle w:val="Compact"/>
+            </w:pPr>
+            <w:r>
+              <w:t xml:space="preserve">P1</w:t>
+            </w:r>
+          </w:p>
+        </w:tc>
+        <w:tc>
+          <w:tcPr/>
+          <w:p>
+            <w:pPr>
+              <w:pStyle w:val="Compact"/>
+            </w:pPr>
+            <w:r>
+              <w:t xml:space="preserve">Implement split-brain prevention and partition-classification logic</w:t>
+            </w:r>
+          </w:p>
+        </w:tc>
+        <w:tc>
+          <w:tcPr/>
+          <w:p>
+            <w:pPr>
+              <w:pStyle w:val="Compact"/>
+            </w:pPr>
+            <w:r>
+              <w:t xml:space="preserve">37c2a9a</w:t>
             </w:r>
           </w:p>
         </w:tc>

--- a/docs/export/fixed.docx
+++ b/docs/export/fixed.docx
@@ -34,7 +34,7 @@
         <w:t xml:space="preserve"> </w:t>
       </w:r>
       <w:r>
-        <w:t xml:space="preserve">42</w:t>
+        <w:t xml:space="preserve">43</w:t>
       </w:r>
       <w:r>
         <w:t xml:space="preserve"> </w:t>
@@ -50,7 +50,7 @@
         <w:t xml:space="preserve"> </w:t>
       </w:r>
       <w:r>
-        <w:t xml:space="preserve">2026-06-02T01:25:59Z</w:t>
+        <w:t xml:space="preserve">2026-06-02T01:37:37Z</w:t>
       </w:r>
       <w:r>
         <w:t xml:space="preserve"> </w:t>
@@ -116,7 +116,7 @@
           <w:b/>
           <w:bCs/>
         </w:rPr>
-        <w:t xml:space="preserve">219</w:t>
+        <w:t xml:space="preserve">222</w:t>
       </w:r>
       <w:r>
         <w:t xml:space="preserve">.</w:t>
@@ -12381,6 +12381,63 @@
               <w:pStyle w:val="Compact"/>
             </w:pPr>
             <w:r>
+              <w:t xml:space="preserve">HXC-1342</w:t>
+            </w:r>
+          </w:p>
+        </w:tc>
+        <w:tc>
+          <w:tcPr/>
+          <w:p>
+            <w:pPr>
+              <w:pStyle w:val="Compact"/>
+            </w:pPr>
+            <w:r>
+              <w:t xml:space="preserve">Feature</w:t>
+            </w:r>
+          </w:p>
+        </w:tc>
+        <w:tc>
+          <w:tcPr/>
+          <w:p>
+            <w:pPr>
+              <w:pStyle w:val="Compact"/>
+            </w:pPr>
+            <w:r>
+              <w:t xml:space="preserve">P1</w:t>
+            </w:r>
+          </w:p>
+        </w:tc>
+        <w:tc>
+          <w:tcPr/>
+          <w:p>
+            <w:pPr>
+              <w:pStyle w:val="Compact"/>
+            </w:pPr>
+            <w:r>
+              <w:t xml:space="preserve">Implement pkg/federation federated API aggregation with partial failure</w:t>
+            </w:r>
+          </w:p>
+        </w:tc>
+        <w:tc>
+          <w:tcPr/>
+          <w:p>
+            <w:pPr>
+              <w:pStyle w:val="Compact"/>
+            </w:pPr>
+            <w:r>
+              <w:t xml:space="preserve">0c8b4ca</w:t>
+            </w:r>
+          </w:p>
+        </w:tc>
+      </w:tr>
+      <w:tr>
+        <w:tc>
+          <w:tcPr/>
+          <w:p>
+            <w:pPr>
+              <w:pStyle w:val="Compact"/>
+            </w:pPr>
+            <w:r>
               <w:t xml:space="preserve">HXC-1343</w:t>
             </w:r>
           </w:p>
@@ -12426,6 +12483,120 @@
             </w:pPr>
             <w:r>
               <w:t xml:space="preserve">37c2a9a</w:t>
+            </w:r>
+          </w:p>
+        </w:tc>
+      </w:tr>
+      <w:tr>
+        <w:tc>
+          <w:tcPr/>
+          <w:p>
+            <w:pPr>
+              <w:pStyle w:val="Compact"/>
+            </w:pPr>
+            <w:r>
+              <w:t xml:space="preserve">HXC-1353</w:t>
+            </w:r>
+          </w:p>
+        </w:tc>
+        <w:tc>
+          <w:tcPr/>
+          <w:p>
+            <w:pPr>
+              <w:pStyle w:val="Compact"/>
+            </w:pPr>
+            <w:r>
+              <w:t xml:space="preserve">Feature</w:t>
+            </w:r>
+          </w:p>
+        </w:tc>
+        <w:tc>
+          <w:tcPr/>
+          <w:p>
+            <w:pPr>
+              <w:pStyle w:val="Compact"/>
+            </w:pPr>
+            <w:r>
+              <w:t xml:space="preserve">P1</w:t>
+            </w:r>
+          </w:p>
+        </w:tc>
+        <w:tc>
+          <w:tcPr/>
+          <w:p>
+            <w:pPr>
+              <w:pStyle w:val="Compact"/>
+            </w:pPr>
+            <w:r>
+              <w:t xml:space="preserve">Implement WireGuard zero-downtime key rotation with overlap window</w:t>
+            </w:r>
+          </w:p>
+        </w:tc>
+        <w:tc>
+          <w:tcPr/>
+          <w:p>
+            <w:pPr>
+              <w:pStyle w:val="Compact"/>
+            </w:pPr>
+            <w:r>
+              <w:t xml:space="preserve">0c8b4ca</w:t>
+            </w:r>
+          </w:p>
+        </w:tc>
+      </w:tr>
+      <w:tr>
+        <w:tc>
+          <w:tcPr/>
+          <w:p>
+            <w:pPr>
+              <w:pStyle w:val="Compact"/>
+            </w:pPr>
+            <w:r>
+              <w:t xml:space="preserve">HXC-1365</w:t>
+            </w:r>
+          </w:p>
+        </w:tc>
+        <w:tc>
+          <w:tcPr/>
+          <w:p>
+            <w:pPr>
+              <w:pStyle w:val="Compact"/>
+            </w:pPr>
+            <w:r>
+              <w:t xml:space="preserve">Feature</w:t>
+            </w:r>
+          </w:p>
+        </w:tc>
+        <w:tc>
+          <w:tcPr/>
+          <w:p>
+            <w:pPr>
+              <w:pStyle w:val="Compact"/>
+            </w:pPr>
+            <w:r>
+              <w:t xml:space="preserve">P1</w:t>
+            </w:r>
+          </w:p>
+        </w:tc>
+        <w:tc>
+          <w:tcPr/>
+          <w:p>
+            <w:pPr>
+              <w:pStyle w:val="Compact"/>
+            </w:pPr>
+            <w:r>
+              <w:t xml:space="preserve">Extend pkg/scheduler with latency-aware spot/preemptible scoring</w:t>
+            </w:r>
+          </w:p>
+        </w:tc>
+        <w:tc>
+          <w:tcPr/>
+          <w:p>
+            <w:pPr>
+              <w:pStyle w:val="Compact"/>
+            </w:pPr>
+            <w:r>
+              <w:t xml:space="preserve">0c8b4ca</w:t>
             </w:r>
           </w:p>
         </w:tc>

--- a/docs/export/fixed.docx
+++ b/docs/export/fixed.docx
@@ -34,7 +34,7 @@
         <w:t xml:space="preserve"> </w:t>
       </w:r>
       <w:r>
-        <w:t xml:space="preserve">197</w:t>
+        <w:t xml:space="preserve">199</w:t>
       </w:r>
       <w:r>
         <w:t xml:space="preserve"> </w:t>
@@ -50,7 +50,7 @@
         <w:t xml:space="preserve"> </w:t>
       </w:r>
       <w:r>
-        <w:t xml:space="preserve">2026-06-14T18:36:45Z</w:t>
+        <w:t xml:space="preserve">2026-06-14T19:23:28Z</w:t>
       </w:r>
       <w:r>
         <w:t xml:space="preserve"> </w:t>
@@ -116,7 +116,7 @@
           <w:b/>
           <w:bCs/>
         </w:rPr>
-        <w:t xml:space="preserve">725</w:t>
+        <w:t xml:space="preserve">732</w:t>
       </w:r>
       <w:r>
         <w:t xml:space="preserve">.</w:t>
@@ -36957,6 +36957,405 @@
             </w:pPr>
             <w:r>
               <w:t xml:space="preserve">ad81091</w:t>
+            </w:r>
+          </w:p>
+        </w:tc>
+      </w:tr>
+      <w:tr>
+        <w:tc>
+          <w:tcPr/>
+          <w:p>
+            <w:pPr>
+              <w:pStyle w:val="Compact"/>
+            </w:pPr>
+            <w:r>
+              <w:t xml:space="preserve">HXC-1832</w:t>
+            </w:r>
+          </w:p>
+        </w:tc>
+        <w:tc>
+          <w:tcPr/>
+          <w:p>
+            <w:pPr>
+              <w:pStyle w:val="Compact"/>
+            </w:pPr>
+            <w:r>
+              <w:t xml:space="preserve">Bug</w:t>
+            </w:r>
+          </w:p>
+        </w:tc>
+        <w:tc>
+          <w:tcPr/>
+          <w:p>
+            <w:pPr>
+              <w:pStyle w:val="Compact"/>
+            </w:pPr>
+            <w:r>
+              <w:t xml:space="preserve">P2</w:t>
+            </w:r>
+          </w:p>
+        </w:tc>
+        <w:tc>
+          <w:tcPr/>
+          <w:p>
+            <w:pPr>
+              <w:pStyle w:val="Compact"/>
+            </w:pPr>
+            <w:r>
+              <w:t xml:space="preserve">retry: exponential/linear backoff overflows time.Duration -&gt; negative delay bypasses MaxDelay cap (hot loop)</w:t>
+            </w:r>
+          </w:p>
+        </w:tc>
+        <w:tc>
+          <w:tcPr/>
+          <w:p>
+            <w:pPr>
+              <w:pStyle w:val="Compact"/>
+            </w:pPr>
+            <w:r>
+              <w:t xml:space="preserve">4e6af81</w:t>
+            </w:r>
+          </w:p>
+        </w:tc>
+      </w:tr>
+      <w:tr>
+        <w:tc>
+          <w:tcPr/>
+          <w:p>
+            <w:pPr>
+              <w:pStyle w:val="Compact"/>
+            </w:pPr>
+            <w:r>
+              <w:t xml:space="preserve">HXC-1833</w:t>
+            </w:r>
+          </w:p>
+        </w:tc>
+        <w:tc>
+          <w:tcPr/>
+          <w:p>
+            <w:pPr>
+              <w:pStyle w:val="Compact"/>
+            </w:pPr>
+            <w:r>
+              <w:t xml:space="preserve">Task</w:t>
+            </w:r>
+          </w:p>
+        </w:tc>
+        <w:tc>
+          <w:tcPr/>
+          <w:p>
+            <w:pPr>
+              <w:pStyle w:val="Compact"/>
+            </w:pPr>
+            <w:r>
+              <w:t xml:space="preserve">P3</w:t>
+            </w:r>
+          </w:p>
+        </w:tc>
+        <w:tc>
+          <w:tcPr/>
+          <w:p>
+            <w:pPr>
+              <w:pStyle w:val="Compact"/>
+            </w:pPr>
+            <w:r>
+              <w:t xml:space="preserve">crypto: adversarial test, Ed25519/AES-GCM/PBKDF2 wrapper rejects tampered (no bug)</w:t>
+            </w:r>
+          </w:p>
+        </w:tc>
+        <w:tc>
+          <w:tcPr/>
+          <w:p>
+            <w:pPr>
+              <w:pStyle w:val="Compact"/>
+            </w:pPr>
+            <w:r>
+              <w:t xml:space="preserve">4e6af81</w:t>
+            </w:r>
+          </w:p>
+        </w:tc>
+      </w:tr>
+      <w:tr>
+        <w:tc>
+          <w:tcPr/>
+          <w:p>
+            <w:pPr>
+              <w:pStyle w:val="Compact"/>
+            </w:pPr>
+            <w:r>
+              <w:t xml:space="preserve">HXC-1834</w:t>
+            </w:r>
+          </w:p>
+        </w:tc>
+        <w:tc>
+          <w:tcPr/>
+          <w:p>
+            <w:pPr>
+              <w:pStyle w:val="Compact"/>
+            </w:pPr>
+            <w:r>
+              <w:t xml:space="preserve">Task</w:t>
+            </w:r>
+          </w:p>
+        </w:tc>
+        <w:tc>
+          <w:tcPr/>
+          <w:p>
+            <w:pPr>
+              <w:pStyle w:val="Compact"/>
+            </w:pPr>
+            <w:r>
+              <w:t xml:space="preserve">P3</w:t>
+            </w:r>
+          </w:p>
+        </w:tc>
+        <w:tc>
+          <w:tcPr/>
+          <w:p>
+            <w:pPr>
+              <w:pStyle w:val="Compact"/>
+            </w:pPr>
+            <w:r>
+              <w:t xml:space="preserve">workerpool: adversarial test, bounded pool correct (no bug)</w:t>
+            </w:r>
+          </w:p>
+        </w:tc>
+        <w:tc>
+          <w:tcPr/>
+          <w:p>
+            <w:pPr>
+              <w:pStyle w:val="Compact"/>
+            </w:pPr>
+            <w:r>
+              <w:t xml:space="preserve">4e6af81</w:t>
+            </w:r>
+          </w:p>
+        </w:tc>
+      </w:tr>
+      <w:tr>
+        <w:tc>
+          <w:tcPr/>
+          <w:p>
+            <w:pPr>
+              <w:pStyle w:val="Compact"/>
+            </w:pPr>
+            <w:r>
+              <w:t xml:space="preserve">HXC-1835</w:t>
+            </w:r>
+          </w:p>
+        </w:tc>
+        <w:tc>
+          <w:tcPr/>
+          <w:p>
+            <w:pPr>
+              <w:pStyle w:val="Compact"/>
+            </w:pPr>
+            <w:r>
+              <w:t xml:space="preserve">Bug</w:t>
+            </w:r>
+          </w:p>
+        </w:tc>
+        <w:tc>
+          <w:tcPr/>
+          <w:p>
+            <w:pPr>
+              <w:pStyle w:val="Compact"/>
+            </w:pPr>
+            <w:r>
+              <w:t xml:space="preserve">P1</w:t>
+            </w:r>
+          </w:p>
+        </w:tc>
+        <w:tc>
+          <w:tcPr/>
+          <w:p>
+            <w:pPr>
+              <w:pStyle w:val="Compact"/>
+            </w:pPr>
+            <w:r>
+              <w:t xml:space="preserve">tiersec: tierRank Sscanf admits malformed tier names -&gt; fail-open clearance grant</w:t>
+            </w:r>
+          </w:p>
+        </w:tc>
+        <w:tc>
+          <w:tcPr/>
+          <w:p>
+            <w:pPr>
+              <w:pStyle w:val="Compact"/>
+            </w:pPr>
+            <w:r>
+              <w:t xml:space="preserve">f898048</w:t>
+            </w:r>
+          </w:p>
+        </w:tc>
+      </w:tr>
+      <w:tr>
+        <w:tc>
+          <w:tcPr/>
+          <w:p>
+            <w:pPr>
+              <w:pStyle w:val="Compact"/>
+            </w:pPr>
+            <w:r>
+              <w:t xml:space="preserve">HXC-1836</w:t>
+            </w:r>
+          </w:p>
+        </w:tc>
+        <w:tc>
+          <w:tcPr/>
+          <w:p>
+            <w:pPr>
+              <w:pStyle w:val="Compact"/>
+            </w:pPr>
+            <w:r>
+              <w:t xml:space="preserve">Task</w:t>
+            </w:r>
+          </w:p>
+        </w:tc>
+        <w:tc>
+          <w:tcPr/>
+          <w:p>
+            <w:pPr>
+              <w:pStyle w:val="Compact"/>
+            </w:pPr>
+            <w:r>
+              <w:t xml:space="preserve">P3</w:t>
+            </w:r>
+          </w:p>
+        </w:tc>
+        <w:tc>
+          <w:tcPr/>
+          <w:p>
+            <w:pPr>
+              <w:pStyle w:val="Compact"/>
+            </w:pPr>
+            <w:r>
+              <w:t xml:space="preserve">tieredcache: adversarial test, LRU bound/eviction/recency correct (no bug)</w:t>
+            </w:r>
+          </w:p>
+        </w:tc>
+        <w:tc>
+          <w:tcPr/>
+          <w:p>
+            <w:pPr>
+              <w:pStyle w:val="Compact"/>
+            </w:pPr>
+            <w:r>
+              <w:t xml:space="preserve">f898048</w:t>
+            </w:r>
+          </w:p>
+        </w:tc>
+      </w:tr>
+      <w:tr>
+        <w:tc>
+          <w:tcPr/>
+          <w:p>
+            <w:pPr>
+              <w:pStyle w:val="Compact"/>
+            </w:pPr>
+            <w:r>
+              <w:t xml:space="preserve">HXC-1837</w:t>
+            </w:r>
+          </w:p>
+        </w:tc>
+        <w:tc>
+          <w:tcPr/>
+          <w:p>
+            <w:pPr>
+              <w:pStyle w:val="Compact"/>
+            </w:pPr>
+            <w:r>
+              <w:t xml:space="preserve">Task</w:t>
+            </w:r>
+          </w:p>
+        </w:tc>
+        <w:tc>
+          <w:tcPr/>
+          <w:p>
+            <w:pPr>
+              <w:pStyle w:val="Compact"/>
+            </w:pPr>
+            <w:r>
+              <w:t xml:space="preserve">P3</w:t>
+            </w:r>
+          </w:p>
+        </w:tc>
+        <w:tc>
+          <w:tcPr/>
+          <w:p>
+            <w:pPr>
+              <w:pStyle w:val="Compact"/>
+            </w:pPr>
+            <w:r>
+              <w:t xml:space="preserve">doublecrypt: adversarial test, mTLS-over-WireGuard tamper/auth enforced (no bug)</w:t>
+            </w:r>
+          </w:p>
+        </w:tc>
+        <w:tc>
+          <w:tcPr/>
+          <w:p>
+            <w:pPr>
+              <w:pStyle w:val="Compact"/>
+            </w:pPr>
+            <w:r>
+              <w:t xml:space="preserve">f898048</w:t>
+            </w:r>
+          </w:p>
+        </w:tc>
+      </w:tr>
+      <w:tr>
+        <w:tc>
+          <w:tcPr/>
+          <w:p>
+            <w:pPr>
+              <w:pStyle w:val="Compact"/>
+            </w:pPr>
+            <w:r>
+              <w:t xml:space="preserve">HXC-1838</w:t>
+            </w:r>
+          </w:p>
+        </w:tc>
+        <w:tc>
+          <w:tcPr/>
+          <w:p>
+            <w:pPr>
+              <w:pStyle w:val="Compact"/>
+            </w:pPr>
+            <w:r>
+              <w:t xml:space="preserve">Task</w:t>
+            </w:r>
+          </w:p>
+        </w:tc>
+        <w:tc>
+          <w:tcPr/>
+          <w:p>
+            <w:pPr>
+              <w:pStyle w:val="Compact"/>
+            </w:pPr>
+            <w:r>
+              <w:t xml:space="preserve">P3</w:t>
+            </w:r>
+          </w:p>
+        </w:tc>
+        <w:tc>
+          <w:tcPr/>
+          <w:p>
+            <w:pPr>
+              <w:pStyle w:val="Compact"/>
+            </w:pPr>
+            <w:r>
+              <w:t xml:space="preserve">covgate: adversarial test, threshold &gt;= boundary + NaN fail-closed (no bug)</w:t>
+            </w:r>
+          </w:p>
+        </w:tc>
+        <w:tc>
+          <w:tcPr/>
+          <w:p>
+            <w:pPr>
+              <w:pStyle w:val="Compact"/>
+            </w:pPr>
+            <w:r>
+              <w:t xml:space="preserve">f898048</w:t>
             </w:r>
           </w:p>
         </w:tc>

--- a/docs/export/fixed.docx
+++ b/docs/export/fixed.docx
@@ -34,7 +34,7 @@
         <w:t xml:space="preserve"> </w:t>
       </w:r>
       <w:r>
-        <w:t xml:space="preserve">199</w:t>
+        <w:t xml:space="preserve">204</w:t>
       </w:r>
       <w:r>
         <w:t xml:space="preserve"> </w:t>
@@ -50,7 +50,7 @@
         <w:t xml:space="preserve"> </w:t>
       </w:r>
       <w:r>
-        <w:t xml:space="preserve">2026-06-14T19:23:28Z</w:t>
+        <w:t xml:space="preserve">2026-06-14T20:17:40Z</w:t>
       </w:r>
       <w:r>
         <w:t xml:space="preserve"> </w:t>
@@ -116,7 +116,7 @@
           <w:b/>
           <w:bCs/>
         </w:rPr>
-        <w:t xml:space="preserve">732</w:t>
+        <w:t xml:space="preserve">752</w:t>
       </w:r>
       <w:r>
         <w:t xml:space="preserve">.</w:t>
@@ -37356,6 +37356,1146 @@
             </w:pPr>
             <w:r>
               <w:t xml:space="preserve">f898048</w:t>
+            </w:r>
+          </w:p>
+        </w:tc>
+      </w:tr>
+      <w:tr>
+        <w:tc>
+          <w:tcPr/>
+          <w:p>
+            <w:pPr>
+              <w:pStyle w:val="Compact"/>
+            </w:pPr>
+            <w:r>
+              <w:t xml:space="preserve">HXC-1839</w:t>
+            </w:r>
+          </w:p>
+        </w:tc>
+        <w:tc>
+          <w:tcPr/>
+          <w:p>
+            <w:pPr>
+              <w:pStyle w:val="Compact"/>
+            </w:pPr>
+            <w:r>
+              <w:t xml:space="preserve">Bug</w:t>
+            </w:r>
+          </w:p>
+        </w:tc>
+        <w:tc>
+          <w:tcPr/>
+          <w:p>
+            <w:pPr>
+              <w:pStyle w:val="Compact"/>
+            </w:pPr>
+            <w:r>
+              <w:t xml:space="preserve">P1</w:t>
+            </w:r>
+          </w:p>
+        </w:tc>
+        <w:tc>
+          <w:tcPr/>
+          <w:p>
+            <w:pPr>
+              <w:pStyle w:val="Compact"/>
+            </w:pPr>
+            <w:r>
+              <w:t xml:space="preserve">qualitygate: NaN metric/threshold records no breach -&gt; CRITICAL gate PASSES on poisoned metric (fail-open, CLAUDE-1)</w:t>
+            </w:r>
+          </w:p>
+        </w:tc>
+        <w:tc>
+          <w:tcPr/>
+          <w:p>
+            <w:pPr>
+              <w:pStyle w:val="Compact"/>
+            </w:pPr>
+            <w:r>
+              <w:t xml:space="preserve">6866352</w:t>
+            </w:r>
+          </w:p>
+        </w:tc>
+      </w:tr>
+      <w:tr>
+        <w:tc>
+          <w:tcPr/>
+          <w:p>
+            <w:pPr>
+              <w:pStyle w:val="Compact"/>
+            </w:pPr>
+            <w:r>
+              <w:t xml:space="preserve">HXC-1840</w:t>
+            </w:r>
+          </w:p>
+        </w:tc>
+        <w:tc>
+          <w:tcPr/>
+          <w:p>
+            <w:pPr>
+              <w:pStyle w:val="Compact"/>
+            </w:pPr>
+            <w:r>
+              <w:t xml:space="preserve">Bug</w:t>
+            </w:r>
+          </w:p>
+        </w:tc>
+        <w:tc>
+          <w:tcPr/>
+          <w:p>
+            <w:pPr>
+              <w:pStyle w:val="Compact"/>
+            </w:pPr>
+            <w:r>
+              <w:t xml:space="preserve">P2</w:t>
+            </w:r>
+          </w:p>
+        </w:tc>
+        <w:tc>
+          <w:tcPr/>
+          <w:p>
+            <w:pPr>
+              <w:pStyle w:val="Compact"/>
+            </w:pPr>
+            <w:r>
+              <w:t xml:space="preserve">inference: 2 stale tests fail on main (encode retired internal/llm synthetic stub) -&gt; pkg suite RED</w:t>
+            </w:r>
+          </w:p>
+        </w:tc>
+        <w:tc>
+          <w:tcPr/>
+          <w:p>
+            <w:pPr>
+              <w:pStyle w:val="Compact"/>
+            </w:pPr>
+            <w:r>
+              <w:t xml:space="preserve">6866352</w:t>
+            </w:r>
+          </w:p>
+        </w:tc>
+      </w:tr>
+      <w:tr>
+        <w:tc>
+          <w:tcPr/>
+          <w:p>
+            <w:pPr>
+              <w:pStyle w:val="Compact"/>
+            </w:pPr>
+            <w:r>
+              <w:t xml:space="preserve">HXC-1841</w:t>
+            </w:r>
+          </w:p>
+        </w:tc>
+        <w:tc>
+          <w:tcPr/>
+          <w:p>
+            <w:pPr>
+              <w:pStyle w:val="Compact"/>
+            </w:pPr>
+            <w:r>
+              <w:t xml:space="preserve">Task</w:t>
+            </w:r>
+          </w:p>
+        </w:tc>
+        <w:tc>
+          <w:tcPr/>
+          <w:p>
+            <w:pPr>
+              <w:pStyle w:val="Compact"/>
+            </w:pPr>
+            <w:r>
+              <w:t xml:space="preserve">P3</w:t>
+            </w:r>
+          </w:p>
+        </w:tc>
+        <w:tc>
+          <w:tcPr/>
+          <w:p>
+            <w:pPr>
+              <w:pStyle w:val="Compact"/>
+            </w:pPr>
+            <w:r>
+              <w:t xml:space="preserve">pool: adversarial test, mutex-guarded pool no over-commit/double-handout (no bug)</w:t>
+            </w:r>
+          </w:p>
+        </w:tc>
+        <w:tc>
+          <w:tcPr/>
+          <w:p>
+            <w:pPr>
+              <w:pStyle w:val="Compact"/>
+            </w:pPr>
+            <w:r>
+              <w:t xml:space="preserve">6866352</w:t>
+            </w:r>
+          </w:p>
+        </w:tc>
+      </w:tr>
+      <w:tr>
+        <w:tc>
+          <w:tcPr/>
+          <w:p>
+            <w:pPr>
+              <w:pStyle w:val="Compact"/>
+            </w:pPr>
+            <w:r>
+              <w:t xml:space="preserve">HXC-1842</w:t>
+            </w:r>
+          </w:p>
+        </w:tc>
+        <w:tc>
+          <w:tcPr/>
+          <w:p>
+            <w:pPr>
+              <w:pStyle w:val="Compact"/>
+            </w:pPr>
+            <w:r>
+              <w:t xml:space="preserve">Task</w:t>
+            </w:r>
+          </w:p>
+        </w:tc>
+        <w:tc>
+          <w:tcPr/>
+          <w:p>
+            <w:pPr>
+              <w:pStyle w:val="Compact"/>
+            </w:pPr>
+            <w:r>
+              <w:t xml:space="preserve">P3</w:t>
+            </w:r>
+          </w:p>
+        </w:tc>
+        <w:tc>
+          <w:tcPr/>
+          <w:p>
+            <w:pPr>
+              <w:pStyle w:val="Compact"/>
+            </w:pPr>
+            <w:r>
+              <w:t xml:space="preserve">quantization: adversarial test, int-only VRAM estimate (no bug)</w:t>
+            </w:r>
+          </w:p>
+        </w:tc>
+        <w:tc>
+          <w:tcPr/>
+          <w:p>
+            <w:pPr>
+              <w:pStyle w:val="Compact"/>
+            </w:pPr>
+            <w:r>
+              <w:t xml:space="preserve">6866352</w:t>
+            </w:r>
+          </w:p>
+        </w:tc>
+      </w:tr>
+      <w:tr>
+        <w:tc>
+          <w:tcPr/>
+          <w:p>
+            <w:pPr>
+              <w:pStyle w:val="Compact"/>
+            </w:pPr>
+            <w:r>
+              <w:t xml:space="preserve">HXC-1843</w:t>
+            </w:r>
+          </w:p>
+        </w:tc>
+        <w:tc>
+          <w:tcPr/>
+          <w:p>
+            <w:pPr>
+              <w:pStyle w:val="Compact"/>
+            </w:pPr>
+            <w:r>
+              <w:t xml:space="preserve">Task</w:t>
+            </w:r>
+          </w:p>
+        </w:tc>
+        <w:tc>
+          <w:tcPr/>
+          <w:p>
+            <w:pPr>
+              <w:pStyle w:val="Compact"/>
+            </w:pPr>
+            <w:r>
+              <w:t xml:space="preserve">P3</w:t>
+            </w:r>
+          </w:p>
+        </w:tc>
+        <w:tc>
+          <w:tcPr/>
+          <w:p>
+            <w:pPr>
+              <w:pStyle w:val="Compact"/>
+            </w:pPr>
+            <w:r>
+              <w:t xml:space="preserve">raft: adversarial test, hashicorp/raft wrapper + local FSM safety pinned (no bug)</w:t>
+            </w:r>
+          </w:p>
+        </w:tc>
+        <w:tc>
+          <w:tcPr/>
+          <w:p>
+            <w:pPr>
+              <w:pStyle w:val="Compact"/>
+            </w:pPr>
+            <w:r>
+              <w:t xml:space="preserve">386489c</w:t>
+            </w:r>
+          </w:p>
+        </w:tc>
+      </w:tr>
+      <w:tr>
+        <w:tc>
+          <w:tcPr/>
+          <w:p>
+            <w:pPr>
+              <w:pStyle w:val="Compact"/>
+            </w:pPr>
+            <w:r>
+              <w:t xml:space="preserve">HXC-1844</w:t>
+            </w:r>
+          </w:p>
+        </w:tc>
+        <w:tc>
+          <w:tcPr/>
+          <w:p>
+            <w:pPr>
+              <w:pStyle w:val="Compact"/>
+            </w:pPr>
+            <w:r>
+              <w:t xml:space="preserve">Task</w:t>
+            </w:r>
+          </w:p>
+        </w:tc>
+        <w:tc>
+          <w:tcPr/>
+          <w:p>
+            <w:pPr>
+              <w:pStyle w:val="Compact"/>
+            </w:pPr>
+            <w:r>
+              <w:t xml:space="preserve">P3</w:t>
+            </w:r>
+          </w:p>
+        </w:tc>
+        <w:tc>
+          <w:tcPr/>
+          <w:p>
+            <w:pPr>
+              <w:pStyle w:val="Compact"/>
+            </w:pPr>
+            <w:r>
+              <w:t xml:space="preserve">device: adversarial test, deterministic classifier + real per-OS probe, CLAUDE-2 verified (no bug)</w:t>
+            </w:r>
+          </w:p>
+        </w:tc>
+        <w:tc>
+          <w:tcPr/>
+          <w:p>
+            <w:pPr>
+              <w:pStyle w:val="Compact"/>
+            </w:pPr>
+            <w:r>
+              <w:t xml:space="preserve">386489c</w:t>
+            </w:r>
+          </w:p>
+        </w:tc>
+      </w:tr>
+      <w:tr>
+        <w:tc>
+          <w:tcPr/>
+          <w:p>
+            <w:pPr>
+              <w:pStyle w:val="Compact"/>
+            </w:pPr>
+            <w:r>
+              <w:t xml:space="preserve">HXC-1845</w:t>
+            </w:r>
+          </w:p>
+        </w:tc>
+        <w:tc>
+          <w:tcPr/>
+          <w:p>
+            <w:pPr>
+              <w:pStyle w:val="Compact"/>
+            </w:pPr>
+            <w:r>
+              <w:t xml:space="preserve">Task</w:t>
+            </w:r>
+          </w:p>
+        </w:tc>
+        <w:tc>
+          <w:tcPr/>
+          <w:p>
+            <w:pPr>
+              <w:pStyle w:val="Compact"/>
+            </w:pPr>
+            <w:r>
+              <w:t xml:space="preserve">P3</w:t>
+            </w:r>
+          </w:p>
+        </w:tc>
+        <w:tc>
+          <w:tcPr/>
+          <w:p>
+            <w:pPr>
+              <w:pStyle w:val="Compact"/>
+            </w:pPr>
+            <w:r>
+              <w:t xml:space="preserve">dst: adversarial test, deterministic-simulation harness is genuinely deterministic (no bug)</w:t>
+            </w:r>
+          </w:p>
+        </w:tc>
+        <w:tc>
+          <w:tcPr/>
+          <w:p>
+            <w:pPr>
+              <w:pStyle w:val="Compact"/>
+            </w:pPr>
+            <w:r>
+              <w:t xml:space="preserve">386489c</w:t>
+            </w:r>
+          </w:p>
+        </w:tc>
+      </w:tr>
+      <w:tr>
+        <w:tc>
+          <w:tcPr/>
+          <w:p>
+            <w:pPr>
+              <w:pStyle w:val="Compact"/>
+            </w:pPr>
+            <w:r>
+              <w:t xml:space="preserve">HXC-1846</w:t>
+            </w:r>
+          </w:p>
+        </w:tc>
+        <w:tc>
+          <w:tcPr/>
+          <w:p>
+            <w:pPr>
+              <w:pStyle w:val="Compact"/>
+            </w:pPr>
+            <w:r>
+              <w:t xml:space="preserve">Task</w:t>
+            </w:r>
+          </w:p>
+        </w:tc>
+        <w:tc>
+          <w:tcPr/>
+          <w:p>
+            <w:pPr>
+              <w:pStyle w:val="Compact"/>
+            </w:pPr>
+            <w:r>
+              <w:t xml:space="preserve">P3</w:t>
+            </w:r>
+          </w:p>
+        </w:tc>
+        <w:tc>
+          <w:tcPr/>
+          <w:p>
+            <w:pPr>
+              <w:pStyle w:val="Compact"/>
+            </w:pPr>
+            <w:r>
+              <w:t xml:space="preserve">provider: adversarial test, pure HTTP adapter no selector/registry (no bug)</w:t>
+            </w:r>
+          </w:p>
+        </w:tc>
+        <w:tc>
+          <w:tcPr/>
+          <w:p>
+            <w:pPr>
+              <w:pStyle w:val="Compact"/>
+            </w:pPr>
+            <w:r>
+              <w:t xml:space="preserve">386489c</w:t>
+            </w:r>
+          </w:p>
+        </w:tc>
+      </w:tr>
+      <w:tr>
+        <w:tc>
+          <w:tcPr/>
+          <w:p>
+            <w:pPr>
+              <w:pStyle w:val="Compact"/>
+            </w:pPr>
+            <w:r>
+              <w:t xml:space="preserve">HXC-1847</w:t>
+            </w:r>
+          </w:p>
+        </w:tc>
+        <w:tc>
+          <w:tcPr/>
+          <w:p>
+            <w:pPr>
+              <w:pStyle w:val="Compact"/>
+            </w:pPr>
+            <w:r>
+              <w:t xml:space="preserve">Bug</w:t>
+            </w:r>
+          </w:p>
+        </w:tc>
+        <w:tc>
+          <w:tcPr/>
+          <w:p>
+            <w:pPr>
+              <w:pStyle w:val="Compact"/>
+            </w:pPr>
+            <w:r>
+              <w:t xml:space="preserve">P2</w:t>
+            </w:r>
+          </w:p>
+        </w:tc>
+        <w:tc>
+          <w:tcPr/>
+          <w:p>
+            <w:pPr>
+              <w:pStyle w:val="Compact"/>
+            </w:pPr>
+            <w:r>
+              <w:t xml:space="preserve">timefault: abs64(MinInt64) overflow misses max-skew detection -&gt; grants lease to faulty clock (split-brain)</w:t>
+            </w:r>
+          </w:p>
+        </w:tc>
+        <w:tc>
+          <w:tcPr/>
+          <w:p>
+            <w:pPr>
+              <w:pStyle w:val="Compact"/>
+            </w:pPr>
+            <w:r>
+              <w:t xml:space="preserve">1eabe72</w:t>
+            </w:r>
+          </w:p>
+        </w:tc>
+      </w:tr>
+      <w:tr>
+        <w:tc>
+          <w:tcPr/>
+          <w:p>
+            <w:pPr>
+              <w:pStyle w:val="Compact"/>
+            </w:pPr>
+            <w:r>
+              <w:t xml:space="preserve">HXC-1848</w:t>
+            </w:r>
+          </w:p>
+        </w:tc>
+        <w:tc>
+          <w:tcPr/>
+          <w:p>
+            <w:pPr>
+              <w:pStyle w:val="Compact"/>
+            </w:pPr>
+            <w:r>
+              <w:t xml:space="preserve">Task</w:t>
+            </w:r>
+          </w:p>
+        </w:tc>
+        <w:tc>
+          <w:tcPr/>
+          <w:p>
+            <w:pPr>
+              <w:pStyle w:val="Compact"/>
+            </w:pPr>
+            <w:r>
+              <w:t xml:space="preserve">P3</w:t>
+            </w:r>
+          </w:p>
+        </w:tc>
+        <w:tc>
+          <w:tcPr/>
+          <w:p>
+            <w:pPr>
+              <w:pStyle w:val="Compact"/>
+            </w:pPr>
+            <w:r>
+              <w:t xml:space="preserve">devicemap: adversarial concurrency test, pure stateless conversion (no bug)</w:t>
+            </w:r>
+          </w:p>
+        </w:tc>
+        <w:tc>
+          <w:tcPr/>
+          <w:p>
+            <w:pPr>
+              <w:pStyle w:val="Compact"/>
+            </w:pPr>
+            <w:r>
+              <w:t xml:space="preserve">1eabe72</w:t>
+            </w:r>
+          </w:p>
+        </w:tc>
+      </w:tr>
+      <w:tr>
+        <w:tc>
+          <w:tcPr/>
+          <w:p>
+            <w:pPr>
+              <w:pStyle w:val="Compact"/>
+            </w:pPr>
+            <w:r>
+              <w:t xml:space="preserve">HXC-1849</w:t>
+            </w:r>
+          </w:p>
+        </w:tc>
+        <w:tc>
+          <w:tcPr/>
+          <w:p>
+            <w:pPr>
+              <w:pStyle w:val="Compact"/>
+            </w:pPr>
+            <w:r>
+              <w:t xml:space="preserve">Task</w:t>
+            </w:r>
+          </w:p>
+        </w:tc>
+        <w:tc>
+          <w:tcPr/>
+          <w:p>
+            <w:pPr>
+              <w:pStyle w:val="Compact"/>
+            </w:pPr>
+            <w:r>
+              <w:t xml:space="preserve">P3</w:t>
+            </w:r>
+          </w:p>
+        </w:tc>
+        <w:tc>
+          <w:tcPr/>
+          <w:p>
+            <w:pPr>
+              <w:pStyle w:val="Compact"/>
+            </w:pPr>
+            <w:r>
+              <w:t xml:space="preserve">fedtopology: adversarial test, deterministic immutable topology (no bug)</w:t>
+            </w:r>
+          </w:p>
+        </w:tc>
+        <w:tc>
+          <w:tcPr/>
+          <w:p>
+            <w:pPr>
+              <w:pStyle w:val="Compact"/>
+            </w:pPr>
+            <w:r>
+              <w:t xml:space="preserve">1eabe72</w:t>
+            </w:r>
+          </w:p>
+        </w:tc>
+      </w:tr>
+      <w:tr>
+        <w:tc>
+          <w:tcPr/>
+          <w:p>
+            <w:pPr>
+              <w:pStyle w:val="Compact"/>
+            </w:pPr>
+            <w:r>
+              <w:t xml:space="preserve">HXC-1850</w:t>
+            </w:r>
+          </w:p>
+        </w:tc>
+        <w:tc>
+          <w:tcPr/>
+          <w:p>
+            <w:pPr>
+              <w:pStyle w:val="Compact"/>
+            </w:pPr>
+            <w:r>
+              <w:t xml:space="preserve">Task</w:t>
+            </w:r>
+          </w:p>
+        </w:tc>
+        <w:tc>
+          <w:tcPr/>
+          <w:p>
+            <w:pPr>
+              <w:pStyle w:val="Compact"/>
+            </w:pPr>
+            <w:r>
+              <w:t xml:space="preserve">P3</w:t>
+            </w:r>
+          </w:p>
+        </w:tc>
+        <w:tc>
+          <w:tcPr/>
+          <w:p>
+            <w:pPr>
+              <w:pStyle w:val="Compact"/>
+            </w:pPr>
+            <w:r>
+              <w:t xml:space="preserve">thermalwarm: adversarial test, duration-based warm-up boundary correct (no bug)</w:t>
+            </w:r>
+          </w:p>
+        </w:tc>
+        <w:tc>
+          <w:tcPr/>
+          <w:p>
+            <w:pPr>
+              <w:pStyle w:val="Compact"/>
+            </w:pPr>
+            <w:r>
+              <w:t xml:space="preserve">1eabe72</w:t>
+            </w:r>
+          </w:p>
+        </w:tc>
+      </w:tr>
+      <w:tr>
+        <w:tc>
+          <w:tcPr/>
+          <w:p>
+            <w:pPr>
+              <w:pStyle w:val="Compact"/>
+            </w:pPr>
+            <w:r>
+              <w:t xml:space="preserve">HXC-1851</w:t>
+            </w:r>
+          </w:p>
+        </w:tc>
+        <w:tc>
+          <w:tcPr/>
+          <w:p>
+            <w:pPr>
+              <w:pStyle w:val="Compact"/>
+            </w:pPr>
+            <w:r>
+              <w:t xml:space="preserve">Bug</w:t>
+            </w:r>
+          </w:p>
+        </w:tc>
+        <w:tc>
+          <w:tcPr/>
+          <w:p>
+            <w:pPr>
+              <w:pStyle w:val="Compact"/>
+            </w:pPr>
+            <w:r>
+              <w:t xml:space="preserve">P2</w:t>
+            </w:r>
+          </w:p>
+        </w:tc>
+        <w:tc>
+          <w:tcPr/>
+          <w:p>
+            <w:pPr>
+              <w:pStyle w:val="Compact"/>
+            </w:pPr>
+            <w:r>
+              <w:t xml:space="preserve">tracing: Span.Duration() ignores endTime -&gt; finished span duration grows with wall-clock (wrong latency)</w:t>
+            </w:r>
+          </w:p>
+        </w:tc>
+        <w:tc>
+          <w:tcPr/>
+          <w:p>
+            <w:pPr>
+              <w:pStyle w:val="Compact"/>
+            </w:pPr>
+            <w:r>
+              <w:t xml:space="preserve">204f871</w:t>
+            </w:r>
+          </w:p>
+        </w:tc>
+      </w:tr>
+      <w:tr>
+        <w:tc>
+          <w:tcPr/>
+          <w:p>
+            <w:pPr>
+              <w:pStyle w:val="Compact"/>
+            </w:pPr>
+            <w:r>
+              <w:t xml:space="preserve">HXC-1852</w:t>
+            </w:r>
+          </w:p>
+        </w:tc>
+        <w:tc>
+          <w:tcPr/>
+          <w:p>
+            <w:pPr>
+              <w:pStyle w:val="Compact"/>
+            </w:pPr>
+            <w:r>
+              <w:t xml:space="preserve">Bug</w:t>
+            </w:r>
+          </w:p>
+        </w:tc>
+        <w:tc>
+          <w:tcPr/>
+          <w:p>
+            <w:pPr>
+              <w:pStyle w:val="Compact"/>
+            </w:pPr>
+            <w:r>
+              <w:t xml:space="preserve">P2</w:t>
+            </w:r>
+          </w:p>
+        </w:tc>
+        <w:tc>
+          <w:tcPr/>
+          <w:p>
+            <w:pPr>
+              <w:pStyle w:val="Compact"/>
+            </w:pPr>
+            <w:r>
+              <w:t xml:space="preserve">agentprovision: ModeManager.Submit no duplicate-ID guard -&gt; double-provision + silent live-job eviction</w:t>
+            </w:r>
+          </w:p>
+        </w:tc>
+        <w:tc>
+          <w:tcPr/>
+          <w:p>
+            <w:pPr>
+              <w:pStyle w:val="Compact"/>
+            </w:pPr>
+            <w:r>
+              <w:t xml:space="preserve">204f871</w:t>
+            </w:r>
+          </w:p>
+        </w:tc>
+      </w:tr>
+      <w:tr>
+        <w:tc>
+          <w:tcPr/>
+          <w:p>
+            <w:pPr>
+              <w:pStyle w:val="Compact"/>
+            </w:pPr>
+            <w:r>
+              <w:t xml:space="preserve">HXC-1853</w:t>
+            </w:r>
+          </w:p>
+        </w:tc>
+        <w:tc>
+          <w:tcPr/>
+          <w:p>
+            <w:pPr>
+              <w:pStyle w:val="Compact"/>
+            </w:pPr>
+            <w:r>
+              <w:t xml:space="preserve">Task</w:t>
+            </w:r>
+          </w:p>
+        </w:tc>
+        <w:tc>
+          <w:tcPr/>
+          <w:p>
+            <w:pPr>
+              <w:pStyle w:val="Compact"/>
+            </w:pPr>
+            <w:r>
+              <w:t xml:space="preserve">P3</w:t>
+            </w:r>
+          </w:p>
+        </w:tc>
+        <w:tc>
+          <w:tcPr/>
+          <w:p>
+            <w:pPr>
+              <w:pStyle w:val="Compact"/>
+            </w:pPr>
+            <w:r>
+              <w:t xml:space="preserve">chaosexp: adversarial test, conservation + determinism (no bug)</w:t>
+            </w:r>
+          </w:p>
+        </w:tc>
+        <w:tc>
+          <w:tcPr/>
+          <w:p>
+            <w:pPr>
+              <w:pStyle w:val="Compact"/>
+            </w:pPr>
+            <w:r>
+              <w:t xml:space="preserve">204f871</w:t>
+            </w:r>
+          </w:p>
+        </w:tc>
+      </w:tr>
+      <w:tr>
+        <w:tc>
+          <w:tcPr/>
+          <w:p>
+            <w:pPr>
+              <w:pStyle w:val="Compact"/>
+            </w:pPr>
+            <w:r>
+              <w:t xml:space="preserve">HXC-1854</w:t>
+            </w:r>
+          </w:p>
+        </w:tc>
+        <w:tc>
+          <w:tcPr/>
+          <w:p>
+            <w:pPr>
+              <w:pStyle w:val="Compact"/>
+            </w:pPr>
+            <w:r>
+              <w:t xml:space="preserve">Task</w:t>
+            </w:r>
+          </w:p>
+        </w:tc>
+        <w:tc>
+          <w:tcPr/>
+          <w:p>
+            <w:pPr>
+              <w:pStyle w:val="Compact"/>
+            </w:pPr>
+            <w:r>
+              <w:t xml:space="preserve">P3</w:t>
+            </w:r>
+          </w:p>
+        </w:tc>
+        <w:tc>
+          <w:tcPr/>
+          <w:p>
+            <w:pPr>
+              <w:pStyle w:val="Compact"/>
+            </w:pPr>
+            <w:r>
+              <w:t xml:space="preserve">errors: adversarial test, Is/As wrap-chain + Wrap(nil)==nil (no bug)</w:t>
+            </w:r>
+          </w:p>
+        </w:tc>
+        <w:tc>
+          <w:tcPr/>
+          <w:p>
+            <w:pPr>
+              <w:pStyle w:val="Compact"/>
+            </w:pPr>
+            <w:r>
+              <w:t xml:space="preserve">204f871</w:t>
+            </w:r>
+          </w:p>
+        </w:tc>
+      </w:tr>
+      <w:tr>
+        <w:tc>
+          <w:tcPr/>
+          <w:p>
+            <w:pPr>
+              <w:pStyle w:val="Compact"/>
+            </w:pPr>
+            <w:r>
+              <w:t xml:space="preserve">HXC-1855</w:t>
+            </w:r>
+          </w:p>
+        </w:tc>
+        <w:tc>
+          <w:tcPr/>
+          <w:p>
+            <w:pPr>
+              <w:pStyle w:val="Compact"/>
+            </w:pPr>
+            <w:r>
+              <w:t xml:space="preserve">Bug</w:t>
+            </w:r>
+          </w:p>
+        </w:tc>
+        <w:tc>
+          <w:tcPr/>
+          <w:p>
+            <w:pPr>
+              <w:pStyle w:val="Compact"/>
+            </w:pPr>
+            <w:r>
+              <w:t xml:space="preserve">P1</w:t>
+            </w:r>
+          </w:p>
+        </w:tc>
+        <w:tc>
+          <w:tcPr/>
+          <w:p>
+            <w:pPr>
+              <w:pStyle w:val="Compact"/>
+            </w:pPr>
+            <w:r>
+              <w:t xml:space="preserve">swim: handleDead lacks self-target guard -&gt; node accepts death rumour about itself (self-denial of liveness)</w:t>
+            </w:r>
+          </w:p>
+        </w:tc>
+        <w:tc>
+          <w:tcPr/>
+          <w:p>
+            <w:pPr>
+              <w:pStyle w:val="Compact"/>
+            </w:pPr>
+            <w:r>
+              <w:t xml:space="preserve">442090c</w:t>
+            </w:r>
+          </w:p>
+        </w:tc>
+      </w:tr>
+      <w:tr>
+        <w:tc>
+          <w:tcPr/>
+          <w:p>
+            <w:pPr>
+              <w:pStyle w:val="Compact"/>
+            </w:pPr>
+            <w:r>
+              <w:t xml:space="preserve">HXC-1856</w:t>
+            </w:r>
+          </w:p>
+        </w:tc>
+        <w:tc>
+          <w:tcPr/>
+          <w:p>
+            <w:pPr>
+              <w:pStyle w:val="Compact"/>
+            </w:pPr>
+            <w:r>
+              <w:t xml:space="preserve">Bug</w:t>
+            </w:r>
+          </w:p>
+        </w:tc>
+        <w:tc>
+          <w:tcPr/>
+          <w:p>
+            <w:pPr>
+              <w:pStyle w:val="Compact"/>
+            </w:pPr>
+            <w:r>
+              <w:t xml:space="preserve">P2</w:t>
+            </w:r>
+          </w:p>
+        </w:tc>
+        <w:tc>
+          <w:tcPr/>
+          <w:p>
+            <w:pPr>
+              <w:pStyle w:val="Compact"/>
+            </w:pPr>
+            <w:r>
+              <w:t xml:space="preserve">build: Job.clone() aliases BuildArgs map despite documented deep-copy -&gt; snapshot mutation corrupts canonical job</w:t>
+            </w:r>
+          </w:p>
+        </w:tc>
+        <w:tc>
+          <w:tcPr/>
+          <w:p>
+            <w:pPr>
+              <w:pStyle w:val="Compact"/>
+            </w:pPr>
+            <w:r>
+              <w:t xml:space="preserve">442090c</w:t>
+            </w:r>
+          </w:p>
+        </w:tc>
+      </w:tr>
+      <w:tr>
+        <w:tc>
+          <w:tcPr/>
+          <w:p>
+            <w:pPr>
+              <w:pStyle w:val="Compact"/>
+            </w:pPr>
+            <w:r>
+              <w:t xml:space="preserve">HXC-1857</w:t>
+            </w:r>
+          </w:p>
+        </w:tc>
+        <w:tc>
+          <w:tcPr/>
+          <w:p>
+            <w:pPr>
+              <w:pStyle w:val="Compact"/>
+            </w:pPr>
+            <w:r>
+              <w:t xml:space="preserve">Task</w:t>
+            </w:r>
+          </w:p>
+        </w:tc>
+        <w:tc>
+          <w:tcPr/>
+          <w:p>
+            <w:pPr>
+              <w:pStyle w:val="Compact"/>
+            </w:pPr>
+            <w:r>
+              <w:t xml:space="preserve">P3</w:t>
+            </w:r>
+          </w:p>
+        </w:tc>
+        <w:tc>
+          <w:tcPr/>
+          <w:p>
+            <w:pPr>
+              <w:pStyle w:val="Compact"/>
+            </w:pPr>
+            <w:r>
+              <w:t xml:space="preserve">log: adversarial test, slog shared-mutex concurrent integrity (no bug)</w:t>
+            </w:r>
+          </w:p>
+        </w:tc>
+        <w:tc>
+          <w:tcPr/>
+          <w:p>
+            <w:pPr>
+              <w:pStyle w:val="Compact"/>
+            </w:pPr>
+            <w:r>
+              <w:t xml:space="preserve">442090c</w:t>
+            </w:r>
+          </w:p>
+        </w:tc>
+      </w:tr>
+      <w:tr>
+        <w:tc>
+          <w:tcPr/>
+          <w:p>
+            <w:pPr>
+              <w:pStyle w:val="Compact"/>
+            </w:pPr>
+            <w:r>
+              <w:t xml:space="preserve">HXC-1858</w:t>
+            </w:r>
+          </w:p>
+        </w:tc>
+        <w:tc>
+          <w:tcPr/>
+          <w:p>
+            <w:pPr>
+              <w:pStyle w:val="Compact"/>
+            </w:pPr>
+            <w:r>
+              <w:t xml:space="preserve">Task</w:t>
+            </w:r>
+          </w:p>
+        </w:tc>
+        <w:tc>
+          <w:tcPr/>
+          <w:p>
+            <w:pPr>
+              <w:pStyle w:val="Compact"/>
+            </w:pPr>
+            <w:r>
+              <w:t xml:space="preserve">P3</w:t>
+            </w:r>
+          </w:p>
+        </w:tc>
+        <w:tc>
+          <w:tcPr/>
+          <w:p>
+            <w:pPr>
+              <w:pStyle w:val="Compact"/>
+            </w:pPr>
+            <w:r>
+              <w:t xml:space="preserve">bootstrap: adversarial test, peer-rendezvous deterministic + no fail-open (no bug)</w:t>
+            </w:r>
+          </w:p>
+        </w:tc>
+        <w:tc>
+          <w:tcPr/>
+          <w:p>
+            <w:pPr>
+              <w:pStyle w:val="Compact"/>
+            </w:pPr>
+            <w:r>
+              <w:t xml:space="preserve">442090c</w:t>
             </w:r>
           </w:p>
         </w:tc>

--- a/docs/export/fixed.docx
+++ b/docs/export/fixed.docx
@@ -34,7 +34,7 @@
         <w:t xml:space="preserve"> </w:t>
       </w:r>
       <w:r>
-        <w:t xml:space="preserve">204</w:t>
+        <w:t xml:space="preserve">211</w:t>
       </w:r>
       <w:r>
         <w:t xml:space="preserve"> </w:t>
@@ -50,7 +50,7 @@
         <w:t xml:space="preserve"> </w:t>
       </w:r>
       <w:r>
-        <w:t xml:space="preserve">2026-06-14T20:17:40Z</w:t>
+        <w:t xml:space="preserve">2026-06-16T15:17:22Z</w:t>
       </w:r>
       <w:r>
         <w:t xml:space="preserve"> </w:t>
@@ -116,7 +116,7 @@
           <w:b/>
           <w:bCs/>
         </w:rPr>
-        <w:t xml:space="preserve">752</w:t>
+        <w:t xml:space="preserve">777</w:t>
       </w:r>
       <w:r>
         <w:t xml:space="preserve">.</w:t>
@@ -38496,6 +38496,1443 @@
             </w:pPr>
             <w:r>
               <w:t xml:space="preserve">442090c</w:t>
+            </w:r>
+          </w:p>
+        </w:tc>
+      </w:tr>
+      <w:tr>
+        <w:tc>
+          <w:tcPr/>
+          <w:p>
+            <w:pPr>
+              <w:pStyle w:val="Compact"/>
+            </w:pPr>
+            <w:r>
+              <w:t xml:space="preserve">HXC-1859</w:t>
+            </w:r>
+          </w:p>
+        </w:tc>
+        <w:tc>
+          <w:tcPr/>
+          <w:p>
+            <w:pPr>
+              <w:pStyle w:val="Compact"/>
+            </w:pPr>
+            <w:r>
+              <w:t xml:space="preserve">Task</w:t>
+            </w:r>
+          </w:p>
+        </w:tc>
+        <w:tc>
+          <w:tcPr/>
+          <w:p>
+            <w:pPr>
+              <w:pStyle w:val="Compact"/>
+            </w:pPr>
+            <w:r>
+              <w:t xml:space="preserve">P3</w:t>
+            </w:r>
+          </w:p>
+        </w:tc>
+        <w:tc>
+          <w:tcPr/>
+          <w:p>
+            <w:pPr>
+              <w:pStyle w:val="Compact"/>
+            </w:pPr>
+            <w:r>
+              <w:t xml:space="preserve">wireguard: adversarial test, CLAUDE-2 darwin parity REAL (wireguard-go), teardown race-clean (no bug)</w:t>
+            </w:r>
+          </w:p>
+        </w:tc>
+        <w:tc>
+          <w:tcPr/>
+          <w:p>
+            <w:pPr>
+              <w:pStyle w:val="Compact"/>
+            </w:pPr>
+            <w:r>
+              <w:t xml:space="preserve">53bd7ff</w:t>
+            </w:r>
+          </w:p>
+        </w:tc>
+      </w:tr>
+      <w:tr>
+        <w:tc>
+          <w:tcPr/>
+          <w:p>
+            <w:pPr>
+              <w:pStyle w:val="Compact"/>
+            </w:pPr>
+            <w:r>
+              <w:t xml:space="preserve">HXC-1860</w:t>
+            </w:r>
+          </w:p>
+        </w:tc>
+        <w:tc>
+          <w:tcPr/>
+          <w:p>
+            <w:pPr>
+              <w:pStyle w:val="Compact"/>
+            </w:pPr>
+            <w:r>
+              <w:t xml:space="preserve">Task</w:t>
+            </w:r>
+          </w:p>
+        </w:tc>
+        <w:tc>
+          <w:tcPr/>
+          <w:p>
+            <w:pPr>
+              <w:pStyle w:val="Compact"/>
+            </w:pPr>
+            <w:r>
+              <w:t xml:space="preserve">P3</w:t>
+            </w:r>
+          </w:p>
+        </w:tc>
+        <w:tc>
+          <w:tcPr/>
+          <w:p>
+            <w:pPr>
+              <w:pStyle w:val="Compact"/>
+            </w:pPr>
+            <w:r>
+              <w:t xml:space="preserve">grafanadash: adversarial test, deterministic JSON + escaping safe (no bug)</w:t>
+            </w:r>
+          </w:p>
+        </w:tc>
+        <w:tc>
+          <w:tcPr/>
+          <w:p>
+            <w:pPr>
+              <w:pStyle w:val="Compact"/>
+            </w:pPr>
+            <w:r>
+              <w:t xml:space="preserve">53bd7ff</w:t>
+            </w:r>
+          </w:p>
+        </w:tc>
+      </w:tr>
+      <w:tr>
+        <w:tc>
+          <w:tcPr/>
+          <w:p>
+            <w:pPr>
+              <w:pStyle w:val="Compact"/>
+            </w:pPr>
+            <w:r>
+              <w:t xml:space="preserve">HXC-1861</w:t>
+            </w:r>
+          </w:p>
+        </w:tc>
+        <w:tc>
+          <w:tcPr/>
+          <w:p>
+            <w:pPr>
+              <w:pStyle w:val="Compact"/>
+            </w:pPr>
+            <w:r>
+              <w:t xml:space="preserve">Task</w:t>
+            </w:r>
+          </w:p>
+        </w:tc>
+        <w:tc>
+          <w:tcPr/>
+          <w:p>
+            <w:pPr>
+              <w:pStyle w:val="Compact"/>
+            </w:pPr>
+            <w:r>
+              <w:t xml:space="preserve">P3</w:t>
+            </w:r>
+          </w:p>
+        </w:tc>
+        <w:tc>
+          <w:tcPr/>
+          <w:p>
+            <w:pPr>
+              <w:pStyle w:val="Compact"/>
+            </w:pPr>
+            <w:r>
+              <w:t xml:space="preserve">helixtask: adversarial test, pure stateless decorator (no bug)</w:t>
+            </w:r>
+          </w:p>
+        </w:tc>
+        <w:tc>
+          <w:tcPr/>
+          <w:p>
+            <w:pPr>
+              <w:pStyle w:val="Compact"/>
+            </w:pPr>
+            <w:r>
+              <w:t xml:space="preserve">53bd7ff</w:t>
+            </w:r>
+          </w:p>
+        </w:tc>
+      </w:tr>
+      <w:tr>
+        <w:tc>
+          <w:tcPr/>
+          <w:p>
+            <w:pPr>
+              <w:pStyle w:val="Compact"/>
+            </w:pPr>
+            <w:r>
+              <w:t xml:space="preserve">HXC-1862</w:t>
+            </w:r>
+          </w:p>
+        </w:tc>
+        <w:tc>
+          <w:tcPr/>
+          <w:p>
+            <w:pPr>
+              <w:pStyle w:val="Compact"/>
+            </w:pPr>
+            <w:r>
+              <w:t xml:space="preserve">Task</w:t>
+            </w:r>
+          </w:p>
+        </w:tc>
+        <w:tc>
+          <w:tcPr/>
+          <w:p>
+            <w:pPr>
+              <w:pStyle w:val="Compact"/>
+            </w:pPr>
+            <w:r>
+              <w:t xml:space="preserve">P3</w:t>
+            </w:r>
+          </w:p>
+        </w:tc>
+        <w:tc>
+          <w:tcPr/>
+          <w:p>
+            <w:pPr>
+              <w:pStyle w:val="Compact"/>
+            </w:pPr>
+            <w:r>
+              <w:t xml:space="preserve">chutesaccount: adversarial test, read-only client no money-mutation surface (no bug)</w:t>
+            </w:r>
+          </w:p>
+        </w:tc>
+        <w:tc>
+          <w:tcPr/>
+          <w:p>
+            <w:pPr>
+              <w:pStyle w:val="Compact"/>
+            </w:pPr>
+            <w:r>
+              <w:t xml:space="preserve">53bd7ff</w:t>
+            </w:r>
+          </w:p>
+        </w:tc>
+      </w:tr>
+      <w:tr>
+        <w:tc>
+          <w:tcPr/>
+          <w:p>
+            <w:pPr>
+              <w:pStyle w:val="Compact"/>
+            </w:pPr>
+            <w:r>
+              <w:t xml:space="preserve">HXC-1863</w:t>
+            </w:r>
+          </w:p>
+        </w:tc>
+        <w:tc>
+          <w:tcPr/>
+          <w:p>
+            <w:pPr>
+              <w:pStyle w:val="Compact"/>
+            </w:pPr>
+            <w:r>
+              <w:t xml:space="preserve">Bug</w:t>
+            </w:r>
+          </w:p>
+        </w:tc>
+        <w:tc>
+          <w:tcPr/>
+          <w:p>
+            <w:pPr>
+              <w:pStyle w:val="Compact"/>
+            </w:pPr>
+            <w:r>
+              <w:t xml:space="preserve">P2</w:t>
+            </w:r>
+          </w:p>
+        </w:tc>
+        <w:tc>
+          <w:tcPr/>
+          <w:p>
+            <w:pPr>
+              <w:pStyle w:val="Compact"/>
+            </w:pPr>
+            <w:r>
+              <w:t xml:space="preserve">scheduler: Schedule/ScheduleOptimistic rank over map iteration -&gt; nondeterministic placement on score ties</w:t>
+            </w:r>
+          </w:p>
+        </w:tc>
+        <w:tc>
+          <w:tcPr/>
+          <w:p>
+            <w:pPr>
+              <w:pStyle w:val="Compact"/>
+            </w:pPr>
+            <w:r>
+              <w:t xml:space="preserve">8f9ff6c</w:t>
+            </w:r>
+          </w:p>
+        </w:tc>
+      </w:tr>
+      <w:tr>
+        <w:tc>
+          <w:tcPr/>
+          <w:p>
+            <w:pPr>
+              <w:pStyle w:val="Compact"/>
+            </w:pPr>
+            <w:r>
+              <w:t xml:space="preserve">HXC-1864</w:t>
+            </w:r>
+          </w:p>
+        </w:tc>
+        <w:tc>
+          <w:tcPr/>
+          <w:p>
+            <w:pPr>
+              <w:pStyle w:val="Compact"/>
+            </w:pPr>
+            <w:r>
+              <w:t xml:space="preserve">Bug</w:t>
+            </w:r>
+          </w:p>
+        </w:tc>
+        <w:tc>
+          <w:tcPr/>
+          <w:p>
+            <w:pPr>
+              <w:pStyle w:val="Compact"/>
+            </w:pPr>
+            <w:r>
+              <w:t xml:space="preserve">P2</w:t>
+            </w:r>
+          </w:p>
+        </w:tc>
+        <w:tc>
+          <w:tcPr/>
+          <w:p>
+            <w:pPr>
+              <w:pStyle w:val="Compact"/>
+            </w:pPr>
+            <w:r>
+              <w:t xml:space="preserve">infra: containerOrchestrator.Scale no negative-replicas guard -&gt; slice-bounds panic (process crash)</w:t>
+            </w:r>
+          </w:p>
+        </w:tc>
+        <w:tc>
+          <w:tcPr/>
+          <w:p>
+            <w:pPr>
+              <w:pStyle w:val="Compact"/>
+            </w:pPr>
+            <w:r>
+              <w:t xml:space="preserve">8f9ff6c</w:t>
+            </w:r>
+          </w:p>
+        </w:tc>
+      </w:tr>
+      <w:tr>
+        <w:tc>
+          <w:tcPr/>
+          <w:p>
+            <w:pPr>
+              <w:pStyle w:val="Compact"/>
+            </w:pPr>
+            <w:r>
+              <w:t xml:space="preserve">HXC-1865</w:t>
+            </w:r>
+          </w:p>
+        </w:tc>
+        <w:tc>
+          <w:tcPr/>
+          <w:p>
+            <w:pPr>
+              <w:pStyle w:val="Compact"/>
+            </w:pPr>
+            <w:r>
+              <w:t xml:space="preserve">Bug</w:t>
+            </w:r>
+          </w:p>
+        </w:tc>
+        <w:tc>
+          <w:tcPr/>
+          <w:p>
+            <w:pPr>
+              <w:pStyle w:val="Compact"/>
+            </w:pPr>
+            <w:r>
+              <w:t xml:space="preserve">P2</w:t>
+            </w:r>
+          </w:p>
+        </w:tc>
+        <w:tc>
+          <w:tcPr/>
+          <w:p>
+            <w:pPr>
+              <w:pStyle w:val="Compact"/>
+            </w:pPr>
+            <w:r>
+              <w:t xml:space="preserve">local: GPU.validate() lets NaN/Inf slip ordered guards -&gt; poisons TCO, pins card local forever</w:t>
+            </w:r>
+          </w:p>
+        </w:tc>
+        <w:tc>
+          <w:tcPr/>
+          <w:p>
+            <w:pPr>
+              <w:pStyle w:val="Compact"/>
+            </w:pPr>
+            <w:r>
+              <w:t xml:space="preserve">8f9ff6c</w:t>
+            </w:r>
+          </w:p>
+        </w:tc>
+      </w:tr>
+      <w:tr>
+        <w:tc>
+          <w:tcPr/>
+          <w:p>
+            <w:pPr>
+              <w:pStyle w:val="Compact"/>
+            </w:pPr>
+            <w:r>
+              <w:t xml:space="preserve">HXC-1866</w:t>
+            </w:r>
+          </w:p>
+        </w:tc>
+        <w:tc>
+          <w:tcPr/>
+          <w:p>
+            <w:pPr>
+              <w:pStyle w:val="Compact"/>
+            </w:pPr>
+            <w:r>
+              <w:t xml:space="preserve">Task</w:t>
+            </w:r>
+          </w:p>
+        </w:tc>
+        <w:tc>
+          <w:tcPr/>
+          <w:p>
+            <w:pPr>
+              <w:pStyle w:val="Compact"/>
+            </w:pPr>
+            <w:r>
+              <w:t xml:space="preserve">P3</w:t>
+            </w:r>
+          </w:p>
+        </w:tc>
+        <w:tc>
+          <w:tcPr/>
+          <w:p>
+            <w:pPr>
+              <w:pStyle w:val="Compact"/>
+            </w:pPr>
+            <w:r>
+              <w:t xml:space="preserve">phase7matrix: adversarial test, recompute + boundary correct, fail-closed (no bug)</w:t>
+            </w:r>
+          </w:p>
+        </w:tc>
+        <w:tc>
+          <w:tcPr/>
+          <w:p>
+            <w:pPr>
+              <w:pStyle w:val="Compact"/>
+            </w:pPr>
+            <w:r>
+              <w:t xml:space="preserve">8f9ff6c</w:t>
+            </w:r>
+          </w:p>
+        </w:tc>
+      </w:tr>
+      <w:tr>
+        <w:tc>
+          <w:tcPr/>
+          <w:p>
+            <w:pPr>
+              <w:pStyle w:val="Compact"/>
+            </w:pPr>
+            <w:r>
+              <w:t xml:space="preserve">HXC-1867</w:t>
+            </w:r>
+          </w:p>
+        </w:tc>
+        <w:tc>
+          <w:tcPr/>
+          <w:p>
+            <w:pPr>
+              <w:pStyle w:val="Compact"/>
+            </w:pPr>
+            <w:r>
+              <w:t xml:space="preserve">Bug</w:t>
+            </w:r>
+          </w:p>
+        </w:tc>
+        <w:tc>
+          <w:tcPr/>
+          <w:p>
+            <w:pPr>
+              <w:pStyle w:val="Compact"/>
+            </w:pPr>
+            <w:r>
+              <w:t xml:space="preserve">P2</w:t>
+            </w:r>
+          </w:p>
+        </w:tc>
+        <w:tc>
+          <w:tcPr/>
+          <w:p>
+            <w:pPr>
+              <w:pStyle w:val="Compact"/>
+            </w:pPr>
+            <w:r>
+              <w:t xml:space="preserve">context: Detach leaks parent Deadline() despite</w:t>
+            </w:r>
+            <w:r>
+              <w:t xml:space="preserve"> </w:t>
+            </w:r>
+            <w:r>
+              <w:t xml:space="preserve">‘never cancelled’</w:t>
+            </w:r>
+            <w:r>
+              <w:t xml:space="preserve"> </w:t>
+            </w:r>
+            <w:r>
+              <w:t xml:space="preserve">-&gt; self-contradictory fail-open</w:t>
+            </w:r>
+          </w:p>
+        </w:tc>
+        <w:tc>
+          <w:tcPr/>
+          <w:p>
+            <w:pPr>
+              <w:pStyle w:val="Compact"/>
+            </w:pPr>
+            <w:r>
+              <w:t xml:space="preserve">f098b4a</w:t>
+            </w:r>
+          </w:p>
+        </w:tc>
+      </w:tr>
+      <w:tr>
+        <w:tc>
+          <w:tcPr/>
+          <w:p>
+            <w:pPr>
+              <w:pStyle w:val="Compact"/>
+            </w:pPr>
+            <w:r>
+              <w:t xml:space="preserve">HXC-1868</w:t>
+            </w:r>
+          </w:p>
+        </w:tc>
+        <w:tc>
+          <w:tcPr/>
+          <w:p>
+            <w:pPr>
+              <w:pStyle w:val="Compact"/>
+            </w:pPr>
+            <w:r>
+              <w:t xml:space="preserve">Task</w:t>
+            </w:r>
+          </w:p>
+        </w:tc>
+        <w:tc>
+          <w:tcPr/>
+          <w:p>
+            <w:pPr>
+              <w:pStyle w:val="Compact"/>
+            </w:pPr>
+            <w:r>
+              <w:t xml:space="preserve">P3</w:t>
+            </w:r>
+          </w:p>
+        </w:tc>
+        <w:tc>
+          <w:tcPr/>
+          <w:p>
+            <w:pPr>
+              <w:pStyle w:val="Compact"/>
+            </w:pPr>
+            <w:r>
+              <w:t xml:space="preserve">benchmark: adversarial test, CoefficientOfVariation Bessel/zero-mean correct (no bug)</w:t>
+            </w:r>
+          </w:p>
+        </w:tc>
+        <w:tc>
+          <w:tcPr/>
+          <w:p>
+            <w:pPr>
+              <w:pStyle w:val="Compact"/>
+            </w:pPr>
+            <w:r>
+              <w:t xml:space="preserve">f098b4a</w:t>
+            </w:r>
+          </w:p>
+        </w:tc>
+      </w:tr>
+      <w:tr>
+        <w:tc>
+          <w:tcPr/>
+          <w:p>
+            <w:pPr>
+              <w:pStyle w:val="Compact"/>
+            </w:pPr>
+            <w:r>
+              <w:t xml:space="preserve">HXC-1869</w:t>
+            </w:r>
+          </w:p>
+        </w:tc>
+        <w:tc>
+          <w:tcPr/>
+          <w:p>
+            <w:pPr>
+              <w:pStyle w:val="Compact"/>
+            </w:pPr>
+            <w:r>
+              <w:t xml:space="preserve">Task</w:t>
+            </w:r>
+          </w:p>
+        </w:tc>
+        <w:tc>
+          <w:tcPr/>
+          <w:p>
+            <w:pPr>
+              <w:pStyle w:val="Compact"/>
+            </w:pPr>
+            <w:r>
+              <w:t xml:space="preserve">P3</w:t>
+            </w:r>
+          </w:p>
+        </w:tc>
+        <w:tc>
+          <w:tcPr/>
+          <w:p>
+            <w:pPr>
+              <w:pStyle w:val="Compact"/>
+            </w:pPr>
+            <w:r>
+              <w:t xml:space="preserve">compliancedoc: adversarial test, deterministic model card, no fabricated verdict (no bug)</w:t>
+            </w:r>
+          </w:p>
+        </w:tc>
+        <w:tc>
+          <w:tcPr/>
+          <w:p>
+            <w:pPr>
+              <w:pStyle w:val="Compact"/>
+            </w:pPr>
+            <w:r>
+              <w:t xml:space="preserve">f098b4a</w:t>
+            </w:r>
+          </w:p>
+        </w:tc>
+      </w:tr>
+      <w:tr>
+        <w:tc>
+          <w:tcPr/>
+          <w:p>
+            <w:pPr>
+              <w:pStyle w:val="Compact"/>
+            </w:pPr>
+            <w:r>
+              <w:t xml:space="preserve">HXC-1870</w:t>
+            </w:r>
+          </w:p>
+        </w:tc>
+        <w:tc>
+          <w:tcPr/>
+          <w:p>
+            <w:pPr>
+              <w:pStyle w:val="Compact"/>
+            </w:pPr>
+            <w:r>
+              <w:t xml:space="preserve">Task</w:t>
+            </w:r>
+          </w:p>
+        </w:tc>
+        <w:tc>
+          <w:tcPr/>
+          <w:p>
+            <w:pPr>
+              <w:pStyle w:val="Compact"/>
+            </w:pPr>
+            <w:r>
+              <w:t xml:space="preserve">P3</w:t>
+            </w:r>
+          </w:p>
+        </w:tc>
+        <w:tc>
+          <w:tcPr/>
+          <w:p>
+            <w:pPr>
+              <w:pStyle w:val="Compact"/>
+            </w:pPr>
+            <w:r>
+              <w:t xml:space="preserve">e2eebench: adversarial test, nearest-rank percentile + ML-KEM key-agreement guard (no bug)</w:t>
+            </w:r>
+          </w:p>
+        </w:tc>
+        <w:tc>
+          <w:tcPr/>
+          <w:p>
+            <w:pPr>
+              <w:pStyle w:val="Compact"/>
+            </w:pPr>
+            <w:r>
+              <w:t xml:space="preserve">f098b4a</w:t>
+            </w:r>
+          </w:p>
+        </w:tc>
+      </w:tr>
+      <w:tr>
+        <w:tc>
+          <w:tcPr/>
+          <w:p>
+            <w:pPr>
+              <w:pStyle w:val="Compact"/>
+            </w:pPr>
+            <w:r>
+              <w:t xml:space="preserve">HXC-1871</w:t>
+            </w:r>
+          </w:p>
+        </w:tc>
+        <w:tc>
+          <w:tcPr/>
+          <w:p>
+            <w:pPr>
+              <w:pStyle w:val="Compact"/>
+            </w:pPr>
+            <w:r>
+              <w:t xml:space="preserve">Task</w:t>
+            </w:r>
+          </w:p>
+        </w:tc>
+        <w:tc>
+          <w:tcPr/>
+          <w:p>
+            <w:pPr>
+              <w:pStyle w:val="Compact"/>
+            </w:pPr>
+            <w:r>
+              <w:t xml:space="preserve">P3</w:t>
+            </w:r>
+          </w:p>
+        </w:tc>
+        <w:tc>
+          <w:tcPr/>
+          <w:p>
+            <w:pPr>
+              <w:pStyle w:val="Compact"/>
+            </w:pPr>
+            <w:r>
+              <w:t xml:space="preserve">resources: adversarial test, CLAUDE-2 darwin parity VERIFIED REAL (no bug) — completes pkg/ 196/196</w:t>
+            </w:r>
+          </w:p>
+        </w:tc>
+        <w:tc>
+          <w:tcPr/>
+          <w:p>
+            <w:pPr>
+              <w:pStyle w:val="Compact"/>
+            </w:pPr>
+            <w:r>
+              <w:t xml:space="preserve">84b13ea</w:t>
+            </w:r>
+          </w:p>
+        </w:tc>
+      </w:tr>
+      <w:tr>
+        <w:tc>
+          <w:tcPr/>
+          <w:p>
+            <w:pPr>
+              <w:pStyle w:val="Compact"/>
+            </w:pPr>
+            <w:r>
+              <w:t xml:space="preserve">HXC-1872</w:t>
+            </w:r>
+          </w:p>
+        </w:tc>
+        <w:tc>
+          <w:tcPr/>
+          <w:p>
+            <w:pPr>
+              <w:pStyle w:val="Compact"/>
+            </w:pPr>
+            <w:r>
+              <w:t xml:space="preserve">Bug</w:t>
+            </w:r>
+          </w:p>
+        </w:tc>
+        <w:tc>
+          <w:tcPr/>
+          <w:p>
+            <w:pPr>
+              <w:pStyle w:val="Compact"/>
+            </w:pPr>
+            <w:r>
+              <w:t xml:space="preserve">P1</w:t>
+            </w:r>
+          </w:p>
+        </w:tc>
+        <w:tc>
+          <w:tcPr/>
+          <w:p>
+            <w:pPr>
+              <w:pStyle w:val="Compact"/>
+            </w:pPr>
+            <w:r>
+              <w:t xml:space="preserve">internal/node: UpdateNodeStatus mutates shared registry *Node pointer in place -&gt; data race (live in gRPC server)</w:t>
+            </w:r>
+          </w:p>
+        </w:tc>
+        <w:tc>
+          <w:tcPr/>
+          <w:p>
+            <w:pPr>
+              <w:pStyle w:val="Compact"/>
+            </w:pPr>
+            <w:r>
+              <w:t xml:space="preserve">556aa60</w:t>
+            </w:r>
+          </w:p>
+        </w:tc>
+      </w:tr>
+      <w:tr>
+        <w:tc>
+          <w:tcPr/>
+          <w:p>
+            <w:pPr>
+              <w:pStyle w:val="Compact"/>
+            </w:pPr>
+            <w:r>
+              <w:t xml:space="preserve">HXC-1873</w:t>
+            </w:r>
+          </w:p>
+        </w:tc>
+        <w:tc>
+          <w:tcPr/>
+          <w:p>
+            <w:pPr>
+              <w:pStyle w:val="Compact"/>
+            </w:pPr>
+            <w:r>
+              <w:t xml:space="preserve">Task</w:t>
+            </w:r>
+          </w:p>
+        </w:tc>
+        <w:tc>
+          <w:tcPr/>
+          <w:p>
+            <w:pPr>
+              <w:pStyle w:val="Compact"/>
+            </w:pPr>
+            <w:r>
+              <w:t xml:space="preserve">P3</w:t>
+            </w:r>
+          </w:p>
+        </w:tc>
+        <w:tc>
+          <w:tcPr/>
+          <w:p>
+            <w:pPr>
+              <w:pStyle w:val="Compact"/>
+            </w:pPr>
+            <w:r>
+              <w:t xml:space="preserve">internal/gpu: adversarial test, GPU allocator no over-commit + CLAUDE-2 probe REAL (no bug)</w:t>
+            </w:r>
+          </w:p>
+        </w:tc>
+        <w:tc>
+          <w:tcPr/>
+          <w:p>
+            <w:pPr>
+              <w:pStyle w:val="Compact"/>
+            </w:pPr>
+            <w:r>
+              <w:t xml:space="preserve">556aa60</w:t>
+            </w:r>
+          </w:p>
+        </w:tc>
+      </w:tr>
+      <w:tr>
+        <w:tc>
+          <w:tcPr/>
+          <w:p>
+            <w:pPr>
+              <w:pStyle w:val="Compact"/>
+            </w:pPr>
+            <w:r>
+              <w:t xml:space="preserve">HXC-1874</w:t>
+            </w:r>
+          </w:p>
+        </w:tc>
+        <w:tc>
+          <w:tcPr/>
+          <w:p>
+            <w:pPr>
+              <w:pStyle w:val="Compact"/>
+            </w:pPr>
+            <w:r>
+              <w:t xml:space="preserve">Task</w:t>
+            </w:r>
+          </w:p>
+        </w:tc>
+        <w:tc>
+          <w:tcPr/>
+          <w:p>
+            <w:pPr>
+              <w:pStyle w:val="Compact"/>
+            </w:pPr>
+            <w:r>
+              <w:t xml:space="preserve">P3</w:t>
+            </w:r>
+          </w:p>
+        </w:tc>
+        <w:tc>
+          <w:tcPr/>
+          <w:p>
+            <w:pPr>
+              <w:pStyle w:val="Compact"/>
+            </w:pPr>
+            <w:r>
+              <w:t xml:space="preserve">internal/gateway: adversarial test, authorize fail-CLOSED (no bug)</w:t>
+            </w:r>
+          </w:p>
+        </w:tc>
+        <w:tc>
+          <w:tcPr/>
+          <w:p>
+            <w:pPr>
+              <w:pStyle w:val="Compact"/>
+            </w:pPr>
+            <w:r>
+              <w:t xml:space="preserve">556aa60</w:t>
+            </w:r>
+          </w:p>
+        </w:tc>
+      </w:tr>
+      <w:tr>
+        <w:tc>
+          <w:tcPr/>
+          <w:p>
+            <w:pPr>
+              <w:pStyle w:val="Compact"/>
+            </w:pPr>
+            <w:r>
+              <w:t xml:space="preserve">HXC-1875</w:t>
+            </w:r>
+          </w:p>
+        </w:tc>
+        <w:tc>
+          <w:tcPr/>
+          <w:p>
+            <w:pPr>
+              <w:pStyle w:val="Compact"/>
+            </w:pPr>
+            <w:r>
+              <w:t xml:space="preserve">Task</w:t>
+            </w:r>
+          </w:p>
+        </w:tc>
+        <w:tc>
+          <w:tcPr/>
+          <w:p>
+            <w:pPr>
+              <w:pStyle w:val="Compact"/>
+            </w:pPr>
+            <w:r>
+              <w:t xml:space="preserve">P3</w:t>
+            </w:r>
+          </w:p>
+        </w:tc>
+        <w:tc>
+          <w:tcPr/>
+          <w:p>
+            <w:pPr>
+              <w:pStyle w:val="Compact"/>
+            </w:pPr>
+            <w:r>
+              <w:t xml:space="preserve">internal/security: adversarial test, identity/authz/policy all fail-CLOSED (no bug)</w:t>
+            </w:r>
+          </w:p>
+        </w:tc>
+        <w:tc>
+          <w:tcPr/>
+          <w:p>
+            <w:pPr>
+              <w:pStyle w:val="Compact"/>
+            </w:pPr>
+            <w:r>
+              <w:t xml:space="preserve">556aa60</w:t>
+            </w:r>
+          </w:p>
+        </w:tc>
+      </w:tr>
+      <w:tr>
+        <w:tc>
+          <w:tcPr/>
+          <w:p>
+            <w:pPr>
+              <w:pStyle w:val="Compact"/>
+            </w:pPr>
+            <w:r>
+              <w:t xml:space="preserve">HXC-1876</w:t>
+            </w:r>
+          </w:p>
+        </w:tc>
+        <w:tc>
+          <w:tcPr/>
+          <w:p>
+            <w:pPr>
+              <w:pStyle w:val="Compact"/>
+            </w:pPr>
+            <w:r>
+              <w:t xml:space="preserve">Bug</w:t>
+            </w:r>
+          </w:p>
+        </w:tc>
+        <w:tc>
+          <w:tcPr/>
+          <w:p>
+            <w:pPr>
+              <w:pStyle w:val="Compact"/>
+            </w:pPr>
+            <w:r>
+              <w:t xml:space="preserve">P1</w:t>
+            </w:r>
+          </w:p>
+        </w:tc>
+        <w:tc>
+          <w:tcPr/>
+          <w:p>
+            <w:pPr>
+              <w:pStyle w:val="Compact"/>
+            </w:pPr>
+            <w:r>
+              <w:t xml:space="preserve">internal/policy: scheduling rego permits non-numeric node.health -&gt; remote fail-open (schedules unhealthy node)</w:t>
+            </w:r>
+          </w:p>
+        </w:tc>
+        <w:tc>
+          <w:tcPr/>
+          <w:p>
+            <w:pPr>
+              <w:pStyle w:val="Compact"/>
+            </w:pPr>
+            <w:r>
+              <w:t xml:space="preserve">b02141e</w:t>
+            </w:r>
+          </w:p>
+        </w:tc>
+      </w:tr>
+      <w:tr>
+        <w:tc>
+          <w:tcPr/>
+          <w:p>
+            <w:pPr>
+              <w:pStyle w:val="Compact"/>
+            </w:pPr>
+            <w:r>
+              <w:t xml:space="preserve">HXC-1877</w:t>
+            </w:r>
+          </w:p>
+        </w:tc>
+        <w:tc>
+          <w:tcPr/>
+          <w:p>
+            <w:pPr>
+              <w:pStyle w:val="Compact"/>
+            </w:pPr>
+            <w:r>
+              <w:t xml:space="preserve">Bug</w:t>
+            </w:r>
+          </w:p>
+        </w:tc>
+        <w:tc>
+          <w:tcPr/>
+          <w:p>
+            <w:pPr>
+              <w:pStyle w:val="Compact"/>
+            </w:pPr>
+            <w:r>
+              <w:t xml:space="preserve">P2</w:t>
+            </w:r>
+          </w:p>
+        </w:tc>
+        <w:tc>
+          <w:tcPr/>
+          <w:p>
+            <w:pPr>
+              <w:pStyle w:val="Compact"/>
+            </w:pPr>
+            <w:r>
+              <w:t xml:space="preserve">internal/messaging: Queue.Enqueue releases lock before send -&gt; send-on-closed panic racing Close (teardown race)</w:t>
+            </w:r>
+          </w:p>
+        </w:tc>
+        <w:tc>
+          <w:tcPr/>
+          <w:p>
+            <w:pPr>
+              <w:pStyle w:val="Compact"/>
+            </w:pPr>
+            <w:r>
+              <w:t xml:space="preserve">b02141e</w:t>
+            </w:r>
+          </w:p>
+        </w:tc>
+      </w:tr>
+      <w:tr>
+        <w:tc>
+          <w:tcPr/>
+          <w:p>
+            <w:pPr>
+              <w:pStyle w:val="Compact"/>
+            </w:pPr>
+            <w:r>
+              <w:t xml:space="preserve">HXC-1878</w:t>
+            </w:r>
+          </w:p>
+        </w:tc>
+        <w:tc>
+          <w:tcPr/>
+          <w:p>
+            <w:pPr>
+              <w:pStyle w:val="Compact"/>
+            </w:pPr>
+            <w:r>
+              <w:t xml:space="preserve">Task</w:t>
+            </w:r>
+          </w:p>
+        </w:tc>
+        <w:tc>
+          <w:tcPr/>
+          <w:p>
+            <w:pPr>
+              <w:pStyle w:val="Compact"/>
+            </w:pPr>
+            <w:r>
+              <w:t xml:space="preserve">P3</w:t>
+            </w:r>
+          </w:p>
+        </w:tc>
+        <w:tc>
+          <w:tcPr/>
+          <w:p>
+            <w:pPr>
+              <w:pStyle w:val="Compact"/>
+            </w:pPr>
+            <w:r>
+              <w:t xml:space="preserve">internal/scheduler: adversarial test, gRPC ScheduleJob serialized no over-commit (no bug)</w:t>
+            </w:r>
+          </w:p>
+        </w:tc>
+        <w:tc>
+          <w:tcPr/>
+          <w:p>
+            <w:pPr>
+              <w:pStyle w:val="Compact"/>
+            </w:pPr>
+            <w:r>
+              <w:t xml:space="preserve">b02141e</w:t>
+            </w:r>
+          </w:p>
+        </w:tc>
+      </w:tr>
+      <w:tr>
+        <w:tc>
+          <w:tcPr/>
+          <w:p>
+            <w:pPr>
+              <w:pStyle w:val="Compact"/>
+            </w:pPr>
+            <w:r>
+              <w:t xml:space="preserve">HXC-1879</w:t>
+            </w:r>
+          </w:p>
+        </w:tc>
+        <w:tc>
+          <w:tcPr/>
+          <w:p>
+            <w:pPr>
+              <w:pStyle w:val="Compact"/>
+            </w:pPr>
+            <w:r>
+              <w:t xml:space="preserve">Task</w:t>
+            </w:r>
+          </w:p>
+        </w:tc>
+        <w:tc>
+          <w:tcPr/>
+          <w:p>
+            <w:pPr>
+              <w:pStyle w:val="Compact"/>
+            </w:pPr>
+            <w:r>
+              <w:t xml:space="preserve">P3</w:t>
+            </w:r>
+          </w:p>
+        </w:tc>
+        <w:tc>
+          <w:tcPr/>
+          <w:p>
+            <w:pPr>
+              <w:pStyle w:val="Compact"/>
+            </w:pPr>
+            <w:r>
+              <w:t xml:space="preserve">internal/llm: adversarial test, Manager RWMutex-guarded + fail-closed inference (no bug)</w:t>
+            </w:r>
+          </w:p>
+        </w:tc>
+        <w:tc>
+          <w:tcPr/>
+          <w:p>
+            <w:pPr>
+              <w:pStyle w:val="Compact"/>
+            </w:pPr>
+            <w:r>
+              <w:t xml:space="preserve">b02141e</w:t>
+            </w:r>
+          </w:p>
+        </w:tc>
+      </w:tr>
+      <w:tr>
+        <w:tc>
+          <w:tcPr/>
+          <w:p>
+            <w:pPr>
+              <w:pStyle w:val="Compact"/>
+            </w:pPr>
+            <w:r>
+              <w:t xml:space="preserve">HXC-1880</w:t>
+            </w:r>
+          </w:p>
+        </w:tc>
+        <w:tc>
+          <w:tcPr/>
+          <w:p>
+            <w:pPr>
+              <w:pStyle w:val="Compact"/>
+            </w:pPr>
+            <w:r>
+              <w:t xml:space="preserve">Bug</w:t>
+            </w:r>
+          </w:p>
+        </w:tc>
+        <w:tc>
+          <w:tcPr/>
+          <w:p>
+            <w:pPr>
+              <w:pStyle w:val="Compact"/>
+            </w:pPr>
+            <w:r>
+              <w:t xml:space="preserve">P2</w:t>
+            </w:r>
+          </w:p>
+        </w:tc>
+        <w:tc>
+          <w:tcPr/>
+          <w:p>
+            <w:pPr>
+              <w:pStyle w:val="Compact"/>
+            </w:pPr>
+            <w:r>
+              <w:t xml:space="preserve">internal/build: SubmitBuild stores spec.BuildArgs by reference -&gt; caller mutation races worker read (shared-pointer alias)</w:t>
+            </w:r>
+          </w:p>
+        </w:tc>
+        <w:tc>
+          <w:tcPr/>
+          <w:p>
+            <w:pPr>
+              <w:pStyle w:val="Compact"/>
+            </w:pPr>
+            <w:r>
+              <w:t xml:space="preserve">6327fc3</w:t>
+            </w:r>
+          </w:p>
+        </w:tc>
+      </w:tr>
+      <w:tr>
+        <w:tc>
+          <w:tcPr/>
+          <w:p>
+            <w:pPr>
+              <w:pStyle w:val="Compact"/>
+            </w:pPr>
+            <w:r>
+              <w:t xml:space="preserve">HXC-1881</w:t>
+            </w:r>
+          </w:p>
+        </w:tc>
+        <w:tc>
+          <w:tcPr/>
+          <w:p>
+            <w:pPr>
+              <w:pStyle w:val="Compact"/>
+            </w:pPr>
+            <w:r>
+              <w:t xml:space="preserve">Bug</w:t>
+            </w:r>
+          </w:p>
+        </w:tc>
+        <w:tc>
+          <w:tcPr/>
+          <w:p>
+            <w:pPr>
+              <w:pStyle w:val="Compact"/>
+            </w:pPr>
+            <w:r>
+              <w:t xml:space="preserve">P2</w:t>
+            </w:r>
+          </w:p>
+        </w:tc>
+        <w:tc>
+          <w:tcPr/>
+          <w:p>
+            <w:pPr>
+              <w:pStyle w:val="Compact"/>
+            </w:pPr>
+            <w:r>
+              <w:t xml:space="preserve">internal/federation: scoreCell NaN score breaks cell-selection total order -&gt; malformed cell admitted as Chosen</w:t>
+            </w:r>
+          </w:p>
+        </w:tc>
+        <w:tc>
+          <w:tcPr/>
+          <w:p>
+            <w:pPr>
+              <w:pStyle w:val="Compact"/>
+            </w:pPr>
+            <w:r>
+              <w:t xml:space="preserve">6327fc3</w:t>
+            </w:r>
+          </w:p>
+        </w:tc>
+      </w:tr>
+      <w:tr>
+        <w:tc>
+          <w:tcPr/>
+          <w:p>
+            <w:pPr>
+              <w:pStyle w:val="Compact"/>
+            </w:pPr>
+            <w:r>
+              <w:t xml:space="preserve">HXC-1882</w:t>
+            </w:r>
+          </w:p>
+        </w:tc>
+        <w:tc>
+          <w:tcPr/>
+          <w:p>
+            <w:pPr>
+              <w:pStyle w:val="Compact"/>
+            </w:pPr>
+            <w:r>
+              <w:t xml:space="preserve">Bug</w:t>
+            </w:r>
+          </w:p>
+        </w:tc>
+        <w:tc>
+          <w:tcPr/>
+          <w:p>
+            <w:pPr>
+              <w:pStyle w:val="Compact"/>
+            </w:pPr>
+            <w:r>
+              <w:t xml:space="preserve">P1</w:t>
+            </w:r>
+          </w:p>
+        </w:tc>
+        <w:tc>
+          <w:tcPr/>
+          <w:p>
+            <w:pPr>
+              <w:pStyle w:val="Compact"/>
+            </w:pPr>
+            <w:r>
+              <w:t xml:space="preserve">internal/health: aggregate switch has no default -&gt; malformed/unknown status folds to HEALTHY (fail-open readiness/liveness)</w:t>
+            </w:r>
+          </w:p>
+        </w:tc>
+        <w:tc>
+          <w:tcPr/>
+          <w:p>
+            <w:pPr>
+              <w:pStyle w:val="Compact"/>
+            </w:pPr>
+            <w:r>
+              <w:t xml:space="preserve">6327fc3</w:t>
+            </w:r>
+          </w:p>
+        </w:tc>
+      </w:tr>
+      <w:tr>
+        <w:tc>
+          <w:tcPr/>
+          <w:p>
+            <w:pPr>
+              <w:pStyle w:val="Compact"/>
+            </w:pPr>
+            <w:r>
+              <w:t xml:space="preserve">HXC-1883</w:t>
+            </w:r>
+          </w:p>
+        </w:tc>
+        <w:tc>
+          <w:tcPr/>
+          <w:p>
+            <w:pPr>
+              <w:pStyle w:val="Compact"/>
+            </w:pPr>
+            <w:r>
+              <w:t xml:space="preserve">Task</w:t>
+            </w:r>
+          </w:p>
+        </w:tc>
+        <w:tc>
+          <w:tcPr/>
+          <w:p>
+            <w:pPr>
+              <w:pStyle w:val="Compact"/>
+            </w:pPr>
+            <w:r>
+              <w:t xml:space="preserve">P3</w:t>
+            </w:r>
+          </w:p>
+        </w:tc>
+        <w:tc>
+          <w:tcPr/>
+          <w:p>
+            <w:pPr>
+              <w:pStyle w:val="Compact"/>
+            </w:pPr>
+            <w:r>
+              <w:t xml:space="preserve">internal/console: adversarial test, Registrar stateless no shared-pointer race (no bug)</w:t>
+            </w:r>
+          </w:p>
+        </w:tc>
+        <w:tc>
+          <w:tcPr/>
+          <w:p>
+            <w:pPr>
+              <w:pStyle w:val="Compact"/>
+            </w:pPr>
+            <w:r>
+              <w:t xml:space="preserve">6327fc3</w:t>
             </w:r>
           </w:p>
         </w:tc>

--- a/docs/export/fixed.docx
+++ b/docs/export/fixed.docx
@@ -34,7 +34,7 @@
         <w:t xml:space="preserve"> </w:t>
       </w:r>
       <w:r>
-        <w:t xml:space="preserve">211</w:t>
+        <w:t xml:space="preserve">215</w:t>
       </w:r>
       <w:r>
         <w:t xml:space="preserve"> </w:t>
@@ -50,7 +50,7 @@
         <w:t xml:space="preserve"> </w:t>
       </w:r>
       <w:r>
-        <w:t xml:space="preserve">2026-06-16T15:17:22Z</w:t>
+        <w:t xml:space="preserve">2026-06-16T15:54:28Z</w:t>
       </w:r>
       <w:r>
         <w:t xml:space="preserve"> </w:t>
@@ -116,7 +116,7 @@
           <w:b/>
           <w:bCs/>
         </w:rPr>
-        <w:t xml:space="preserve">777</w:t>
+        <w:t xml:space="preserve">790</w:t>
       </w:r>
       <w:r>
         <w:t xml:space="preserve">.</w:t>
@@ -39933,6 +39933,747 @@
             </w:pPr>
             <w:r>
               <w:t xml:space="preserve">6327fc3</w:t>
+            </w:r>
+          </w:p>
+        </w:tc>
+      </w:tr>
+      <w:tr>
+        <w:tc>
+          <w:tcPr/>
+          <w:p>
+            <w:pPr>
+              <w:pStyle w:val="Compact"/>
+            </w:pPr>
+            <w:r>
+              <w:t xml:space="preserve">HXC-1884</w:t>
+            </w:r>
+          </w:p>
+        </w:tc>
+        <w:tc>
+          <w:tcPr/>
+          <w:p>
+            <w:pPr>
+              <w:pStyle w:val="Compact"/>
+            </w:pPr>
+            <w:r>
+              <w:t xml:space="preserve">Task</w:t>
+            </w:r>
+          </w:p>
+        </w:tc>
+        <w:tc>
+          <w:tcPr/>
+          <w:p>
+            <w:pPr>
+              <w:pStyle w:val="Compact"/>
+            </w:pPr>
+            <w:r>
+              <w:t xml:space="preserve">P3</w:t>
+            </w:r>
+          </w:p>
+        </w:tc>
+        <w:tc>
+          <w:tcPr/>
+          <w:p>
+            <w:pPr>
+              <w:pStyle w:val="Compact"/>
+            </w:pPr>
+            <w:r>
+              <w:t xml:space="preserve">internal/schema: adversarial test, structural verifier rejects malformed + deterministic migrations (no bug)</w:t>
+            </w:r>
+          </w:p>
+        </w:tc>
+        <w:tc>
+          <w:tcPr/>
+          <w:p>
+            <w:pPr>
+              <w:pStyle w:val="Compact"/>
+            </w:pPr>
+            <w:r>
+              <w:t xml:space="preserve">bca8e8c</w:t>
+            </w:r>
+          </w:p>
+        </w:tc>
+      </w:tr>
+      <w:tr>
+        <w:tc>
+          <w:tcPr/>
+          <w:p>
+            <w:pPr>
+              <w:pStyle w:val="Compact"/>
+            </w:pPr>
+            <w:r>
+              <w:t xml:space="preserve">HXC-1885</w:t>
+            </w:r>
+          </w:p>
+        </w:tc>
+        <w:tc>
+          <w:tcPr/>
+          <w:p>
+            <w:pPr>
+              <w:pStyle w:val="Compact"/>
+            </w:pPr>
+            <w:r>
+              <w:t xml:space="preserve">Task</w:t>
+            </w:r>
+          </w:p>
+        </w:tc>
+        <w:tc>
+          <w:tcPr/>
+          <w:p>
+            <w:pPr>
+              <w:pStyle w:val="Compact"/>
+            </w:pPr>
+            <w:r>
+              <w:t xml:space="preserve">P3</w:t>
+            </w:r>
+          </w:p>
+        </w:tc>
+        <w:tc>
+          <w:tcPr/>
+          <w:p>
+            <w:pPr>
+              <w:pStyle w:val="Compact"/>
+            </w:pPr>
+            <w:r>
+              <w:t xml:space="preserve">internal/backup: adversarial test, round-trip byte-identical + correct argv (no bug); 2 latent atomicity risks</w:t>
+            </w:r>
+          </w:p>
+        </w:tc>
+        <w:tc>
+          <w:tcPr/>
+          <w:p>
+            <w:pPr>
+              <w:pStyle w:val="Compact"/>
+            </w:pPr>
+            <w:r>
+              <w:t xml:space="preserve">bca8e8c</w:t>
+            </w:r>
+          </w:p>
+        </w:tc>
+      </w:tr>
+      <w:tr>
+        <w:tc>
+          <w:tcPr/>
+          <w:p>
+            <w:pPr>
+              <w:pStyle w:val="Compact"/>
+            </w:pPr>
+            <w:r>
+              <w:t xml:space="preserve">HXC-1886</w:t>
+            </w:r>
+          </w:p>
+        </w:tc>
+        <w:tc>
+          <w:tcPr/>
+          <w:p>
+            <w:pPr>
+              <w:pStyle w:val="Compact"/>
+            </w:pPr>
+            <w:r>
+              <w:t xml:space="preserve">Task</w:t>
+            </w:r>
+          </w:p>
+        </w:tc>
+        <w:tc>
+          <w:tcPr/>
+          <w:p>
+            <w:pPr>
+              <w:pStyle w:val="Compact"/>
+            </w:pPr>
+            <w:r>
+              <w:t xml:space="preserve">P3</w:t>
+            </w:r>
+          </w:p>
+        </w:tc>
+        <w:tc>
+          <w:tcPr/>
+          <w:p>
+            <w:pPr>
+              <w:pStyle w:val="Compact"/>
+            </w:pPr>
+            <w:r>
+              <w:t xml:space="preserve">internal/trust: adversarial test, unknown node untrusted by default, NaN fails closed (no bug)</w:t>
+            </w:r>
+          </w:p>
+        </w:tc>
+        <w:tc>
+          <w:tcPr/>
+          <w:p>
+            <w:pPr>
+              <w:pStyle w:val="Compact"/>
+            </w:pPr>
+            <w:r>
+              <w:t xml:space="preserve">bca8e8c</w:t>
+            </w:r>
+          </w:p>
+        </w:tc>
+      </w:tr>
+      <w:tr>
+        <w:tc>
+          <w:tcPr/>
+          <w:p>
+            <w:pPr>
+              <w:pStyle w:val="Compact"/>
+            </w:pPr>
+            <w:r>
+              <w:t xml:space="preserve">HXC-1887</w:t>
+            </w:r>
+          </w:p>
+        </w:tc>
+        <w:tc>
+          <w:tcPr/>
+          <w:p>
+            <w:pPr>
+              <w:pStyle w:val="Compact"/>
+            </w:pPr>
+            <w:r>
+              <w:t xml:space="preserve">Task</w:t>
+            </w:r>
+          </w:p>
+        </w:tc>
+        <w:tc>
+          <w:tcPr/>
+          <w:p>
+            <w:pPr>
+              <w:pStyle w:val="Compact"/>
+            </w:pPr>
+            <w:r>
+              <w:t xml:space="preserve">P3</w:t>
+            </w:r>
+          </w:p>
+        </w:tc>
+        <w:tc>
+          <w:tcPr/>
+          <w:p>
+            <w:pPr>
+              <w:pStyle w:val="Compact"/>
+            </w:pPr>
+            <w:r>
+              <w:t xml:space="preserve">internal/advisory: adversarial test, distributed-lock service mutual exclusion + fail-open (no bug)</w:t>
+            </w:r>
+          </w:p>
+        </w:tc>
+        <w:tc>
+          <w:tcPr/>
+          <w:p>
+            <w:pPr>
+              <w:pStyle w:val="Compact"/>
+            </w:pPr>
+            <w:r>
+              <w:t xml:space="preserve">bca8e8c</w:t>
+            </w:r>
+          </w:p>
+        </w:tc>
+      </w:tr>
+      <w:tr>
+        <w:tc>
+          <w:tcPr/>
+          <w:p>
+            <w:pPr>
+              <w:pStyle w:val="Compact"/>
+            </w:pPr>
+            <w:r>
+              <w:t xml:space="preserve">HXC-1888</w:t>
+            </w:r>
+          </w:p>
+        </w:tc>
+        <w:tc>
+          <w:tcPr/>
+          <w:p>
+            <w:pPr>
+              <w:pStyle w:val="Compact"/>
+            </w:pPr>
+            <w:r>
+              <w:t xml:space="preserve">Bug</w:t>
+            </w:r>
+          </w:p>
+        </w:tc>
+        <w:tc>
+          <w:tcPr/>
+          <w:p>
+            <w:pPr>
+              <w:pStyle w:val="Compact"/>
+            </w:pPr>
+            <w:r>
+              <w:t xml:space="preserve">P2</w:t>
+            </w:r>
+          </w:p>
+        </w:tc>
+        <w:tc>
+          <w:tcPr/>
+          <w:p>
+            <w:pPr>
+              <w:pStyle w:val="Compact"/>
+            </w:pPr>
+            <w:r>
+              <w:t xml:space="preserve">internal/costbroker: NaN price slips budget cap -&gt; admitted, selected, poisons cumulative spend to NaN (cap bypass)</w:t>
+            </w:r>
+          </w:p>
+        </w:tc>
+        <w:tc>
+          <w:tcPr/>
+          <w:p>
+            <w:pPr>
+              <w:pStyle w:val="Compact"/>
+            </w:pPr>
+            <w:r>
+              <w:t xml:space="preserve">0655c39</w:t>
+            </w:r>
+          </w:p>
+        </w:tc>
+      </w:tr>
+      <w:tr>
+        <w:tc>
+          <w:tcPr/>
+          <w:p>
+            <w:pPr>
+              <w:pStyle w:val="Compact"/>
+            </w:pPr>
+            <w:r>
+              <w:t xml:space="preserve">HXC-1889</w:t>
+            </w:r>
+          </w:p>
+        </w:tc>
+        <w:tc>
+          <w:tcPr/>
+          <w:p>
+            <w:pPr>
+              <w:pStyle w:val="Compact"/>
+            </w:pPr>
+            <w:r>
+              <w:t xml:space="preserve">Task</w:t>
+            </w:r>
+          </w:p>
+        </w:tc>
+        <w:tc>
+          <w:tcPr/>
+          <w:p>
+            <w:pPr>
+              <w:pStyle w:val="Compact"/>
+            </w:pPr>
+            <w:r>
+              <w:t xml:space="preserve">P3</w:t>
+            </w:r>
+          </w:p>
+        </w:tc>
+        <w:tc>
+          <w:tcPr/>
+          <w:p>
+            <w:pPr>
+              <w:pStyle w:val="Compact"/>
+            </w:pPr>
+            <w:r>
+              <w:t xml:space="preserve">internal/session: adversarial test, gRPC server stateless, Manager deep-copy+lock (no bug)</w:t>
+            </w:r>
+          </w:p>
+        </w:tc>
+        <w:tc>
+          <w:tcPr/>
+          <w:p>
+            <w:pPr>
+              <w:pStyle w:val="Compact"/>
+            </w:pPr>
+            <w:r>
+              <w:t xml:space="preserve">0655c39</w:t>
+            </w:r>
+          </w:p>
+        </w:tc>
+      </w:tr>
+      <w:tr>
+        <w:tc>
+          <w:tcPr/>
+          <w:p>
+            <w:pPr>
+              <w:pStyle w:val="Compact"/>
+            </w:pPr>
+            <w:r>
+              <w:t xml:space="preserve">HXC-1890</w:t>
+            </w:r>
+          </w:p>
+        </w:tc>
+        <w:tc>
+          <w:tcPr/>
+          <w:p>
+            <w:pPr>
+              <w:pStyle w:val="Compact"/>
+            </w:pPr>
+            <w:r>
+              <w:t xml:space="preserve">Task</w:t>
+            </w:r>
+          </w:p>
+        </w:tc>
+        <w:tc>
+          <w:tcPr/>
+          <w:p>
+            <w:pPr>
+              <w:pStyle w:val="Compact"/>
+            </w:pPr>
+            <w:r>
+              <w:t xml:space="preserve">P3</w:t>
+            </w:r>
+          </w:p>
+        </w:tc>
+        <w:tc>
+          <w:tcPr/>
+          <w:p>
+            <w:pPr>
+              <w:pStyle w:val="Compact"/>
+            </w:pPr>
+            <w:r>
+              <w:t xml:space="preserve">internal/verifier: adversarial test, VerifyResult fail-CLOSED on zero/unknown trust + tamper (no bug)</w:t>
+            </w:r>
+          </w:p>
+        </w:tc>
+        <w:tc>
+          <w:tcPr/>
+          <w:p>
+            <w:pPr>
+              <w:pStyle w:val="Compact"/>
+            </w:pPr>
+            <w:r>
+              <w:t xml:space="preserve">0655c39</w:t>
+            </w:r>
+          </w:p>
+        </w:tc>
+      </w:tr>
+      <w:tr>
+        <w:tc>
+          <w:tcPr/>
+          <w:p>
+            <w:pPr>
+              <w:pStyle w:val="Compact"/>
+            </w:pPr>
+            <w:r>
+              <w:t xml:space="preserve">HXC-1891</w:t>
+            </w:r>
+          </w:p>
+        </w:tc>
+        <w:tc>
+          <w:tcPr/>
+          <w:p>
+            <w:pPr>
+              <w:pStyle w:val="Compact"/>
+            </w:pPr>
+            <w:r>
+              <w:t xml:space="preserve">Task</w:t>
+            </w:r>
+          </w:p>
+        </w:tc>
+        <w:tc>
+          <w:tcPr/>
+          <w:p>
+            <w:pPr>
+              <w:pStyle w:val="Compact"/>
+            </w:pPr>
+            <w:r>
+              <w:t xml:space="preserve">P3</w:t>
+            </w:r>
+          </w:p>
+        </w:tc>
+        <w:tc>
+          <w:tcPr/>
+          <w:p>
+            <w:pPr>
+              <w:pStyle w:val="Compact"/>
+            </w:pPr>
+            <w:r>
+              <w:t xml:space="preserve">internal/chaos: adversarial test, single-use sequential runner, canary guard strict (no bug)</w:t>
+            </w:r>
+          </w:p>
+        </w:tc>
+        <w:tc>
+          <w:tcPr/>
+          <w:p>
+            <w:pPr>
+              <w:pStyle w:val="Compact"/>
+            </w:pPr>
+            <w:r>
+              <w:t xml:space="preserve">0655c39</w:t>
+            </w:r>
+          </w:p>
+        </w:tc>
+      </w:tr>
+      <w:tr>
+        <w:tc>
+          <w:tcPr/>
+          <w:p>
+            <w:pPr>
+              <w:pStyle w:val="Compact"/>
+            </w:pPr>
+            <w:r>
+              <w:t xml:space="preserve">HXC-1892</w:t>
+            </w:r>
+          </w:p>
+        </w:tc>
+        <w:tc>
+          <w:tcPr/>
+          <w:p>
+            <w:pPr>
+              <w:pStyle w:val="Compact"/>
+            </w:pPr>
+            <w:r>
+              <w:t xml:space="preserve">Bug</w:t>
+            </w:r>
+          </w:p>
+        </w:tc>
+        <w:tc>
+          <w:tcPr/>
+          <w:p>
+            <w:pPr>
+              <w:pStyle w:val="Compact"/>
+            </w:pPr>
+            <w:r>
+              <w:t xml:space="preserve">P2</w:t>
+            </w:r>
+          </w:p>
+        </w:tc>
+        <w:tc>
+          <w:tcPr/>
+          <w:p>
+            <w:pPr>
+              <w:pStyle w:val="Compact"/>
+            </w:pPr>
+            <w:r>
+              <w:t xml:space="preserve">cmd/htmux: streamSession 2 goroutines write same websocket.Conn w/o mutex -&gt; concurrent-write panic</w:t>
+            </w:r>
+          </w:p>
+        </w:tc>
+        <w:tc>
+          <w:tcPr/>
+          <w:p>
+            <w:pPr>
+              <w:pStyle w:val="Compact"/>
+            </w:pPr>
+            <w:r>
+              <w:t xml:space="preserve">0300e6d</w:t>
+            </w:r>
+          </w:p>
+        </w:tc>
+      </w:tr>
+      <w:tr>
+        <w:tc>
+          <w:tcPr/>
+          <w:p>
+            <w:pPr>
+              <w:pStyle w:val="Compact"/>
+            </w:pPr>
+            <w:r>
+              <w:t xml:space="preserve">HXC-1893</w:t>
+            </w:r>
+          </w:p>
+        </w:tc>
+        <w:tc>
+          <w:tcPr/>
+          <w:p>
+            <w:pPr>
+              <w:pStyle w:val="Compact"/>
+            </w:pPr>
+            <w:r>
+              <w:t xml:space="preserve">Task</w:t>
+            </w:r>
+          </w:p>
+        </w:tc>
+        <w:tc>
+          <w:tcPr/>
+          <w:p>
+            <w:pPr>
+              <w:pStyle w:val="Compact"/>
+            </w:pPr>
+            <w:r>
+              <w:t xml:space="preserve">P3</w:t>
+            </w:r>
+          </w:p>
+        </w:tc>
+        <w:tc>
+          <w:tcPr/>
+          <w:p>
+            <w:pPr>
+              <w:pStyle w:val="Compact"/>
+            </w:pPr>
+            <w:r>
+              <w:t xml:space="preserve">internal/wireguard: adversarial test, mesh RWMutex-guarded + dual key-validation (no bug) — internal/ COMPLETE</w:t>
+            </w:r>
+          </w:p>
+        </w:tc>
+        <w:tc>
+          <w:tcPr/>
+          <w:p>
+            <w:pPr>
+              <w:pStyle w:val="Compact"/>
+            </w:pPr>
+            <w:r>
+              <w:t xml:space="preserve">0300e6d</w:t>
+            </w:r>
+          </w:p>
+        </w:tc>
+      </w:tr>
+      <w:tr>
+        <w:tc>
+          <w:tcPr/>
+          <w:p>
+            <w:pPr>
+              <w:pStyle w:val="Compact"/>
+            </w:pPr>
+            <w:r>
+              <w:t xml:space="preserve">HXC-1894</w:t>
+            </w:r>
+          </w:p>
+        </w:tc>
+        <w:tc>
+          <w:tcPr/>
+          <w:p>
+            <w:pPr>
+              <w:pStyle w:val="Compact"/>
+            </w:pPr>
+            <w:r>
+              <w:t xml:space="preserve">Task</w:t>
+            </w:r>
+          </w:p>
+        </w:tc>
+        <w:tc>
+          <w:tcPr/>
+          <w:p>
+            <w:pPr>
+              <w:pStyle w:val="Compact"/>
+            </w:pPr>
+            <w:r>
+              <w:t xml:space="preserve">P3</w:t>
+            </w:r>
+          </w:p>
+        </w:tc>
+        <w:tc>
+          <w:tcPr/>
+          <w:p>
+            <w:pPr>
+              <w:pStyle w:val="Compact"/>
+            </w:pPr>
+            <w:r>
+              <w:t xml:space="preserve">cmd/helix-raftd: adversarial test, leader-gate 421 + validation defense-in-depth (no bug)</w:t>
+            </w:r>
+          </w:p>
+        </w:tc>
+        <w:tc>
+          <w:tcPr/>
+          <w:p>
+            <w:pPr>
+              <w:pStyle w:val="Compact"/>
+            </w:pPr>
+            <w:r>
+              <w:t xml:space="preserve">0300e6d</w:t>
+            </w:r>
+          </w:p>
+        </w:tc>
+      </w:tr>
+      <w:tr>
+        <w:tc>
+          <w:tcPr/>
+          <w:p>
+            <w:pPr>
+              <w:pStyle w:val="Compact"/>
+            </w:pPr>
+            <w:r>
+              <w:t xml:space="preserve">HXC-1895</w:t>
+            </w:r>
+          </w:p>
+        </w:tc>
+        <w:tc>
+          <w:tcPr/>
+          <w:p>
+            <w:pPr>
+              <w:pStyle w:val="Compact"/>
+            </w:pPr>
+            <w:r>
+              <w:t xml:space="preserve">Task</w:t>
+            </w:r>
+          </w:p>
+        </w:tc>
+        <w:tc>
+          <w:tcPr/>
+          <w:p>
+            <w:pPr>
+              <w:pStyle w:val="Compact"/>
+            </w:pPr>
+            <w:r>
+              <w:t xml:space="preserve">P3</w:t>
+            </w:r>
+          </w:p>
+        </w:tc>
+        <w:tc>
+          <w:tcPr/>
+          <w:p>
+            <w:pPr>
+              <w:pStyle w:val="Compact"/>
+            </w:pPr>
+            <w:r>
+              <w:t xml:space="preserve">cmd/helix_infra: adversarial test, CLI arg parsers check err before value (no bug)</w:t>
+            </w:r>
+          </w:p>
+        </w:tc>
+        <w:tc>
+          <w:tcPr/>
+          <w:p>
+            <w:pPr>
+              <w:pStyle w:val="Compact"/>
+            </w:pPr>
+            <w:r>
+              <w:t xml:space="preserve">0300e6d</w:t>
+            </w:r>
+          </w:p>
+        </w:tc>
+      </w:tr>
+      <w:tr>
+        <w:tc>
+          <w:tcPr/>
+          <w:p>
+            <w:pPr>
+              <w:pStyle w:val="Compact"/>
+            </w:pPr>
+            <w:r>
+              <w:t xml:space="preserve">HXC-1896</w:t>
+            </w:r>
+          </w:p>
+        </w:tc>
+        <w:tc>
+          <w:tcPr/>
+          <w:p>
+            <w:pPr>
+              <w:pStyle w:val="Compact"/>
+            </w:pPr>
+            <w:r>
+              <w:t xml:space="preserve">Bug</w:t>
+            </w:r>
+          </w:p>
+        </w:tc>
+        <w:tc>
+          <w:tcPr/>
+          <w:p>
+            <w:pPr>
+              <w:pStyle w:val="Compact"/>
+            </w:pPr>
+            <w:r>
+              <w:t xml:space="preserve">P2</w:t>
+            </w:r>
+          </w:p>
+        </w:tc>
+        <w:tc>
+          <w:tcPr/>
+          <w:p>
+            <w:pPr>
+              <w:pStyle w:val="Compact"/>
+            </w:pPr>
+            <w:r>
+              <w:t xml:space="preserve">cmd/helix-session: runBridge 2 goroutines write same websocket.Conn w/o mutex -&gt; concurrent-write panic (server-side)</w:t>
+            </w:r>
+          </w:p>
+        </w:tc>
+        <w:tc>
+          <w:tcPr/>
+          <w:p>
+            <w:pPr>
+              <w:pStyle w:val="Compact"/>
+            </w:pPr>
+            <w:r>
+              <w:t xml:space="preserve">c01735e</w:t>
             </w:r>
           </w:p>
         </w:tc>

--- a/docs/export/fixed.docx
+++ b/docs/export/fixed.docx
@@ -34,7 +34,7 @@
         <w:t xml:space="preserve"> </w:t>
       </w:r>
       <w:r>
-        <w:t xml:space="preserve">215</w:t>
+        <w:t xml:space="preserve">217</w:t>
       </w:r>
       <w:r>
         <w:t xml:space="preserve"> </w:t>
@@ -50,7 +50,7 @@
         <w:t xml:space="preserve"> </w:t>
       </w:r>
       <w:r>
-        <w:t xml:space="preserve">2026-06-16T15:54:28Z</w:t>
+        <w:t xml:space="preserve">2026-06-16T16:10:17Z</w:t>
       </w:r>
       <w:r>
         <w:t xml:space="preserve"> </w:t>
@@ -116,7 +116,7 @@
           <w:b/>
           <w:bCs/>
         </w:rPr>
-        <w:t xml:space="preserve">790</w:t>
+        <w:t xml:space="preserve">798</w:t>
       </w:r>
       <w:r>
         <w:t xml:space="preserve">.</w:t>
@@ -40674,6 +40674,462 @@
             </w:pPr>
             <w:r>
               <w:t xml:space="preserve">c01735e</w:t>
+            </w:r>
+          </w:p>
+        </w:tc>
+      </w:tr>
+      <w:tr>
+        <w:tc>
+          <w:tcPr/>
+          <w:p>
+            <w:pPr>
+              <w:pStyle w:val="Compact"/>
+            </w:pPr>
+            <w:r>
+              <w:t xml:space="preserve">HXC-1897</w:t>
+            </w:r>
+          </w:p>
+        </w:tc>
+        <w:tc>
+          <w:tcPr/>
+          <w:p>
+            <w:pPr>
+              <w:pStyle w:val="Compact"/>
+            </w:pPr>
+            <w:r>
+              <w:t xml:space="preserve">Task</w:t>
+            </w:r>
+          </w:p>
+        </w:tc>
+        <w:tc>
+          <w:tcPr/>
+          <w:p>
+            <w:pPr>
+              <w:pStyle w:val="Compact"/>
+            </w:pPr>
+            <w:r>
+              <w:t xml:space="preserve">P3</w:t>
+            </w:r>
+          </w:p>
+        </w:tc>
+        <w:tc>
+          <w:tcPr/>
+          <w:p>
+            <w:pPr>
+              <w:pStyle w:val="Compact"/>
+            </w:pPr>
+            <w:r>
+              <w:t xml:space="preserve">cmd/helix-agent: adversarial test, validation fail-closed + teardown no-panic (no bug)</w:t>
+            </w:r>
+          </w:p>
+        </w:tc>
+        <w:tc>
+          <w:tcPr/>
+          <w:p>
+            <w:pPr>
+              <w:pStyle w:val="Compact"/>
+            </w:pPr>
+            <w:r>
+              <w:t xml:space="preserve">d991593</w:t>
+            </w:r>
+          </w:p>
+        </w:tc>
+      </w:tr>
+      <w:tr>
+        <w:tc>
+          <w:tcPr/>
+          <w:p>
+            <w:pPr>
+              <w:pStyle w:val="Compact"/>
+            </w:pPr>
+            <w:r>
+              <w:t xml:space="preserve">HXC-1898</w:t>
+            </w:r>
+          </w:p>
+        </w:tc>
+        <w:tc>
+          <w:tcPr/>
+          <w:p>
+            <w:pPr>
+              <w:pStyle w:val="Compact"/>
+            </w:pPr>
+            <w:r>
+              <w:t xml:space="preserve">Task</w:t>
+            </w:r>
+          </w:p>
+        </w:tc>
+        <w:tc>
+          <w:tcPr/>
+          <w:p>
+            <w:pPr>
+              <w:pStyle w:val="Compact"/>
+            </w:pPr>
+            <w:r>
+              <w:t xml:space="preserve">P3</w:t>
+            </w:r>
+          </w:p>
+        </w:tc>
+        <w:tc>
+          <w:tcPr/>
+          <w:p>
+            <w:pPr>
+              <w:pStyle w:val="Compact"/>
+            </w:pPr>
+            <w:r>
+              <w:t xml:space="preserve">cmd/helix-policy: adversarial test, HTTP handler fail-CLOSED + HXC-1876 pinned at HTTP layer (no bug)</w:t>
+            </w:r>
+          </w:p>
+        </w:tc>
+        <w:tc>
+          <w:tcPr/>
+          <w:p>
+            <w:pPr>
+              <w:pStyle w:val="Compact"/>
+            </w:pPr>
+            <w:r>
+              <w:t xml:space="preserve">d991593</w:t>
+            </w:r>
+          </w:p>
+        </w:tc>
+      </w:tr>
+      <w:tr>
+        <w:tc>
+          <w:tcPr/>
+          <w:p>
+            <w:pPr>
+              <w:pStyle w:val="Compact"/>
+            </w:pPr>
+            <w:r>
+              <w:t xml:space="preserve">HXC-1899</w:t>
+            </w:r>
+          </w:p>
+        </w:tc>
+        <w:tc>
+          <w:tcPr/>
+          <w:p>
+            <w:pPr>
+              <w:pStyle w:val="Compact"/>
+            </w:pPr>
+            <w:r>
+              <w:t xml:space="preserve">Task</w:t>
+            </w:r>
+          </w:p>
+        </w:tc>
+        <w:tc>
+          <w:tcPr/>
+          <w:p>
+            <w:pPr>
+              <w:pStyle w:val="Compact"/>
+            </w:pPr>
+            <w:r>
+              <w:t xml:space="preserve">P3</w:t>
+            </w:r>
+          </w:p>
+        </w:tc>
+        <w:tc>
+          <w:tcPr/>
+          <w:p>
+            <w:pPr>
+              <w:pStyle w:val="Compact"/>
+            </w:pPr>
+            <w:r>
+              <w:t xml:space="preserve">cmd/hxc-registry: adversarial test, enum validation + atomicity + numeric NextHXCID (no bug)</w:t>
+            </w:r>
+          </w:p>
+        </w:tc>
+        <w:tc>
+          <w:tcPr/>
+          <w:p>
+            <w:pPr>
+              <w:pStyle w:val="Compact"/>
+            </w:pPr>
+            <w:r>
+              <w:t xml:space="preserve">d991593</w:t>
+            </w:r>
+          </w:p>
+        </w:tc>
+      </w:tr>
+      <w:tr>
+        <w:tc>
+          <w:tcPr/>
+          <w:p>
+            <w:pPr>
+              <w:pStyle w:val="Compact"/>
+            </w:pPr>
+            <w:r>
+              <w:t xml:space="preserve">HXC-1900</w:t>
+            </w:r>
+          </w:p>
+        </w:tc>
+        <w:tc>
+          <w:tcPr/>
+          <w:p>
+            <w:pPr>
+              <w:pStyle w:val="Compact"/>
+            </w:pPr>
+            <w:r>
+              <w:t xml:space="preserve">Task</w:t>
+            </w:r>
+          </w:p>
+        </w:tc>
+        <w:tc>
+          <w:tcPr/>
+          <w:p>
+            <w:pPr>
+              <w:pStyle w:val="Compact"/>
+            </w:pPr>
+            <w:r>
+              <w:t xml:space="preserve">P3</w:t>
+            </w:r>
+          </w:p>
+        </w:tc>
+        <w:tc>
+          <w:tcPr/>
+          <w:p>
+            <w:pPr>
+              <w:pStyle w:val="Compact"/>
+            </w:pPr>
+            <w:r>
+              <w:t xml:space="preserve">cmd/helix-setup: adversarial test, config validation + YAML injection-safe + deterministic gen (no bug)</w:t>
+            </w:r>
+          </w:p>
+        </w:tc>
+        <w:tc>
+          <w:tcPr/>
+          <w:p>
+            <w:pPr>
+              <w:pStyle w:val="Compact"/>
+            </w:pPr>
+            <w:r>
+              <w:t xml:space="preserve">d991593</w:t>
+            </w:r>
+          </w:p>
+        </w:tc>
+      </w:tr>
+      <w:tr>
+        <w:tc>
+          <w:tcPr/>
+          <w:p>
+            <w:pPr>
+              <w:pStyle w:val="Compact"/>
+            </w:pPr>
+            <w:r>
+              <w:t xml:space="preserve">HXC-1901</w:t>
+            </w:r>
+          </w:p>
+        </w:tc>
+        <w:tc>
+          <w:tcPr/>
+          <w:p>
+            <w:pPr>
+              <w:pStyle w:val="Compact"/>
+            </w:pPr>
+            <w:r>
+              <w:t xml:space="preserve">Bug</w:t>
+            </w:r>
+          </w:p>
+        </w:tc>
+        <w:tc>
+          <w:tcPr/>
+          <w:p>
+            <w:pPr>
+              <w:pStyle w:val="Compact"/>
+            </w:pPr>
+            <w:r>
+              <w:t xml:space="preserve">P1</w:t>
+            </w:r>
+          </w:p>
+        </w:tc>
+        <w:tc>
+          <w:tcPr/>
+          <w:p>
+            <w:pPr>
+              <w:pStyle w:val="Compact"/>
+            </w:pPr>
+            <w:r>
+              <w:t xml:space="preserve">cmd/helix-test: RunChallenge reports PASS+exit0 when evidence capture FAILS (CLAUDE-1 PASS-bluff in the QA harness)</w:t>
+            </w:r>
+          </w:p>
+        </w:tc>
+        <w:tc>
+          <w:tcPr/>
+          <w:p>
+            <w:pPr>
+              <w:pStyle w:val="Compact"/>
+            </w:pPr>
+            <w:r>
+              <w:t xml:space="preserve">0fcdfe0</w:t>
+            </w:r>
+          </w:p>
+        </w:tc>
+      </w:tr>
+      <w:tr>
+        <w:tc>
+          <w:tcPr/>
+          <w:p>
+            <w:pPr>
+              <w:pStyle w:val="Compact"/>
+            </w:pPr>
+            <w:r>
+              <w:t xml:space="preserve">HXC-1902</w:t>
+            </w:r>
+          </w:p>
+        </w:tc>
+        <w:tc>
+          <w:tcPr/>
+          <w:p>
+            <w:pPr>
+              <w:pStyle w:val="Compact"/>
+            </w:pPr>
+            <w:r>
+              <w:t xml:space="preserve">Task</w:t>
+            </w:r>
+          </w:p>
+        </w:tc>
+        <w:tc>
+          <w:tcPr/>
+          <w:p>
+            <w:pPr>
+              <w:pStyle w:val="Compact"/>
+            </w:pPr>
+            <w:r>
+              <w:t xml:space="preserve">P3</w:t>
+            </w:r>
+          </w:p>
+        </w:tc>
+        <w:tc>
+          <w:tcPr/>
+          <w:p>
+            <w:pPr>
+              <w:pStyle w:val="Compact"/>
+            </w:pPr>
+            <w:r>
+              <w:t xml:space="preserve">cmd/helix-health: adversarial test, /readyz /livez map non-Healthy -&gt; 503 (no bug)</w:t>
+            </w:r>
+          </w:p>
+        </w:tc>
+        <w:tc>
+          <w:tcPr/>
+          <w:p>
+            <w:pPr>
+              <w:pStyle w:val="Compact"/>
+            </w:pPr>
+            <w:r>
+              <w:t xml:space="preserve">0fcdfe0</w:t>
+            </w:r>
+          </w:p>
+        </w:tc>
+      </w:tr>
+      <w:tr>
+        <w:tc>
+          <w:tcPr/>
+          <w:p>
+            <w:pPr>
+              <w:pStyle w:val="Compact"/>
+            </w:pPr>
+            <w:r>
+              <w:t xml:space="preserve">HXC-1903</w:t>
+            </w:r>
+          </w:p>
+        </w:tc>
+        <w:tc>
+          <w:tcPr/>
+          <w:p>
+            <w:pPr>
+              <w:pStyle w:val="Compact"/>
+            </w:pPr>
+            <w:r>
+              <w:t xml:space="preserve">Task</w:t>
+            </w:r>
+          </w:p>
+        </w:tc>
+        <w:tc>
+          <w:tcPr/>
+          <w:p>
+            <w:pPr>
+              <w:pStyle w:val="Compact"/>
+            </w:pPr>
+            <w:r>
+              <w:t xml:space="preserve">P3</w:t>
+            </w:r>
+          </w:p>
+        </w:tc>
+        <w:tc>
+          <w:tcPr/>
+          <w:p>
+            <w:pPr>
+              <w:pStyle w:val="Compact"/>
+            </w:pPr>
+            <w:r>
+              <w:t xml:space="preserve">cmd/helix-raftctl: adversarial test, non-2xx/garbage response -&gt; exit 1 (no fail-open) (no bug)</w:t>
+            </w:r>
+          </w:p>
+        </w:tc>
+        <w:tc>
+          <w:tcPr/>
+          <w:p>
+            <w:pPr>
+              <w:pStyle w:val="Compact"/>
+            </w:pPr>
+            <w:r>
+              <w:t xml:space="preserve">0fcdfe0</w:t>
+            </w:r>
+          </w:p>
+        </w:tc>
+      </w:tr>
+      <w:tr>
+        <w:tc>
+          <w:tcPr/>
+          <w:p>
+            <w:pPr>
+              <w:pStyle w:val="Compact"/>
+            </w:pPr>
+            <w:r>
+              <w:t xml:space="preserve">HXC-1904</w:t>
+            </w:r>
+          </w:p>
+        </w:tc>
+        <w:tc>
+          <w:tcPr/>
+          <w:p>
+            <w:pPr>
+              <w:pStyle w:val="Compact"/>
+            </w:pPr>
+            <w:r>
+              <w:t xml:space="preserve">Task</w:t>
+            </w:r>
+          </w:p>
+        </w:tc>
+        <w:tc>
+          <w:tcPr/>
+          <w:p>
+            <w:pPr>
+              <w:pStyle w:val="Compact"/>
+            </w:pPr>
+            <w:r>
+              <w:t xml:space="preserve">P3</w:t>
+            </w:r>
+          </w:p>
+        </w:tc>
+        <w:tc>
+          <w:tcPr/>
+          <w:p>
+            <w:pPr>
+              <w:pStyle w:val="Compact"/>
+            </w:pPr>
+            <w:r>
+              <w:t xml:space="preserve">cmd/helixd: adversarial test, config fail-closed + clean shutdown + race-clean (no bug)</w:t>
+            </w:r>
+          </w:p>
+        </w:tc>
+        <w:tc>
+          <w:tcPr/>
+          <w:p>
+            <w:pPr>
+              <w:pStyle w:val="Compact"/>
+            </w:pPr>
+            <w:r>
+              <w:t xml:space="preserve">0fcdfe0</w:t>
             </w:r>
           </w:p>
         </w:tc>

--- a/docs/export/fixed.docx
+++ b/docs/export/fixed.docx
@@ -34,7 +34,7 @@
         <w:t xml:space="preserve"> </w:t>
       </w:r>
       <w:r>
-        <w:t xml:space="preserve">217</w:t>
+        <w:t xml:space="preserve">218</w:t>
       </w:r>
       <w:r>
         <w:t xml:space="preserve"> </w:t>
@@ -50,7 +50,7 @@
         <w:t xml:space="preserve"> </w:t>
       </w:r>
       <w:r>
-        <w:t xml:space="preserve">2026-06-16T16:10:17Z</w:t>
+        <w:t xml:space="preserve">2026-06-16T19:27:30Z</w:t>
       </w:r>
       <w:r>
         <w:t xml:space="preserve"> </w:t>
@@ -116,7 +116,7 @@
           <w:b/>
           <w:bCs/>
         </w:rPr>
-        <w:t xml:space="preserve">798</w:t>
+        <w:t xml:space="preserve">799</w:t>
       </w:r>
       <w:r>
         <w:t xml:space="preserve">.</w:t>
@@ -41131,6 +41131,60 @@
             <w:r>
               <w:t xml:space="preserve">0fcdfe0</w:t>
             </w:r>
+          </w:p>
+        </w:tc>
+      </w:tr>
+      <w:tr>
+        <w:tc>
+          <w:tcPr/>
+          <w:p>
+            <w:pPr>
+              <w:pStyle w:val="Compact"/>
+            </w:pPr>
+            <w:r>
+              <w:t xml:space="preserve">HXC-1905</w:t>
+            </w:r>
+          </w:p>
+        </w:tc>
+        <w:tc>
+          <w:tcPr/>
+          <w:p>
+            <w:pPr>
+              <w:pStyle w:val="Compact"/>
+            </w:pPr>
+            <w:r>
+              <w:t xml:space="preserve">Bug</w:t>
+            </w:r>
+          </w:p>
+        </w:tc>
+        <w:tc>
+          <w:tcPr/>
+          <w:p>
+            <w:pPr>
+              <w:pStyle w:val="Compact"/>
+            </w:pPr>
+            <w:r>
+              <w:t xml:space="preserve">P1</w:t>
+            </w:r>
+          </w:p>
+        </w:tc>
+        <w:tc>
+          <w:tcPr/>
+          <w:p>
+            <w:pPr>
+              <w:pStyle w:val="Compact"/>
+            </w:pPr>
+            <w:r>
+              <w:t xml:space="preserve">WIRED hardenings: health fail-closed, metrics NaN-drop, swim saturating incarnation, backup atomic write, session Reap</w:t>
+            </w:r>
+          </w:p>
+        </w:tc>
+        <w:tc>
+          <w:tcPr/>
+          <w:p>
+            <w:pPr>
+              <w:pStyle w:val="Compact"/>
+            </w:pPr>
           </w:p>
         </w:tc>
       </w:tr>

--- a/docs/export/fixed.docx
+++ b/docs/export/fixed.docx
@@ -34,7 +34,7 @@
         <w:t xml:space="preserve"> </w:t>
       </w:r>
       <w:r>
-        <w:t xml:space="preserve">218</w:t>
+        <w:t xml:space="preserve">219</w:t>
       </w:r>
       <w:r>
         <w:t xml:space="preserve"> </w:t>
@@ -50,7 +50,7 @@
         <w:t xml:space="preserve"> </w:t>
       </w:r>
       <w:r>
-        <w:t xml:space="preserve">2026-06-16T19:27:30Z</w:t>
+        <w:t xml:space="preserve">2026-06-16T20:09:49Z</w:t>
       </w:r>
       <w:r>
         <w:t xml:space="preserve"> </w:t>
@@ -116,7 +116,7 @@
           <w:b/>
           <w:bCs/>
         </w:rPr>
-        <w:t xml:space="preserve">799</w:t>
+        <w:t xml:space="preserve">801</w:t>
       </w:r>
       <w:r>
         <w:t xml:space="preserve">.</w:t>
@@ -41176,6 +41176,117 @@
             </w:pPr>
             <w:r>
               <w:t xml:space="preserve">WIRED hardenings: health fail-closed, metrics NaN-drop, swim saturating incarnation, backup atomic write, session Reap</w:t>
+            </w:r>
+          </w:p>
+        </w:tc>
+        <w:tc>
+          <w:tcPr/>
+          <w:p>
+            <w:pPr>
+              <w:pStyle w:val="Compact"/>
+            </w:pPr>
+            <w:r>
+              <w:t xml:space="preserve">efd380d</w:t>
+            </w:r>
+          </w:p>
+        </w:tc>
+      </w:tr>
+      <w:tr>
+        <w:tc>
+          <w:tcPr/>
+          <w:p>
+            <w:pPr>
+              <w:pStyle w:val="Compact"/>
+            </w:pPr>
+            <w:r>
+              <w:t xml:space="preserve">HXC-1906</w:t>
+            </w:r>
+          </w:p>
+        </w:tc>
+        <w:tc>
+          <w:tcPr/>
+          <w:p>
+            <w:pPr>
+              <w:pStyle w:val="Compact"/>
+            </w:pPr>
+            <w:r>
+              <w:t xml:space="preserve">Bug</w:t>
+            </w:r>
+          </w:p>
+        </w:tc>
+        <w:tc>
+          <w:tcPr/>
+          <w:p>
+            <w:pPr>
+              <w:pStyle w:val="Compact"/>
+            </w:pPr>
+            <w:r>
+              <w:t xml:space="preserve">P1</w:t>
+            </w:r>
+          </w:p>
+        </w:tc>
+        <w:tc>
+          <w:tcPr/>
+          <w:p>
+            <w:pPr>
+              <w:pStyle w:val="Compact"/>
+            </w:pPr>
+            <w:r>
+              <w:t xml:space="preserve">ratelimit UserLimiter: NaN refill rate bypasses the rate-limit cap (fail-open)</w:t>
+            </w:r>
+          </w:p>
+        </w:tc>
+        <w:tc>
+          <w:tcPr/>
+          <w:p>
+            <w:pPr>
+              <w:pStyle w:val="Compact"/>
+            </w:pPr>
+          </w:p>
+        </w:tc>
+      </w:tr>
+      <w:tr>
+        <w:tc>
+          <w:tcPr/>
+          <w:p>
+            <w:pPr>
+              <w:pStyle w:val="Compact"/>
+            </w:pPr>
+            <w:r>
+              <w:t xml:space="preserve">HXC-1907</w:t>
+            </w:r>
+          </w:p>
+        </w:tc>
+        <w:tc>
+          <w:tcPr/>
+          <w:p>
+            <w:pPr>
+              <w:pStyle w:val="Compact"/>
+            </w:pPr>
+            <w:r>
+              <w:t xml:space="preserve">Task</w:t>
+            </w:r>
+          </w:p>
+        </w:tc>
+        <w:tc>
+          <w:tcPr/>
+          <w:p>
+            <w:pPr>
+              <w:pStyle w:val="Compact"/>
+            </w:pPr>
+            <w:r>
+              <w:t xml:space="preserve">P2</w:t>
+            </w:r>
+          </w:p>
+        </w:tc>
+        <w:tc>
+          <w:tcPr/>
+          <w:p>
+            <w:pPr>
+              <w:pStyle w:val="Compact"/>
+            </w:pPr>
+            <w:r>
+              <w:t xml:space="preserve">Adversarial coverage sweep: semaphore/lru/bursthysteresis/gpuattest/modelintegrity/redundantexec (no prod bug; contracts pinned)</w:t>
             </w:r>
           </w:p>
         </w:tc>

--- a/docs/export/fixed.docx
+++ b/docs/export/fixed.docx
@@ -34,7 +34,7 @@
         <w:t xml:space="preserve"> </w:t>
       </w:r>
       <w:r>
-        <w:t xml:space="preserve">219</w:t>
+        <w:t xml:space="preserve">220</w:t>
       </w:r>
       <w:r>
         <w:t xml:space="preserve"> </w:t>
@@ -50,7 +50,7 @@
         <w:t xml:space="preserve"> </w:t>
       </w:r>
       <w:r>
-        <w:t xml:space="preserve">2026-06-16T20:09:49Z</w:t>
+        <w:t xml:space="preserve">2026-06-16T20:36:13Z</w:t>
       </w:r>
       <w:r>
         <w:t xml:space="preserve"> </w:t>
@@ -116,7 +116,7 @@
           <w:b/>
           <w:bCs/>
         </w:rPr>
-        <w:t xml:space="preserve">801</w:t>
+        <w:t xml:space="preserve">803</w:t>
       </w:r>
       <w:r>
         <w:t xml:space="preserve">.</w:t>
@@ -41287,6 +41287,114 @@
             </w:pPr>
             <w:r>
               <w:t xml:space="preserve">Adversarial coverage sweep: semaphore/lru/bursthysteresis/gpuattest/modelintegrity/redundantexec (no prod bug; contracts pinned)</w:t>
+            </w:r>
+          </w:p>
+        </w:tc>
+        <w:tc>
+          <w:tcPr/>
+          <w:p>
+            <w:pPr>
+              <w:pStyle w:val="Compact"/>
+            </w:pPr>
+          </w:p>
+        </w:tc>
+      </w:tr>
+      <w:tr>
+        <w:tc>
+          <w:tcPr/>
+          <w:p>
+            <w:pPr>
+              <w:pStyle w:val="Compact"/>
+            </w:pPr>
+            <w:r>
+              <w:t xml:space="preserve">HXC-1908</w:t>
+            </w:r>
+          </w:p>
+        </w:tc>
+        <w:tc>
+          <w:tcPr/>
+          <w:p>
+            <w:pPr>
+              <w:pStyle w:val="Compact"/>
+            </w:pPr>
+            <w:r>
+              <w:t xml:space="preserve">Bug</w:t>
+            </w:r>
+          </w:p>
+        </w:tc>
+        <w:tc>
+          <w:tcPr/>
+          <w:p>
+            <w:pPr>
+              <w:pStyle w:val="Compact"/>
+            </w:pPr>
+            <w:r>
+              <w:t xml:space="preserve">P1</w:t>
+            </w:r>
+          </w:p>
+        </w:tc>
+        <w:tc>
+          <w:tcPr/>
+          <w:p>
+            <w:pPr>
+              <w:pStyle w:val="Compact"/>
+            </w:pPr>
+            <w:r>
+              <w:t xml:space="preserve">build/cache DiskCache: path-traversal key + collision + empty-digest-targets-root (content-integrity/security)</w:t>
+            </w:r>
+          </w:p>
+        </w:tc>
+        <w:tc>
+          <w:tcPr/>
+          <w:p>
+            <w:pPr>
+              <w:pStyle w:val="Compact"/>
+            </w:pPr>
+          </w:p>
+        </w:tc>
+      </w:tr>
+      <w:tr>
+        <w:tc>
+          <w:tcPr/>
+          <w:p>
+            <w:pPr>
+              <w:pStyle w:val="Compact"/>
+            </w:pPr>
+            <w:r>
+              <w:t xml:space="preserve">HXC-1909</w:t>
+            </w:r>
+          </w:p>
+        </w:tc>
+        <w:tc>
+          <w:tcPr/>
+          <w:p>
+            <w:pPr>
+              <w:pStyle w:val="Compact"/>
+            </w:pPr>
+            <w:r>
+              <w:t xml:space="preserve">Task</w:t>
+            </w:r>
+          </w:p>
+        </w:tc>
+        <w:tc>
+          <w:tcPr/>
+          <w:p>
+            <w:pPr>
+              <w:pStyle w:val="Compact"/>
+            </w:pPr>
+            <w:r>
+              <w:t xml:space="preserve">P2</w:t>
+            </w:r>
+          </w:p>
+        </w:tc>
+        <w:tc>
+          <w:tcPr/>
+          <w:p>
+            <w:pPr>
+              <w:pStyle w:val="Compact"/>
+            </w:pPr>
+            <w:r>
+              <w:t xml:space="preserve">Adversarial coverage sweep waves 3-4: crdt/merkle, provider/{chutes,aws,ionet}, session/backends (no prod bug; mutation-proven)</w:t>
             </w:r>
           </w:p>
         </w:tc>

--- a/docs/export/fixed.docx
+++ b/docs/export/fixed.docx
@@ -34,7 +34,7 @@
         <w:t xml:space="preserve"> </w:t>
       </w:r>
       <w:r>
-        <w:t xml:space="preserve">220</w:t>
+        <w:t xml:space="preserve">221</w:t>
       </w:r>
       <w:r>
         <w:t xml:space="preserve"> </w:t>
@@ -50,7 +50,7 @@
         <w:t xml:space="preserve"> </w:t>
       </w:r>
       <w:r>
-        <w:t xml:space="preserve">2026-06-16T20:36:13Z</w:t>
+        <w:t xml:space="preserve">2026-06-16T20:51:13Z</w:t>
       </w:r>
       <w:r>
         <w:t xml:space="preserve"> </w:t>
@@ -116,7 +116,7 @@
           <w:b/>
           <w:bCs/>
         </w:rPr>
-        <w:t xml:space="preserve">803</w:t>
+        <w:t xml:space="preserve">806</w:t>
       </w:r>
       <w:r>
         <w:t xml:space="preserve">.</w:t>
@@ -41395,6 +41395,168 @@
             </w:pPr>
             <w:r>
               <w:t xml:space="preserve">Adversarial coverage sweep waves 3-4: crdt/merkle, provider/{chutes,aws,ionet}, session/backends (no prod bug; mutation-proven)</w:t>
+            </w:r>
+          </w:p>
+        </w:tc>
+        <w:tc>
+          <w:tcPr/>
+          <w:p>
+            <w:pPr>
+              <w:pStyle w:val="Compact"/>
+            </w:pPr>
+          </w:p>
+        </w:tc>
+      </w:tr>
+      <w:tr>
+        <w:tc>
+          <w:tcPr/>
+          <w:p>
+            <w:pPr>
+              <w:pStyle w:val="Compact"/>
+            </w:pPr>
+            <w:r>
+              <w:t xml:space="preserve">HXC-1910</w:t>
+            </w:r>
+          </w:p>
+        </w:tc>
+        <w:tc>
+          <w:tcPr/>
+          <w:p>
+            <w:pPr>
+              <w:pStyle w:val="Compact"/>
+            </w:pPr>
+            <w:r>
+              <w:t xml:space="preserve">Bug</w:t>
+            </w:r>
+          </w:p>
+        </w:tc>
+        <w:tc>
+          <w:tcPr/>
+          <w:p>
+            <w:pPr>
+              <w:pStyle w:val="Compact"/>
+            </w:pPr>
+            <w:r>
+              <w:t xml:space="preserve">P1</w:t>
+            </w:r>
+          </w:p>
+        </w:tc>
+        <w:tc>
+          <w:tcPr/>
+          <w:p>
+            <w:pPr>
+              <w:pStyle w:val="Compact"/>
+            </w:pPr>
+            <w:r>
+              <w:t xml:space="preserve">testing/dst determinism bluff: KillNode reschedule order non-deterministic for fixed seed (map-iteration leak)</w:t>
+            </w:r>
+          </w:p>
+        </w:tc>
+        <w:tc>
+          <w:tcPr/>
+          <w:p>
+            <w:pPr>
+              <w:pStyle w:val="Compact"/>
+            </w:pPr>
+          </w:p>
+        </w:tc>
+      </w:tr>
+      <w:tr>
+        <w:tc>
+          <w:tcPr/>
+          <w:p>
+            <w:pPr>
+              <w:pStyle w:val="Compact"/>
+            </w:pPr>
+            <w:r>
+              <w:t xml:space="preserve">HXC-1911</w:t>
+            </w:r>
+          </w:p>
+        </w:tc>
+        <w:tc>
+          <w:tcPr/>
+          <w:p>
+            <w:pPr>
+              <w:pStyle w:val="Compact"/>
+            </w:pPr>
+            <w:r>
+              <w:t xml:space="preserve">Bug</w:t>
+            </w:r>
+          </w:p>
+        </w:tc>
+        <w:tc>
+          <w:tcPr/>
+          <w:p>
+            <w:pPr>
+              <w:pStyle w:val="Compact"/>
+            </w:pPr>
+            <w:r>
+              <w:t xml:space="preserve">P1</w:t>
+            </w:r>
+          </w:p>
+        </w:tc>
+        <w:tc>
+          <w:tcPr/>
+          <w:p>
+            <w:pPr>
+              <w:pStyle w:val="Compact"/>
+            </w:pPr>
+            <w:r>
+              <w:t xml:space="preserve">provider/runpod: duplicate worker-ID bypasses Capacity quota -&gt; leaks billable workers (fail-open)</w:t>
+            </w:r>
+          </w:p>
+        </w:tc>
+        <w:tc>
+          <w:tcPr/>
+          <w:p>
+            <w:pPr>
+              <w:pStyle w:val="Compact"/>
+            </w:pPr>
+          </w:p>
+        </w:tc>
+      </w:tr>
+      <w:tr>
+        <w:tc>
+          <w:tcPr/>
+          <w:p>
+            <w:pPr>
+              <w:pStyle w:val="Compact"/>
+            </w:pPr>
+            <w:r>
+              <w:t xml:space="preserve">HXC-1912</w:t>
+            </w:r>
+          </w:p>
+        </w:tc>
+        <w:tc>
+          <w:tcPr/>
+          <w:p>
+            <w:pPr>
+              <w:pStyle w:val="Compact"/>
+            </w:pPr>
+            <w:r>
+              <w:t xml:space="preserve">Task</w:t>
+            </w:r>
+          </w:p>
+        </w:tc>
+        <w:tc>
+          <w:tcPr/>
+          <w:p>
+            <w:pPr>
+              <w:pStyle w:val="Compact"/>
+            </w:pPr>
+            <w:r>
+              <w:t xml:space="preserve">P2</w:t>
+            </w:r>
+          </w:p>
+        </w:tc>
+        <w:tc>
+          <w:tcPr/>
+          <w:p>
+            <w:pPr>
+              <w:pStyle w:val="Compact"/>
+            </w:pPr>
+            <w:r>
+              <w:t xml:space="preserve">Adversarial coverage: pkg/tofu TOFU verifier (no bug; 5 mutation-proven contracts)</w:t>
             </w:r>
           </w:p>
         </w:tc>

--- a/docs/export/fixed.docx
+++ b/docs/export/fixed.docx
@@ -34,7 +34,7 @@
         <w:t xml:space="preserve"> </w:t>
       </w:r>
       <w:r>
-        <w:t xml:space="preserve">221</w:t>
+        <w:t xml:space="preserve">222</w:t>
       </w:r>
       <w:r>
         <w:t xml:space="preserve"> </w:t>
@@ -50,7 +50,7 @@
         <w:t xml:space="preserve"> </w:t>
       </w:r>
       <w:r>
-        <w:t xml:space="preserve">2026-06-16T20:51:13Z</w:t>
+        <w:t xml:space="preserve">2026-06-16T20:58:34Z</w:t>
       </w:r>
       <w:r>
         <w:t xml:space="preserve"> </w:t>
@@ -116,7 +116,7 @@
           <w:b/>
           <w:bCs/>
         </w:rPr>
-        <w:t xml:space="preserve">806</w:t>
+        <w:t xml:space="preserve">807</w:t>
       </w:r>
       <w:r>
         <w:t xml:space="preserve">.</w:t>
@@ -41557,6 +41557,60 @@
             </w:pPr>
             <w:r>
               <w:t xml:space="preserve">Adversarial coverage: pkg/tofu TOFU verifier (no bug; 5 mutation-proven contracts)</w:t>
+            </w:r>
+          </w:p>
+        </w:tc>
+        <w:tc>
+          <w:tcPr/>
+          <w:p>
+            <w:pPr>
+              <w:pStyle w:val="Compact"/>
+            </w:pPr>
+          </w:p>
+        </w:tc>
+      </w:tr>
+      <w:tr>
+        <w:tc>
+          <w:tcPr/>
+          <w:p>
+            <w:pPr>
+              <w:pStyle w:val="Compact"/>
+            </w:pPr>
+            <w:r>
+              <w:t xml:space="preserve">HXC-1913</w:t>
+            </w:r>
+          </w:p>
+        </w:tc>
+        <w:tc>
+          <w:tcPr/>
+          <w:p>
+            <w:pPr>
+              <w:pStyle w:val="Compact"/>
+            </w:pPr>
+            <w:r>
+              <w:t xml:space="preserve">Task</w:t>
+            </w:r>
+          </w:p>
+        </w:tc>
+        <w:tc>
+          <w:tcPr/>
+          <w:p>
+            <w:pPr>
+              <w:pStyle w:val="Compact"/>
+            </w:pPr>
+            <w:r>
+              <w:t xml:space="preserve">P2</w:t>
+            </w:r>
+          </w:p>
+        </w:tc>
+        <w:tc>
+          <w:tcPr/>
+          <w:p>
+            <w:pPr>
+              <w:pStyle w:val="Compact"/>
+            </w:pPr>
+            <w:r>
+              <w:t xml:space="preserve">Adversarial coverage wave 6: testing/{scenario,sessionfsm,turmoil} (no bug; determinism verified real)</w:t>
             </w:r>
           </w:p>
         </w:tc>

--- a/docs/export/fixed.docx
+++ b/docs/export/fixed.docx
@@ -34,7 +34,7 @@
         <w:t xml:space="preserve"> </w:t>
       </w:r>
       <w:r>
-        <w:t xml:space="preserve">222</w:t>
+        <w:t xml:space="preserve">223</w:t>
       </w:r>
       <w:r>
         <w:t xml:space="preserve"> </w:t>
@@ -50,7 +50,7 @@
         <w:t xml:space="preserve"> </w:t>
       </w:r>
       <w:r>
-        <w:t xml:space="preserve">2026-06-16T20:58:34Z</w:t>
+        <w:t xml:space="preserve">2026-06-16T21:05:32Z</w:t>
       </w:r>
       <w:r>
         <w:t xml:space="preserve"> </w:t>
@@ -116,7 +116,7 @@
           <w:b/>
           <w:bCs/>
         </w:rPr>
-        <w:t xml:space="preserve">807</w:t>
+        <w:t xml:space="preserve">809</w:t>
       </w:r>
       <w:r>
         <w:t xml:space="preserve">.</w:t>
@@ -41611,6 +41611,114 @@
             </w:pPr>
             <w:r>
               <w:t xml:space="preserve">Adversarial coverage wave 6: testing/{scenario,sessionfsm,turmoil} (no bug; determinism verified real)</w:t>
+            </w:r>
+          </w:p>
+        </w:tc>
+        <w:tc>
+          <w:tcPr/>
+          <w:p>
+            <w:pPr>
+              <w:pStyle w:val="Compact"/>
+            </w:pPr>
+          </w:p>
+        </w:tc>
+      </w:tr>
+      <w:tr>
+        <w:tc>
+          <w:tcPr/>
+          <w:p>
+            <w:pPr>
+              <w:pStyle w:val="Compact"/>
+            </w:pPr>
+            <w:r>
+              <w:t xml:space="preserve">HXC-1914</w:t>
+            </w:r>
+          </w:p>
+        </w:tc>
+        <w:tc>
+          <w:tcPr/>
+          <w:p>
+            <w:pPr>
+              <w:pStyle w:val="Compact"/>
+            </w:pPr>
+            <w:r>
+              <w:t xml:space="preserve">Bug</w:t>
+            </w:r>
+          </w:p>
+        </w:tc>
+        <w:tc>
+          <w:tcPr/>
+          <w:p>
+            <w:pPr>
+              <w:pStyle w:val="Compact"/>
+            </w:pPr>
+            <w:r>
+              <w:t xml:space="preserve">P2</w:t>
+            </w:r>
+          </w:p>
+        </w:tc>
+        <w:tc>
+          <w:tcPr/>
+          <w:p>
+            <w:pPr>
+              <w:pStyle w:val="Compact"/>
+            </w:pPr>
+            <w:r>
+              <w:t xml:space="preserve">testing/dstcompress: BatchSchedule doc falsely claimed FIFO same-timestamp dispatch (doc-sync fix)</w:t>
+            </w:r>
+          </w:p>
+        </w:tc>
+        <w:tc>
+          <w:tcPr/>
+          <w:p>
+            <w:pPr>
+              <w:pStyle w:val="Compact"/>
+            </w:pPr>
+          </w:p>
+        </w:tc>
+      </w:tr>
+      <w:tr>
+        <w:tc>
+          <w:tcPr/>
+          <w:p>
+            <w:pPr>
+              <w:pStyle w:val="Compact"/>
+            </w:pPr>
+            <w:r>
+              <w:t xml:space="preserve">HXC-1915</w:t>
+            </w:r>
+          </w:p>
+        </w:tc>
+        <w:tc>
+          <w:tcPr/>
+          <w:p>
+            <w:pPr>
+              <w:pStyle w:val="Compact"/>
+            </w:pPr>
+            <w:r>
+              <w:t xml:space="preserve">Task</w:t>
+            </w:r>
+          </w:p>
+        </w:tc>
+        <w:tc>
+          <w:tcPr/>
+          <w:p>
+            <w:pPr>
+              <w:pStyle w:val="Compact"/>
+            </w:pPr>
+            <w:r>
+              <w:t xml:space="preserve">P2</w:t>
+            </w:r>
+          </w:p>
+        </w:tc>
+        <w:tc>
+          <w:tcPr/>
+          <w:p>
+            <w:pPr>
+              <w:pStyle w:val="Compact"/>
+            </w:pPr>
+            <w:r>
+              <w:t xml:space="preserve">Adversarial coverage wave 7: testing/{dstworkload,dstscale} (no bug; determinism verified real)</w:t>
             </w:r>
           </w:p>
         </w:tc>

--- a/docs/export/fixed.docx
+++ b/docs/export/fixed.docx
@@ -34,7 +34,7 @@
         <w:t xml:space="preserve"> </w:t>
       </w:r>
       <w:r>
-        <w:t xml:space="preserve">223</w:t>
+        <w:t xml:space="preserve">224</w:t>
       </w:r>
       <w:r>
         <w:t xml:space="preserve"> </w:t>
@@ -50,7 +50,7 @@
         <w:t xml:space="preserve"> </w:t>
       </w:r>
       <w:r>
-        <w:t xml:space="preserve">2026-06-16T21:05:32Z</w:t>
+        <w:t xml:space="preserve">2026-06-16T21:12:37Z</w:t>
       </w:r>
       <w:r>
         <w:t xml:space="preserve"> </w:t>
@@ -116,7 +116,7 @@
           <w:b/>
           <w:bCs/>
         </w:rPr>
-        <w:t xml:space="preserve">809</w:t>
+        <w:t xml:space="preserve">812</w:t>
       </w:r>
       <w:r>
         <w:t xml:space="preserve">.</w:t>
@@ -41719,6 +41719,168 @@
             </w:pPr>
             <w:r>
               <w:t xml:space="preserve">Adversarial coverage wave 7: testing/{dstworkload,dstscale} (no bug; determinism verified real)</w:t>
+            </w:r>
+          </w:p>
+        </w:tc>
+        <w:tc>
+          <w:tcPr/>
+          <w:p>
+            <w:pPr>
+              <w:pStyle w:val="Compact"/>
+            </w:pPr>
+          </w:p>
+        </w:tc>
+      </w:tr>
+      <w:tr>
+        <w:tc>
+          <w:tcPr/>
+          <w:p>
+            <w:pPr>
+              <w:pStyle w:val="Compact"/>
+            </w:pPr>
+            <w:r>
+              <w:t xml:space="preserve">HXC-1916</w:t>
+            </w:r>
+          </w:p>
+        </w:tc>
+        <w:tc>
+          <w:tcPr/>
+          <w:p>
+            <w:pPr>
+              <w:pStyle w:val="Compact"/>
+            </w:pPr>
+            <w:r>
+              <w:t xml:space="preserve">Bug</w:t>
+            </w:r>
+          </w:p>
+        </w:tc>
+        <w:tc>
+          <w:tcPr/>
+          <w:p>
+            <w:pPr>
+              <w:pStyle w:val="Compact"/>
+            </w:pPr>
+            <w:r>
+              <w:t xml:space="preserve">P1</w:t>
+            </w:r>
+          </w:p>
+        </w:tc>
+        <w:tc>
+          <w:tcPr/>
+          <w:p>
+            <w:pPr>
+              <w:pStyle w:val="Compact"/>
+            </w:pPr>
+            <w:r>
+              <w:t xml:space="preserve">testing/snapshot: name path-escape — Create/Delete outside baseDir (invisible snapshot + arbitrary file delete)</w:t>
+            </w:r>
+          </w:p>
+        </w:tc>
+        <w:tc>
+          <w:tcPr/>
+          <w:p>
+            <w:pPr>
+              <w:pStyle w:val="Compact"/>
+            </w:pPr>
+          </w:p>
+        </w:tc>
+      </w:tr>
+      <w:tr>
+        <w:tc>
+          <w:tcPr/>
+          <w:p>
+            <w:pPr>
+              <w:pStyle w:val="Compact"/>
+            </w:pPr>
+            <w:r>
+              <w:t xml:space="preserve">HXC-1917</w:t>
+            </w:r>
+          </w:p>
+        </w:tc>
+        <w:tc>
+          <w:tcPr/>
+          <w:p>
+            <w:pPr>
+              <w:pStyle w:val="Compact"/>
+            </w:pPr>
+            <w:r>
+              <w:t xml:space="preserve">Bug</w:t>
+            </w:r>
+          </w:p>
+        </w:tc>
+        <w:tc>
+          <w:tcPr/>
+          <w:p>
+            <w:pPr>
+              <w:pStyle w:val="Compact"/>
+            </w:pPr>
+            <w:r>
+              <w:t xml:space="preserve">P0</w:t>
+            </w:r>
+          </w:p>
+        </w:tc>
+        <w:tc>
+          <w:tcPr/>
+          <w:p>
+            <w:pPr>
+              <w:pStyle w:val="Compact"/>
+            </w:pPr>
+            <w:r>
+              <w:t xml:space="preserve">testing/regression: NaN/Inf sample silently bluffs NO-CHANGE — regression detector hides real regressions (CLAUDE-1)</w:t>
+            </w:r>
+          </w:p>
+        </w:tc>
+        <w:tc>
+          <w:tcPr/>
+          <w:p>
+            <w:pPr>
+              <w:pStyle w:val="Compact"/>
+            </w:pPr>
+          </w:p>
+        </w:tc>
+      </w:tr>
+      <w:tr>
+        <w:tc>
+          <w:tcPr/>
+          <w:p>
+            <w:pPr>
+              <w:pStyle w:val="Compact"/>
+            </w:pPr>
+            <w:r>
+              <w:t xml:space="preserve">HXC-1918</w:t>
+            </w:r>
+          </w:p>
+        </w:tc>
+        <w:tc>
+          <w:tcPr/>
+          <w:p>
+            <w:pPr>
+              <w:pStyle w:val="Compact"/>
+            </w:pPr>
+            <w:r>
+              <w:t xml:space="preserve">Bug</w:t>
+            </w:r>
+          </w:p>
+        </w:tc>
+        <w:tc>
+          <w:tcPr/>
+          <w:p>
+            <w:pPr>
+              <w:pStyle w:val="Compact"/>
+            </w:pPr>
+            <w:r>
+              <w:t xml:space="preserve">P1</w:t>
+            </w:r>
+          </w:p>
+        </w:tc>
+        <w:tc>
+          <w:tcPr/>
+          <w:p>
+            <w:pPr>
+              <w:pStyle w:val="Compact"/>
+            </w:pPr>
+            <w:r>
+              <w:t xml:space="preserve">testing/chaos: ActiveFaults() only reported NodeCrash — every other applied fault silently dropped (no-op bluff)</w:t>
             </w:r>
           </w:p>
         </w:tc>

--- a/docs/export/fixed.docx
+++ b/docs/export/fixed.docx
@@ -34,7 +34,7 @@
         <w:t xml:space="preserve"> </w:t>
       </w:r>
       <w:r>
-        <w:t xml:space="preserve">224</w:t>
+        <w:t xml:space="preserve">225</w:t>
       </w:r>
       <w:r>
         <w:t xml:space="preserve"> </w:t>
@@ -50,7 +50,7 @@
         <w:t xml:space="preserve"> </w:t>
       </w:r>
       <w:r>
-        <w:t xml:space="preserve">2026-06-16T21:12:37Z</w:t>
+        <w:t xml:space="preserve">2026-06-16T21:19:29Z</w:t>
       </w:r>
       <w:r>
         <w:t xml:space="preserve"> </w:t>
@@ -116,7 +116,7 @@
           <w:b/>
           <w:bCs/>
         </w:rPr>
-        <w:t xml:space="preserve">812</w:t>
+        <w:t xml:space="preserve">816</w:t>
       </w:r>
       <w:r>
         <w:t xml:space="preserve">.</w:t>
@@ -41881,6 +41881,222 @@
             </w:pPr>
             <w:r>
               <w:t xml:space="preserve">testing/chaos: ActiveFaults() only reported NodeCrash — every other applied fault silently dropped (no-op bluff)</w:t>
+            </w:r>
+          </w:p>
+        </w:tc>
+        <w:tc>
+          <w:tcPr/>
+          <w:p>
+            <w:pPr>
+              <w:pStyle w:val="Compact"/>
+            </w:pPr>
+          </w:p>
+        </w:tc>
+      </w:tr>
+      <w:tr>
+        <w:tc>
+          <w:tcPr/>
+          <w:p>
+            <w:pPr>
+              <w:pStyle w:val="Compact"/>
+            </w:pPr>
+            <w:r>
+              <w:t xml:space="preserve">HXC-1919</w:t>
+            </w:r>
+          </w:p>
+        </w:tc>
+        <w:tc>
+          <w:tcPr/>
+          <w:p>
+            <w:pPr>
+              <w:pStyle w:val="Compact"/>
+            </w:pPr>
+            <w:r>
+              <w:t xml:space="preserve">Bug</w:t>
+            </w:r>
+          </w:p>
+        </w:tc>
+        <w:tc>
+          <w:tcPr/>
+          <w:p>
+            <w:pPr>
+              <w:pStyle w:val="Compact"/>
+            </w:pPr>
+            <w:r>
+              <w:t xml:space="preserve">P1</w:t>
+            </w:r>
+          </w:p>
+        </w:tc>
+        <w:tc>
+          <w:tcPr/>
+          <w:p>
+            <w:pPr>
+              <w:pStyle w:val="Compact"/>
+            </w:pPr>
+            <w:r>
+              <w:t xml:space="preserve">testing/runner: a panicking suite crashes the whole runner (no recover) -&gt; all results lost</w:t>
+            </w:r>
+          </w:p>
+        </w:tc>
+        <w:tc>
+          <w:tcPr/>
+          <w:p>
+            <w:pPr>
+              <w:pStyle w:val="Compact"/>
+            </w:pPr>
+          </w:p>
+        </w:tc>
+      </w:tr>
+      <w:tr>
+        <w:tc>
+          <w:tcPr/>
+          <w:p>
+            <w:pPr>
+              <w:pStyle w:val="Compact"/>
+            </w:pPr>
+            <w:r>
+              <w:t xml:space="preserve">HXC-1920</w:t>
+            </w:r>
+          </w:p>
+        </w:tc>
+        <w:tc>
+          <w:tcPr/>
+          <w:p>
+            <w:pPr>
+              <w:pStyle w:val="Compact"/>
+            </w:pPr>
+            <w:r>
+              <w:t xml:space="preserve">Bug</w:t>
+            </w:r>
+          </w:p>
+        </w:tc>
+        <w:tc>
+          <w:tcPr/>
+          <w:p>
+            <w:pPr>
+              <w:pStyle w:val="Compact"/>
+            </w:pPr>
+            <w:r>
+              <w:t xml:space="preserve">P1</w:t>
+            </w:r>
+          </w:p>
+        </w:tc>
+        <w:tc>
+          <w:tcPr/>
+          <w:p>
+            <w:pPr>
+              <w:pStyle w:val="Compact"/>
+            </w:pPr>
+            <w:r>
+              <w:t xml:space="preserve">testing/evidence: Artifact() name path-escape — anti-bluff evidence sink writable outside base / collidable</w:t>
+            </w:r>
+          </w:p>
+        </w:tc>
+        <w:tc>
+          <w:tcPr/>
+          <w:p>
+            <w:pPr>
+              <w:pStyle w:val="Compact"/>
+            </w:pPr>
+          </w:p>
+        </w:tc>
+      </w:tr>
+      <w:tr>
+        <w:tc>
+          <w:tcPr/>
+          <w:p>
+            <w:pPr>
+              <w:pStyle w:val="Compact"/>
+            </w:pPr>
+            <w:r>
+              <w:t xml:space="preserve">HXC-1921</w:t>
+            </w:r>
+          </w:p>
+        </w:tc>
+        <w:tc>
+          <w:tcPr/>
+          <w:p>
+            <w:pPr>
+              <w:pStyle w:val="Compact"/>
+            </w:pPr>
+            <w:r>
+              <w:t xml:space="preserve">Bug</w:t>
+            </w:r>
+          </w:p>
+        </w:tc>
+        <w:tc>
+          <w:tcPr/>
+          <w:p>
+            <w:pPr>
+              <w:pStyle w:val="Compact"/>
+            </w:pPr>
+            <w:r>
+              <w:t xml:space="preserve">P2</w:t>
+            </w:r>
+          </w:p>
+        </w:tc>
+        <w:tc>
+          <w:tcPr/>
+          <w:p>
+            <w:pPr>
+              <w:pStyle w:val="Compact"/>
+            </w:pPr>
+            <w:r>
+              <w:t xml:space="preserve">testing/device: Pool.provisionAndTrack leaks an already-provisioned device when Claim fails</w:t>
+            </w:r>
+          </w:p>
+        </w:tc>
+        <w:tc>
+          <w:tcPr/>
+          <w:p>
+            <w:pPr>
+              <w:pStyle w:val="Compact"/>
+            </w:pPr>
+          </w:p>
+        </w:tc>
+      </w:tr>
+      <w:tr>
+        <w:tc>
+          <w:tcPr/>
+          <w:p>
+            <w:pPr>
+              <w:pStyle w:val="Compact"/>
+            </w:pPr>
+            <w:r>
+              <w:t xml:space="preserve">HXC-1922</w:t>
+            </w:r>
+          </w:p>
+        </w:tc>
+        <w:tc>
+          <w:tcPr/>
+          <w:p>
+            <w:pPr>
+              <w:pStyle w:val="Compact"/>
+            </w:pPr>
+            <w:r>
+              <w:t xml:space="preserve">Task</w:t>
+            </w:r>
+          </w:p>
+        </w:tc>
+        <w:tc>
+          <w:tcPr/>
+          <w:p>
+            <w:pPr>
+              <w:pStyle w:val="Compact"/>
+            </w:pPr>
+            <w:r>
+              <w:t xml:space="preserve">P2</w:t>
+            </w:r>
+          </w:p>
+        </w:tc>
+        <w:tc>
+          <w:tcPr/>
+          <w:p>
+            <w:pPr>
+              <w:pStyle w:val="Compact"/>
+            </w:pPr>
+            <w:r>
+              <w:t xml:space="preserve">Adversarial coverage: testing/instance lifecycle FSM (no bug; mutation-proven)</w:t>
             </w:r>
           </w:p>
         </w:tc>

--- a/docs/export/fixed.docx
+++ b/docs/export/fixed.docx
@@ -34,7 +34,7 @@
         <w:t xml:space="preserve"> </w:t>
       </w:r>
       <w:r>
-        <w:t xml:space="preserve">225</w:t>
+        <w:t xml:space="preserve">226</w:t>
       </w:r>
       <w:r>
         <w:t xml:space="preserve"> </w:t>
@@ -50,7 +50,7 @@
         <w:t xml:space="preserve"> </w:t>
       </w:r>
       <w:r>
-        <w:t xml:space="preserve">2026-06-16T21:19:29Z</w:t>
+        <w:t xml:space="preserve">2026-06-16T21:30:28Z</w:t>
       </w:r>
       <w:r>
         <w:t xml:space="preserve"> </w:t>
@@ -116,7 +116,7 @@
           <w:b/>
           <w:bCs/>
         </w:rPr>
-        <w:t xml:space="preserve">816</w:t>
+        <w:t xml:space="preserve">817</w:t>
       </w:r>
       <w:r>
         <w:t xml:space="preserve">.</w:t>
@@ -42097,6 +42097,60 @@
             </w:pPr>
             <w:r>
               <w:t xml:space="preserve">Adversarial coverage: testing/instance lifecycle FSM (no bug; mutation-proven)</w:t>
+            </w:r>
+          </w:p>
+        </w:tc>
+        <w:tc>
+          <w:tcPr/>
+          <w:p>
+            <w:pPr>
+              <w:pStyle w:val="Compact"/>
+            </w:pPr>
+          </w:p>
+        </w:tc>
+      </w:tr>
+      <w:tr>
+        <w:tc>
+          <w:tcPr/>
+          <w:p>
+            <w:pPr>
+              <w:pStyle w:val="Compact"/>
+            </w:pPr>
+            <w:r>
+              <w:t xml:space="preserve">HXC-1923</w:t>
+            </w:r>
+          </w:p>
+        </w:tc>
+        <w:tc>
+          <w:tcPr/>
+          <w:p>
+            <w:pPr>
+              <w:pStyle w:val="Compact"/>
+            </w:pPr>
+            <w:r>
+              <w:t xml:space="preserve">Task</w:t>
+            </w:r>
+          </w:p>
+        </w:tc>
+        <w:tc>
+          <w:tcPr/>
+          <w:p>
+            <w:pPr>
+              <w:pStyle w:val="Compact"/>
+            </w:pPr>
+            <w:r>
+              <w:t xml:space="preserve">P2</w:t>
+            </w:r>
+          </w:p>
+        </w:tc>
+        <w:tc>
+          <w:tcPr/>
+          <w:p>
+            <w:pPr>
+              <w:pStyle w:val="Compact"/>
+            </w:pPr>
+            <w:r>
+              <w:t xml:space="preserve">Adversarial coverage wave 10: cmd/{helix-security,e2ee-proxy,helix-scheduler} (no bug; thin wiring fail-closed)</w:t>
             </w:r>
           </w:p>
         </w:tc>

--- a/docs/export/fixed.docx
+++ b/docs/export/fixed.docx
@@ -34,7 +34,7 @@
         <w:t xml:space="preserve"> </w:t>
       </w:r>
       <w:r>
-        <w:t xml:space="preserve">226</w:t>
+        <w:t xml:space="preserve">227</w:t>
       </w:r>
       <w:r>
         <w:t xml:space="preserve"> </w:t>
@@ -50,7 +50,7 @@
         <w:t xml:space="preserve"> </w:t>
       </w:r>
       <w:r>
-        <w:t xml:space="preserve">2026-06-16T21:30:28Z</w:t>
+        <w:t xml:space="preserve">2026-06-16T21:38:35Z</w:t>
       </w:r>
       <w:r>
         <w:t xml:space="preserve"> </w:t>
@@ -116,7 +116,7 @@
           <w:b/>
           <w:bCs/>
         </w:rPr>
-        <w:t xml:space="preserve">817</w:t>
+        <w:t xml:space="preserve">819</w:t>
       </w:r>
       <w:r>
         <w:t xml:space="preserve">.</w:t>
@@ -42151,6 +42151,114 @@
             </w:pPr>
             <w:r>
               <w:t xml:space="preserve">Adversarial coverage wave 10: cmd/{helix-security,e2ee-proxy,helix-scheduler} (no bug; thin wiring fail-closed)</w:t>
+            </w:r>
+          </w:p>
+        </w:tc>
+        <w:tc>
+          <w:tcPr/>
+          <w:p>
+            <w:pPr>
+              <w:pStyle w:val="Compact"/>
+            </w:pPr>
+          </w:p>
+        </w:tc>
+      </w:tr>
+      <w:tr>
+        <w:tc>
+          <w:tcPr/>
+          <w:p>
+            <w:pPr>
+              <w:pStyle w:val="Compact"/>
+            </w:pPr>
+            <w:r>
+              <w:t xml:space="preserve">HXC-1924</w:t>
+            </w:r>
+          </w:p>
+        </w:tc>
+        <w:tc>
+          <w:tcPr/>
+          <w:p>
+            <w:pPr>
+              <w:pStyle w:val="Compact"/>
+            </w:pPr>
+            <w:r>
+              <w:t xml:space="preserve">Bug</w:t>
+            </w:r>
+          </w:p>
+        </w:tc>
+        <w:tc>
+          <w:tcPr/>
+          <w:p>
+            <w:pPr>
+              <w:pStyle w:val="Compact"/>
+            </w:pPr>
+            <w:r>
+              <w:t xml:space="preserve">P1</w:t>
+            </w:r>
+          </w:p>
+        </w:tc>
+        <w:tc>
+          <w:tcPr/>
+          <w:p>
+            <w:pPr>
+              <w:pStyle w:val="Compact"/>
+            </w:pPr>
+            <w:r>
+              <w:t xml:space="preserve">Slowloris/G112 hardening: 5 HTTP servers lacked a read timeout (helix-gateway, helix-llm, helix-policy, internal/gateway x2)</w:t>
+            </w:r>
+          </w:p>
+        </w:tc>
+        <w:tc>
+          <w:tcPr/>
+          <w:p>
+            <w:pPr>
+              <w:pStyle w:val="Compact"/>
+            </w:pPr>
+          </w:p>
+        </w:tc>
+      </w:tr>
+      <w:tr>
+        <w:tc>
+          <w:tcPr/>
+          <w:p>
+            <w:pPr>
+              <w:pStyle w:val="Compact"/>
+            </w:pPr>
+            <w:r>
+              <w:t xml:space="preserve">HXC-1925</w:t>
+            </w:r>
+          </w:p>
+        </w:tc>
+        <w:tc>
+          <w:tcPr/>
+          <w:p>
+            <w:pPr>
+              <w:pStyle w:val="Compact"/>
+            </w:pPr>
+            <w:r>
+              <w:t xml:space="preserve">Task</w:t>
+            </w:r>
+          </w:p>
+        </w:tc>
+        <w:tc>
+          <w:tcPr/>
+          <w:p>
+            <w:pPr>
+              <w:pStyle w:val="Compact"/>
+            </w:pPr>
+            <w:r>
+              <w:t xml:space="preserve">P2</w:t>
+            </w:r>
+          </w:p>
+        </w:tc>
+        <w:tc>
+          <w:tcPr/>
+          <w:p>
+            <w:pPr>
+              <w:pStyle w:val="Compact"/>
+            </w:pPr>
+            <w:r>
+              <w:t xml:space="preserve">Adversarial coverage wave 11: cmd/{gpu-pool-manager,helix-node} (no bug; selection + validation correct)</w:t>
             </w:r>
           </w:p>
         </w:tc>

--- a/docs/export/fixed.docx
+++ b/docs/export/fixed.docx
@@ -34,7 +34,7 @@
         <w:t xml:space="preserve"> </w:t>
       </w:r>
       <w:r>
-        <w:t xml:space="preserve">227</w:t>
+        <w:t xml:space="preserve">228</w:t>
       </w:r>
       <w:r>
         <w:t xml:space="preserve"> </w:t>
@@ -50,7 +50,7 @@
         <w:t xml:space="preserve"> </w:t>
       </w:r>
       <w:r>
-        <w:t xml:space="preserve">2026-06-16T21:38:35Z</w:t>
+        <w:t xml:space="preserve">2026-06-16T21:48:08Z</w:t>
       </w:r>
       <w:r>
         <w:t xml:space="preserve"> </w:t>
@@ -116,7 +116,7 @@
           <w:b/>
           <w:bCs/>
         </w:rPr>
-        <w:t xml:space="preserve">819</w:t>
+        <w:t xml:space="preserve">821</w:t>
       </w:r>
       <w:r>
         <w:t xml:space="preserve">.</w:t>
@@ -42259,6 +42259,126 @@
             </w:pPr>
             <w:r>
               <w:t xml:space="preserve">Adversarial coverage wave 11: cmd/{gpu-pool-manager,helix-node} (no bug; selection + validation correct)</w:t>
+            </w:r>
+          </w:p>
+        </w:tc>
+        <w:tc>
+          <w:tcPr/>
+          <w:p>
+            <w:pPr>
+              <w:pStyle w:val="Compact"/>
+            </w:pPr>
+          </w:p>
+        </w:tc>
+      </w:tr>
+      <w:tr>
+        <w:tc>
+          <w:tcPr/>
+          <w:p>
+            <w:pPr>
+              <w:pStyle w:val="Compact"/>
+            </w:pPr>
+            <w:r>
+              <w:t xml:space="preserve">HXC-1926</w:t>
+            </w:r>
+          </w:p>
+        </w:tc>
+        <w:tc>
+          <w:tcPr/>
+          <w:p>
+            <w:pPr>
+              <w:pStyle w:val="Compact"/>
+            </w:pPr>
+            <w:r>
+              <w:t xml:space="preserve">Bug</w:t>
+            </w:r>
+          </w:p>
+        </w:tc>
+        <w:tc>
+          <w:tcPr/>
+          <w:p>
+            <w:pPr>
+              <w:pStyle w:val="Compact"/>
+            </w:pPr>
+            <w:r>
+              <w:t xml:space="preserve">P2</w:t>
+            </w:r>
+          </w:p>
+        </w:tc>
+        <w:tc>
+          <w:tcPr/>
+          <w:p>
+            <w:pPr>
+              <w:pStyle w:val="Compact"/>
+            </w:pPr>
+            <w:r>
+              <w:t xml:space="preserve">helixctl: unknown</w:t>
+            </w:r>
+            <w:r>
+              <w:t xml:space="preserve"> </w:t>
+            </w:r>
+            <w:r>
+              <w:t xml:space="preserve">‘build’</w:t>
+            </w:r>
+            <w:r>
+              <w:t xml:space="preserve"> </w:t>
+            </w:r>
+            <w:r>
+              <w:t xml:space="preserve">subcommand silently prints help and exits 0 (silent-failure footgun)</w:t>
+            </w:r>
+          </w:p>
+        </w:tc>
+        <w:tc>
+          <w:tcPr/>
+          <w:p>
+            <w:pPr>
+              <w:pStyle w:val="Compact"/>
+            </w:pPr>
+          </w:p>
+        </w:tc>
+      </w:tr>
+      <w:tr>
+        <w:tc>
+          <w:tcPr/>
+          <w:p>
+            <w:pPr>
+              <w:pStyle w:val="Compact"/>
+            </w:pPr>
+            <w:r>
+              <w:t xml:space="preserve">HXC-1927</w:t>
+            </w:r>
+          </w:p>
+        </w:tc>
+        <w:tc>
+          <w:tcPr/>
+          <w:p>
+            <w:pPr>
+              <w:pStyle w:val="Compact"/>
+            </w:pPr>
+            <w:r>
+              <w:t xml:space="preserve">Task</w:t>
+            </w:r>
+          </w:p>
+        </w:tc>
+        <w:tc>
+          <w:tcPr/>
+          <w:p>
+            <w:pPr>
+              <w:pStyle w:val="Compact"/>
+            </w:pPr>
+            <w:r>
+              <w:t xml:space="preserve">P2</w:t>
+            </w:r>
+          </w:p>
+        </w:tc>
+        <w:tc>
+          <w:tcPr/>
+          <w:p>
+            <w:pPr>
+              <w:pStyle w:val="Compact"/>
+            </w:pPr>
+            <w:r>
+              <w:t xml:space="preserve">Adversarial coverage wave 12: cmd/{helix-build,helix-snapshot} (no bug; thin wiring fail-closed)</w:t>
             </w:r>
           </w:p>
         </w:tc>

--- a/docs/export/fixed.docx
+++ b/docs/export/fixed.docx
@@ -34,7 +34,7 @@
         <w:t xml:space="preserve"> </w:t>
       </w:r>
       <w:r>
-        <w:t xml:space="preserve">228</w:t>
+        <w:t xml:space="preserve">229</w:t>
       </w:r>
       <w:r>
         <w:t xml:space="preserve"> </w:t>
@@ -50,7 +50,7 @@
         <w:t xml:space="preserve"> </w:t>
       </w:r>
       <w:r>
-        <w:t xml:space="preserve">2026-06-16T21:48:08Z</w:t>
+        <w:t xml:space="preserve">2026-06-16T21:54:51Z</w:t>
       </w:r>
       <w:r>
         <w:t xml:space="preserve"> </w:t>
@@ -116,7 +116,7 @@
           <w:b/>
           <w:bCs/>
         </w:rPr>
-        <w:t xml:space="preserve">821</w:t>
+        <w:t xml:space="preserve">824</w:t>
       </w:r>
       <w:r>
         <w:t xml:space="preserve">.</w:t>
@@ -42379,6 +42379,168 @@
             </w:pPr>
             <w:r>
               <w:t xml:space="preserve">Adversarial coverage wave 12: cmd/{helix-build,helix-snapshot} (no bug; thin wiring fail-closed)</w:t>
+            </w:r>
+          </w:p>
+        </w:tc>
+        <w:tc>
+          <w:tcPr/>
+          <w:p>
+            <w:pPr>
+              <w:pStyle w:val="Compact"/>
+            </w:pPr>
+          </w:p>
+        </w:tc>
+      </w:tr>
+      <w:tr>
+        <w:tc>
+          <w:tcPr/>
+          <w:p>
+            <w:pPr>
+              <w:pStyle w:val="Compact"/>
+            </w:pPr>
+            <w:r>
+              <w:t xml:space="preserve">HXC-1928</w:t>
+            </w:r>
+          </w:p>
+        </w:tc>
+        <w:tc>
+          <w:tcPr/>
+          <w:p>
+            <w:pPr>
+              <w:pStyle w:val="Compact"/>
+            </w:pPr>
+            <w:r>
+              <w:t xml:space="preserve">Bug</w:t>
+            </w:r>
+          </w:p>
+        </w:tc>
+        <w:tc>
+          <w:tcPr/>
+          <w:p>
+            <w:pPr>
+              <w:pStyle w:val="Compact"/>
+            </w:pPr>
+            <w:r>
+              <w:t xml:space="preserve">P1</w:t>
+            </w:r>
+          </w:p>
+        </w:tc>
+        <w:tc>
+          <w:tcPr/>
+          <w:p>
+            <w:pPr>
+              <w:pStyle w:val="Compact"/>
+            </w:pPr>
+            <w:r>
+              <w:t xml:space="preserve">cmd/burst-controller: NaN/Inf utilization sample bypasses burst-control guards (class-d numeric)</w:t>
+            </w:r>
+          </w:p>
+        </w:tc>
+        <w:tc>
+          <w:tcPr/>
+          <w:p>
+            <w:pPr>
+              <w:pStyle w:val="Compact"/>
+            </w:pPr>
+          </w:p>
+        </w:tc>
+      </w:tr>
+      <w:tr>
+        <w:tc>
+          <w:tcPr/>
+          <w:p>
+            <w:pPr>
+              <w:pStyle w:val="Compact"/>
+            </w:pPr>
+            <w:r>
+              <w:t xml:space="preserve">HXC-1929</w:t>
+            </w:r>
+          </w:p>
+        </w:tc>
+        <w:tc>
+          <w:tcPr/>
+          <w:p>
+            <w:pPr>
+              <w:pStyle w:val="Compact"/>
+            </w:pPr>
+            <w:r>
+              <w:t xml:space="preserve">Bug</w:t>
+            </w:r>
+          </w:p>
+        </w:tc>
+        <w:tc>
+          <w:tcPr/>
+          <w:p>
+            <w:pPr>
+              <w:pStyle w:val="Compact"/>
+            </w:pPr>
+            <w:r>
+              <w:t xml:space="preserve">P0</w:t>
+            </w:r>
+          </w:p>
+        </w:tc>
+        <w:tc>
+          <w:tcPr/>
+          <w:p>
+            <w:pPr>
+              <w:pStyle w:val="Compact"/>
+            </w:pPr>
+            <w:r>
+              <w:t xml:space="preserve">cmd/helix-gate: covgate anti-bluff audit FAILS OPEN on empty package path (PASS-bluff in the anti-bluff gate)</w:t>
+            </w:r>
+          </w:p>
+        </w:tc>
+        <w:tc>
+          <w:tcPr/>
+          <w:p>
+            <w:pPr>
+              <w:pStyle w:val="Compact"/>
+            </w:pPr>
+          </w:p>
+        </w:tc>
+      </w:tr>
+      <w:tr>
+        <w:tc>
+          <w:tcPr/>
+          <w:p>
+            <w:pPr>
+              <w:pStyle w:val="Compact"/>
+            </w:pPr>
+            <w:r>
+              <w:t xml:space="preserve">HXC-1930</w:t>
+            </w:r>
+          </w:p>
+        </w:tc>
+        <w:tc>
+          <w:tcPr/>
+          <w:p>
+            <w:pPr>
+              <w:pStyle w:val="Compact"/>
+            </w:pPr>
+            <w:r>
+              <w:t xml:space="preserve">Task</w:t>
+            </w:r>
+          </w:p>
+        </w:tc>
+        <w:tc>
+          <w:tcPr/>
+          <w:p>
+            <w:pPr>
+              <w:pStyle w:val="Compact"/>
+            </w:pPr>
+            <w:r>
+              <w:t xml:space="preserve">P2</w:t>
+            </w:r>
+          </w:p>
+        </w:tc>
+        <w:tc>
+          <w:tcPr/>
+          <w:p>
+            <w:pPr>
+              <w:pStyle w:val="Compact"/>
+            </w:pPr>
+            <w:r>
+              <w:t xml:space="preserve">Adversarial coverage wave 13: cmd/helix-advisory (no bug; thin gRPC wiring)</w:t>
             </w:r>
           </w:p>
         </w:tc>

--- a/docs/export/fixed.docx
+++ b/docs/export/fixed.docx
@@ -34,7 +34,7 @@
         <w:t xml:space="preserve"> </w:t>
       </w:r>
       <w:r>
-        <w:t xml:space="preserve">229</w:t>
+        <w:t xml:space="preserve">230</w:t>
       </w:r>
       <w:r>
         <w:t xml:space="preserve"> </w:t>
@@ -50,7 +50,7 @@
         <w:t xml:space="preserve"> </w:t>
       </w:r>
       <w:r>
-        <w:t xml:space="preserve">2026-06-16T21:54:51Z</w:t>
+        <w:t xml:space="preserve">2026-06-16T21:59:50Z</w:t>
       </w:r>
       <w:r>
         <w:t xml:space="preserve"> </w:t>
@@ -116,7 +116,7 @@
           <w:b/>
           <w:bCs/>
         </w:rPr>
-        <w:t xml:space="preserve">824</w:t>
+        <w:t xml:space="preserve">826</w:t>
       </w:r>
       <w:r>
         <w:t xml:space="preserve">.</w:t>
@@ -42541,6 +42541,126 @@
             </w:pPr>
             <w:r>
               <w:t xml:space="preserve">Adversarial coverage wave 13: cmd/helix-advisory (no bug; thin gRPC wiring)</w:t>
+            </w:r>
+          </w:p>
+        </w:tc>
+        <w:tc>
+          <w:tcPr/>
+          <w:p>
+            <w:pPr>
+              <w:pStyle w:val="Compact"/>
+            </w:pPr>
+          </w:p>
+        </w:tc>
+      </w:tr>
+      <w:tr>
+        <w:tc>
+          <w:tcPr/>
+          <w:p>
+            <w:pPr>
+              <w:pStyle w:val="Compact"/>
+            </w:pPr>
+            <w:r>
+              <w:t xml:space="preserve">HXC-1931</w:t>
+            </w:r>
+          </w:p>
+        </w:tc>
+        <w:tc>
+          <w:tcPr/>
+          <w:p>
+            <w:pPr>
+              <w:pStyle w:val="Compact"/>
+            </w:pPr>
+            <w:r>
+              <w:t xml:space="preserve">Bug</w:t>
+            </w:r>
+          </w:p>
+        </w:tc>
+        <w:tc>
+          <w:tcPr/>
+          <w:p>
+            <w:pPr>
+              <w:pStyle w:val="Compact"/>
+            </w:pPr>
+            <w:r>
+              <w:t xml:space="preserve">P0</w:t>
+            </w:r>
+          </w:p>
+        </w:tc>
+        <w:tc>
+          <w:tcPr/>
+          <w:p>
+            <w:pPr>
+              <w:pStyle w:val="Compact"/>
+            </w:pPr>
+            <w:r>
+              <w:t xml:space="preserve">cmd/dst-sim: Gate with seeds&lt;=0 vacuously reports</w:t>
+            </w:r>
+            <w:r>
+              <w:t xml:space="preserve"> </w:t>
+            </w:r>
+            <w:r>
+              <w:t xml:space="preserve">‘OK: all seeds linearizable’</w:t>
+            </w:r>
+            <w:r>
+              <w:t xml:space="preserve"> </w:t>
+            </w:r>
+            <w:r>
+              <w:t xml:space="preserve">exit 0 (CI gate PASS-bluff)</w:t>
+            </w:r>
+          </w:p>
+        </w:tc>
+        <w:tc>
+          <w:tcPr/>
+          <w:p>
+            <w:pPr>
+              <w:pStyle w:val="Compact"/>
+            </w:pPr>
+          </w:p>
+        </w:tc>
+      </w:tr>
+      <w:tr>
+        <w:tc>
+          <w:tcPr/>
+          <w:p>
+            <w:pPr>
+              <w:pStyle w:val="Compact"/>
+            </w:pPr>
+            <w:r>
+              <w:t xml:space="preserve">HXC-1932</w:t>
+            </w:r>
+          </w:p>
+        </w:tc>
+        <w:tc>
+          <w:tcPr/>
+          <w:p>
+            <w:pPr>
+              <w:pStyle w:val="Compact"/>
+            </w:pPr>
+            <w:r>
+              <w:t xml:space="preserve">Task</w:t>
+            </w:r>
+          </w:p>
+        </w:tc>
+        <w:tc>
+          <w:tcPr/>
+          <w:p>
+            <w:pPr>
+              <w:pStyle w:val="Compact"/>
+            </w:pPr>
+            <w:r>
+              <w:t xml:space="preserve">P2</w:t>
+            </w:r>
+          </w:p>
+        </w:tc>
+        <w:tc>
+          <w:tcPr/>
+          <w:p>
+            <w:pPr>
+              <w:pStyle w:val="Compact"/>
+            </w:pPr>
+            <w:r>
+              <w:t xml:space="preserve">Adversarial coverage: cmd/raftkv-demo KV (no bug; sink-side fidelity + determinism pinned)</w:t>
             </w:r>
           </w:p>
         </w:tc>

--- a/docs/export/fixed.docx
+++ b/docs/export/fixed.docx
@@ -34,7 +34,7 @@
         <w:t xml:space="preserve"> </w:t>
       </w:r>
       <w:r>
-        <w:t xml:space="preserve">230</w:t>
+        <w:t xml:space="preserve">231</w:t>
       </w:r>
       <w:r>
         <w:t xml:space="preserve"> </w:t>
@@ -50,7 +50,7 @@
         <w:t xml:space="preserve"> </w:t>
       </w:r>
       <w:r>
-        <w:t xml:space="preserve">2026-06-16T21:59:50Z</w:t>
+        <w:t xml:space="preserve">2026-06-16T22:11:21Z</w:t>
       </w:r>
       <w:r>
         <w:t xml:space="preserve"> </w:t>
@@ -116,7 +116,7 @@
           <w:b/>
           <w:bCs/>
         </w:rPr>
-        <w:t xml:space="preserve">826</w:t>
+        <w:t xml:space="preserve">829</w:t>
       </w:r>
       <w:r>
         <w:t xml:space="preserve">.</w:t>
@@ -42661,6 +42661,168 @@
             </w:pPr>
             <w:r>
               <w:t xml:space="preserve">Adversarial coverage: cmd/raftkv-demo KV (no bug; sink-side fidelity + determinism pinned)</w:t>
+            </w:r>
+          </w:p>
+        </w:tc>
+        <w:tc>
+          <w:tcPr/>
+          <w:p>
+            <w:pPr>
+              <w:pStyle w:val="Compact"/>
+            </w:pPr>
+          </w:p>
+        </w:tc>
+      </w:tr>
+      <w:tr>
+        <w:tc>
+          <w:tcPr/>
+          <w:p>
+            <w:pPr>
+              <w:pStyle w:val="Compact"/>
+            </w:pPr>
+            <w:r>
+              <w:t xml:space="preserve">HXC-1933</w:t>
+            </w:r>
+          </w:p>
+        </w:tc>
+        <w:tc>
+          <w:tcPr/>
+          <w:p>
+            <w:pPr>
+              <w:pStyle w:val="Compact"/>
+            </w:pPr>
+            <w:r>
+              <w:t xml:space="preserve">Bug</w:t>
+            </w:r>
+          </w:p>
+        </w:tc>
+        <w:tc>
+          <w:tcPr/>
+          <w:p>
+            <w:pPr>
+              <w:pStyle w:val="Compact"/>
+            </w:pPr>
+            <w:r>
+              <w:t xml:space="preserve">P0</w:t>
+            </w:r>
+          </w:p>
+        </w:tc>
+        <w:tc>
+          <w:tcPr/>
+          <w:p>
+            <w:pPr>
+              <w:pStyle w:val="Compact"/>
+            </w:pPr>
+            <w:r>
+              <w:t xml:space="preserve">internal/scheduler: PreemptJob drops the lock before resource-restore -&gt; double-placement / capacity over-commit (race)</w:t>
+            </w:r>
+          </w:p>
+        </w:tc>
+        <w:tc>
+          <w:tcPr/>
+          <w:p>
+            <w:pPr>
+              <w:pStyle w:val="Compact"/>
+            </w:pPr>
+          </w:p>
+        </w:tc>
+      </w:tr>
+      <w:tr>
+        <w:tc>
+          <w:tcPr/>
+          <w:p>
+            <w:pPr>
+              <w:pStyle w:val="Compact"/>
+            </w:pPr>
+            <w:r>
+              <w:t xml:space="preserve">HXC-1934</w:t>
+            </w:r>
+          </w:p>
+        </w:tc>
+        <w:tc>
+          <w:tcPr/>
+          <w:p>
+            <w:pPr>
+              <w:pStyle w:val="Compact"/>
+            </w:pPr>
+            <w:r>
+              <w:t xml:space="preserve">Bug</w:t>
+            </w:r>
+          </w:p>
+        </w:tc>
+        <w:tc>
+          <w:tcPr/>
+          <w:p>
+            <w:pPr>
+              <w:pStyle w:val="Compact"/>
+            </w:pPr>
+            <w:r>
+              <w:t xml:space="preserve">P1</w:t>
+            </w:r>
+          </w:p>
+        </w:tc>
+        <w:tc>
+          <w:tcPr/>
+          <w:p>
+            <w:pPr>
+              <w:pStyle w:val="Compact"/>
+            </w:pPr>
+            <w:r>
+              <w:t xml:space="preserve">pkg/raft: Command.Encode (json.Marshal) silently corrupts invalid-UTF-8 values to U+FFFD on every replica</w:t>
+            </w:r>
+          </w:p>
+        </w:tc>
+        <w:tc>
+          <w:tcPr/>
+          <w:p>
+            <w:pPr>
+              <w:pStyle w:val="Compact"/>
+            </w:pPr>
+          </w:p>
+        </w:tc>
+      </w:tr>
+      <w:tr>
+        <w:tc>
+          <w:tcPr/>
+          <w:p>
+            <w:pPr>
+              <w:pStyle w:val="Compact"/>
+            </w:pPr>
+            <w:r>
+              <w:t xml:space="preserve">HXC-1935</w:t>
+            </w:r>
+          </w:p>
+        </w:tc>
+        <w:tc>
+          <w:tcPr/>
+          <w:p>
+            <w:pPr>
+              <w:pStyle w:val="Compact"/>
+            </w:pPr>
+            <w:r>
+              <w:t xml:space="preserve">Bug</w:t>
+            </w:r>
+          </w:p>
+        </w:tc>
+        <w:tc>
+          <w:tcPr/>
+          <w:p>
+            <w:pPr>
+              <w:pStyle w:val="Compact"/>
+            </w:pPr>
+            <w:r>
+              <w:t xml:space="preserve">P0</w:t>
+            </w:r>
+          </w:p>
+        </w:tc>
+        <w:tc>
+          <w:tcPr/>
+          <w:p>
+            <w:pPr>
+              <w:pStyle w:val="Compact"/>
+            </w:pPr>
+            <w:r>
+              <w:t xml:space="preserve">internal/security: EnforcePolicy authz FAIL-OPEN — grants the empty operation (action==’’ &amp;&amp; resource==’’) at the live gRPC sink</w:t>
             </w:r>
           </w:p>
         </w:tc>

--- a/docs/export/fixed.docx
+++ b/docs/export/fixed.docx
@@ -34,7 +34,7 @@
         <w:t xml:space="preserve"> </w:t>
       </w:r>
       <w:r>
-        <w:t xml:space="preserve">231</w:t>
+        <w:t xml:space="preserve">232</w:t>
       </w:r>
       <w:r>
         <w:t xml:space="preserve"> </w:t>
@@ -50,7 +50,7 @@
         <w:t xml:space="preserve"> </w:t>
       </w:r>
       <w:r>
-        <w:t xml:space="preserve">2026-06-16T22:11:21Z</w:t>
+        <w:t xml:space="preserve">2026-06-16T22:18:47Z</w:t>
       </w:r>
       <w:r>
         <w:t xml:space="preserve"> </w:t>
@@ -116,7 +116,7 @@
           <w:b/>
           <w:bCs/>
         </w:rPr>
-        <w:t xml:space="preserve">829</w:t>
+        <w:t xml:space="preserve">832</w:t>
       </w:r>
       <w:r>
         <w:t xml:space="preserve">.</w:t>
@@ -42823,6 +42823,168 @@
             </w:pPr>
             <w:r>
               <w:t xml:space="preserve">internal/security: EnforcePolicy authz FAIL-OPEN — grants the empty operation (action==’’ &amp;&amp; resource==’’) at the live gRPC sink</w:t>
+            </w:r>
+          </w:p>
+        </w:tc>
+        <w:tc>
+          <w:tcPr/>
+          <w:p>
+            <w:pPr>
+              <w:pStyle w:val="Compact"/>
+            </w:pPr>
+          </w:p>
+        </w:tc>
+      </w:tr>
+      <w:tr>
+        <w:tc>
+          <w:tcPr/>
+          <w:p>
+            <w:pPr>
+              <w:pStyle w:val="Compact"/>
+            </w:pPr>
+            <w:r>
+              <w:t xml:space="preserve">HXC-1936</w:t>
+            </w:r>
+          </w:p>
+        </w:tc>
+        <w:tc>
+          <w:tcPr/>
+          <w:p>
+            <w:pPr>
+              <w:pStyle w:val="Compact"/>
+            </w:pPr>
+            <w:r>
+              <w:t xml:space="preserve">Bug</w:t>
+            </w:r>
+          </w:p>
+        </w:tc>
+        <w:tc>
+          <w:tcPr/>
+          <w:p>
+            <w:pPr>
+              <w:pStyle w:val="Compact"/>
+            </w:pPr>
+            <w:r>
+              <w:t xml:space="preserve">P1</w:t>
+            </w:r>
+          </w:p>
+        </w:tc>
+        <w:tc>
+          <w:tcPr/>
+          <w:p>
+            <w:pPr>
+              <w:pStyle w:val="Compact"/>
+            </w:pPr>
+            <w:r>
+              <w:t xml:space="preserve">pkg/scheduler: runBindLocked leaks node capacity on a partial multi-plugin Bind failure (no rollback)</w:t>
+            </w:r>
+          </w:p>
+        </w:tc>
+        <w:tc>
+          <w:tcPr/>
+          <w:p>
+            <w:pPr>
+              <w:pStyle w:val="Compact"/>
+            </w:pPr>
+          </w:p>
+        </w:tc>
+      </w:tr>
+      <w:tr>
+        <w:tc>
+          <w:tcPr/>
+          <w:p>
+            <w:pPr>
+              <w:pStyle w:val="Compact"/>
+            </w:pPr>
+            <w:r>
+              <w:t xml:space="preserve">HXC-1937</w:t>
+            </w:r>
+          </w:p>
+        </w:tc>
+        <w:tc>
+          <w:tcPr/>
+          <w:p>
+            <w:pPr>
+              <w:pStyle w:val="Compact"/>
+            </w:pPr>
+            <w:r>
+              <w:t xml:space="preserve">Bug</w:t>
+            </w:r>
+          </w:p>
+        </w:tc>
+        <w:tc>
+          <w:tcPr/>
+          <w:p>
+            <w:pPr>
+              <w:pStyle w:val="Compact"/>
+            </w:pPr>
+            <w:r>
+              <w:t xml:space="preserve">P1</w:t>
+            </w:r>
+          </w:p>
+        </w:tc>
+        <w:tc>
+          <w:tcPr/>
+          <w:p>
+            <w:pPr>
+              <w:pStyle w:val="Compact"/>
+            </w:pPr>
+            <w:r>
+              <w:t xml:space="preserve">pkg/swim: handleAlive refutes the failure detector unconditionally -&gt; a replayed stale Alive defeats death detection</w:t>
+            </w:r>
+          </w:p>
+        </w:tc>
+        <w:tc>
+          <w:tcPr/>
+          <w:p>
+            <w:pPr>
+              <w:pStyle w:val="Compact"/>
+            </w:pPr>
+          </w:p>
+        </w:tc>
+      </w:tr>
+      <w:tr>
+        <w:tc>
+          <w:tcPr/>
+          <w:p>
+            <w:pPr>
+              <w:pStyle w:val="Compact"/>
+            </w:pPr>
+            <w:r>
+              <w:t xml:space="preserve">HXC-1938</w:t>
+            </w:r>
+          </w:p>
+        </w:tc>
+        <w:tc>
+          <w:tcPr/>
+          <w:p>
+            <w:pPr>
+              <w:pStyle w:val="Compact"/>
+            </w:pPr>
+            <w:r>
+              <w:t xml:space="preserve">Task</w:t>
+            </w:r>
+          </w:p>
+        </w:tc>
+        <w:tc>
+          <w:tcPr/>
+          <w:p>
+            <w:pPr>
+              <w:pStyle w:val="Compact"/>
+            </w:pPr>
+            <w:r>
+              <w:t xml:space="preserve">P2</w:t>
+            </w:r>
+          </w:p>
+        </w:tc>
+        <w:tc>
+          <w:tcPr/>
+          <w:p>
+            <w:pPr>
+              <w:pStyle w:val="Compact"/>
+            </w:pPr>
+            <w:r>
+              <w:t xml:space="preserve">Deep re-audit: pkg/raftleader (no bug; 7 adapter-layer contract pins mutation-proven)</w:t>
             </w:r>
           </w:p>
         </w:tc>

--- a/docs/export/fixed.docx
+++ b/docs/export/fixed.docx
@@ -34,7 +34,7 @@
         <w:t xml:space="preserve"> </w:t>
       </w:r>
       <w:r>
-        <w:t xml:space="preserve">232</w:t>
+        <w:t xml:space="preserve">233</w:t>
       </w:r>
       <w:r>
         <w:t xml:space="preserve"> </w:t>
@@ -50,7 +50,7 @@
         <w:t xml:space="preserve"> </w:t>
       </w:r>
       <w:r>
-        <w:t xml:space="preserve">2026-06-16T22:18:47Z</w:t>
+        <w:t xml:space="preserve">2026-06-16T22:26:36Z</w:t>
       </w:r>
       <w:r>
         <w:t xml:space="preserve"> </w:t>
@@ -116,7 +116,7 @@
           <w:b/>
           <w:bCs/>
         </w:rPr>
-        <w:t xml:space="preserve">832</w:t>
+        <w:t xml:space="preserve">835</w:t>
       </w:r>
       <w:r>
         <w:t xml:space="preserve">.</w:t>
@@ -42985,6 +42985,168 @@
             </w:pPr>
             <w:r>
               <w:t xml:space="preserve">Deep re-audit: pkg/raftleader (no bug; 7 adapter-layer contract pins mutation-proven)</w:t>
+            </w:r>
+          </w:p>
+        </w:tc>
+        <w:tc>
+          <w:tcPr/>
+          <w:p>
+            <w:pPr>
+              <w:pStyle w:val="Compact"/>
+            </w:pPr>
+          </w:p>
+        </w:tc>
+      </w:tr>
+      <w:tr>
+        <w:tc>
+          <w:tcPr/>
+          <w:p>
+            <w:pPr>
+              <w:pStyle w:val="Compact"/>
+            </w:pPr>
+            <w:r>
+              <w:t xml:space="preserve">HXC-1939</w:t>
+            </w:r>
+          </w:p>
+        </w:tc>
+        <w:tc>
+          <w:tcPr/>
+          <w:p>
+            <w:pPr>
+              <w:pStyle w:val="Compact"/>
+            </w:pPr>
+            <w:r>
+              <w:t xml:space="preserve">Bug</w:t>
+            </w:r>
+          </w:p>
+        </w:tc>
+        <w:tc>
+          <w:tcPr/>
+          <w:p>
+            <w:pPr>
+              <w:pStyle w:val="Compact"/>
+            </w:pPr>
+            <w:r>
+              <w:t xml:space="preserve">P1</w:t>
+            </w:r>
+          </w:p>
+        </w:tc>
+        <w:tc>
+          <w:tcPr/>
+          <w:p>
+            <w:pPr>
+              <w:pStyle w:val="Compact"/>
+            </w:pPr>
+            <w:r>
+              <w:t xml:space="preserve">internal/gpu: health Monitor flipping a held GPU to Unhealthy causes double-allocation + permanent leak</w:t>
+            </w:r>
+          </w:p>
+        </w:tc>
+        <w:tc>
+          <w:tcPr/>
+          <w:p>
+            <w:pPr>
+              <w:pStyle w:val="Compact"/>
+            </w:pPr>
+          </w:p>
+        </w:tc>
+      </w:tr>
+      <w:tr>
+        <w:tc>
+          <w:tcPr/>
+          <w:p>
+            <w:pPr>
+              <w:pStyle w:val="Compact"/>
+            </w:pPr>
+            <w:r>
+              <w:t xml:space="preserve">HXC-1940</w:t>
+            </w:r>
+          </w:p>
+        </w:tc>
+        <w:tc>
+          <w:tcPr/>
+          <w:p>
+            <w:pPr>
+              <w:pStyle w:val="Compact"/>
+            </w:pPr>
+            <w:r>
+              <w:t xml:space="preserve">Bug</w:t>
+            </w:r>
+          </w:p>
+        </w:tc>
+        <w:tc>
+          <w:tcPr/>
+          <w:p>
+            <w:pPr>
+              <w:pStyle w:val="Compact"/>
+            </w:pPr>
+            <w:r>
+              <w:t xml:space="preserve">P0</w:t>
+            </w:r>
+          </w:p>
+        </w:tc>
+        <w:tc>
+          <w:tcPr/>
+          <w:p>
+            <w:pPr>
+              <w:pStyle w:val="Compact"/>
+            </w:pPr>
+            <w:r>
+              <w:t xml:space="preserve">pkg/storage: FileStore key path traversal — Put/Get/Delete escape the store root (arbitrary file write/read/delete)</w:t>
+            </w:r>
+          </w:p>
+        </w:tc>
+        <w:tc>
+          <w:tcPr/>
+          <w:p>
+            <w:pPr>
+              <w:pStyle w:val="Compact"/>
+            </w:pPr>
+          </w:p>
+        </w:tc>
+      </w:tr>
+      <w:tr>
+        <w:tc>
+          <w:tcPr/>
+          <w:p>
+            <w:pPr>
+              <w:pStyle w:val="Compact"/>
+            </w:pPr>
+            <w:r>
+              <w:t xml:space="preserve">HXC-1941</w:t>
+            </w:r>
+          </w:p>
+        </w:tc>
+        <w:tc>
+          <w:tcPr/>
+          <w:p>
+            <w:pPr>
+              <w:pStyle w:val="Compact"/>
+            </w:pPr>
+            <w:r>
+              <w:t xml:space="preserve">Bug</w:t>
+            </w:r>
+          </w:p>
+        </w:tc>
+        <w:tc>
+          <w:tcPr/>
+          <w:p>
+            <w:pPr>
+              <w:pStyle w:val="Compact"/>
+            </w:pPr>
+            <w:r>
+              <w:t xml:space="preserve">P1</w:t>
+            </w:r>
+          </w:p>
+        </w:tc>
+        <w:tc>
+          <w:tcPr/>
+          <w:p>
+            <w:pPr>
+              <w:pStyle w:val="Compact"/>
+            </w:pPr>
+            <w:r>
+              <w:t xml:space="preserve">internal/federation: cell-selection trust gate FAILS OPEN on unknown/empty liveness (default-allow admission)</w:t>
             </w:r>
           </w:p>
         </w:tc>

--- a/docs/export/fixed.docx
+++ b/docs/export/fixed.docx
@@ -34,7 +34,7 @@
         <w:t xml:space="preserve"> </w:t>
       </w:r>
       <w:r>
-        <w:t xml:space="preserve">233</w:t>
+        <w:t xml:space="preserve">234</w:t>
       </w:r>
       <w:r>
         <w:t xml:space="preserve"> </w:t>
@@ -50,7 +50,7 @@
         <w:t xml:space="preserve"> </w:t>
       </w:r>
       <w:r>
-        <w:t xml:space="preserve">2026-06-16T22:26:36Z</w:t>
+        <w:t xml:space="preserve">2026-06-16T22:33:13Z</w:t>
       </w:r>
       <w:r>
         <w:t xml:space="preserve"> </w:t>
@@ -116,7 +116,7 @@
           <w:b/>
           <w:bCs/>
         </w:rPr>
-        <w:t xml:space="preserve">835</w:t>
+        <w:t xml:space="preserve">838</w:t>
       </w:r>
       <w:r>
         <w:t xml:space="preserve">.</w:t>
@@ -43147,6 +43147,168 @@
             </w:pPr>
             <w:r>
               <w:t xml:space="preserve">internal/federation: cell-selection trust gate FAILS OPEN on unknown/empty liveness (default-allow admission)</w:t>
+            </w:r>
+          </w:p>
+        </w:tc>
+        <w:tc>
+          <w:tcPr/>
+          <w:p>
+            <w:pPr>
+              <w:pStyle w:val="Compact"/>
+            </w:pPr>
+          </w:p>
+        </w:tc>
+      </w:tr>
+      <w:tr>
+        <w:tc>
+          <w:tcPr/>
+          <w:p>
+            <w:pPr>
+              <w:pStyle w:val="Compact"/>
+            </w:pPr>
+            <w:r>
+              <w:t xml:space="preserve">HXC-1942</w:t>
+            </w:r>
+          </w:p>
+        </w:tc>
+        <w:tc>
+          <w:tcPr/>
+          <w:p>
+            <w:pPr>
+              <w:pStyle w:val="Compact"/>
+            </w:pPr>
+            <w:r>
+              <w:t xml:space="preserve">Bug</w:t>
+            </w:r>
+          </w:p>
+        </w:tc>
+        <w:tc>
+          <w:tcPr/>
+          <w:p>
+            <w:pPr>
+              <w:pStyle w:val="Compact"/>
+            </w:pPr>
+            <w:r>
+              <w:t xml:space="preserve">P1</w:t>
+            </w:r>
+          </w:p>
+        </w:tc>
+        <w:tc>
+          <w:tcPr/>
+          <w:p>
+            <w:pPr>
+              <w:pStyle w:val="Compact"/>
+            </w:pPr>
+            <w:r>
+              <w:t xml:space="preserve">internal/messaging: a panicking subscriber handler crashes the whole bus process (no recover) + Publish sink-side bluff</w:t>
+            </w:r>
+          </w:p>
+        </w:tc>
+        <w:tc>
+          <w:tcPr/>
+          <w:p>
+            <w:pPr>
+              <w:pStyle w:val="Compact"/>
+            </w:pPr>
+          </w:p>
+        </w:tc>
+      </w:tr>
+      <w:tr>
+        <w:tc>
+          <w:tcPr/>
+          <w:p>
+            <w:pPr>
+              <w:pStyle w:val="Compact"/>
+            </w:pPr>
+            <w:r>
+              <w:t xml:space="preserve">HXC-1943</w:t>
+            </w:r>
+          </w:p>
+        </w:tc>
+        <w:tc>
+          <w:tcPr/>
+          <w:p>
+            <w:pPr>
+              <w:pStyle w:val="Compact"/>
+            </w:pPr>
+            <w:r>
+              <w:t xml:space="preserve">Bug</w:t>
+            </w:r>
+          </w:p>
+        </w:tc>
+        <w:tc>
+          <w:tcPr/>
+          <w:p>
+            <w:pPr>
+              <w:pStyle w:val="Compact"/>
+            </w:pPr>
+            <w:r>
+              <w:t xml:space="preserve">P2</w:t>
+            </w:r>
+          </w:p>
+        </w:tc>
+        <w:tc>
+          <w:tcPr/>
+          <w:p>
+            <w:pPr>
+              <w:pStyle w:val="Compact"/>
+            </w:pPr>
+            <w:r>
+              <w:t xml:space="preserve">internal/policy: buildReason fabricates scheduling health rationale for non-scheduling policies (forensic audit reason-bluff)</w:t>
+            </w:r>
+          </w:p>
+        </w:tc>
+        <w:tc>
+          <w:tcPr/>
+          <w:p>
+            <w:pPr>
+              <w:pStyle w:val="Compact"/>
+            </w:pPr>
+          </w:p>
+        </w:tc>
+      </w:tr>
+      <w:tr>
+        <w:tc>
+          <w:tcPr/>
+          <w:p>
+            <w:pPr>
+              <w:pStyle w:val="Compact"/>
+            </w:pPr>
+            <w:r>
+              <w:t xml:space="preserve">HXC-1944</w:t>
+            </w:r>
+          </w:p>
+        </w:tc>
+        <w:tc>
+          <w:tcPr/>
+          <w:p>
+            <w:pPr>
+              <w:pStyle w:val="Compact"/>
+            </w:pPr>
+            <w:r>
+              <w:t xml:space="preserve">Bug</w:t>
+            </w:r>
+          </w:p>
+        </w:tc>
+        <w:tc>
+          <w:tcPr/>
+          <w:p>
+            <w:pPr>
+              <w:pStyle w:val="Compact"/>
+            </w:pPr>
+            <w:r>
+              <w:t xml:space="preserve">P2</w:t>
+            </w:r>
+          </w:p>
+        </w:tc>
+        <w:tc>
+          <w:tcPr/>
+          <w:p>
+            <w:pPr>
+              <w:pStyle w:val="Compact"/>
+            </w:pPr>
+            <w:r>
+              <w:t xml:space="preserve">pkg/admissioncontrol: zero-capacity request wrongly rejected when reserve&gt;free (contract violation, fail-closed)</w:t>
             </w:r>
           </w:p>
         </w:tc>

--- a/docs/export/fixed.docx
+++ b/docs/export/fixed.docx
@@ -34,7 +34,7 @@
         <w:t xml:space="preserve"> </w:t>
       </w:r>
       <w:r>
-        <w:t xml:space="preserve">234</w:t>
+        <w:t xml:space="preserve">235</w:t>
       </w:r>
       <w:r>
         <w:t xml:space="preserve"> </w:t>
@@ -50,7 +50,7 @@
         <w:t xml:space="preserve"> </w:t>
       </w:r>
       <w:r>
-        <w:t xml:space="preserve">2026-06-16T22:33:13Z</w:t>
+        <w:t xml:space="preserve">2026-06-16T22:43:11Z</w:t>
       </w:r>
       <w:r>
         <w:t xml:space="preserve"> </w:t>
@@ -116,7 +116,7 @@
           <w:b/>
           <w:bCs/>
         </w:rPr>
-        <w:t xml:space="preserve">838</w:t>
+        <w:t xml:space="preserve">841</w:t>
       </w:r>
       <w:r>
         <w:t xml:space="preserve">.</w:t>
@@ -43309,6 +43309,168 @@
             </w:pPr>
             <w:r>
               <w:t xml:space="preserve">pkg/admissioncontrol: zero-capacity request wrongly rejected when reserve&gt;free (contract violation, fail-closed)</w:t>
+            </w:r>
+          </w:p>
+        </w:tc>
+        <w:tc>
+          <w:tcPr/>
+          <w:p>
+            <w:pPr>
+              <w:pStyle w:val="Compact"/>
+            </w:pPr>
+          </w:p>
+        </w:tc>
+      </w:tr>
+      <w:tr>
+        <w:tc>
+          <w:tcPr/>
+          <w:p>
+            <w:pPr>
+              <w:pStyle w:val="Compact"/>
+            </w:pPr>
+            <w:r>
+              <w:t xml:space="preserve">HXC-1945</w:t>
+            </w:r>
+          </w:p>
+        </w:tc>
+        <w:tc>
+          <w:tcPr/>
+          <w:p>
+            <w:pPr>
+              <w:pStyle w:val="Compact"/>
+            </w:pPr>
+            <w:r>
+              <w:t xml:space="preserve">Bug</w:t>
+            </w:r>
+          </w:p>
+        </w:tc>
+        <w:tc>
+          <w:tcPr/>
+          <w:p>
+            <w:pPr>
+              <w:pStyle w:val="Compact"/>
+            </w:pPr>
+            <w:r>
+              <w:t xml:space="preserve">P1</w:t>
+            </w:r>
+          </w:p>
+        </w:tc>
+        <w:tc>
+          <w:tcPr/>
+          <w:p>
+            <w:pPr>
+              <w:pStyle w:val="Compact"/>
+            </w:pPr>
+            <w:r>
+              <w:t xml:space="preserve">internal/console: cluster-join readiness gate FAILS OPEN via substring match (helix.cluster=readyx admitted)</w:t>
+            </w:r>
+          </w:p>
+        </w:tc>
+        <w:tc>
+          <w:tcPr/>
+          <w:p>
+            <w:pPr>
+              <w:pStyle w:val="Compact"/>
+            </w:pPr>
+          </w:p>
+        </w:tc>
+      </w:tr>
+      <w:tr>
+        <w:tc>
+          <w:tcPr/>
+          <w:p>
+            <w:pPr>
+              <w:pStyle w:val="Compact"/>
+            </w:pPr>
+            <w:r>
+              <w:t xml:space="preserve">HXC-1946</w:t>
+            </w:r>
+          </w:p>
+        </w:tc>
+        <w:tc>
+          <w:tcPr/>
+          <w:p>
+            <w:pPr>
+              <w:pStyle w:val="Compact"/>
+            </w:pPr>
+            <w:r>
+              <w:t xml:space="preserve">Bug</w:t>
+            </w:r>
+          </w:p>
+        </w:tc>
+        <w:tc>
+          <w:tcPr/>
+          <w:p>
+            <w:pPr>
+              <w:pStyle w:val="Compact"/>
+            </w:pPr>
+            <w:r>
+              <w:t xml:space="preserve">P1</w:t>
+            </w:r>
+          </w:p>
+        </w:tc>
+        <w:tc>
+          <w:tcPr/>
+          <w:p>
+            <w:pPr>
+              <w:pStyle w:val="Compact"/>
+            </w:pPr>
+            <w:r>
+              <w:t xml:space="preserve">internal/wireguard: LocalConfig.Validate fails open on duplicate peer public keys (collapses to one device peer)</w:t>
+            </w:r>
+          </w:p>
+        </w:tc>
+        <w:tc>
+          <w:tcPr/>
+          <w:p>
+            <w:pPr>
+              <w:pStyle w:val="Compact"/>
+            </w:pPr>
+          </w:p>
+        </w:tc>
+      </w:tr>
+      <w:tr>
+        <w:tc>
+          <w:tcPr/>
+          <w:p>
+            <w:pPr>
+              <w:pStyle w:val="Compact"/>
+            </w:pPr>
+            <w:r>
+              <w:t xml:space="preserve">HXC-1947</w:t>
+            </w:r>
+          </w:p>
+        </w:tc>
+        <w:tc>
+          <w:tcPr/>
+          <w:p>
+            <w:pPr>
+              <w:pStyle w:val="Compact"/>
+            </w:pPr>
+            <w:r>
+              <w:t xml:space="preserve">Bug</w:t>
+            </w:r>
+          </w:p>
+        </w:tc>
+        <w:tc>
+          <w:tcPr/>
+          <w:p>
+            <w:pPr>
+              <w:pStyle w:val="Compact"/>
+            </w:pPr>
+            <w:r>
+              <w:t xml:space="preserve">P2</w:t>
+            </w:r>
+          </w:p>
+        </w:tc>
+        <w:tc>
+          <w:tcPr/>
+          <w:p>
+            <w:pPr>
+              <w:pStyle w:val="Compact"/>
+            </w:pPr>
+            <w:r>
+              <w:t xml:space="preserve">pkg/offlinesync: reconcile tiebreak (Seq,Output) is not a total order -&gt; replicas diverge on CompletedAt</w:t>
             </w:r>
           </w:p>
         </w:tc>

--- a/docs/export/fixed.docx
+++ b/docs/export/fixed.docx
@@ -34,7 +34,7 @@
         <w:t xml:space="preserve"> </w:t>
       </w:r>
       <w:r>
-        <w:t xml:space="preserve">235</w:t>
+        <w:t xml:space="preserve">236</w:t>
       </w:r>
       <w:r>
         <w:t xml:space="preserve"> </w:t>
@@ -50,7 +50,7 @@
         <w:t xml:space="preserve"> </w:t>
       </w:r>
       <w:r>
-        <w:t xml:space="preserve">2026-06-16T22:43:11Z</w:t>
+        <w:t xml:space="preserve">2026-06-16T22:55:13Z</w:t>
       </w:r>
       <w:r>
         <w:t xml:space="preserve"> </w:t>
@@ -116,7 +116,7 @@
           <w:b/>
           <w:bCs/>
         </w:rPr>
-        <w:t xml:space="preserve">841</w:t>
+        <w:t xml:space="preserve">844</w:t>
       </w:r>
       <w:r>
         <w:t xml:space="preserve">.</w:t>
@@ -43471,6 +43471,168 @@
             </w:pPr>
             <w:r>
               <w:t xml:space="preserve">pkg/offlinesync: reconcile tiebreak (Seq,Output) is not a total order -&gt; replicas diverge on CompletedAt</w:t>
+            </w:r>
+          </w:p>
+        </w:tc>
+        <w:tc>
+          <w:tcPr/>
+          <w:p>
+            <w:pPr>
+              <w:pStyle w:val="Compact"/>
+            </w:pPr>
+          </w:p>
+        </w:tc>
+      </w:tr>
+      <w:tr>
+        <w:tc>
+          <w:tcPr/>
+          <w:p>
+            <w:pPr>
+              <w:pStyle w:val="Compact"/>
+            </w:pPr>
+            <w:r>
+              <w:t xml:space="preserve">HXC-1948</w:t>
+            </w:r>
+          </w:p>
+        </w:tc>
+        <w:tc>
+          <w:tcPr/>
+          <w:p>
+            <w:pPr>
+              <w:pStyle w:val="Compact"/>
+            </w:pPr>
+            <w:r>
+              <w:t xml:space="preserve">Bug</w:t>
+            </w:r>
+          </w:p>
+        </w:tc>
+        <w:tc>
+          <w:tcPr/>
+          <w:p>
+            <w:pPr>
+              <w:pStyle w:val="Compact"/>
+            </w:pPr>
+            <w:r>
+              <w:t xml:space="preserve">P2</w:t>
+            </w:r>
+          </w:p>
+        </w:tc>
+        <w:tc>
+          <w:tcPr/>
+          <w:p>
+            <w:pPr>
+              <w:pStyle w:val="Compact"/>
+            </w:pPr>
+            <w:r>
+              <w:t xml:space="preserve">internal/build: orchestrator worker pool unbounded -&gt; HELIX_BUILD_WORKERS=1e9 spawns ~1e9 goroutines (DoS)</w:t>
+            </w:r>
+          </w:p>
+        </w:tc>
+        <w:tc>
+          <w:tcPr/>
+          <w:p>
+            <w:pPr>
+              <w:pStyle w:val="Compact"/>
+            </w:pPr>
+          </w:p>
+        </w:tc>
+      </w:tr>
+      <w:tr>
+        <w:tc>
+          <w:tcPr/>
+          <w:p>
+            <w:pPr>
+              <w:pStyle w:val="Compact"/>
+            </w:pPr>
+            <w:r>
+              <w:t xml:space="preserve">HXC-1949</w:t>
+            </w:r>
+          </w:p>
+        </w:tc>
+        <w:tc>
+          <w:tcPr/>
+          <w:p>
+            <w:pPr>
+              <w:pStyle w:val="Compact"/>
+            </w:pPr>
+            <w:r>
+              <w:t xml:space="preserve">Bug</w:t>
+            </w:r>
+          </w:p>
+        </w:tc>
+        <w:tc>
+          <w:tcPr/>
+          <w:p>
+            <w:pPr>
+              <w:pStyle w:val="Compact"/>
+            </w:pPr>
+            <w:r>
+              <w:t xml:space="preserve">P1</w:t>
+            </w:r>
+          </w:p>
+        </w:tc>
+        <w:tc>
+          <w:tcPr/>
+          <w:p>
+            <w:pPr>
+              <w:pStyle w:val="Compact"/>
+            </w:pPr>
+            <w:r>
+              <w:t xml:space="preserve">internal/node: memRegistry aliases the caller’s *Node pointer -&gt; a mutation by any holder corrupts the stored node + all readers</w:t>
+            </w:r>
+          </w:p>
+        </w:tc>
+        <w:tc>
+          <w:tcPr/>
+          <w:p>
+            <w:pPr>
+              <w:pStyle w:val="Compact"/>
+            </w:pPr>
+          </w:p>
+        </w:tc>
+      </w:tr>
+      <w:tr>
+        <w:tc>
+          <w:tcPr/>
+          <w:p>
+            <w:pPr>
+              <w:pStyle w:val="Compact"/>
+            </w:pPr>
+            <w:r>
+              <w:t xml:space="preserve">HXC-1950</w:t>
+            </w:r>
+          </w:p>
+        </w:tc>
+        <w:tc>
+          <w:tcPr/>
+          <w:p>
+            <w:pPr>
+              <w:pStyle w:val="Compact"/>
+            </w:pPr>
+            <w:r>
+              <w:t xml:space="preserve">Task</w:t>
+            </w:r>
+          </w:p>
+        </w:tc>
+        <w:tc>
+          <w:tcPr/>
+          <w:p>
+            <w:pPr>
+              <w:pStyle w:val="Compact"/>
+            </w:pPr>
+            <w:r>
+              <w:t xml:space="preserve">P2</w:t>
+            </w:r>
+          </w:p>
+        </w:tc>
+        <w:tc>
+          <w:tcPr/>
+          <w:p>
+            <w:pPr>
+              <w:pStyle w:val="Compact"/>
+            </w:pPr>
+            <w:r>
+              <w:t xml:space="preserve">Deep re-audit: internal/health (no new bug; aggregation fail-closed confirmed, 8 pins)</w:t>
             </w:r>
           </w:p>
         </w:tc>

--- a/docs/export/fixed.docx
+++ b/docs/export/fixed.docx
@@ -34,7 +34,7 @@
         <w:t xml:space="preserve"> </w:t>
       </w:r>
       <w:r>
-        <w:t xml:space="preserve">236</w:t>
+        <w:t xml:space="preserve">237</w:t>
       </w:r>
       <w:r>
         <w:t xml:space="preserve"> </w:t>
@@ -50,7 +50,7 @@
         <w:t xml:space="preserve"> </w:t>
       </w:r>
       <w:r>
-        <w:t xml:space="preserve">2026-06-16T22:55:13Z</w:t>
+        <w:t xml:space="preserve">2026-06-16T23:00:11Z</w:t>
       </w:r>
       <w:r>
         <w:t xml:space="preserve"> </w:t>
@@ -116,7 +116,7 @@
           <w:b/>
           <w:bCs/>
         </w:rPr>
-        <w:t xml:space="preserve">844</w:t>
+        <w:t xml:space="preserve">845</w:t>
       </w:r>
       <w:r>
         <w:t xml:space="preserve">.</w:t>
@@ -43633,6 +43633,60 @@
             </w:pPr>
             <w:r>
               <w:t xml:space="preserve">Deep re-audit: internal/health (no new bug; aggregation fail-closed confirmed, 8 pins)</w:t>
+            </w:r>
+          </w:p>
+        </w:tc>
+        <w:tc>
+          <w:tcPr/>
+          <w:p>
+            <w:pPr>
+              <w:pStyle w:val="Compact"/>
+            </w:pPr>
+          </w:p>
+        </w:tc>
+      </w:tr>
+      <w:tr>
+        <w:tc>
+          <w:tcPr/>
+          <w:p>
+            <w:pPr>
+              <w:pStyle w:val="Compact"/>
+            </w:pPr>
+            <w:r>
+              <w:t xml:space="preserve">HXC-1951</w:t>
+            </w:r>
+          </w:p>
+        </w:tc>
+        <w:tc>
+          <w:tcPr/>
+          <w:p>
+            <w:pPr>
+              <w:pStyle w:val="Compact"/>
+            </w:pPr>
+            <w:r>
+              <w:t xml:space="preserve">Bug</w:t>
+            </w:r>
+          </w:p>
+        </w:tc>
+        <w:tc>
+          <w:tcPr/>
+          <w:p>
+            <w:pPr>
+              <w:pStyle w:val="Compact"/>
+            </w:pPr>
+            <w:r>
+              <w:t xml:space="preserve">P2</w:t>
+            </w:r>
+          </w:p>
+        </w:tc>
+        <w:tc>
+          <w:tcPr/>
+          <w:p>
+            <w:pPr>
+              <w:pStyle w:val="Compact"/>
+            </w:pPr>
+            <w:r>
+              <w:t xml:space="preserve">internal/build: runViaSeam test helper 5s Eventually deadline too tight -&gt; RealGoBuild flakes under -race</w:t>
             </w:r>
           </w:p>
         </w:tc>

--- a/docs/export/fixed.docx
+++ b/docs/export/fixed.docx
@@ -34,7 +34,7 @@
         <w:t xml:space="preserve"> </w:t>
       </w:r>
       <w:r>
-        <w:t xml:space="preserve">237</w:t>
+        <w:t xml:space="preserve">240</w:t>
       </w:r>
       <w:r>
         <w:t xml:space="preserve"> </w:t>
@@ -50,7 +50,7 @@
         <w:t xml:space="preserve"> </w:t>
       </w:r>
       <w:r>
-        <w:t xml:space="preserve">2026-06-16T23:00:11Z</w:t>
+        <w:t xml:space="preserve">2026-06-16T23:32:53Z</w:t>
       </w:r>
       <w:r>
         <w:t xml:space="preserve"> </w:t>
@@ -116,7 +116,7 @@
           <w:b/>
           <w:bCs/>
         </w:rPr>
-        <w:t xml:space="preserve">845</w:t>
+        <w:t xml:space="preserve">852</w:t>
       </w:r>
       <w:r>
         <w:t xml:space="preserve">.</w:t>
@@ -43687,6 +43687,384 @@
             </w:pPr>
             <w:r>
               <w:t xml:space="preserve">internal/build: runViaSeam test helper 5s Eventually deadline too tight -&gt; RealGoBuild flakes under -race</w:t>
+            </w:r>
+          </w:p>
+        </w:tc>
+        <w:tc>
+          <w:tcPr/>
+          <w:p>
+            <w:pPr>
+              <w:pStyle w:val="Compact"/>
+            </w:pPr>
+          </w:p>
+        </w:tc>
+      </w:tr>
+      <w:tr>
+        <w:tc>
+          <w:tcPr/>
+          <w:p>
+            <w:pPr>
+              <w:pStyle w:val="Compact"/>
+            </w:pPr>
+            <w:r>
+              <w:t xml:space="preserve">HXC-1952</w:t>
+            </w:r>
+          </w:p>
+        </w:tc>
+        <w:tc>
+          <w:tcPr/>
+          <w:p>
+            <w:pPr>
+              <w:pStyle w:val="Compact"/>
+            </w:pPr>
+            <w:r>
+              <w:t xml:space="preserve">Bug</w:t>
+            </w:r>
+          </w:p>
+        </w:tc>
+        <w:tc>
+          <w:tcPr/>
+          <w:p>
+            <w:pPr>
+              <w:pStyle w:val="Compact"/>
+            </w:pPr>
+            <w:r>
+              <w:t xml:space="preserve">P1</w:t>
+            </w:r>
+          </w:p>
+        </w:tc>
+        <w:tc>
+          <w:tcPr/>
+          <w:p>
+            <w:pPr>
+              <w:pStyle w:val="Compact"/>
+            </w:pPr>
+            <w:r>
+              <w:t xml:space="preserve">internal/llm: Route comparator (score &gt; best) lets a NaN routing metric seize the pick -&gt; non-deterministic mis-route</w:t>
+            </w:r>
+          </w:p>
+        </w:tc>
+        <w:tc>
+          <w:tcPr/>
+          <w:p>
+            <w:pPr>
+              <w:pStyle w:val="Compact"/>
+            </w:pPr>
+          </w:p>
+        </w:tc>
+      </w:tr>
+      <w:tr>
+        <w:tc>
+          <w:tcPr/>
+          <w:p>
+            <w:pPr>
+              <w:pStyle w:val="Compact"/>
+            </w:pPr>
+            <w:r>
+              <w:t xml:space="preserve">HXC-1953</w:t>
+            </w:r>
+          </w:p>
+        </w:tc>
+        <w:tc>
+          <w:tcPr/>
+          <w:p>
+            <w:pPr>
+              <w:pStyle w:val="Compact"/>
+            </w:pPr>
+            <w:r>
+              <w:t xml:space="preserve">Task</w:t>
+            </w:r>
+          </w:p>
+        </w:tc>
+        <w:tc>
+          <w:tcPr/>
+          <w:p>
+            <w:pPr>
+              <w:pStyle w:val="Compact"/>
+            </w:pPr>
+            <w:r>
+              <w:t xml:space="preserve">P2</w:t>
+            </w:r>
+          </w:p>
+        </w:tc>
+        <w:tc>
+          <w:tcPr/>
+          <w:p>
+            <w:pPr>
+              <w:pStyle w:val="Compact"/>
+            </w:pPr>
+            <w:r>
+              <w:t xml:space="preserve">Deep re-audit: pkg/jobadmit + pkg/antientropy (no new bug; prior fixes hold; pins + 1 latent risk)</w:t>
+            </w:r>
+          </w:p>
+        </w:tc>
+        <w:tc>
+          <w:tcPr/>
+          <w:p>
+            <w:pPr>
+              <w:pStyle w:val="Compact"/>
+            </w:pPr>
+          </w:p>
+        </w:tc>
+      </w:tr>
+      <w:tr>
+        <w:tc>
+          <w:tcPr/>
+          <w:p>
+            <w:pPr>
+              <w:pStyle w:val="Compact"/>
+            </w:pPr>
+            <w:r>
+              <w:t xml:space="preserve">HXC-1954</w:t>
+            </w:r>
+          </w:p>
+        </w:tc>
+        <w:tc>
+          <w:tcPr/>
+          <w:p>
+            <w:pPr>
+              <w:pStyle w:val="Compact"/>
+            </w:pPr>
+            <w:r>
+              <w:t xml:space="preserve">Bug</w:t>
+            </w:r>
+          </w:p>
+        </w:tc>
+        <w:tc>
+          <w:tcPr/>
+          <w:p>
+            <w:pPr>
+              <w:pStyle w:val="Compact"/>
+            </w:pPr>
+            <w:r>
+              <w:t xml:space="preserve">P1</w:t>
+            </w:r>
+          </w:p>
+        </w:tc>
+        <w:tc>
+          <w:tcPr/>
+          <w:p>
+            <w:pPr>
+              <w:pStyle w:val="Compact"/>
+            </w:pPr>
+            <w:r>
+              <w:t xml:space="preserve">internal/gpu: Reservation.AvailableFor(Batch) over-reports headroom that Admit denies (anti-starvation breach)</w:t>
+            </w:r>
+          </w:p>
+        </w:tc>
+        <w:tc>
+          <w:tcPr/>
+          <w:p>
+            <w:pPr>
+              <w:pStyle w:val="Compact"/>
+            </w:pPr>
+          </w:p>
+        </w:tc>
+      </w:tr>
+      <w:tr>
+        <w:tc>
+          <w:tcPr/>
+          <w:p>
+            <w:pPr>
+              <w:pStyle w:val="Compact"/>
+            </w:pPr>
+            <w:r>
+              <w:t xml:space="preserve">HXC-1955</w:t>
+            </w:r>
+          </w:p>
+        </w:tc>
+        <w:tc>
+          <w:tcPr/>
+          <w:p>
+            <w:pPr>
+              <w:pStyle w:val="Compact"/>
+            </w:pPr>
+            <w:r>
+              <w:t xml:space="preserve">Task</w:t>
+            </w:r>
+          </w:p>
+        </w:tc>
+        <w:tc>
+          <w:tcPr/>
+          <w:p>
+            <w:pPr>
+              <w:pStyle w:val="Compact"/>
+            </w:pPr>
+            <w:r>
+              <w:t xml:space="preserve">P2</w:t>
+            </w:r>
+          </w:p>
+        </w:tc>
+        <w:tc>
+          <w:tcPr/>
+          <w:p>
+            <w:pPr>
+              <w:pStyle w:val="Compact"/>
+            </w:pPr>
+            <w:r>
+              <w:t xml:space="preserve">Deep re-audit: internal/trust + internal/verifier (no bug; security gates fail-closed, mutation-proven)</w:t>
+            </w:r>
+          </w:p>
+        </w:tc>
+        <w:tc>
+          <w:tcPr/>
+          <w:p>
+            <w:pPr>
+              <w:pStyle w:val="Compact"/>
+            </w:pPr>
+          </w:p>
+        </w:tc>
+      </w:tr>
+      <w:tr>
+        <w:tc>
+          <w:tcPr/>
+          <w:p>
+            <w:pPr>
+              <w:pStyle w:val="Compact"/>
+            </w:pPr>
+            <w:r>
+              <w:t xml:space="preserve">HXC-1956</w:t>
+            </w:r>
+          </w:p>
+        </w:tc>
+        <w:tc>
+          <w:tcPr/>
+          <w:p>
+            <w:pPr>
+              <w:pStyle w:val="Compact"/>
+            </w:pPr>
+            <w:r>
+              <w:t xml:space="preserve">Bug</w:t>
+            </w:r>
+          </w:p>
+        </w:tc>
+        <w:tc>
+          <w:tcPr/>
+          <w:p>
+            <w:pPr>
+              <w:pStyle w:val="Compact"/>
+            </w:pPr>
+            <w:r>
+              <w:t xml:space="preserve">P0</w:t>
+            </w:r>
+          </w:p>
+        </w:tc>
+        <w:tc>
+          <w:tcPr/>
+          <w:p>
+            <w:pPr>
+              <w:pStyle w:val="Compact"/>
+            </w:pPr>
+            <w:r>
+              <w:t xml:space="preserve">internal/gateway: path-traversal auth-scope bypass — un-normalized path lets a weak-scope token reach an admin endpoint</w:t>
+            </w:r>
+          </w:p>
+        </w:tc>
+        <w:tc>
+          <w:tcPr/>
+          <w:p>
+            <w:pPr>
+              <w:pStyle w:val="Compact"/>
+            </w:pPr>
+          </w:p>
+        </w:tc>
+      </w:tr>
+      <w:tr>
+        <w:tc>
+          <w:tcPr/>
+          <w:p>
+            <w:pPr>
+              <w:pStyle w:val="Compact"/>
+            </w:pPr>
+            <w:r>
+              <w:t xml:space="preserve">HXC-1957</w:t>
+            </w:r>
+          </w:p>
+        </w:tc>
+        <w:tc>
+          <w:tcPr/>
+          <w:p>
+            <w:pPr>
+              <w:pStyle w:val="Compact"/>
+            </w:pPr>
+            <w:r>
+              <w:t xml:space="preserve">Bug</w:t>
+            </w:r>
+          </w:p>
+        </w:tc>
+        <w:tc>
+          <w:tcPr/>
+          <w:p>
+            <w:pPr>
+              <w:pStyle w:val="Compact"/>
+            </w:pPr>
+            <w:r>
+              <w:t xml:space="preserve">P1</w:t>
+            </w:r>
+          </w:p>
+        </w:tc>
+        <w:tc>
+          <w:tcPr/>
+          <w:p>
+            <w:pPr>
+              <w:pStyle w:val="Compact"/>
+            </w:pPr>
+            <w:r>
+              <w:t xml:space="preserve">pkg/discovery: Lookup returns TTL-expired instances as healthy (stale-&gt;dead node) + Metadata map aliasing corrupts the registry</w:t>
+            </w:r>
+          </w:p>
+        </w:tc>
+        <w:tc>
+          <w:tcPr/>
+          <w:p>
+            <w:pPr>
+              <w:pStyle w:val="Compact"/>
+            </w:pPr>
+          </w:p>
+        </w:tc>
+      </w:tr>
+      <w:tr>
+        <w:tc>
+          <w:tcPr/>
+          <w:p>
+            <w:pPr>
+              <w:pStyle w:val="Compact"/>
+            </w:pPr>
+            <w:r>
+              <w:t xml:space="preserve">HXC-1958</w:t>
+            </w:r>
+          </w:p>
+        </w:tc>
+        <w:tc>
+          <w:tcPr/>
+          <w:p>
+            <w:pPr>
+              <w:pStyle w:val="Compact"/>
+            </w:pPr>
+            <w:r>
+              <w:t xml:space="preserve">Bug</w:t>
+            </w:r>
+          </w:p>
+        </w:tc>
+        <w:tc>
+          <w:tcPr/>
+          <w:p>
+            <w:pPr>
+              <w:pStyle w:val="Compact"/>
+            </w:pPr>
+            <w:r>
+              <w:t xml:space="preserve">P1</w:t>
+            </w:r>
+          </w:p>
+        </w:tc>
+        <w:tc>
+          <w:tcPr/>
+          <w:p>
+            <w:pPr>
+              <w:pStyle w:val="Compact"/>
+            </w:pPr>
+            <w:r>
+              <w:t xml:space="preserve">internal/costbroker: NaN/Inf/negative LatencyMs or Reliability bypasses selection -&gt; pins min-search + overcharges</w:t>
             </w:r>
           </w:p>
         </w:tc>

--- a/docs/export/fixed.docx
+++ b/docs/export/fixed.docx
@@ -34,7 +34,7 @@
         <w:t xml:space="preserve"> </w:t>
       </w:r>
       <w:r>
-        <w:t xml:space="preserve">240</w:t>
+        <w:t xml:space="preserve">241</w:t>
       </w:r>
       <w:r>
         <w:t xml:space="preserve"> </w:t>
@@ -50,7 +50,7 @@
         <w:t xml:space="preserve"> </w:t>
       </w:r>
       <w:r>
-        <w:t xml:space="preserve">2026-06-16T23:32:53Z</w:t>
+        <w:t xml:space="preserve">2026-06-16T23:42:27Z</w:t>
       </w:r>
       <w:r>
         <w:t xml:space="preserve"> </w:t>
@@ -116,7 +116,7 @@
           <w:b/>
           <w:bCs/>
         </w:rPr>
-        <w:t xml:space="preserve">852</w:t>
+        <w:t xml:space="preserve">853</w:t>
       </w:r>
       <w:r>
         <w:t xml:space="preserve">.</w:t>
@@ -44065,6 +44065,60 @@
             </w:pPr>
             <w:r>
               <w:t xml:space="preserve">internal/costbroker: NaN/Inf/negative LatencyMs or Reliability bypasses selection -&gt; pins min-search + overcharges</w:t>
+            </w:r>
+          </w:p>
+        </w:tc>
+        <w:tc>
+          <w:tcPr/>
+          <w:p>
+            <w:pPr>
+              <w:pStyle w:val="Compact"/>
+            </w:pPr>
+          </w:p>
+        </w:tc>
+      </w:tr>
+      <w:tr>
+        <w:tc>
+          <w:tcPr/>
+          <w:p>
+            <w:pPr>
+              <w:pStyle w:val="Compact"/>
+            </w:pPr>
+            <w:r>
+              <w:t xml:space="preserve">HXC-1959</w:t>
+            </w:r>
+          </w:p>
+        </w:tc>
+        <w:tc>
+          <w:tcPr/>
+          <w:p>
+            <w:pPr>
+              <w:pStyle w:val="Compact"/>
+            </w:pPr>
+            <w:r>
+              <w:t xml:space="preserve">Task</w:t>
+            </w:r>
+          </w:p>
+        </w:tc>
+        <w:tc>
+          <w:tcPr/>
+          <w:p>
+            <w:pPr>
+              <w:pStyle w:val="Compact"/>
+            </w:pPr>
+            <w:r>
+              <w:t xml:space="preserve">P2</w:t>
+            </w:r>
+          </w:p>
+        </w:tc>
+        <w:tc>
+          <w:tcPr/>
+          <w:p>
+            <w:pPr>
+              <w:pStyle w:val="Compact"/>
+            </w:pPr>
+            <w:r>
+              <w:t xml:space="preserve">Deep re-audit: pkg/{jwt,security,smartrouter} (no bug; security PRIMITIVES fail-closed, mutation-proven)</w:t>
             </w:r>
           </w:p>
         </w:tc>

--- a/docs/export/fixed.docx
+++ b/docs/export/fixed.docx
@@ -34,7 +34,7 @@
         <w:t xml:space="preserve"> </w:t>
       </w:r>
       <w:r>
-        <w:t xml:space="preserve">241</w:t>
+        <w:t xml:space="preserve">243</w:t>
       </w:r>
       <w:r>
         <w:t xml:space="preserve"> </w:t>
@@ -50,7 +50,7 @@
         <w:t xml:space="preserve"> </w:t>
       </w:r>
       <w:r>
-        <w:t xml:space="preserve">2026-06-16T23:42:27Z</w:t>
+        <w:t xml:space="preserve">2026-06-17T04:38:16Z</w:t>
       </w:r>
       <w:r>
         <w:t xml:space="preserve"> </w:t>
@@ -116,7 +116,7 @@
           <w:b/>
           <w:bCs/>
         </w:rPr>
-        <w:t xml:space="preserve">853</w:t>
+        <w:t xml:space="preserve">860</w:t>
       </w:r>
       <w:r>
         <w:t xml:space="preserve">.</w:t>
@@ -44119,6 +44119,399 @@
             </w:pPr>
             <w:r>
               <w:t xml:space="preserve">Deep re-audit: pkg/{jwt,security,smartrouter} (no bug; security PRIMITIVES fail-closed, mutation-proven)</w:t>
+            </w:r>
+          </w:p>
+        </w:tc>
+        <w:tc>
+          <w:tcPr/>
+          <w:p>
+            <w:pPr>
+              <w:pStyle w:val="Compact"/>
+            </w:pPr>
+          </w:p>
+        </w:tc>
+      </w:tr>
+      <w:tr>
+        <w:tc>
+          <w:tcPr/>
+          <w:p>
+            <w:pPr>
+              <w:pStyle w:val="Compact"/>
+            </w:pPr>
+            <w:r>
+              <w:t xml:space="preserve">HXC-1960</w:t>
+            </w:r>
+          </w:p>
+        </w:tc>
+        <w:tc>
+          <w:tcPr/>
+          <w:p>
+            <w:pPr>
+              <w:pStyle w:val="Compact"/>
+            </w:pPr>
+            <w:r>
+              <w:t xml:space="preserve">Bug</w:t>
+            </w:r>
+          </w:p>
+        </w:tc>
+        <w:tc>
+          <w:tcPr/>
+          <w:p>
+            <w:pPr>
+              <w:pStyle w:val="Compact"/>
+            </w:pPr>
+            <w:r>
+              <w:t xml:space="preserve">P1</w:t>
+            </w:r>
+          </w:p>
+        </w:tc>
+        <w:tc>
+          <w:tcPr/>
+          <w:p>
+            <w:pPr>
+              <w:pStyle w:val="Compact"/>
+            </w:pPr>
+            <w:r>
+              <w:t xml:space="preserve">pkg/budgetcap: NewBudgetCap stores a NaN cap verbatim -&gt; committed&gt;NaN always false -&gt; total cap bypass</w:t>
+            </w:r>
+          </w:p>
+        </w:tc>
+        <w:tc>
+          <w:tcPr/>
+          <w:p>
+            <w:pPr>
+              <w:pStyle w:val="Compact"/>
+            </w:pPr>
+          </w:p>
+        </w:tc>
+      </w:tr>
+      <w:tr>
+        <w:tc>
+          <w:tcPr/>
+          <w:p>
+            <w:pPr>
+              <w:pStyle w:val="Compact"/>
+            </w:pPr>
+            <w:r>
+              <w:t xml:space="preserve">HXC-1961</w:t>
+            </w:r>
+          </w:p>
+        </w:tc>
+        <w:tc>
+          <w:tcPr/>
+          <w:p>
+            <w:pPr>
+              <w:pStyle w:val="Compact"/>
+            </w:pPr>
+            <w:r>
+              <w:t xml:space="preserve">Bug</w:t>
+            </w:r>
+          </w:p>
+        </w:tc>
+        <w:tc>
+          <w:tcPr/>
+          <w:p>
+            <w:pPr>
+              <w:pStyle w:val="Compact"/>
+            </w:pPr>
+            <w:r>
+              <w:t xml:space="preserve">P1</w:t>
+            </w:r>
+          </w:p>
+        </w:tc>
+        <w:tc>
+          <w:tcPr/>
+          <w:p>
+            <w:pPr>
+              <w:pStyle w:val="Compact"/>
+            </w:pPr>
+            <w:r>
+              <w:t xml:space="preserve">pkg/costtracker: Record clamp guards only &lt;0 -&gt; a NaN/Inf input poisons the whole cost report (non-conservation)</w:t>
+            </w:r>
+          </w:p>
+        </w:tc>
+        <w:tc>
+          <w:tcPr/>
+          <w:p>
+            <w:pPr>
+              <w:pStyle w:val="Compact"/>
+            </w:pPr>
+          </w:p>
+        </w:tc>
+      </w:tr>
+      <w:tr>
+        <w:tc>
+          <w:tcPr/>
+          <w:p>
+            <w:pPr>
+              <w:pStyle w:val="Compact"/>
+            </w:pPr>
+            <w:r>
+              <w:t xml:space="preserve">HXC-1962</w:t>
+            </w:r>
+          </w:p>
+        </w:tc>
+        <w:tc>
+          <w:tcPr/>
+          <w:p>
+            <w:pPr>
+              <w:pStyle w:val="Compact"/>
+            </w:pPr>
+            <w:r>
+              <w:t xml:space="preserve">Bug</w:t>
+            </w:r>
+          </w:p>
+        </w:tc>
+        <w:tc>
+          <w:tcPr/>
+          <w:p>
+            <w:pPr>
+              <w:pStyle w:val="Compact"/>
+            </w:pPr>
+            <w:r>
+              <w:t xml:space="preserve">P0</w:t>
+            </w:r>
+          </w:p>
+        </w:tc>
+        <w:tc>
+          <w:tcPr/>
+          <w:p>
+            <w:pPr>
+              <w:pStyle w:val="Compact"/>
+            </w:pPr>
+            <w:r>
+              <w:t xml:space="preserve">pkg/tiersec: egress allowlist over-match -&gt; a wide CIDR target (10.0.0.0/4) lets allowlist-tier exfiltrate to public Internet</w:t>
+            </w:r>
+          </w:p>
+        </w:tc>
+        <w:tc>
+          <w:tcPr/>
+          <w:p>
+            <w:pPr>
+              <w:pStyle w:val="Compact"/>
+            </w:pPr>
+          </w:p>
+        </w:tc>
+      </w:tr>
+      <w:tr>
+        <w:tc>
+          <w:tcPr/>
+          <w:p>
+            <w:pPr>
+              <w:pStyle w:val="Compact"/>
+            </w:pPr>
+            <w:r>
+              <w:t xml:space="preserve">HXC-1963</w:t>
+            </w:r>
+          </w:p>
+        </w:tc>
+        <w:tc>
+          <w:tcPr/>
+          <w:p>
+            <w:pPr>
+              <w:pStyle w:val="Compact"/>
+            </w:pPr>
+            <w:r>
+              <w:t xml:space="preserve">Bug</w:t>
+            </w:r>
+          </w:p>
+        </w:tc>
+        <w:tc>
+          <w:tcPr/>
+          <w:p>
+            <w:pPr>
+              <w:pStyle w:val="Compact"/>
+            </w:pPr>
+            <w:r>
+              <w:t xml:space="preserve">P1</w:t>
+            </w:r>
+          </w:p>
+        </w:tc>
+        <w:tc>
+          <w:tcPr/>
+          <w:p>
+            <w:pPr>
+              <w:pStyle w:val="Compact"/>
+            </w:pPr>
+            <w:r>
+              <w:t xml:space="preserve">pkg/validator: a nil-pointer field stringifies to</w:t>
+            </w:r>
+            <w:r>
+              <w:t xml:space="preserve"> </w:t>
+            </w:r>
+            <w:r>
+              <w:t xml:space="preserve">‘</w:t>
+            </w:r>
+            <w:r>
+              <w:t xml:space="preserve">’</w:t>
+            </w:r>
+            <w:r>
+              <w:t xml:space="preserve"> </w:t>
+            </w:r>
+            <w:r>
+              <w:t xml:space="preserve">-&gt; required/min= fail open (missing field reported present)</w:t>
+            </w:r>
+          </w:p>
+        </w:tc>
+        <w:tc>
+          <w:tcPr/>
+          <w:p>
+            <w:pPr>
+              <w:pStyle w:val="Compact"/>
+            </w:pPr>
+          </w:p>
+        </w:tc>
+      </w:tr>
+      <w:tr>
+        <w:tc>
+          <w:tcPr/>
+          <w:p>
+            <w:pPr>
+              <w:pStyle w:val="Compact"/>
+            </w:pPr>
+            <w:r>
+              <w:t xml:space="preserve">HXC-1964</w:t>
+            </w:r>
+          </w:p>
+        </w:tc>
+        <w:tc>
+          <w:tcPr/>
+          <w:p>
+            <w:pPr>
+              <w:pStyle w:val="Compact"/>
+            </w:pPr>
+            <w:r>
+              <w:t xml:space="preserve">Bug</w:t>
+            </w:r>
+          </w:p>
+        </w:tc>
+        <w:tc>
+          <w:tcPr/>
+          <w:p>
+            <w:pPr>
+              <w:pStyle w:val="Compact"/>
+            </w:pPr>
+            <w:r>
+              <w:t xml:space="preserve">P1</w:t>
+            </w:r>
+          </w:p>
+        </w:tc>
+        <w:tc>
+          <w:tcPr/>
+          <w:p>
+            <w:pPr>
+              <w:pStyle w:val="Compact"/>
+            </w:pPr>
+            <w:r>
+              <w:t xml:space="preserve">pkg/costrouter: NaN/Inf objective poisons Route min-selection -&gt; mis-route (NaN seizes cheapest, -Inf bypass)</w:t>
+            </w:r>
+          </w:p>
+        </w:tc>
+        <w:tc>
+          <w:tcPr/>
+          <w:p>
+            <w:pPr>
+              <w:pStyle w:val="Compact"/>
+            </w:pPr>
+          </w:p>
+        </w:tc>
+      </w:tr>
+      <w:tr>
+        <w:tc>
+          <w:tcPr/>
+          <w:p>
+            <w:pPr>
+              <w:pStyle w:val="Compact"/>
+            </w:pPr>
+            <w:r>
+              <w:t xml:space="preserve">HXC-1965</w:t>
+            </w:r>
+          </w:p>
+        </w:tc>
+        <w:tc>
+          <w:tcPr/>
+          <w:p>
+            <w:pPr>
+              <w:pStyle w:val="Compact"/>
+            </w:pPr>
+            <w:r>
+              <w:t xml:space="preserve">Bug</w:t>
+            </w:r>
+          </w:p>
+        </w:tc>
+        <w:tc>
+          <w:tcPr/>
+          <w:p>
+            <w:pPr>
+              <w:pStyle w:val="Compact"/>
+            </w:pPr>
+            <w:r>
+              <w:t xml:space="preserve">P1</w:t>
+            </w:r>
+          </w:p>
+        </w:tc>
+        <w:tc>
+          <w:tcPr/>
+          <w:p>
+            <w:pPr>
+              <w:pStyle w:val="Compact"/>
+            </w:pPr>
+            <w:r>
+              <w:t xml:space="preserve">pkg/workloadrouter: NaN/Inf score breaks sort comparator (strict-weak-ordering) -&gt; poisoned offer seizes winner</w:t>
+            </w:r>
+          </w:p>
+        </w:tc>
+        <w:tc>
+          <w:tcPr/>
+          <w:p>
+            <w:pPr>
+              <w:pStyle w:val="Compact"/>
+            </w:pPr>
+          </w:p>
+        </w:tc>
+      </w:tr>
+      <w:tr>
+        <w:tc>
+          <w:tcPr/>
+          <w:p>
+            <w:pPr>
+              <w:pStyle w:val="Compact"/>
+            </w:pPr>
+            <w:r>
+              <w:t xml:space="preserve">HXC-1966</w:t>
+            </w:r>
+          </w:p>
+        </w:tc>
+        <w:tc>
+          <w:tcPr/>
+          <w:p>
+            <w:pPr>
+              <w:pStyle w:val="Compact"/>
+            </w:pPr>
+            <w:r>
+              <w:t xml:space="preserve">Task</w:t>
+            </w:r>
+          </w:p>
+        </w:tc>
+        <w:tc>
+          <w:tcPr/>
+          <w:p>
+            <w:pPr>
+              <w:pStyle w:val="Compact"/>
+            </w:pPr>
+            <w:r>
+              <w:t xml:space="preserve">P3</w:t>
+            </w:r>
+          </w:p>
+        </w:tc>
+        <w:tc>
+          <w:tcPr/>
+          <w:p>
+            <w:pPr>
+              <w:pStyle w:val="Compact"/>
+            </w:pPr>
+            <w:r>
+              <w:t xml:space="preserve">NaN-poison scan: pkg/gpucatalog + pkg/gravalverify (false positives; no caller float / uint ratio finite)</w:t>
             </w:r>
           </w:p>
         </w:tc>

--- a/docs/export/fixed.docx
+++ b/docs/export/fixed.docx
@@ -34,7 +34,7 @@
         <w:t xml:space="preserve"> </w:t>
       </w:r>
       <w:r>
-        <w:t xml:space="preserve">243</w:t>
+        <w:t xml:space="preserve">246</w:t>
       </w:r>
       <w:r>
         <w:t xml:space="preserve"> </w:t>
@@ -50,7 +50,7 @@
         <w:t xml:space="preserve"> </w:t>
       </w:r>
       <w:r>
-        <w:t xml:space="preserve">2026-06-17T04:38:16Z</w:t>
+        <w:t xml:space="preserve">2026-06-17T04:57:41Z</w:t>
       </w:r>
       <w:r>
         <w:t xml:space="preserve"> </w:t>
@@ -116,7 +116,7 @@
           <w:b/>
           <w:bCs/>
         </w:rPr>
-        <w:t xml:space="preserve">860</w:t>
+        <w:t xml:space="preserve">866</w:t>
       </w:r>
       <w:r>
         <w:t xml:space="preserve">.</w:t>
@@ -44512,6 +44512,330 @@
             </w:pPr>
             <w:r>
               <w:t xml:space="preserve">NaN-poison scan: pkg/gpucatalog + pkg/gravalverify (false positives; no caller float / uint ratio finite)</w:t>
+            </w:r>
+          </w:p>
+        </w:tc>
+        <w:tc>
+          <w:tcPr/>
+          <w:p>
+            <w:pPr>
+              <w:pStyle w:val="Compact"/>
+            </w:pPr>
+          </w:p>
+        </w:tc>
+      </w:tr>
+      <w:tr>
+        <w:tc>
+          <w:tcPr/>
+          <w:p>
+            <w:pPr>
+              <w:pStyle w:val="Compact"/>
+            </w:pPr>
+            <w:r>
+              <w:t xml:space="preserve">HXC-1967</w:t>
+            </w:r>
+          </w:p>
+        </w:tc>
+        <w:tc>
+          <w:tcPr/>
+          <w:p>
+            <w:pPr>
+              <w:pStyle w:val="Compact"/>
+            </w:pPr>
+            <w:r>
+              <w:t xml:space="preserve">Task</w:t>
+            </w:r>
+          </w:p>
+        </w:tc>
+        <w:tc>
+          <w:tcPr/>
+          <w:p>
+            <w:pPr>
+              <w:pStyle w:val="Compact"/>
+            </w:pPr>
+            <w:r>
+              <w:t xml:space="preserve">P3</w:t>
+            </w:r>
+          </w:p>
+        </w:tc>
+        <w:tc>
+          <w:tcPr/>
+          <w:p>
+            <w:pPr>
+              <w:pStyle w:val="Compact"/>
+            </w:pPr>
+            <w:r>
+              <w:t xml:space="preserve">Path-traversal scan: internal/schema, internal/build/exec_builder, pkg/phase7matrix (false positives; defense-in-depth pinned)</w:t>
+            </w:r>
+          </w:p>
+        </w:tc>
+        <w:tc>
+          <w:tcPr/>
+          <w:p>
+            <w:pPr>
+              <w:pStyle w:val="Compact"/>
+            </w:pPr>
+          </w:p>
+        </w:tc>
+      </w:tr>
+      <w:tr>
+        <w:tc>
+          <w:tcPr/>
+          <w:p>
+            <w:pPr>
+              <w:pStyle w:val="Compact"/>
+            </w:pPr>
+            <w:r>
+              <w:t xml:space="preserve">HXC-1968</w:t>
+            </w:r>
+          </w:p>
+        </w:tc>
+        <w:tc>
+          <w:tcPr/>
+          <w:p>
+            <w:pPr>
+              <w:pStyle w:val="Compact"/>
+            </w:pPr>
+            <w:r>
+              <w:t xml:space="preserve">Bug</w:t>
+            </w:r>
+          </w:p>
+        </w:tc>
+        <w:tc>
+          <w:tcPr/>
+          <w:p>
+            <w:pPr>
+              <w:pStyle w:val="Compact"/>
+            </w:pPr>
+            <w:r>
+              <w:t xml:space="preserve">P1</w:t>
+            </w:r>
+          </w:p>
+        </w:tc>
+        <w:tc>
+          <w:tcPr/>
+          <w:p>
+            <w:pPr>
+              <w:pStyle w:val="Compact"/>
+            </w:pPr>
+            <w:r>
+              <w:t xml:space="preserve">pkg/session: Manager Create stores caller maps by reference + copySession shallow-copies Windows -&gt; caller mutation corrupts the store</w:t>
+            </w:r>
+          </w:p>
+        </w:tc>
+        <w:tc>
+          <w:tcPr/>
+          <w:p>
+            <w:pPr>
+              <w:pStyle w:val="Compact"/>
+            </w:pPr>
+          </w:p>
+        </w:tc>
+      </w:tr>
+      <w:tr>
+        <w:tc>
+          <w:tcPr/>
+          <w:p>
+            <w:pPr>
+              <w:pStyle w:val="Compact"/>
+            </w:pPr>
+            <w:r>
+              <w:t xml:space="preserve">HXC-1969</w:t>
+            </w:r>
+          </w:p>
+        </w:tc>
+        <w:tc>
+          <w:tcPr/>
+          <w:p>
+            <w:pPr>
+              <w:pStyle w:val="Compact"/>
+            </w:pPr>
+            <w:r>
+              <w:t xml:space="preserve">Bug</w:t>
+            </w:r>
+          </w:p>
+        </w:tc>
+        <w:tc>
+          <w:tcPr/>
+          <w:p>
+            <w:pPr>
+              <w:pStyle w:val="Compact"/>
+            </w:pPr>
+            <w:r>
+              <w:t xml:space="preserve">P1</w:t>
+            </w:r>
+          </w:p>
+        </w:tc>
+        <w:tc>
+          <w:tcPr/>
+          <w:p>
+            <w:pPr>
+              <w:pStyle w:val="Compact"/>
+            </w:pPr>
+            <w:r>
+              <w:t xml:space="preserve">internal/session: UpdateSession has no FSM guard -&gt; a terminated session can be resurrected to running (status bluff)</w:t>
+            </w:r>
+          </w:p>
+        </w:tc>
+        <w:tc>
+          <w:tcPr/>
+          <w:p>
+            <w:pPr>
+              <w:pStyle w:val="Compact"/>
+            </w:pPr>
+          </w:p>
+        </w:tc>
+      </w:tr>
+      <w:tr>
+        <w:tc>
+          <w:tcPr/>
+          <w:p>
+            <w:pPr>
+              <w:pStyle w:val="Compact"/>
+            </w:pPr>
+            <w:r>
+              <w:t xml:space="preserve">HXC-1970</w:t>
+            </w:r>
+          </w:p>
+        </w:tc>
+        <w:tc>
+          <w:tcPr/>
+          <w:p>
+            <w:pPr>
+              <w:pStyle w:val="Compact"/>
+            </w:pPr>
+            <w:r>
+              <w:t xml:space="preserve">Bug</w:t>
+            </w:r>
+          </w:p>
+        </w:tc>
+        <w:tc>
+          <w:tcPr/>
+          <w:p>
+            <w:pPr>
+              <w:pStyle w:val="Compact"/>
+            </w:pPr>
+            <w:r>
+              <w:t xml:space="preserve">P2</w:t>
+            </w:r>
+          </w:p>
+        </w:tc>
+        <w:tc>
+          <w:tcPr/>
+          <w:p>
+            <w:pPr>
+              <w:pStyle w:val="Compact"/>
+            </w:pPr>
+            <w:r>
+              <w:t xml:space="preserve">pkg/gpupool: deviceLess NaN breaks Select strict-weak-ordering -&gt; non-deterministic winner (violates deterministic-selection)</w:t>
+            </w:r>
+          </w:p>
+        </w:tc>
+        <w:tc>
+          <w:tcPr/>
+          <w:p>
+            <w:pPr>
+              <w:pStyle w:val="Compact"/>
+            </w:pPr>
+          </w:p>
+        </w:tc>
+      </w:tr>
+      <w:tr>
+        <w:tc>
+          <w:tcPr/>
+          <w:p>
+            <w:pPr>
+              <w:pStyle w:val="Compact"/>
+            </w:pPr>
+            <w:r>
+              <w:t xml:space="preserve">HXC-1971</w:t>
+            </w:r>
+          </w:p>
+        </w:tc>
+        <w:tc>
+          <w:tcPr/>
+          <w:p>
+            <w:pPr>
+              <w:pStyle w:val="Compact"/>
+            </w:pPr>
+            <w:r>
+              <w:t xml:space="preserve">Bug</w:t>
+            </w:r>
+          </w:p>
+        </w:tc>
+        <w:tc>
+          <w:tcPr/>
+          <w:p>
+            <w:pPr>
+              <w:pStyle w:val="Compact"/>
+            </w:pPr>
+            <w:r>
+              <w:t xml:space="preserve">P1</w:t>
+            </w:r>
+          </w:p>
+        </w:tc>
+        <w:tc>
+          <w:tcPr/>
+          <w:p>
+            <w:pPr>
+              <w:pStyle w:val="Compact"/>
+            </w:pPr>
+            <w:r>
+              <w:t xml:space="preserve">pkg/backfill: timeline end-time overflow (start+duration wraps negative) -&gt; fits() MISADMIT over a full region + timeline corruption</w:t>
+            </w:r>
+          </w:p>
+        </w:tc>
+        <w:tc>
+          <w:tcPr/>
+          <w:p>
+            <w:pPr>
+              <w:pStyle w:val="Compact"/>
+            </w:pPr>
+          </w:p>
+        </w:tc>
+      </w:tr>
+      <w:tr>
+        <w:tc>
+          <w:tcPr/>
+          <w:p>
+            <w:pPr>
+              <w:pStyle w:val="Compact"/>
+            </w:pPr>
+            <w:r>
+              <w:t xml:space="preserve">HXC-1972</w:t>
+            </w:r>
+          </w:p>
+        </w:tc>
+        <w:tc>
+          <w:tcPr/>
+          <w:p>
+            <w:pPr>
+              <w:pStyle w:val="Compact"/>
+            </w:pPr>
+            <w:r>
+              <w:t xml:space="preserve">Task</w:t>
+            </w:r>
+          </w:p>
+        </w:tc>
+        <w:tc>
+          <w:tcPr/>
+          <w:p>
+            <w:pPr>
+              <w:pStyle w:val="Compact"/>
+            </w:pPr>
+            <w:r>
+              <w:t xml:space="preserve">P3</w:t>
+            </w:r>
+          </w:p>
+        </w:tc>
+        <w:tc>
+          <w:tcPr/>
+          <w:p>
+            <w:pPr>
+              <w:pStyle w:val="Compact"/>
+            </w:pPr>
+            <w:r>
+              <w:t xml:space="preserve">Aliasing/correctness sweep: pkg/metering + pkg/cloudspot (no bug; value-return + drain-handler)</w:t>
             </w:r>
           </w:p>
         </w:tc>

--- a/docs/export/fixed.docx
+++ b/docs/export/fixed.docx
@@ -34,7 +34,7 @@
         <w:t xml:space="preserve"> </w:t>
       </w:r>
       <w:r>
-        <w:t xml:space="preserve">246</w:t>
+        <w:t xml:space="preserve">249</w:t>
       </w:r>
       <w:r>
         <w:t xml:space="preserve"> </w:t>
@@ -50,7 +50,7 @@
         <w:t xml:space="preserve"> </w:t>
       </w:r>
       <w:r>
-        <w:t xml:space="preserve">2026-06-17T04:57:41Z</w:t>
+        <w:t xml:space="preserve">2026-06-17T05:20:22Z</w:t>
       </w:r>
       <w:r>
         <w:t xml:space="preserve"> </w:t>
@@ -116,7 +116,7 @@
           <w:b/>
           <w:bCs/>
         </w:rPr>
-        <w:t xml:space="preserve">866</w:t>
+        <w:t xml:space="preserve">873</w:t>
       </w:r>
       <w:r>
         <w:t xml:space="preserve">.</w:t>
@@ -44836,6 +44836,384 @@
             </w:pPr>
             <w:r>
               <w:t xml:space="preserve">Aliasing/correctness sweep: pkg/metering + pkg/cloudspot (no bug; value-return + drain-handler)</w:t>
+            </w:r>
+          </w:p>
+        </w:tc>
+        <w:tc>
+          <w:tcPr/>
+          <w:p>
+            <w:pPr>
+              <w:pStyle w:val="Compact"/>
+            </w:pPr>
+          </w:p>
+        </w:tc>
+      </w:tr>
+      <w:tr>
+        <w:tc>
+          <w:tcPr/>
+          <w:p>
+            <w:pPr>
+              <w:pStyle w:val="Compact"/>
+            </w:pPr>
+            <w:r>
+              <w:t xml:space="preserve">HXC-1973</w:t>
+            </w:r>
+          </w:p>
+        </w:tc>
+        <w:tc>
+          <w:tcPr/>
+          <w:p>
+            <w:pPr>
+              <w:pStyle w:val="Compact"/>
+            </w:pPr>
+            <w:r>
+              <w:t xml:space="preserve">Task</w:t>
+            </w:r>
+          </w:p>
+        </w:tc>
+        <w:tc>
+          <w:tcPr/>
+          <w:p>
+            <w:pPr>
+              <w:pStyle w:val="Compact"/>
+            </w:pPr>
+            <w:r>
+              <w:t xml:space="preserve">P2</w:t>
+            </w:r>
+          </w:p>
+        </w:tc>
+        <w:tc>
+          <w:tcPr/>
+          <w:p>
+            <w:pPr>
+              <w:pStyle w:val="Compact"/>
+            </w:pPr>
+            <w:r>
+              <w:t xml:space="preserve">Re-audit: pkg/inferenceproxy + internal/advisory + pkg/auctionplace (no bug; mutex/value-return correct)</w:t>
+            </w:r>
+          </w:p>
+        </w:tc>
+        <w:tc>
+          <w:tcPr/>
+          <w:p>
+            <w:pPr>
+              <w:pStyle w:val="Compact"/>
+            </w:pPr>
+          </w:p>
+        </w:tc>
+      </w:tr>
+      <w:tr>
+        <w:tc>
+          <w:tcPr/>
+          <w:p>
+            <w:pPr>
+              <w:pStyle w:val="Compact"/>
+            </w:pPr>
+            <w:r>
+              <w:t xml:space="preserve">HXC-1974</w:t>
+            </w:r>
+          </w:p>
+        </w:tc>
+        <w:tc>
+          <w:tcPr/>
+          <w:p>
+            <w:pPr>
+              <w:pStyle w:val="Compact"/>
+            </w:pPr>
+            <w:r>
+              <w:t xml:space="preserve">Bug</w:t>
+            </w:r>
+          </w:p>
+        </w:tc>
+        <w:tc>
+          <w:tcPr/>
+          <w:p>
+            <w:pPr>
+              <w:pStyle w:val="Compact"/>
+            </w:pPr>
+            <w:r>
+              <w:t xml:space="preserve">P1</w:t>
+            </w:r>
+          </w:p>
+        </w:tc>
+        <w:tc>
+          <w:tcPr/>
+          <w:p>
+            <w:pPr>
+              <w:pStyle w:val="Compact"/>
+            </w:pPr>
+            <w:r>
+              <w:t xml:space="preserve">pkg/flowcontrol: duplicate-live-ID seat leak (mislabeled latent) -&gt; capacity permanently shrinks -&gt; starvation</w:t>
+            </w:r>
+          </w:p>
+        </w:tc>
+        <w:tc>
+          <w:tcPr/>
+          <w:p>
+            <w:pPr>
+              <w:pStyle w:val="Compact"/>
+            </w:pPr>
+          </w:p>
+        </w:tc>
+      </w:tr>
+      <w:tr>
+        <w:tc>
+          <w:tcPr/>
+          <w:p>
+            <w:pPr>
+              <w:pStyle w:val="Compact"/>
+            </w:pPr>
+            <w:r>
+              <w:t xml:space="preserve">HXC-1975</w:t>
+            </w:r>
+          </w:p>
+        </w:tc>
+        <w:tc>
+          <w:tcPr/>
+          <w:p>
+            <w:pPr>
+              <w:pStyle w:val="Compact"/>
+            </w:pPr>
+            <w:r>
+              <w:t xml:space="preserve">Bug</w:t>
+            </w:r>
+          </w:p>
+        </w:tc>
+        <w:tc>
+          <w:tcPr/>
+          <w:p>
+            <w:pPr>
+              <w:pStyle w:val="Compact"/>
+            </w:pPr>
+            <w:r>
+              <w:t xml:space="preserve">P1</w:t>
+            </w:r>
+          </w:p>
+        </w:tc>
+        <w:tc>
+          <w:tcPr/>
+          <w:p>
+            <w:pPr>
+              <w:pStyle w:val="Compact"/>
+            </w:pPr>
+            <w:r>
+              <w:t xml:space="preserve">pkg/constraints: score+bonus int overflow wraps negative -&gt; silent WRONG-NODE pick (err=nil), not just clean error</w:t>
+            </w:r>
+          </w:p>
+        </w:tc>
+        <w:tc>
+          <w:tcPr/>
+          <w:p>
+            <w:pPr>
+              <w:pStyle w:val="Compact"/>
+            </w:pPr>
+          </w:p>
+        </w:tc>
+      </w:tr>
+      <w:tr>
+        <w:tc>
+          <w:tcPr/>
+          <w:p>
+            <w:pPr>
+              <w:pStyle w:val="Compact"/>
+            </w:pPr>
+            <w:r>
+              <w:t xml:space="preserve">HXC-1976</w:t>
+            </w:r>
+          </w:p>
+        </w:tc>
+        <w:tc>
+          <w:tcPr/>
+          <w:p>
+            <w:pPr>
+              <w:pStyle w:val="Compact"/>
+            </w:pPr>
+            <w:r>
+              <w:t xml:space="preserve">Task</w:t>
+            </w:r>
+          </w:p>
+        </w:tc>
+        <w:tc>
+          <w:tcPr/>
+          <w:p>
+            <w:pPr>
+              <w:pStyle w:val="Compact"/>
+            </w:pPr>
+            <w:r>
+              <w:t xml:space="preserve">P3</w:t>
+            </w:r>
+          </w:p>
+        </w:tc>
+        <w:tc>
+          <w:tcPr/>
+          <w:p>
+            <w:pPr>
+              <w:pStyle w:val="Compact"/>
+            </w:pPr>
+            <w:r>
+              <w:t xml:space="preserve">Latent-risk verify: pkg/federation relay-after-unlock reorder CONFIRMED benign (receiver monotonic)</w:t>
+            </w:r>
+          </w:p>
+        </w:tc>
+        <w:tc>
+          <w:tcPr/>
+          <w:p>
+            <w:pPr>
+              <w:pStyle w:val="Compact"/>
+            </w:pPr>
+          </w:p>
+        </w:tc>
+      </w:tr>
+      <w:tr>
+        <w:tc>
+          <w:tcPr/>
+          <w:p>
+            <w:pPr>
+              <w:pStyle w:val="Compact"/>
+            </w:pPr>
+            <w:r>
+              <w:t xml:space="preserve">HXC-1977</w:t>
+            </w:r>
+          </w:p>
+        </w:tc>
+        <w:tc>
+          <w:tcPr/>
+          <w:p>
+            <w:pPr>
+              <w:pStyle w:val="Compact"/>
+            </w:pPr>
+            <w:r>
+              <w:t xml:space="preserve">Bug</w:t>
+            </w:r>
+          </w:p>
+        </w:tc>
+        <w:tc>
+          <w:tcPr/>
+          <w:p>
+            <w:pPr>
+              <w:pStyle w:val="Compact"/>
+            </w:pPr>
+            <w:r>
+              <w:t xml:space="preserve">P1</w:t>
+            </w:r>
+          </w:p>
+        </w:tc>
+        <w:tc>
+          <w:tcPr/>
+          <w:p>
+            <w:pPr>
+              <w:pStyle w:val="Compact"/>
+            </w:pPr>
+            <w:r>
+              <w:t xml:space="preserve">pkg/redundantexec: duplicate-WorkerID Sybil quorum forgery (mislabeled latent; existing test was a PASS-bluff)</w:t>
+            </w:r>
+          </w:p>
+        </w:tc>
+        <w:tc>
+          <w:tcPr/>
+          <w:p>
+            <w:pPr>
+              <w:pStyle w:val="Compact"/>
+            </w:pPr>
+          </w:p>
+        </w:tc>
+      </w:tr>
+      <w:tr>
+        <w:tc>
+          <w:tcPr/>
+          <w:p>
+            <w:pPr>
+              <w:pStyle w:val="Compact"/>
+            </w:pPr>
+            <w:r>
+              <w:t xml:space="preserve">HXC-1978</w:t>
+            </w:r>
+          </w:p>
+        </w:tc>
+        <w:tc>
+          <w:tcPr/>
+          <w:p>
+            <w:pPr>
+              <w:pStyle w:val="Compact"/>
+            </w:pPr>
+            <w:r>
+              <w:t xml:space="preserve">Bug</w:t>
+            </w:r>
+          </w:p>
+        </w:tc>
+        <w:tc>
+          <w:tcPr/>
+          <w:p>
+            <w:pPr>
+              <w:pStyle w:val="Compact"/>
+            </w:pPr>
+            <w:r>
+              <w:t xml:space="preserve">P1</w:t>
+            </w:r>
+          </w:p>
+        </w:tc>
+        <w:tc>
+          <w:tcPr/>
+          <w:p>
+            <w:pPr>
+              <w:pStyle w:val="Compact"/>
+            </w:pPr>
+            <w:r>
+              <w:t xml:space="preserve">pkg/idempotent: watermark lastSeq+1 int overflow at MaxInt -&gt; retry misclassified as GAP + phantom MinInt commit (exactly-once breach)</w:t>
+            </w:r>
+          </w:p>
+        </w:tc>
+        <w:tc>
+          <w:tcPr/>
+          <w:p>
+            <w:pPr>
+              <w:pStyle w:val="Compact"/>
+            </w:pPr>
+          </w:p>
+        </w:tc>
+      </w:tr>
+      <w:tr>
+        <w:tc>
+          <w:tcPr/>
+          <w:p>
+            <w:pPr>
+              <w:pStyle w:val="Compact"/>
+            </w:pPr>
+            <w:r>
+              <w:t xml:space="preserve">HXC-1979</w:t>
+            </w:r>
+          </w:p>
+        </w:tc>
+        <w:tc>
+          <w:tcPr/>
+          <w:p>
+            <w:pPr>
+              <w:pStyle w:val="Compact"/>
+            </w:pPr>
+            <w:r>
+              <w:t xml:space="preserve">Task</w:t>
+            </w:r>
+          </w:p>
+        </w:tc>
+        <w:tc>
+          <w:tcPr/>
+          <w:p>
+            <w:pPr>
+              <w:pStyle w:val="Compact"/>
+            </w:pPr>
+            <w:r>
+              <w:t xml:space="preserve">P3</w:t>
+            </w:r>
+          </w:p>
+        </w:tc>
+        <w:tc>
+          <w:tcPr/>
+          <w:p>
+            <w:pPr>
+              <w:pStyle w:val="Compact"/>
+            </w:pPr>
+            <w:r>
+              <w:t xml:space="preserve">Re-audit: pkg/gravaladmit (no bug; HMAC attestation gate fail-closed)</w:t>
             </w:r>
           </w:p>
         </w:tc>

--- a/docs/export/fixed.docx
+++ b/docs/export/fixed.docx
@@ -34,7 +34,7 @@
         <w:t xml:space="preserve"> </w:t>
       </w:r>
       <w:r>
-        <w:t xml:space="preserve">249</w:t>
+        <w:t xml:space="preserve">253</w:t>
       </w:r>
       <w:r>
         <w:t xml:space="preserve"> </w:t>
@@ -50,7 +50,7 @@
         <w:t xml:space="preserve"> </w:t>
       </w:r>
       <w:r>
-        <w:t xml:space="preserve">2026-06-17T05:20:22Z</w:t>
+        <w:t xml:space="preserve">2026-06-17T05:49:22Z</w:t>
       </w:r>
       <w:r>
         <w:t xml:space="preserve"> </w:t>
@@ -116,7 +116,7 @@
           <w:b/>
           <w:bCs/>
         </w:rPr>
-        <w:t xml:space="preserve">873</w:t>
+        <w:t xml:space="preserve">882</w:t>
       </w:r>
       <w:r>
         <w:t xml:space="preserve">.</w:t>
@@ -45214,6 +45214,492 @@
             </w:pPr>
             <w:r>
               <w:t xml:space="preserve">Re-audit: pkg/gravaladmit (no bug; HMAC attestation gate fail-closed)</w:t>
+            </w:r>
+          </w:p>
+        </w:tc>
+        <w:tc>
+          <w:tcPr/>
+          <w:p>
+            <w:pPr>
+              <w:pStyle w:val="Compact"/>
+            </w:pPr>
+          </w:p>
+        </w:tc>
+      </w:tr>
+      <w:tr>
+        <w:tc>
+          <w:tcPr/>
+          <w:p>
+            <w:pPr>
+              <w:pStyle w:val="Compact"/>
+            </w:pPr>
+            <w:r>
+              <w:t xml:space="preserve">HXC-1980</w:t>
+            </w:r>
+          </w:p>
+        </w:tc>
+        <w:tc>
+          <w:tcPr/>
+          <w:p>
+            <w:pPr>
+              <w:pStyle w:val="Compact"/>
+            </w:pPr>
+            <w:r>
+              <w:t xml:space="preserve">Task</w:t>
+            </w:r>
+          </w:p>
+        </w:tc>
+        <w:tc>
+          <w:tcPr/>
+          <w:p>
+            <w:pPr>
+              <w:pStyle w:val="Compact"/>
+            </w:pPr>
+            <w:r>
+              <w:t xml:space="preserve">P3</w:t>
+            </w:r>
+          </w:p>
+        </w:tc>
+        <w:tc>
+          <w:tcPr/>
+          <w:p>
+            <w:pPr>
+              <w:pStyle w:val="Compact"/>
+            </w:pPr>
+            <w:r>
+              <w:t xml:space="preserve">Caller audit: netutil.IsPrivateIP / computeproto unsafe-decode / grpcutil demo interceptors — 3 latent risks CLEARED (zero prod callers)</w:t>
+            </w:r>
+          </w:p>
+        </w:tc>
+        <w:tc>
+          <w:tcPr/>
+          <w:p>
+            <w:pPr>
+              <w:pStyle w:val="Compact"/>
+            </w:pPr>
+          </w:p>
+        </w:tc>
+      </w:tr>
+      <w:tr>
+        <w:tc>
+          <w:tcPr/>
+          <w:p>
+            <w:pPr>
+              <w:pStyle w:val="Compact"/>
+            </w:pPr>
+            <w:r>
+              <w:t xml:space="preserve">HXC-1981</w:t>
+            </w:r>
+          </w:p>
+        </w:tc>
+        <w:tc>
+          <w:tcPr/>
+          <w:p>
+            <w:pPr>
+              <w:pStyle w:val="Compact"/>
+            </w:pPr>
+            <w:r>
+              <w:t xml:space="preserve">Bug</w:t>
+            </w:r>
+          </w:p>
+        </w:tc>
+        <w:tc>
+          <w:tcPr/>
+          <w:p>
+            <w:pPr>
+              <w:pStyle w:val="Compact"/>
+            </w:pPr>
+            <w:r>
+              <w:t xml:space="preserve">P1</w:t>
+            </w:r>
+          </w:p>
+        </w:tc>
+        <w:tc>
+          <w:tcPr/>
+          <w:p>
+            <w:pPr>
+              <w:pStyle w:val="Compact"/>
+            </w:pPr>
+            <w:r>
+              <w:t xml:space="preserve">pkg/forecast: OLS slope uncentered normal-equation form -&gt; catastrophic cancellation at large ticks flips sign -&gt; PreWarm suppressed on rising load</w:t>
+            </w:r>
+          </w:p>
+        </w:tc>
+        <w:tc>
+          <w:tcPr/>
+          <w:p>
+            <w:pPr>
+              <w:pStyle w:val="Compact"/>
+            </w:pPr>
+          </w:p>
+        </w:tc>
+      </w:tr>
+      <w:tr>
+        <w:tc>
+          <w:tcPr/>
+          <w:p>
+            <w:pPr>
+              <w:pStyle w:val="Compact"/>
+            </w:pPr>
+            <w:r>
+              <w:t xml:space="preserve">HXC-1982</w:t>
+            </w:r>
+          </w:p>
+        </w:tc>
+        <w:tc>
+          <w:tcPr/>
+          <w:p>
+            <w:pPr>
+              <w:pStyle w:val="Compact"/>
+            </w:pPr>
+            <w:r>
+              <w:t xml:space="preserve">Bug</w:t>
+            </w:r>
+          </w:p>
+        </w:tc>
+        <w:tc>
+          <w:tcPr/>
+          <w:p>
+            <w:pPr>
+              <w:pStyle w:val="Compact"/>
+            </w:pPr>
+            <w:r>
+              <w:t xml:space="preserve">P1</w:t>
+            </w:r>
+          </w:p>
+        </w:tc>
+        <w:tc>
+          <w:tcPr/>
+          <w:p>
+            <w:pPr>
+              <w:pStyle w:val="Compact"/>
+            </w:pPr>
+            <w:r>
+              <w:t xml:space="preserve">pkg/carbonsched: NaN latency bypasses the latency-eligibility filter (symmetric hole the carbon-NaN fix missed)</w:t>
+            </w:r>
+          </w:p>
+        </w:tc>
+        <w:tc>
+          <w:tcPr/>
+          <w:p>
+            <w:pPr>
+              <w:pStyle w:val="Compact"/>
+            </w:pPr>
+          </w:p>
+        </w:tc>
+      </w:tr>
+      <w:tr>
+        <w:tc>
+          <w:tcPr/>
+          <w:p>
+            <w:pPr>
+              <w:pStyle w:val="Compact"/>
+            </w:pPr>
+            <w:r>
+              <w:t xml:space="preserve">HXC-1983</w:t>
+            </w:r>
+          </w:p>
+        </w:tc>
+        <w:tc>
+          <w:tcPr/>
+          <w:p>
+            <w:pPr>
+              <w:pStyle w:val="Compact"/>
+            </w:pPr>
+            <w:r>
+              <w:t xml:space="preserve">Task</w:t>
+            </w:r>
+          </w:p>
+        </w:tc>
+        <w:tc>
+          <w:tcPr/>
+          <w:p>
+            <w:pPr>
+              <w:pStyle w:val="Compact"/>
+            </w:pPr>
+            <w:r>
+              <w:t xml:space="preserve">P3</w:t>
+            </w:r>
+          </w:p>
+        </w:tc>
+        <w:tc>
+          <w:tcPr/>
+          <w:p>
+            <w:pPr>
+              <w:pStyle w:val="Compact"/>
+            </w:pPr>
+            <w:r>
+              <w:t xml:space="preserve">Deep re-audit: pkg/balancemonitor (no bug; billing-balance poller, total_available fallback pinned)</w:t>
+            </w:r>
+          </w:p>
+        </w:tc>
+        <w:tc>
+          <w:tcPr/>
+          <w:p>
+            <w:pPr>
+              <w:pStyle w:val="Compact"/>
+            </w:pPr>
+          </w:p>
+        </w:tc>
+      </w:tr>
+      <w:tr>
+        <w:tc>
+          <w:tcPr/>
+          <w:p>
+            <w:pPr>
+              <w:pStyle w:val="Compact"/>
+            </w:pPr>
+            <w:r>
+              <w:t xml:space="preserve">HXC-1984</w:t>
+            </w:r>
+          </w:p>
+        </w:tc>
+        <w:tc>
+          <w:tcPr/>
+          <w:p>
+            <w:pPr>
+              <w:pStyle w:val="Compact"/>
+            </w:pPr>
+            <w:r>
+              <w:t xml:space="preserve">Bug</w:t>
+            </w:r>
+          </w:p>
+        </w:tc>
+        <w:tc>
+          <w:tcPr/>
+          <w:p>
+            <w:pPr>
+              <w:pStyle w:val="Compact"/>
+            </w:pPr>
+            <w:r>
+              <w:t xml:space="preserve">P1</w:t>
+            </w:r>
+          </w:p>
+        </w:tc>
+        <w:tc>
+          <w:tcPr/>
+          <w:p>
+            <w:pPr>
+              <w:pStyle w:val="Compact"/>
+            </w:pPr>
+            <w:r>
+              <w:t xml:space="preserve">pkg/ewmarank: New(alpha) clamp lets a NaN alpha through (symmetric hole the NaN-sample fix missed) -&gt; poisons EWMA on 2nd sample -&gt; mis-rank</w:t>
+            </w:r>
+          </w:p>
+        </w:tc>
+        <w:tc>
+          <w:tcPr/>
+          <w:p>
+            <w:pPr>
+              <w:pStyle w:val="Compact"/>
+            </w:pPr>
+          </w:p>
+        </w:tc>
+      </w:tr>
+      <w:tr>
+        <w:tc>
+          <w:tcPr/>
+          <w:p>
+            <w:pPr>
+              <w:pStyle w:val="Compact"/>
+            </w:pPr>
+            <w:r>
+              <w:t xml:space="preserve">HXC-1985</w:t>
+            </w:r>
+          </w:p>
+        </w:tc>
+        <w:tc>
+          <w:tcPr/>
+          <w:p>
+            <w:pPr>
+              <w:pStyle w:val="Compact"/>
+            </w:pPr>
+            <w:r>
+              <w:t xml:space="preserve">Bug</w:t>
+            </w:r>
+          </w:p>
+        </w:tc>
+        <w:tc>
+          <w:tcPr/>
+          <w:p>
+            <w:pPr>
+              <w:pStyle w:val="Compact"/>
+            </w:pPr>
+            <w:r>
+              <w:t xml:space="preserve">P1</w:t>
+            </w:r>
+          </w:p>
+        </w:tc>
+        <w:tc>
+          <w:tcPr/>
+          <w:p>
+            <w:pPr>
+              <w:pStyle w:val="Compact"/>
+            </w:pPr>
+            <w:r>
+              <w:t xml:space="preserve">pkg/rescorer: NaN-price sentinel (-Inf) COLLIDES with a legit +Inf-priced provider -&gt; tie -&gt; insertion-order-dependent rank</w:t>
+            </w:r>
+          </w:p>
+        </w:tc>
+        <w:tc>
+          <w:tcPr/>
+          <w:p>
+            <w:pPr>
+              <w:pStyle w:val="Compact"/>
+            </w:pPr>
+          </w:p>
+        </w:tc>
+      </w:tr>
+      <w:tr>
+        <w:tc>
+          <w:tcPr/>
+          <w:p>
+            <w:pPr>
+              <w:pStyle w:val="Compact"/>
+            </w:pPr>
+            <w:r>
+              <w:t xml:space="preserve">HXC-1986</w:t>
+            </w:r>
+          </w:p>
+        </w:tc>
+        <w:tc>
+          <w:tcPr/>
+          <w:p>
+            <w:pPr>
+              <w:pStyle w:val="Compact"/>
+            </w:pPr>
+            <w:r>
+              <w:t xml:space="preserve">Bug</w:t>
+            </w:r>
+          </w:p>
+        </w:tc>
+        <w:tc>
+          <w:tcPr/>
+          <w:p>
+            <w:pPr>
+              <w:pStyle w:val="Compact"/>
+            </w:pPr>
+            <w:r>
+              <w:t xml:space="preserve">P1</w:t>
+            </w:r>
+          </w:p>
+        </w:tc>
+        <w:tc>
+          <w:tcPr/>
+          <w:p>
+            <w:pPr>
+              <w:pStyle w:val="Compact"/>
+            </w:pPr>
+            <w:r>
+              <w:t xml:space="preserve">pkg/hlc: bumpLogical carry never guards physical==MaxInt64 -&gt; saturated remote wraps physical to MinInt64 -&gt; ~2^63ns backward clock jump (monotonicity violation)</w:t>
+            </w:r>
+          </w:p>
+        </w:tc>
+        <w:tc>
+          <w:tcPr/>
+          <w:p>
+            <w:pPr>
+              <w:pStyle w:val="Compact"/>
+            </w:pPr>
+          </w:p>
+        </w:tc>
+      </w:tr>
+      <w:tr>
+        <w:tc>
+          <w:tcPr/>
+          <w:p>
+            <w:pPr>
+              <w:pStyle w:val="Compact"/>
+            </w:pPr>
+            <w:r>
+              <w:t xml:space="preserve">HXC-1987</w:t>
+            </w:r>
+          </w:p>
+        </w:tc>
+        <w:tc>
+          <w:tcPr/>
+          <w:p>
+            <w:pPr>
+              <w:pStyle w:val="Compact"/>
+            </w:pPr>
+            <w:r>
+              <w:t xml:space="preserve">Bug</w:t>
+            </w:r>
+          </w:p>
+        </w:tc>
+        <w:tc>
+          <w:tcPr/>
+          <w:p>
+            <w:pPr>
+              <w:pStyle w:val="Compact"/>
+            </w:pPr>
+            <w:r>
+              <w:t xml:space="preserve">P1</w:t>
+            </w:r>
+          </w:p>
+        </w:tc>
+        <w:tc>
+          <w:tcPr/>
+          <w:p>
+            <w:pPr>
+              <w:pStyle w:val="Compact"/>
+            </w:pPr>
+            <w:r>
+              <w:t xml:space="preserve">pkg/retry: jitter add overflows int64 negative when MaxDelay==0 (second overflow the backoff-cap fix missed) -&gt; hot retry loop</w:t>
+            </w:r>
+          </w:p>
+        </w:tc>
+        <w:tc>
+          <w:tcPr/>
+          <w:p>
+            <w:pPr>
+              <w:pStyle w:val="Compact"/>
+            </w:pPr>
+          </w:p>
+        </w:tc>
+      </w:tr>
+      <w:tr>
+        <w:tc>
+          <w:tcPr/>
+          <w:p>
+            <w:pPr>
+              <w:pStyle w:val="Compact"/>
+            </w:pPr>
+            <w:r>
+              <w:t xml:space="preserve">HXC-1988</w:t>
+            </w:r>
+          </w:p>
+        </w:tc>
+        <w:tc>
+          <w:tcPr/>
+          <w:p>
+            <w:pPr>
+              <w:pStyle w:val="Compact"/>
+            </w:pPr>
+            <w:r>
+              <w:t xml:space="preserve">Task</w:t>
+            </w:r>
+          </w:p>
+        </w:tc>
+        <w:tc>
+          <w:tcPr/>
+          <w:p>
+            <w:pPr>
+              <w:pStyle w:val="Compact"/>
+            </w:pPr>
+            <w:r>
+              <w:t xml:space="preserve">P3</w:t>
+            </w:r>
+          </w:p>
+        </w:tc>
+        <w:tc>
+          <w:tcPr/>
+          <w:p>
+            <w:pPr>
+              <w:pStyle w:val="Compact"/>
+            </w:pPr>
+            <w:r>
+              <w:t xml:space="preserve">Incomplete-fix hunt: pkg/edge (latent symmetric fail-open, no caller) + pkg/classads (depth-cap COMPLETE)</w:t>
             </w:r>
           </w:p>
         </w:tc>

--- a/docs/export/fixed.docx
+++ b/docs/export/fixed.docx
@@ -34,7 +34,7 @@
         <w:t xml:space="preserve"> </w:t>
       </w:r>
       <w:r>
-        <w:t xml:space="preserve">253</w:t>
+        <w:t xml:space="preserve">255</w:t>
       </w:r>
       <w:r>
         <w:t xml:space="preserve"> </w:t>
@@ -50,7 +50,7 @@
         <w:t xml:space="preserve"> </w:t>
       </w:r>
       <w:r>
-        <w:t xml:space="preserve">2026-06-17T05:49:22Z</w:t>
+        <w:t xml:space="preserve">2026-06-17T06:04:38Z</w:t>
       </w:r>
       <w:r>
         <w:t xml:space="preserve"> </w:t>
@@ -116,7 +116,7 @@
           <w:b/>
           <w:bCs/>
         </w:rPr>
-        <w:t xml:space="preserve">882</w:t>
+        <w:t xml:space="preserve">887</w:t>
       </w:r>
       <w:r>
         <w:t xml:space="preserve">.</w:t>
@@ -45700,6 +45700,276 @@
             </w:pPr>
             <w:r>
               <w:t xml:space="preserve">Incomplete-fix hunt: pkg/edge (latent symmetric fail-open, no caller) + pkg/classads (depth-cap COMPLETE)</w:t>
+            </w:r>
+          </w:p>
+        </w:tc>
+        <w:tc>
+          <w:tcPr/>
+          <w:p>
+            <w:pPr>
+              <w:pStyle w:val="Compact"/>
+            </w:pPr>
+          </w:p>
+        </w:tc>
+      </w:tr>
+      <w:tr>
+        <w:tc>
+          <w:tcPr/>
+          <w:p>
+            <w:pPr>
+              <w:pStyle w:val="Compact"/>
+            </w:pPr>
+            <w:r>
+              <w:t xml:space="preserve">HXC-1989</w:t>
+            </w:r>
+          </w:p>
+        </w:tc>
+        <w:tc>
+          <w:tcPr/>
+          <w:p>
+            <w:pPr>
+              <w:pStyle w:val="Compact"/>
+            </w:pPr>
+            <w:r>
+              <w:t xml:space="preserve">Bug</w:t>
+            </w:r>
+          </w:p>
+        </w:tc>
+        <w:tc>
+          <w:tcPr/>
+          <w:p>
+            <w:pPr>
+              <w:pStyle w:val="Compact"/>
+            </w:pPr>
+            <w:r>
+              <w:t xml:space="preserve">P1</w:t>
+            </w:r>
+          </w:p>
+        </w:tc>
+        <w:tc>
+          <w:tcPr/>
+          <w:p>
+            <w:pPr>
+              <w:pStyle w:val="Compact"/>
+            </w:pPr>
+            <w:r>
+              <w:t xml:space="preserve">pkg/helixnet: ProdNetwork.Receive select races a ready timer against a buffered message -&gt; already-arrived msg reported ErrTimeout ~50%</w:t>
+            </w:r>
+          </w:p>
+        </w:tc>
+        <w:tc>
+          <w:tcPr/>
+          <w:p>
+            <w:pPr>
+              <w:pStyle w:val="Compact"/>
+            </w:pPr>
+          </w:p>
+        </w:tc>
+      </w:tr>
+      <w:tr>
+        <w:tc>
+          <w:tcPr/>
+          <w:p>
+            <w:pPr>
+              <w:pStyle w:val="Compact"/>
+            </w:pPr>
+            <w:r>
+              <w:t xml:space="preserve">HXC-1990</w:t>
+            </w:r>
+          </w:p>
+        </w:tc>
+        <w:tc>
+          <w:tcPr/>
+          <w:p>
+            <w:pPr>
+              <w:pStyle w:val="Compact"/>
+            </w:pPr>
+            <w:r>
+              <w:t xml:space="preserve">Bug</w:t>
+            </w:r>
+          </w:p>
+        </w:tc>
+        <w:tc>
+          <w:tcPr/>
+          <w:p>
+            <w:pPr>
+              <w:pStyle w:val="Compact"/>
+            </w:pPr>
+            <w:r>
+              <w:t xml:space="preserve">P1</w:t>
+            </w:r>
+          </w:p>
+        </w:tc>
+        <w:tc>
+          <w:tcPr/>
+          <w:p>
+            <w:pPr>
+              <w:pStyle w:val="Compact"/>
+            </w:pPr>
+            <w:r>
+              <w:t xml:space="preserve">pkg/hxcregistry: Reconcile runs two autocommit UPDATEs (not in a tx) -&gt; a mid-way error leaves the registry half-reconciled</w:t>
+            </w:r>
+          </w:p>
+        </w:tc>
+        <w:tc>
+          <w:tcPr/>
+          <w:p>
+            <w:pPr>
+              <w:pStyle w:val="Compact"/>
+            </w:pPr>
+          </w:p>
+        </w:tc>
+      </w:tr>
+      <w:tr>
+        <w:tc>
+          <w:tcPr/>
+          <w:p>
+            <w:pPr>
+              <w:pStyle w:val="Compact"/>
+            </w:pPr>
+            <w:r>
+              <w:t xml:space="preserve">HXC-1991</w:t>
+            </w:r>
+          </w:p>
+        </w:tc>
+        <w:tc>
+          <w:tcPr/>
+          <w:p>
+            <w:pPr>
+              <w:pStyle w:val="Compact"/>
+            </w:pPr>
+            <w:r>
+              <w:t xml:space="preserve">Task</w:t>
+            </w:r>
+          </w:p>
+        </w:tc>
+        <w:tc>
+          <w:tcPr/>
+          <w:p>
+            <w:pPr>
+              <w:pStyle w:val="Compact"/>
+            </w:pPr>
+            <w:r>
+              <w:t xml:space="preserve">P3</w:t>
+            </w:r>
+          </w:p>
+        </w:tc>
+        <w:tc>
+          <w:tcPr/>
+          <w:p>
+            <w:pPr>
+              <w:pStyle w:val="Compact"/>
+            </w:pPr>
+            <w:r>
+              <w:t xml:space="preserve">Incomplete-fix hunt: pkg/gitops PlanRollingSync (dropped-apps fix COMPLETE; conservation/ordering/isolation verified)</w:t>
+            </w:r>
+          </w:p>
+        </w:tc>
+        <w:tc>
+          <w:tcPr/>
+          <w:p>
+            <w:pPr>
+              <w:pStyle w:val="Compact"/>
+            </w:pPr>
+          </w:p>
+        </w:tc>
+      </w:tr>
+      <w:tr>
+        <w:tc>
+          <w:tcPr/>
+          <w:p>
+            <w:pPr>
+              <w:pStyle w:val="Compact"/>
+            </w:pPr>
+            <w:r>
+              <w:t xml:space="preserve">HXC-1992</w:t>
+            </w:r>
+          </w:p>
+        </w:tc>
+        <w:tc>
+          <w:tcPr/>
+          <w:p>
+            <w:pPr>
+              <w:pStyle w:val="Compact"/>
+            </w:pPr>
+            <w:r>
+              <w:t xml:space="preserve">Bug</w:t>
+            </w:r>
+          </w:p>
+        </w:tc>
+        <w:tc>
+          <w:tcPr/>
+          <w:p>
+            <w:pPr>
+              <w:pStyle w:val="Compact"/>
+            </w:pPr>
+            <w:r>
+              <w:t xml:space="preserve">P1</w:t>
+            </w:r>
+          </w:p>
+        </w:tc>
+        <w:tc>
+          <w:tcPr/>
+          <w:p>
+            <w:pPr>
+              <w:pStyle w:val="Compact"/>
+            </w:pPr>
+            <w:r>
+              <w:t xml:space="preserve">pkg/deviceplugin: Device.Capabilities slice aliased between registry and callers -&gt; caller mutation corrupts committed inventory</w:t>
+            </w:r>
+          </w:p>
+        </w:tc>
+        <w:tc>
+          <w:tcPr/>
+          <w:p>
+            <w:pPr>
+              <w:pStyle w:val="Compact"/>
+            </w:pPr>
+          </w:p>
+        </w:tc>
+      </w:tr>
+      <w:tr>
+        <w:tc>
+          <w:tcPr/>
+          <w:p>
+            <w:pPr>
+              <w:pStyle w:val="Compact"/>
+            </w:pPr>
+            <w:r>
+              <w:t xml:space="preserve">HXC-1993</w:t>
+            </w:r>
+          </w:p>
+        </w:tc>
+        <w:tc>
+          <w:tcPr/>
+          <w:p>
+            <w:pPr>
+              <w:pStyle w:val="Compact"/>
+            </w:pPr>
+            <w:r>
+              <w:t xml:space="preserve">Task</w:t>
+            </w:r>
+          </w:p>
+        </w:tc>
+        <w:tc>
+          <w:tcPr/>
+          <w:p>
+            <w:pPr>
+              <w:pStyle w:val="Compact"/>
+            </w:pPr>
+            <w:r>
+              <w:t xml:space="preserve">P3</w:t>
+            </w:r>
+          </w:p>
+        </w:tc>
+        <w:tc>
+          <w:tcPr/>
+          <w:p>
+            <w:pPr>
+              <w:pStyle w:val="Compact"/>
+            </w:pPr>
+            <w:r>
+              <w:t xml:space="preserve">Re-audit: pkg/fedtrust + pkg/anticheat (no bug; fail-closed precedence + HMAC token binding)</w:t>
             </w:r>
           </w:p>
         </w:tc>
